--- a/Engine_Overview.docx
+++ b/Engine_Overview.docx
@@ -147,7 +147,7 @@
           <w:sz w:val="20"/>
           <w:szCs w:val="20"/>
         </w:rPr>
-        <w:t xml:space="preserve">Engine: Iterative Circular Resolver (100-iteration convergence)</w:t>
+        <w:t xml:space="preserve">Engine: 7 calculation modules incl. DCF, Valuation, Circular Resolver</w:t>
       </w:r>
     </w:p>
     <w:p>
@@ -225,7 +225,59 @@
           <w:sz w:val="20"/>
           <w:szCs w:val="20"/>
         </w:rPr>
-        <w:t xml:space="preserve">Localization: English / Arabic · Egyptian Market Support</w:t>
+        <w:t xml:space="preserve">Valuation: DCF (WACC/CAPM) · Trading Multiples · EGX 30 Benchmarks</w:t>
+      </w:r>
+    </w:p>
+    <w:p>
+      <w:pPr>
+        <w:spacing w:after="60"/>
+        <w:jc w:val="center"/>
+      </w:pPr>
+      <w:r>
+        <w:rPr>
+          <w:rFonts w:ascii="Calibri" w:cs="Calibri" w:eastAsia="Calibri" w:hAnsi="Calibri"/>
+          <w:b/>
+          <w:bCs/>
+          <w:color w:val="3B82F6"/>
+          <w:sz w:val="20"/>
+          <w:szCs w:val="20"/>
+        </w:rPr>
+        <w:t xml:space="preserve">›  </w:t>
+      </w:r>
+      <w:r>
+        <w:rPr>
+          <w:rFonts w:ascii="Calibri" w:cs="Calibri" w:eastAsia="Calibri" w:hAnsi="Calibri"/>
+          <w:color w:val="1F2937"/>
+          <w:sz w:val="20"/>
+          <w:szCs w:val="20"/>
+        </w:rPr>
+        <w:t xml:space="preserve">Localization: English / Arabic · Egyptian Market · CBE Metrics</w:t>
+      </w:r>
+    </w:p>
+    <w:p>
+      <w:pPr>
+        <w:spacing w:after="60"/>
+        <w:jc w:val="center"/>
+      </w:pPr>
+      <w:r>
+        <w:rPr>
+          <w:rFonts w:ascii="Calibri" w:cs="Calibri" w:eastAsia="Calibri" w:hAnsi="Calibri"/>
+          <w:b/>
+          <w:bCs/>
+          <w:color w:val="3B82F6"/>
+          <w:sz w:val="20"/>
+          <w:szCs w:val="20"/>
+        </w:rPr>
+        <w:t xml:space="preserve">›  </w:t>
+      </w:r>
+      <w:r>
+        <w:rPr>
+          <w:rFonts w:ascii="Calibri" w:cs="Calibri" w:eastAsia="Calibri" w:hAnsi="Calibri"/>
+          <w:color w:val="1F2937"/>
+          <w:sz w:val="20"/>
+          <w:szCs w:val="20"/>
+        </w:rPr>
+        <w:t xml:space="preserve">27 UI Components · 19 Navigation Tabs · Zustand State Management</w:t>
       </w:r>
     </w:p>
     <w:p>
@@ -261,7 +313,7 @@
           <w:sz w:val="18"/>
           <w:szCs w:val="18"/>
         </w:rPr>
-        <w:t xml:space="preserve">Generated: February 21, 2026</w:t>
+        <w:t xml:space="preserve">Generated: February 24, 2026</w:t>
       </w:r>
     </w:p>
     <w:p>
@@ -409,7 +461,7 @@
           <w:sz w:val="22"/>
           <w:szCs w:val="22"/>
         </w:rPr>
-        <w:t xml:space="preserve">Engine Layer</w:t>
+        <w:t xml:space="preserve">Engine Layer (7 modules)</w:t>
       </w:r>
       <w:r>
         <w:rPr>
@@ -418,7 +470,7 @@
           <w:sz w:val="18"/>
           <w:szCs w:val="18"/>
         </w:rPr>
-        <w:t xml:space="preserve">  ....................................................................</w:t>
+        <w:t xml:space="preserve">  ........................................................</w:t>
       </w:r>
     </w:p>
     <w:p>
@@ -647,7 +699,7 @@
           <w:sz w:val="22"/>
           <w:szCs w:val="22"/>
         </w:rPr>
-        <w:t xml:space="preserve">UI Components (21 total)</w:t>
+        <w:t xml:space="preserve">UI Components (27 total)</w:t>
       </w:r>
       <w:r>
         <w:rPr>
@@ -681,7 +733,7 @@
           <w:sz w:val="22"/>
           <w:szCs w:val="22"/>
         </w:rPr>
-        <w:t xml:space="preserve">Navigation &amp; Tab System</w:t>
+        <w:t xml:space="preserve">Navigation &amp; Tab System (19 tabs)</w:t>
       </w:r>
       <w:r>
         <w:rPr>
@@ -690,7 +742,7 @@
           <w:sz w:val="18"/>
           <w:szCs w:val="18"/>
         </w:rPr>
-        <w:t xml:space="preserve">  .........................................................</w:t>
+        <w:t xml:space="preserve">  ...............................................</w:t>
       </w:r>
     </w:p>
     <w:p>
@@ -783,7 +835,7 @@
           <w:sz w:val="22"/>
           <w:szCs w:val="22"/>
         </w:rPr>
-        <w:t xml:space="preserve">Known Limitations</w:t>
+        <w:t xml:space="preserve">Known Limitations &amp; Planned Improvements</w:t>
       </w:r>
       <w:r>
         <w:rPr>
@@ -792,7 +844,7 @@
           <w:sz w:val="18"/>
           <w:szCs w:val="18"/>
         </w:rPr>
-        <w:t xml:space="preserve">  ...............................................................</w:t>
+        <w:t xml:space="preserve">  ........................................</w:t>
       </w:r>
     </w:p>
     <w:p>
@@ -1996,7 +2048,7 @@
           <w:sz w:val="18"/>
           <w:szCs w:val="18"/>
         </w:rPr>
-        <w:t xml:space="preserve">│   ├── engines/                # Core calculation engine</w:t>
+        <w:t xml:space="preserve">│   ├── engines/                # Core calculation engine (7 modules)</w:t>
       </w:r>
     </w:p>
     <w:p>
@@ -2060,7 +2112,7 @@
           <w:sz w:val="18"/>
           <w:szCs w:val="18"/>
         </w:rPr>
-        <w:t xml:space="preserve">│   │   ├── circular-resolver.ts# Iterative solver for circular references</w:t>
+        <w:t xml:space="preserve">│   │   ├── circular-resolver.ts# Iterative solver + 16 integration checks</w:t>
       </w:r>
     </w:p>
     <w:p>
@@ -2076,7 +2128,7 @@
           <w:sz w:val="18"/>
           <w:szCs w:val="18"/>
         </w:rPr>
-        <w:t xml:space="preserve">│   │   └── integrator.ts       # Master orchestrator</w:t>
+        <w:t xml:space="preserve">│   │   ├── integrator.ts       # Master orchestrator</w:t>
       </w:r>
     </w:p>
     <w:p>
@@ -2092,7 +2144,7 @@
           <w:sz w:val="18"/>
           <w:szCs w:val="18"/>
         </w:rPr>
-        <w:t xml:space="preserve">│   ├── export/</w:t>
+        <w:t xml:space="preserve">│   │   ├── dcf.ts              # DCF valuation (WACC/CAPM/Gordon Growth)</w:t>
       </w:r>
     </w:p>
     <w:p>
@@ -2108,7 +2160,7 @@
           <w:sz w:val="18"/>
           <w:szCs w:val="18"/>
         </w:rPr>
-        <w:t xml:space="preserve">│   │   ├── excel.ts            # 9-tab Excel workbook (103 KB of formulas)</w:t>
+        <w:t xml:space="preserve">│   │   └── valuation.ts        # Trading multiples + EGX 30 benchmarks</w:t>
       </w:r>
     </w:p>
     <w:p>
@@ -2124,7 +2176,7 @@
           <w:sz w:val="18"/>
           <w:szCs w:val="18"/>
         </w:rPr>
-        <w:t xml:space="preserve">│   │   ├── pdf.ts              # Multi-page PDF report (49 KB)</w:t>
+        <w:t xml:space="preserve">│   ├── export/</w:t>
       </w:r>
     </w:p>
     <w:p>
@@ -2140,7 +2192,7 @@
           <w:sz w:val="18"/>
           <w:szCs w:val="18"/>
         </w:rPr>
-        <w:t xml:space="preserve">│   │   └── csv-json.ts         # CSV + JSON data export</w:t>
+        <w:t xml:space="preserve">│   │   ├── excel.ts            # 9-tab Excel workbook (103 KB of formulas)</w:t>
       </w:r>
     </w:p>
     <w:p>
@@ -2156,7 +2208,7 @@
           <w:sz w:val="18"/>
           <w:szCs w:val="18"/>
         </w:rPr>
-        <w:t xml:space="preserve">│   ├── store.ts                # Zustand store (16 KB, 15+ actions)</w:t>
+        <w:t xml:space="preserve">│   │   ├── pdf.ts              # Multi-page PDF report (49 KB)</w:t>
       </w:r>
     </w:p>
     <w:p>
@@ -2172,7 +2224,7 @@
           <w:sz w:val="18"/>
           <w:szCs w:val="18"/>
         </w:rPr>
-        <w:t xml:space="preserve">│   ├── ratios.ts               # 23 financial ratios</w:t>
+        <w:t xml:space="preserve">│   │   └── csv-json.ts         # CSV + JSON data export</w:t>
       </w:r>
     </w:p>
     <w:p>
@@ -2188,7 +2240,7 @@
           <w:sz w:val="18"/>
           <w:szCs w:val="18"/>
         </w:rPr>
-        <w:t xml:space="preserve">│   ├── monte-carlo.ts          # Monte Carlo simulation (4 distributions)</w:t>
+        <w:t xml:space="preserve">│   ├── store.ts                # Zustand store (16 KB, 15+ actions)</w:t>
       </w:r>
     </w:p>
     <w:p>
@@ -2204,7 +2256,7 @@
           <w:sz w:val="18"/>
           <w:szCs w:val="18"/>
         </w:rPr>
-        <w:t xml:space="preserve">│   ├── sensitivity.ts          # 1-way and 2-way sensitivity analysis</w:t>
+        <w:t xml:space="preserve">│   ├── ratios.ts               # 23 financial ratios</w:t>
       </w:r>
     </w:p>
     <w:p>
@@ -2220,7 +2272,7 @@
           <w:sz w:val="18"/>
           <w:szCs w:val="18"/>
         </w:rPr>
-        <w:t xml:space="preserve">│   ├── scenario-manager.ts     # Scenario CRUD + comparison</w:t>
+        <w:t xml:space="preserve">│   ├── monte-carlo.ts          # Monte Carlo simulation (4 distributions)</w:t>
       </w:r>
     </w:p>
     <w:p>
@@ -2236,7 +2288,7 @@
           <w:sz w:val="18"/>
           <w:szCs w:val="18"/>
         </w:rPr>
-        <w:t xml:space="preserve">│   ├── scenarios.ts            # Pre-defined scenario definitions</w:t>
+        <w:t xml:space="preserve">│   ├── sensitivity.ts          # 1-way and 2-way sensitivity analysis</w:t>
       </w:r>
     </w:p>
     <w:p>
@@ -2252,7 +2304,7 @@
           <w:sz w:val="18"/>
           <w:szCs w:val="18"/>
         </w:rPr>
-        <w:t xml:space="preserve">│   ├── i18n/labels.ts          # Bilingual labels (English / Arabic)</w:t>
+        <w:t xml:space="preserve">│   ├── scenario-manager.ts     # Scenario CRUD + comparison</w:t>
       </w:r>
     </w:p>
     <w:p>
@@ -2268,7 +2320,7 @@
           <w:sz w:val="18"/>
           <w:szCs w:val="18"/>
         </w:rPr>
-        <w:t xml:space="preserve">│   ├── schedules/egyptian-depreciation.ts</w:t>
+        <w:t xml:space="preserve">│   ├── scenarios.ts            # Pre-defined scenario definitions</w:t>
       </w:r>
     </w:p>
     <w:p>
@@ -2284,7 +2336,7 @@
           <w:sz w:val="18"/>
           <w:szCs w:val="18"/>
         </w:rPr>
-        <w:t xml:space="preserve">│   └── utils.ts                # Multi-currency formatting utilities</w:t>
+        <w:t xml:space="preserve">│   ├── i18n/labels.ts          # Bilingual labels (English / Arabic)</w:t>
       </w:r>
     </w:p>
     <w:p>
@@ -2300,7 +2352,135 @@
           <w:sz w:val="18"/>
           <w:szCs w:val="18"/>
         </w:rPr>
-        <w:t xml:space="preserve">└── components/                 # 21 React UI components</w:t>
+        <w:t xml:space="preserve">│   ├── schedules/egyptian-depreciation.ts</w:t>
+      </w:r>
+    </w:p>
+    <w:p>
+      <w:pPr>
+        <w:shd w:fill="F8F9FA" w:color="F8F9FA" w:val="solid"/>
+        <w:spacing w:after="20"/>
+        <w:ind w:left="360"/>
+      </w:pPr>
+      <w:r>
+        <w:rPr>
+          <w:rFonts w:ascii="Consolas" w:cs="Consolas" w:eastAsia="Consolas" w:hAnsi="Consolas"/>
+          <w:color w:val="3B82F6"/>
+          <w:sz w:val="18"/>
+          <w:szCs w:val="18"/>
+        </w:rPr>
+        <w:t xml:space="preserve">│   └── utils.ts                # Multi-currency formatting utilities</w:t>
+      </w:r>
+    </w:p>
+    <w:p>
+      <w:pPr>
+        <w:shd w:fill="F8F9FA" w:color="F8F9FA" w:val="solid"/>
+        <w:spacing w:after="20"/>
+        <w:ind w:left="360"/>
+      </w:pPr>
+      <w:r>
+        <w:rPr>
+          <w:rFonts w:ascii="Consolas" w:cs="Consolas" w:eastAsia="Consolas" w:hAnsi="Consolas"/>
+          <w:color w:val="3B82F6"/>
+          <w:sz w:val="18"/>
+          <w:szCs w:val="18"/>
+        </w:rPr>
+        <w:t xml:space="preserve">└── components/                 # 27 React UI components</w:t>
+      </w:r>
+    </w:p>
+    <w:p>
+      <w:pPr>
+        <w:shd w:fill="F8F9FA" w:color="F8F9FA" w:val="solid"/>
+        <w:spacing w:after="20"/>
+        <w:ind w:left="360"/>
+      </w:pPr>
+      <w:r>
+        <w:rPr>
+          <w:rFonts w:ascii="Consolas" w:cs="Consolas" w:eastAsia="Consolas" w:hAnsi="Consolas"/>
+          <w:color w:val="3B82F6"/>
+          <w:sz w:val="18"/>
+          <w:szCs w:val="18"/>
+        </w:rPr>
+        <w:t xml:space="preserve">    ├── Dashboard, Sidebar, ModelPage, ValidationPage, ...</w:t>
+      </w:r>
+    </w:p>
+    <w:p>
+      <w:pPr>
+        <w:shd w:fill="F8F9FA" w:color="F8F9FA" w:val="solid"/>
+        <w:spacing w:after="20"/>
+        <w:ind w:left="360"/>
+      </w:pPr>
+      <w:r>
+        <w:rPr>
+          <w:rFonts w:ascii="Consolas" w:cs="Consolas" w:eastAsia="Consolas" w:hAnsi="Consolas"/>
+          <w:color w:val="3B82F6"/>
+          <w:sz w:val="18"/>
+          <w:szCs w:val="18"/>
+        </w:rPr>
+        <w:t xml:space="preserve">    ├── DCFPage, ValuationPage, CBEMetricsPage    (NEW)</w:t>
+      </w:r>
+    </w:p>
+    <w:p>
+      <w:pPr>
+        <w:shd w:fill="F8F9FA" w:color="F8F9FA" w:val="solid"/>
+        <w:spacing w:after="20"/>
+        <w:ind w:left="360"/>
+      </w:pPr>
+      <w:r>
+        <w:rPr>
+          <w:rFonts w:ascii="Consolas" w:cs="Consolas" w:eastAsia="Consolas" w:hAnsi="Consolas"/>
+          <w:color w:val="3B82F6"/>
+          <w:sz w:val="18"/>
+          <w:szCs w:val="18"/>
+        </w:rPr>
+        <w:t xml:space="preserve">    ├── ErrorBanner, ConflictModal                (NEW)</w:t>
+      </w:r>
+    </w:p>
+    <w:p>
+      <w:pPr>
+        <w:shd w:fill="F8F9FA" w:color="F8F9FA" w:val="solid"/>
+        <w:spacing w:after="20"/>
+        <w:ind w:left="360"/>
+      </w:pPr>
+      <w:r>
+        <w:rPr>
+          <w:rFonts w:ascii="Consolas" w:cs="Consolas" w:eastAsia="Consolas" w:hAnsi="Consolas"/>
+          <w:color w:val="3B82F6"/>
+          <w:sz w:val="18"/>
+          <w:szCs w:val="18"/>
+        </w:rPr>
+        <w:t xml:space="preserve">    ├── charts/ (RevenueChart, MarginChart)</w:t>
+      </w:r>
+    </w:p>
+    <w:p>
+      <w:pPr>
+        <w:shd w:fill="F8F9FA" w:color="F8F9FA" w:val="solid"/>
+        <w:spacing w:after="20"/>
+        <w:ind w:left="360"/>
+      </w:pPr>
+      <w:r>
+        <w:rPr>
+          <w:rFonts w:ascii="Consolas" w:cs="Consolas" w:eastAsia="Consolas" w:hAnsi="Consolas"/>
+          <w:color w:val="3B82F6"/>
+          <w:sz w:val="18"/>
+          <w:szCs w:val="18"/>
+        </w:rPr>
+        <w:t xml:space="preserve">    ├── statements/ (IS, BS, CF pages)</w:t>
+      </w:r>
+    </w:p>
+    <w:p>
+      <w:pPr>
+        <w:shd w:fill="F8F9FA" w:color="F8F9FA" w:val="solid"/>
+        <w:spacing w:after="20"/>
+        <w:ind w:left="360"/>
+      </w:pPr>
+      <w:r>
+        <w:rPr>
+          <w:rFonts w:ascii="Consolas" w:cs="Consolas" w:eastAsia="Consolas" w:hAnsi="Consolas"/>
+          <w:color w:val="3B82F6"/>
+          <w:sz w:val="18"/>
+          <w:szCs w:val="18"/>
+        </w:rPr>
+        <w:t xml:space="preserve">    └── schedules/ (WorkingCapital, Depreciation, Debt)</w:t>
       </w:r>
     </w:p>
     <w:p>
@@ -2872,7 +3052,7 @@
                 <w:sz w:val="18"/>
                 <w:szCs w:val="18"/>
               </w:rPr>
-              <w:t xml:space="preserve">Egyptian</w:t>
+              <w:t xml:space="preserve">DCF / Valuation</w:t>
             </w:r>
           </w:p>
         </w:tc>
@@ -2900,7 +3080,7 @@
                 <w:sz w:val="18"/>
                 <w:szCs w:val="18"/>
               </w:rPr>
-              <w:t xml:space="preserve">buildings, machinery, vehicles, computers, furniture (PP&amp;E asset-class mix fractions)</w:t>
+              <w:t xml:space="preserve">cbeRate (CBE overnight rate, default 27.25%), beta (default 1.0), equityRiskPremium (default 7%), terminalGrowthRate (default 5%), sharePrice (optional, enables multiples)</w:t>
             </w:r>
           </w:p>
         </w:tc>
@@ -2930,6 +3110,64 @@
                 <w:sz w:val="18"/>
                 <w:szCs w:val="18"/>
               </w:rPr>
+              <w:t xml:space="preserve">Egyptian</w:t>
+            </w:r>
+          </w:p>
+        </w:tc>
+        <w:tc>
+          <w:tcPr>
+            <w:tcW w:type="pct" w:w="75%"/>
+            <w:shd w:fill="F3F4F6" w:color="F3F4F6" w:val="solid"/>
+            <w:tcMar>
+              <w:top w:type="dxa" w:w="40"/>
+              <w:left w:type="dxa" w:w="80"/>
+              <w:bottom w:type="dxa" w:w="40"/>
+              <w:right w:type="dxa" w:w="80"/>
+            </w:tcMar>
+          </w:tcPr>
+          <w:p>
+            <w:pPr>
+              <w:spacing w:after="0"/>
+            </w:pPr>
+            <w:r>
+              <w:rPr>
+                <w:rFonts w:ascii="Calibri" w:cs="Calibri" w:eastAsia="Calibri" w:hAnsi="Calibri"/>
+                <w:b w:val="false"/>
+                <w:bCs w:val="false"/>
+                <w:color w:val="1F2937"/>
+                <w:sz w:val="18"/>
+                <w:szCs w:val="18"/>
+              </w:rPr>
+              <w:t xml:space="preserve">buildings, machinery, vehicles, computers, furniture (PP&amp;E asset-class mix fractions)</w:t>
+            </w:r>
+          </w:p>
+        </w:tc>
+      </w:tr>
+      <w:tr>
+        <w:tc>
+          <w:tcPr>
+            <w:tcW w:type="pct" w:w="25%"/>
+            <w:shd w:fill="FFFFFF" w:color="FFFFFF" w:val="solid"/>
+            <w:tcMar>
+              <w:top w:type="dxa" w:w="40"/>
+              <w:left w:type="dxa" w:w="80"/>
+              <w:bottom w:type="dxa" w:w="40"/>
+              <w:right w:type="dxa" w:w="80"/>
+            </w:tcMar>
+          </w:tcPr>
+          <w:p>
+            <w:pPr>
+              <w:spacing w:after="0"/>
+            </w:pPr>
+            <w:r>
+              <w:rPr>
+                <w:rFonts w:ascii="Calibri" w:cs="Calibri" w:eastAsia="Calibri" w:hAnsi="Calibri"/>
+                <w:b w:val="false"/>
+                <w:bCs w:val="false"/>
+                <w:color w:val="1F2937"/>
+                <w:sz w:val="18"/>
+                <w:szCs w:val="18"/>
+              </w:rPr>
               <w:t xml:space="preserve">Model Config</w:t>
             </w:r>
           </w:p>
@@ -2937,7 +3175,7 @@
         <w:tc>
           <w:tcPr>
             <w:tcW w:type="pct" w:w="75%"/>
-            <w:shd w:fill="F3F4F6" w:color="F3F4F6" w:val="solid"/>
+            <w:shd w:fill="FFFFFF" w:color="FFFFFF" w:val="solid"/>
             <w:tcMar>
               <w:top w:type="dxa" w:w="40"/>
               <w:left w:type="dxa" w:w="80"/>
@@ -3561,7 +3799,7 @@
                 <w:sz w:val="18"/>
                 <w:szCs w:val="18"/>
               </w:rPr>
-              <w:t xml:space="preserve">ModelResults</w:t>
+              <w:t xml:space="preserve">DCFValuation</w:t>
             </w:r>
           </w:p>
         </w:tc>
@@ -3589,7 +3827,7 @@
                 <w:sz w:val="18"/>
                 <w:szCs w:val="18"/>
               </w:rPr>
-              <w:t xml:space="preserve">Combined arrays</w:t>
+              <w:t xml:space="preserve">13 fields</w:t>
             </w:r>
           </w:p>
         </w:tc>
@@ -3617,7 +3855,265 @@
                 <w:sz w:val="18"/>
                 <w:szCs w:val="18"/>
               </w:rPr>
-              <w:t xml:space="preserve">IS[] + BS[] + CF[] + Ratios[] + IntegrationChecks[] + ConvergenceInfo</w:t>
+              <w:t xml:space="preserve">fcfProjections[], discountedFCFs[], terminalValue, pvTerminalValue, EV, netDebt, equityValue, impliedSharePrice, wacc, costOfEquity, costOfDebt, debtWeight, equityWeight</w:t>
+            </w:r>
+          </w:p>
+        </w:tc>
+      </w:tr>
+      <w:tr>
+        <w:tc>
+          <w:tcPr>
+            <w:tcW w:type="pct" w:w="25%"/>
+            <w:shd w:fill="F3F4F6" w:color="F3F4F6" w:val="solid"/>
+            <w:tcMar>
+              <w:top w:type="dxa" w:w="40"/>
+              <w:left w:type="dxa" w:w="80"/>
+              <w:bottom w:type="dxa" w:w="40"/>
+              <w:right w:type="dxa" w:w="80"/>
+            </w:tcMar>
+          </w:tcPr>
+          <w:p>
+            <w:pPr>
+              <w:spacing w:after="0"/>
+            </w:pPr>
+            <w:r>
+              <w:rPr>
+                <w:rFonts w:ascii="Calibri" w:cs="Calibri" w:eastAsia="Calibri" w:hAnsi="Calibri"/>
+                <w:b w:val="false"/>
+                <w:bCs w:val="false"/>
+                <w:color w:val="1F2937"/>
+                <w:sz w:val="18"/>
+                <w:szCs w:val="18"/>
+              </w:rPr>
+              <w:t xml:space="preserve">ValuationMultiples</w:t>
+            </w:r>
+          </w:p>
+        </w:tc>
+        <w:tc>
+          <w:tcPr>
+            <w:tcW w:type="pct" w:w="20%"/>
+            <w:shd w:fill="F3F4F6" w:color="F3F4F6" w:val="solid"/>
+            <w:tcMar>
+              <w:top w:type="dxa" w:w="40"/>
+              <w:left w:type="dxa" w:w="80"/>
+              <w:bottom w:type="dxa" w:w="40"/>
+              <w:right w:type="dxa" w:w="80"/>
+            </w:tcMar>
+          </w:tcPr>
+          <w:p>
+            <w:pPr>
+              <w:spacing w:after="0"/>
+            </w:pPr>
+            <w:r>
+              <w:rPr>
+                <w:rFonts w:ascii="Calibri" w:cs="Calibri" w:eastAsia="Calibri" w:hAnsi="Calibri"/>
+                <w:b w:val="false"/>
+                <w:bCs w:val="false"/>
+                <w:color w:val="1F2937"/>
+                <w:sz w:val="18"/>
+                <w:szCs w:val="18"/>
+              </w:rPr>
+              <w:t xml:space="preserve">7 fields (nullable)</w:t>
+            </w:r>
+          </w:p>
+        </w:tc>
+        <w:tc>
+          <w:tcPr>
+            <w:tcW w:type="pct" w:w="55%"/>
+            <w:shd w:fill="F3F4F6" w:color="F3F4F6" w:val="solid"/>
+            <w:tcMar>
+              <w:top w:type="dxa" w:w="40"/>
+              <w:left w:type="dxa" w:w="80"/>
+              <w:bottom w:type="dxa" w:w="40"/>
+              <w:right w:type="dxa" w:w="80"/>
+            </w:tcMar>
+          </w:tcPr>
+          <w:p>
+            <w:pPr>
+              <w:spacing w:after="0"/>
+            </w:pPr>
+            <w:r>
+              <w:rPr>
+                <w:rFonts w:ascii="Calibri" w:cs="Calibri" w:eastAsia="Calibri" w:hAnsi="Calibri"/>
+                <w:b w:val="false"/>
+                <w:bCs w:val="false"/>
+                <w:color w:val="1F2937"/>
+                <w:sz w:val="18"/>
+                <w:szCs w:val="18"/>
+              </w:rPr>
+              <w:t xml:space="preserve">pe, evEbitda, priceBook, fcfYield, dividendYield, marketCap, enterpriseValueMarket</w:t>
+            </w:r>
+          </w:p>
+        </w:tc>
+      </w:tr>
+      <w:tr>
+        <w:tc>
+          <w:tcPr>
+            <w:tcW w:type="pct" w:w="25%"/>
+            <w:shd w:fill="FFFFFF" w:color="FFFFFF" w:val="solid"/>
+            <w:tcMar>
+              <w:top w:type="dxa" w:w="40"/>
+              <w:left w:type="dxa" w:w="80"/>
+              <w:bottom w:type="dxa" w:w="40"/>
+              <w:right w:type="dxa" w:w="80"/>
+            </w:tcMar>
+          </w:tcPr>
+          <w:p>
+            <w:pPr>
+              <w:spacing w:after="0"/>
+            </w:pPr>
+            <w:r>
+              <w:rPr>
+                <w:rFonts w:ascii="Calibri" w:cs="Calibri" w:eastAsia="Calibri" w:hAnsi="Calibri"/>
+                <w:b w:val="false"/>
+                <w:bCs w:val="false"/>
+                <w:color w:val="1F2937"/>
+                <w:sz w:val="18"/>
+                <w:szCs w:val="18"/>
+              </w:rPr>
+              <w:t xml:space="preserve">EGXBenchmarks</w:t>
+            </w:r>
+          </w:p>
+        </w:tc>
+        <w:tc>
+          <w:tcPr>
+            <w:tcW w:type="pct" w:w="20%"/>
+            <w:shd w:fill="FFFFFF" w:color="FFFFFF" w:val="solid"/>
+            <w:tcMar>
+              <w:top w:type="dxa" w:w="40"/>
+              <w:left w:type="dxa" w:w="80"/>
+              <w:bottom w:type="dxa" w:w="40"/>
+              <w:right w:type="dxa" w:w="80"/>
+            </w:tcMar>
+          </w:tcPr>
+          <w:p>
+            <w:pPr>
+              <w:spacing w:after="0"/>
+            </w:pPr>
+            <w:r>
+              <w:rPr>
+                <w:rFonts w:ascii="Calibri" w:cs="Calibri" w:eastAsia="Calibri" w:hAnsi="Calibri"/>
+                <w:b w:val="false"/>
+                <w:bCs w:val="false"/>
+                <w:color w:val="1F2937"/>
+                <w:sz w:val="18"/>
+                <w:szCs w:val="18"/>
+              </w:rPr>
+              <w:t xml:space="preserve">3 range objects</w:t>
+            </w:r>
+          </w:p>
+        </w:tc>
+        <w:tc>
+          <w:tcPr>
+            <w:tcW w:type="pct" w:w="55%"/>
+            <w:shd w:fill="FFFFFF" w:color="FFFFFF" w:val="solid"/>
+            <w:tcMar>
+              <w:top w:type="dxa" w:w="40"/>
+              <w:left w:type="dxa" w:w="80"/>
+              <w:bottom w:type="dxa" w:w="40"/>
+              <w:right w:type="dxa" w:w="80"/>
+            </w:tcMar>
+          </w:tcPr>
+          <w:p>
+            <w:pPr>
+              <w:spacing w:after="0"/>
+            </w:pPr>
+            <w:r>
+              <w:rPr>
+                <w:rFonts w:ascii="Calibri" w:cs="Calibri" w:eastAsia="Calibri" w:hAnsi="Calibri"/>
+                <w:b w:val="false"/>
+                <w:bCs w:val="false"/>
+                <w:color w:val="1F2937"/>
+                <w:sz w:val="18"/>
+                <w:szCs w:val="18"/>
+              </w:rPr>
+              <w:t xml:space="preserve">pe/evEbitda/priceBook each with {low, high, avg} for EGX 30 benchmarks</w:t>
+            </w:r>
+          </w:p>
+        </w:tc>
+      </w:tr>
+      <w:tr>
+        <w:tc>
+          <w:tcPr>
+            <w:tcW w:type="pct" w:w="25%"/>
+            <w:shd w:fill="F3F4F6" w:color="F3F4F6" w:val="solid"/>
+            <w:tcMar>
+              <w:top w:type="dxa" w:w="40"/>
+              <w:left w:type="dxa" w:w="80"/>
+              <w:bottom w:type="dxa" w:w="40"/>
+              <w:right w:type="dxa" w:w="80"/>
+            </w:tcMar>
+          </w:tcPr>
+          <w:p>
+            <w:pPr>
+              <w:spacing w:after="0"/>
+            </w:pPr>
+            <w:r>
+              <w:rPr>
+                <w:rFonts w:ascii="Calibri" w:cs="Calibri" w:eastAsia="Calibri" w:hAnsi="Calibri"/>
+                <w:b w:val="false"/>
+                <w:bCs w:val="false"/>
+                <w:color w:val="1F2937"/>
+                <w:sz w:val="18"/>
+                <w:szCs w:val="18"/>
+              </w:rPr>
+              <w:t xml:space="preserve">ModelResults</w:t>
+            </w:r>
+          </w:p>
+        </w:tc>
+        <w:tc>
+          <w:tcPr>
+            <w:tcW w:type="pct" w:w="20%"/>
+            <w:shd w:fill="F3F4F6" w:color="F3F4F6" w:val="solid"/>
+            <w:tcMar>
+              <w:top w:type="dxa" w:w="40"/>
+              <w:left w:type="dxa" w:w="80"/>
+              <w:bottom w:type="dxa" w:w="40"/>
+              <w:right w:type="dxa" w:w="80"/>
+            </w:tcMar>
+          </w:tcPr>
+          <w:p>
+            <w:pPr>
+              <w:spacing w:after="0"/>
+            </w:pPr>
+            <w:r>
+              <w:rPr>
+                <w:rFonts w:ascii="Calibri" w:cs="Calibri" w:eastAsia="Calibri" w:hAnsi="Calibri"/>
+                <w:b w:val="false"/>
+                <w:bCs w:val="false"/>
+                <w:color w:val="1F2937"/>
+                <w:sz w:val="18"/>
+                <w:szCs w:val="18"/>
+              </w:rPr>
+              <w:t xml:space="preserve">Combined arrays</w:t>
+            </w:r>
+          </w:p>
+        </w:tc>
+        <w:tc>
+          <w:tcPr>
+            <w:tcW w:type="pct" w:w="55%"/>
+            <w:shd w:fill="F3F4F6" w:color="F3F4F6" w:val="solid"/>
+            <w:tcMar>
+              <w:top w:type="dxa" w:w="40"/>
+              <w:left w:type="dxa" w:w="80"/>
+              <w:bottom w:type="dxa" w:w="40"/>
+              <w:right w:type="dxa" w:w="80"/>
+            </w:tcMar>
+          </w:tcPr>
+          <w:p>
+            <w:pPr>
+              <w:spacing w:after="0"/>
+            </w:pPr>
+            <w:r>
+              <w:rPr>
+                <w:rFonts w:ascii="Calibri" w:cs="Calibri" w:eastAsia="Calibri" w:hAnsi="Calibri"/>
+                <w:b w:val="false"/>
+                <w:bCs w:val="false"/>
+                <w:color w:val="1F2937"/>
+                <w:sz w:val="18"/>
+                <w:szCs w:val="18"/>
+              </w:rPr>
+              <w:t xml:space="preserve">IS[] + BS[] + CF[] + Ratios[] + IntegrationChecks[] + ConvergenceInfo + DCFValuation? + ValuationMultiples?</w:t>
             </w:r>
           </w:p>
         </w:tc>
@@ -8259,6 +8755,2121 @@
         <w:t xml:space="preserve">getModelSummary(results) extracts key metrics: revenue, EBITDA, NI, EPS, FCF, total debt, cash, average growth, average margin, and convergence status.</w:t>
       </w:r>
     </w:p>
+    <w:p>
+      <w:pPr>
+        <w:pStyle w:val="Heading2"/>
+        <w:spacing w:before="280" w:after="80"/>
+      </w:pPr>
+      <w:r>
+        <w:rPr>
+          <w:rFonts w:ascii="Calibri" w:cs="Calibri" w:eastAsia="Calibri" w:hAnsi="Calibri"/>
+          <w:b/>
+          <w:bCs/>
+          <w:color w:val="1E3A8A"/>
+          <w:sz w:val="26"/>
+          <w:szCs w:val="26"/>
+        </w:rPr>
+        <w:t xml:space="preserve">4.6 DCF Valuation Engine (dcf.ts)</w:t>
+      </w:r>
+    </w:p>
+    <w:p>
+      <w:pPr>
+        <w:spacing w:after="80"/>
+        <w:jc w:val="left"/>
+      </w:pPr>
+      <w:r>
+        <w:rPr>
+          <w:rFonts w:ascii="Calibri" w:cs="Calibri" w:eastAsia="Calibri" w:hAnsi="Calibri"/>
+          <w:b w:val="false"/>
+          <w:bCs w:val="false"/>
+          <w:i w:val="false"/>
+          <w:iCs w:val="false"/>
+          <w:color w:val="1F2937"/>
+          <w:sz w:val="20"/>
+          <w:szCs w:val="20"/>
+        </w:rPr>
+        <w:t xml:space="preserve">Calculates intrinsic value using Discounted Cash Flow with WACC derived from CAPM and Egyptian market inputs.</w:t>
+      </w:r>
+    </w:p>
+    <w:p>
+      <w:pPr>
+        <w:pStyle w:val="Heading3"/>
+        <w:spacing w:before="200" w:after="60"/>
+      </w:pPr>
+      <w:r>
+        <w:rPr>
+          <w:rFonts w:ascii="Calibri" w:cs="Calibri" w:eastAsia="Calibri" w:hAnsi="Calibri"/>
+          <w:b/>
+          <w:bCs/>
+          <w:color w:val="3B82F6"/>
+          <w:sz w:val="22"/>
+          <w:szCs w:val="22"/>
+        </w:rPr>
+        <w:t xml:space="preserve">calculateWACC(assumptions, results)</w:t>
+      </w:r>
+    </w:p>
+    <w:p>
+      <w:pPr>
+        <w:shd w:fill="F8F9FA" w:color="F8F9FA" w:val="solid"/>
+        <w:spacing w:after="20"/>
+        <w:ind w:left="360"/>
+      </w:pPr>
+      <w:r>
+        <w:rPr>
+          <w:rFonts w:ascii="Consolas" w:cs="Consolas" w:eastAsia="Consolas" w:hAnsi="Consolas"/>
+          <w:color w:val="3B82F6"/>
+          <w:sz w:val="18"/>
+          <w:szCs w:val="18"/>
+        </w:rPr>
+        <w:t xml:space="preserve">Cost of Equity (CAPM): ke = CBE_Rate + β × Equity_Risk_Premium</w:t>
+      </w:r>
+    </w:p>
+    <w:p>
+      <w:pPr>
+        <w:shd w:fill="F8F9FA" w:color="F8F9FA" w:val="solid"/>
+        <w:spacing w:after="20"/>
+        <w:ind w:left="360"/>
+      </w:pPr>
+      <w:r>
+        <w:rPr>
+          <w:rFonts w:ascii="Consolas" w:cs="Consolas" w:eastAsia="Consolas" w:hAnsi="Consolas"/>
+          <w:color w:val="3B82F6"/>
+          <w:sz w:val="18"/>
+          <w:szCs w:val="18"/>
+        </w:rPr>
+        <w:t xml:space="preserve">  Default: 0.2725 + 1.0 × 0.07 = 34.25%</w:t>
+      </w:r>
+    </w:p>
+    <w:p>
+      <w:pPr>
+        <w:shd w:fill="F8F9FA" w:color="F8F9FA" w:val="solid"/>
+        <w:spacing w:after="20"/>
+        <w:ind w:left="360"/>
+      </w:pPr>
+      <w:r>
+        <w:rPr>
+          <w:rFonts w:ascii="Consolas" w:cs="Consolas" w:eastAsia="Consolas" w:hAnsi="Consolas"/>
+          <w:color w:val="3B82F6"/>
+          <w:sz w:val="18"/>
+          <w:szCs w:val="18"/>
+        </w:rPr>
+        <w:t xml:space="preserve">Cost of Debt (after-tax): kd = interestRate × (1 − taxRate)</w:t>
+      </w:r>
+    </w:p>
+    <w:p>
+      <w:pPr>
+        <w:shd w:fill="F8F9FA" w:color="F8F9FA" w:val="solid"/>
+        <w:spacing w:after="20"/>
+        <w:ind w:left="360"/>
+      </w:pPr>
+      <w:r>
+        <w:rPr>
+          <w:rFonts w:ascii="Consolas" w:cs="Consolas" w:eastAsia="Consolas" w:hAnsi="Consolas"/>
+          <w:color w:val="3B82F6"/>
+          <w:sz w:val="18"/>
+          <w:szCs w:val="18"/>
+        </w:rPr>
+        <w:t xml:space="preserve">Capital Structure: D/(D+E) and E/(D+E) from last projected BS</w:t>
+      </w:r>
+    </w:p>
+    <w:p>
+      <w:pPr>
+        <w:shd w:fill="F8F9FA" w:color="F8F9FA" w:val="solid"/>
+        <w:spacing w:after="20"/>
+        <w:ind w:left="360"/>
+      </w:pPr>
+      <w:r>
+        <w:rPr>
+          <w:rFonts w:ascii="Consolas" w:cs="Consolas" w:eastAsia="Consolas" w:hAnsi="Consolas"/>
+          <w:color w:val="3B82F6"/>
+          <w:sz w:val="18"/>
+          <w:szCs w:val="18"/>
+        </w:rPr>
+        <w:t xml:space="preserve">WACC = E/(D+E) × ke + D/(D+E) × kd</w:t>
+      </w:r>
+    </w:p>
+    <w:p>
+      <w:pPr>
+        <w:pStyle w:val="Heading3"/>
+        <w:spacing w:before="200" w:after="60"/>
+      </w:pPr>
+      <w:r>
+        <w:rPr>
+          <w:rFonts w:ascii="Calibri" w:cs="Calibri" w:eastAsia="Calibri" w:hAnsi="Calibri"/>
+          <w:b/>
+          <w:bCs/>
+          <w:color w:val="3B82F6"/>
+          <w:sz w:val="22"/>
+          <w:szCs w:val="22"/>
+        </w:rPr>
+        <w:t xml:space="preserve">calculateDCF(assumptions, results)</w:t>
+      </w:r>
+    </w:p>
+    <w:p>
+      <w:pPr>
+        <w:shd w:fill="F8F9FA" w:color="F8F9FA" w:val="solid"/>
+        <w:spacing w:after="20"/>
+        <w:ind w:left="360"/>
+      </w:pPr>
+      <w:r>
+        <w:rPr>
+          <w:rFonts w:ascii="Consolas" w:cs="Consolas" w:eastAsia="Consolas" w:hAnsi="Consolas"/>
+          <w:color w:val="3B82F6"/>
+          <w:sz w:val="18"/>
+          <w:szCs w:val="18"/>
+        </w:rPr>
+        <w:t xml:space="preserve">1. Extract projected FCFs from cash flow statements</w:t>
+      </w:r>
+    </w:p>
+    <w:p>
+      <w:pPr>
+        <w:shd w:fill="F8F9FA" w:color="F8F9FA" w:val="solid"/>
+        <w:spacing w:after="20"/>
+        <w:ind w:left="360"/>
+      </w:pPr>
+      <w:r>
+        <w:rPr>
+          <w:rFonts w:ascii="Consolas" w:cs="Consolas" w:eastAsia="Consolas" w:hAnsi="Consolas"/>
+          <w:color w:val="3B82F6"/>
+          <w:sz w:val="18"/>
+          <w:szCs w:val="18"/>
+        </w:rPr>
+        <w:t xml:space="preserve">2. Discount each FCF: PV(FCF_i) = FCF_i / (1 + WACC)^i</w:t>
+      </w:r>
+    </w:p>
+    <w:p>
+      <w:pPr>
+        <w:shd w:fill="F8F9FA" w:color="F8F9FA" w:val="solid"/>
+        <w:spacing w:after="20"/>
+        <w:ind w:left="360"/>
+      </w:pPr>
+      <w:r>
+        <w:rPr>
+          <w:rFonts w:ascii="Consolas" w:cs="Consolas" w:eastAsia="Consolas" w:hAnsi="Consolas"/>
+          <w:color w:val="3B82F6"/>
+          <w:sz w:val="18"/>
+          <w:szCs w:val="18"/>
+        </w:rPr>
+        <w:t xml:space="preserve">3. Terminal Value (Gordon Growth): TV = FCF_n × (1+g) / (WACC − g)</w:t>
+      </w:r>
+    </w:p>
+    <w:p>
+      <w:pPr>
+        <w:shd w:fill="F8F9FA" w:color="F8F9FA" w:val="solid"/>
+        <w:spacing w:after="20"/>
+        <w:ind w:left="360"/>
+      </w:pPr>
+      <w:r>
+        <w:rPr>
+          <w:rFonts w:ascii="Consolas" w:cs="Consolas" w:eastAsia="Consolas" w:hAnsi="Consolas"/>
+          <w:color w:val="3B82F6"/>
+          <w:sz w:val="18"/>
+          <w:szCs w:val="18"/>
+        </w:rPr>
+        <w:t xml:space="preserve">   where g = terminalGrowthRate (default 5%)</w:t>
+      </w:r>
+    </w:p>
+    <w:p>
+      <w:pPr>
+        <w:shd w:fill="F8F9FA" w:color="F8F9FA" w:val="solid"/>
+        <w:spacing w:after="20"/>
+        <w:ind w:left="360"/>
+      </w:pPr>
+      <w:r>
+        <w:rPr>
+          <w:rFonts w:ascii="Consolas" w:cs="Consolas" w:eastAsia="Consolas" w:hAnsi="Consolas"/>
+          <w:color w:val="3B82F6"/>
+          <w:sz w:val="18"/>
+          <w:szCs w:val="18"/>
+        </w:rPr>
+        <w:t xml:space="preserve">4. PV(TV) = TV / (1 + WACC)^n</w:t>
+      </w:r>
+    </w:p>
+    <w:p>
+      <w:pPr>
+        <w:shd w:fill="F8F9FA" w:color="F8F9FA" w:val="solid"/>
+        <w:spacing w:after="20"/>
+        <w:ind w:left="360"/>
+      </w:pPr>
+      <w:r>
+        <w:rPr>
+          <w:rFonts w:ascii="Consolas" w:cs="Consolas" w:eastAsia="Consolas" w:hAnsi="Consolas"/>
+          <w:color w:val="3B82F6"/>
+          <w:sz w:val="18"/>
+          <w:szCs w:val="18"/>
+        </w:rPr>
+        <w:t xml:space="preserve">5. Enterprise Value = Sum(PV of FCFs) + PV(TV)</w:t>
+      </w:r>
+    </w:p>
+    <w:p>
+      <w:pPr>
+        <w:shd w:fill="F8F9FA" w:color="F8F9FA" w:val="solid"/>
+        <w:spacing w:after="20"/>
+        <w:ind w:left="360"/>
+      </w:pPr>
+      <w:r>
+        <w:rPr>
+          <w:rFonts w:ascii="Consolas" w:cs="Consolas" w:eastAsia="Consolas" w:hAnsi="Consolas"/>
+          <w:color w:val="3B82F6"/>
+          <w:sz w:val="18"/>
+          <w:szCs w:val="18"/>
+        </w:rPr>
+        <w:t xml:space="preserve">6. Equity Bridge: Equity Value = EV − Net Debt</w:t>
+      </w:r>
+    </w:p>
+    <w:p>
+      <w:pPr>
+        <w:shd w:fill="F8F9FA" w:color="F8F9FA" w:val="solid"/>
+        <w:spacing w:after="20"/>
+        <w:ind w:left="360"/>
+      </w:pPr>
+      <w:r>
+        <w:rPr>
+          <w:rFonts w:ascii="Consolas" w:cs="Consolas" w:eastAsia="Consolas" w:hAnsi="Consolas"/>
+          <w:color w:val="3B82F6"/>
+          <w:sz w:val="18"/>
+          <w:szCs w:val="18"/>
+        </w:rPr>
+        <w:t xml:space="preserve">   Net Debt = (ST Debt + LT Debt + Current LTD) − Cash</w:t>
+      </w:r>
+    </w:p>
+    <w:p>
+      <w:pPr>
+        <w:shd w:fill="F8F9FA" w:color="F8F9FA" w:val="solid"/>
+        <w:spacing w:after="20"/>
+        <w:ind w:left="360"/>
+      </w:pPr>
+      <w:r>
+        <w:rPr>
+          <w:rFonts w:ascii="Consolas" w:cs="Consolas" w:eastAsia="Consolas" w:hAnsi="Consolas"/>
+          <w:color w:val="3B82F6"/>
+          <w:sz w:val="18"/>
+          <w:szCs w:val="18"/>
+        </w:rPr>
+        <w:t xml:space="preserve">7. Implied Share Price = Equity Value / Shares Outstanding</w:t>
+      </w:r>
+    </w:p>
+    <w:p>
+      <w:pPr>
+        <w:pBdr>
+          <w:left w:val="single" w:color="3B82F6" w:sz="6"/>
+        </w:pBdr>
+        <w:shd w:fill="EFF6FF" w:color="EFF6FF" w:val="solid"/>
+        <w:spacing w:before="120" w:after="120"/>
+        <w:ind w:left="120"/>
+      </w:pPr>
+      <w:r>
+        <w:rPr>
+          <w:rFonts w:ascii="Calibri" w:cs="Calibri" w:eastAsia="Calibri" w:hAnsi="Calibri"/>
+          <w:b/>
+          <w:bCs/>
+          <w:color w:val="3B82F6"/>
+          <w:sz w:val="20"/>
+          <w:szCs w:val="20"/>
+        </w:rPr>
+        <w:t xml:space="preserve">⚡ </w:t>
+      </w:r>
+      <w:r>
+        <w:rPr>
+          <w:rFonts w:ascii="Calibri" w:cs="Calibri" w:eastAsia="Calibri" w:hAnsi="Calibri"/>
+          <w:b/>
+          <w:bCs/>
+          <w:color w:val="1E3A8A"/>
+          <w:sz w:val="20"/>
+          <w:szCs w:val="20"/>
+        </w:rPr>
+        <w:t xml:space="preserve">Returns DCFValuation with 13 fields: fcfProjections, discountedFCFs, terminalValue, pvTerminalValue, enterpriseValue, netDebt, equityValue, impliedSharePrice, wacc, costOfEquity, costOfDebt, debtWeight, equityWeight</w:t>
+      </w:r>
+    </w:p>
+    <w:p>
+      <w:pPr>
+        <w:pStyle w:val="Heading2"/>
+        <w:spacing w:before="280" w:after="80"/>
+      </w:pPr>
+      <w:r>
+        <w:rPr>
+          <w:rFonts w:ascii="Calibri" w:cs="Calibri" w:eastAsia="Calibri" w:hAnsi="Calibri"/>
+          <w:b/>
+          <w:bCs/>
+          <w:color w:val="1E3A8A"/>
+          <w:sz w:val="26"/>
+          <w:szCs w:val="26"/>
+        </w:rPr>
+        <w:t xml:space="preserve">4.7 Valuation Multiples Engine (valuation.ts)</w:t>
+      </w:r>
+    </w:p>
+    <w:p>
+      <w:pPr>
+        <w:pStyle w:val="Heading3"/>
+        <w:spacing w:before="200" w:after="60"/>
+      </w:pPr>
+      <w:r>
+        <w:rPr>
+          <w:rFonts w:ascii="Calibri" w:cs="Calibri" w:eastAsia="Calibri" w:hAnsi="Calibri"/>
+          <w:b/>
+          <w:bCs/>
+          <w:color w:val="3B82F6"/>
+          <w:sz w:val="22"/>
+          <w:szCs w:val="22"/>
+        </w:rPr>
+        <w:t xml:space="preserve">calculateMultiples(results, assumptions)</w:t>
+      </w:r>
+    </w:p>
+    <w:p>
+      <w:pPr>
+        <w:spacing w:after="80"/>
+        <w:jc w:val="left"/>
+      </w:pPr>
+      <w:r>
+        <w:rPr>
+          <w:rFonts w:ascii="Calibri" w:cs="Calibri" w:eastAsia="Calibri" w:hAnsi="Calibri"/>
+          <w:b w:val="false"/>
+          <w:bCs w:val="false"/>
+          <w:i w:val="false"/>
+          <w:iCs w:val="false"/>
+          <w:color w:val="1F2937"/>
+          <w:sz w:val="20"/>
+          <w:szCs w:val="20"/>
+        </w:rPr>
+        <w:t xml:space="preserve">Calculates trading multiples from engine results + optional share price. Returns null values if sharePrice is not provided.</w:t>
+      </w:r>
+    </w:p>
+    <w:tbl>
+      <w:tblPr>
+        <w:tblW w:type="pct" w:w="100%"/>
+        <w:tblBorders>
+          <w:top w:val="single" w:color="auto" w:sz="4"/>
+          <w:left w:val="single" w:color="auto" w:sz="4"/>
+          <w:bottom w:val="single" w:color="auto" w:sz="4"/>
+          <w:right w:val="single" w:color="auto" w:sz="4"/>
+          <w:insideH w:val="single" w:color="auto" w:sz="4"/>
+          <w:insideV w:val="single" w:color="auto" w:sz="4"/>
+        </w:tblBorders>
+      </w:tblPr>
+      <w:tblGrid>
+        <w:gridCol w:w="100"/>
+        <w:gridCol w:w="100"/>
+      </w:tblGrid>
+      <w:tr>
+        <w:trPr>
+          <w:tblHeader/>
+        </w:trPr>
+        <w:tc>
+          <w:tcPr>
+            <w:tcW w:type="pct" w:w="25%"/>
+            <w:shd w:fill="1E3A8A" w:color="1E3A8A" w:val="solid"/>
+            <w:tcMar>
+              <w:top w:type="dxa" w:w="40"/>
+              <w:left w:type="dxa" w:w="80"/>
+              <w:bottom w:type="dxa" w:w="40"/>
+              <w:right w:type="dxa" w:w="80"/>
+            </w:tcMar>
+          </w:tcPr>
+          <w:p>
+            <w:pPr>
+              <w:spacing w:after="0"/>
+            </w:pPr>
+            <w:r>
+              <w:rPr>
+                <w:rFonts w:ascii="Calibri" w:cs="Calibri" w:eastAsia="Calibri" w:hAnsi="Calibri"/>
+                <w:b/>
+                <w:bCs/>
+                <w:color w:val="FFFFFF"/>
+                <w:sz w:val="18"/>
+                <w:szCs w:val="18"/>
+              </w:rPr>
+              <w:t xml:space="preserve">Multiple</w:t>
+            </w:r>
+          </w:p>
+        </w:tc>
+        <w:tc>
+          <w:tcPr>
+            <w:tcW w:type="pct" w:w="75%"/>
+            <w:shd w:fill="1E3A8A" w:color="1E3A8A" w:val="solid"/>
+            <w:tcMar>
+              <w:top w:type="dxa" w:w="40"/>
+              <w:left w:type="dxa" w:w="80"/>
+              <w:bottom w:type="dxa" w:w="40"/>
+              <w:right w:type="dxa" w:w="80"/>
+            </w:tcMar>
+          </w:tcPr>
+          <w:p>
+            <w:pPr>
+              <w:spacing w:after="0"/>
+            </w:pPr>
+            <w:r>
+              <w:rPr>
+                <w:rFonts w:ascii="Calibri" w:cs="Calibri" w:eastAsia="Calibri" w:hAnsi="Calibri"/>
+                <w:b/>
+                <w:bCs/>
+                <w:color w:val="FFFFFF"/>
+                <w:sz w:val="18"/>
+                <w:szCs w:val="18"/>
+              </w:rPr>
+              <w:t xml:space="preserve">Formula</w:t>
+            </w:r>
+          </w:p>
+        </w:tc>
+      </w:tr>
+      <w:tr>
+        <w:tc>
+          <w:tcPr>
+            <w:tcW w:type="pct" w:w="25%"/>
+            <w:shd w:fill="F3F4F6" w:color="F3F4F6" w:val="solid"/>
+            <w:tcMar>
+              <w:top w:type="dxa" w:w="40"/>
+              <w:left w:type="dxa" w:w="80"/>
+              <w:bottom w:type="dxa" w:w="40"/>
+              <w:right w:type="dxa" w:w="80"/>
+            </w:tcMar>
+          </w:tcPr>
+          <w:p>
+            <w:pPr>
+              <w:spacing w:after="0"/>
+            </w:pPr>
+            <w:r>
+              <w:rPr>
+                <w:rFonts w:ascii="Calibri" w:cs="Calibri" w:eastAsia="Calibri" w:hAnsi="Calibri"/>
+                <w:b w:val="false"/>
+                <w:bCs w:val="false"/>
+                <w:color w:val="1F2937"/>
+                <w:sz w:val="18"/>
+                <w:szCs w:val="18"/>
+              </w:rPr>
+              <w:t xml:space="preserve">P/E</w:t>
+            </w:r>
+          </w:p>
+        </w:tc>
+        <w:tc>
+          <w:tcPr>
+            <w:tcW w:type="pct" w:w="75%"/>
+            <w:shd w:fill="F3F4F6" w:color="F3F4F6" w:val="solid"/>
+            <w:tcMar>
+              <w:top w:type="dxa" w:w="40"/>
+              <w:left w:type="dxa" w:w="80"/>
+              <w:bottom w:type="dxa" w:w="40"/>
+              <w:right w:type="dxa" w:w="80"/>
+            </w:tcMar>
+          </w:tcPr>
+          <w:p>
+            <w:pPr>
+              <w:spacing w:after="0"/>
+            </w:pPr>
+            <w:r>
+              <w:rPr>
+                <w:rFonts w:ascii="Calibri" w:cs="Calibri" w:eastAsia="Calibri" w:hAnsi="Calibri"/>
+                <w:b w:val="false"/>
+                <w:bCs w:val="false"/>
+                <w:color w:val="1F2937"/>
+                <w:sz w:val="18"/>
+                <w:szCs w:val="18"/>
+              </w:rPr>
+              <w:t xml:space="preserve">Share Price / EPS</w:t>
+            </w:r>
+          </w:p>
+        </w:tc>
+      </w:tr>
+      <w:tr>
+        <w:tc>
+          <w:tcPr>
+            <w:tcW w:type="pct" w:w="25%"/>
+            <w:shd w:fill="FFFFFF" w:color="FFFFFF" w:val="solid"/>
+            <w:tcMar>
+              <w:top w:type="dxa" w:w="40"/>
+              <w:left w:type="dxa" w:w="80"/>
+              <w:bottom w:type="dxa" w:w="40"/>
+              <w:right w:type="dxa" w:w="80"/>
+            </w:tcMar>
+          </w:tcPr>
+          <w:p>
+            <w:pPr>
+              <w:spacing w:after="0"/>
+            </w:pPr>
+            <w:r>
+              <w:rPr>
+                <w:rFonts w:ascii="Calibri" w:cs="Calibri" w:eastAsia="Calibri" w:hAnsi="Calibri"/>
+                <w:b w:val="false"/>
+                <w:bCs w:val="false"/>
+                <w:color w:val="1F2937"/>
+                <w:sz w:val="18"/>
+                <w:szCs w:val="18"/>
+              </w:rPr>
+              <w:t xml:space="preserve">EV/EBITDA</w:t>
+            </w:r>
+          </w:p>
+        </w:tc>
+        <w:tc>
+          <w:tcPr>
+            <w:tcW w:type="pct" w:w="75%"/>
+            <w:shd w:fill="FFFFFF" w:color="FFFFFF" w:val="solid"/>
+            <w:tcMar>
+              <w:top w:type="dxa" w:w="40"/>
+              <w:left w:type="dxa" w:w="80"/>
+              <w:bottom w:type="dxa" w:w="40"/>
+              <w:right w:type="dxa" w:w="80"/>
+            </w:tcMar>
+          </w:tcPr>
+          <w:p>
+            <w:pPr>
+              <w:spacing w:after="0"/>
+            </w:pPr>
+            <w:r>
+              <w:rPr>
+                <w:rFonts w:ascii="Calibri" w:cs="Calibri" w:eastAsia="Calibri" w:hAnsi="Calibri"/>
+                <w:b w:val="false"/>
+                <w:bCs w:val="false"/>
+                <w:color w:val="1F2937"/>
+                <w:sz w:val="18"/>
+                <w:szCs w:val="18"/>
+              </w:rPr>
+              <w:t xml:space="preserve">(Market Cap + Net Debt) / EBITDA</w:t>
+            </w:r>
+          </w:p>
+        </w:tc>
+      </w:tr>
+      <w:tr>
+        <w:tc>
+          <w:tcPr>
+            <w:tcW w:type="pct" w:w="25%"/>
+            <w:shd w:fill="F3F4F6" w:color="F3F4F6" w:val="solid"/>
+            <w:tcMar>
+              <w:top w:type="dxa" w:w="40"/>
+              <w:left w:type="dxa" w:w="80"/>
+              <w:bottom w:type="dxa" w:w="40"/>
+              <w:right w:type="dxa" w:w="80"/>
+            </w:tcMar>
+          </w:tcPr>
+          <w:p>
+            <w:pPr>
+              <w:spacing w:after="0"/>
+            </w:pPr>
+            <w:r>
+              <w:rPr>
+                <w:rFonts w:ascii="Calibri" w:cs="Calibri" w:eastAsia="Calibri" w:hAnsi="Calibri"/>
+                <w:b w:val="false"/>
+                <w:bCs w:val="false"/>
+                <w:color w:val="1F2937"/>
+                <w:sz w:val="18"/>
+                <w:szCs w:val="18"/>
+              </w:rPr>
+              <w:t xml:space="preserve">Price/Book</w:t>
+            </w:r>
+          </w:p>
+        </w:tc>
+        <w:tc>
+          <w:tcPr>
+            <w:tcW w:type="pct" w:w="75%"/>
+            <w:shd w:fill="F3F4F6" w:color="F3F4F6" w:val="solid"/>
+            <w:tcMar>
+              <w:top w:type="dxa" w:w="40"/>
+              <w:left w:type="dxa" w:w="80"/>
+              <w:bottom w:type="dxa" w:w="40"/>
+              <w:right w:type="dxa" w:w="80"/>
+            </w:tcMar>
+          </w:tcPr>
+          <w:p>
+            <w:pPr>
+              <w:spacing w:after="0"/>
+            </w:pPr>
+            <w:r>
+              <w:rPr>
+                <w:rFonts w:ascii="Calibri" w:cs="Calibri" w:eastAsia="Calibri" w:hAnsi="Calibri"/>
+                <w:b w:val="false"/>
+                <w:bCs w:val="false"/>
+                <w:color w:val="1F2937"/>
+                <w:sz w:val="18"/>
+                <w:szCs w:val="18"/>
+              </w:rPr>
+              <w:t xml:space="preserve">Share Price / (Total Equity / Shares)</w:t>
+            </w:r>
+          </w:p>
+        </w:tc>
+      </w:tr>
+      <w:tr>
+        <w:tc>
+          <w:tcPr>
+            <w:tcW w:type="pct" w:w="25%"/>
+            <w:shd w:fill="FFFFFF" w:color="FFFFFF" w:val="solid"/>
+            <w:tcMar>
+              <w:top w:type="dxa" w:w="40"/>
+              <w:left w:type="dxa" w:w="80"/>
+              <w:bottom w:type="dxa" w:w="40"/>
+              <w:right w:type="dxa" w:w="80"/>
+            </w:tcMar>
+          </w:tcPr>
+          <w:p>
+            <w:pPr>
+              <w:spacing w:after="0"/>
+            </w:pPr>
+            <w:r>
+              <w:rPr>
+                <w:rFonts w:ascii="Calibri" w:cs="Calibri" w:eastAsia="Calibri" w:hAnsi="Calibri"/>
+                <w:b w:val="false"/>
+                <w:bCs w:val="false"/>
+                <w:color w:val="1F2937"/>
+                <w:sz w:val="18"/>
+                <w:szCs w:val="18"/>
+              </w:rPr>
+              <w:t xml:space="preserve">FCF Yield</w:t>
+            </w:r>
+          </w:p>
+        </w:tc>
+        <w:tc>
+          <w:tcPr>
+            <w:tcW w:type="pct" w:w="75%"/>
+            <w:shd w:fill="FFFFFF" w:color="FFFFFF" w:val="solid"/>
+            <w:tcMar>
+              <w:top w:type="dxa" w:w="40"/>
+              <w:left w:type="dxa" w:w="80"/>
+              <w:bottom w:type="dxa" w:w="40"/>
+              <w:right w:type="dxa" w:w="80"/>
+            </w:tcMar>
+          </w:tcPr>
+          <w:p>
+            <w:pPr>
+              <w:spacing w:after="0"/>
+            </w:pPr>
+            <w:r>
+              <w:rPr>
+                <w:rFonts w:ascii="Calibri" w:cs="Calibri" w:eastAsia="Calibri" w:hAnsi="Calibri"/>
+                <w:b w:val="false"/>
+                <w:bCs w:val="false"/>
+                <w:color w:val="1F2937"/>
+                <w:sz w:val="18"/>
+                <w:szCs w:val="18"/>
+              </w:rPr>
+              <w:t xml:space="preserve">FCF / Market Cap</w:t>
+            </w:r>
+          </w:p>
+        </w:tc>
+      </w:tr>
+      <w:tr>
+        <w:tc>
+          <w:tcPr>
+            <w:tcW w:type="pct" w:w="25%"/>
+            <w:shd w:fill="F3F4F6" w:color="F3F4F6" w:val="solid"/>
+            <w:tcMar>
+              <w:top w:type="dxa" w:w="40"/>
+              <w:left w:type="dxa" w:w="80"/>
+              <w:bottom w:type="dxa" w:w="40"/>
+              <w:right w:type="dxa" w:w="80"/>
+            </w:tcMar>
+          </w:tcPr>
+          <w:p>
+            <w:pPr>
+              <w:spacing w:after="0"/>
+            </w:pPr>
+            <w:r>
+              <w:rPr>
+                <w:rFonts w:ascii="Calibri" w:cs="Calibri" w:eastAsia="Calibri" w:hAnsi="Calibri"/>
+                <w:b w:val="false"/>
+                <w:bCs w:val="false"/>
+                <w:color w:val="1F2937"/>
+                <w:sz w:val="18"/>
+                <w:szCs w:val="18"/>
+              </w:rPr>
+              <w:t xml:space="preserve">Dividend Yield</w:t>
+            </w:r>
+          </w:p>
+        </w:tc>
+        <w:tc>
+          <w:tcPr>
+            <w:tcW w:type="pct" w:w="75%"/>
+            <w:shd w:fill="F3F4F6" w:color="F3F4F6" w:val="solid"/>
+            <w:tcMar>
+              <w:top w:type="dxa" w:w="40"/>
+              <w:left w:type="dxa" w:w="80"/>
+              <w:bottom w:type="dxa" w:w="40"/>
+              <w:right w:type="dxa" w:w="80"/>
+            </w:tcMar>
+          </w:tcPr>
+          <w:p>
+            <w:pPr>
+              <w:spacing w:after="0"/>
+            </w:pPr>
+            <w:r>
+              <w:rPr>
+                <w:rFonts w:ascii="Calibri" w:cs="Calibri" w:eastAsia="Calibri" w:hAnsi="Calibri"/>
+                <w:b w:val="false"/>
+                <w:bCs w:val="false"/>
+                <w:color w:val="1F2937"/>
+                <w:sz w:val="18"/>
+                <w:szCs w:val="18"/>
+              </w:rPr>
+              <w:t xml:space="preserve">DPS / Share Price</w:t>
+            </w:r>
+          </w:p>
+        </w:tc>
+      </w:tr>
+    </w:tbl>
+    <w:p>
+      <w:pPr>
+        <w:pStyle w:val="Heading3"/>
+        <w:spacing w:before="200" w:after="60"/>
+      </w:pPr>
+      <w:r>
+        <w:rPr>
+          <w:rFonts w:ascii="Calibri" w:cs="Calibri" w:eastAsia="Calibri" w:hAnsi="Calibri"/>
+          <w:b/>
+          <w:bCs/>
+          <w:color w:val="3B82F6"/>
+          <w:sz w:val="22"/>
+          <w:szCs w:val="22"/>
+        </w:rPr>
+        <w:t xml:space="preserve">calculateImpliedPrices(results, benchmarks)</w:t>
+      </w:r>
+    </w:p>
+    <w:p>
+      <w:pPr>
+        <w:spacing w:after="80"/>
+        <w:jc w:val="left"/>
+      </w:pPr>
+      <w:r>
+        <w:rPr>
+          <w:rFonts w:ascii="Calibri" w:cs="Calibri" w:eastAsia="Calibri" w:hAnsi="Calibri"/>
+          <w:b w:val="false"/>
+          <w:bCs w:val="false"/>
+          <w:i w:val="false"/>
+          <w:iCs w:val="false"/>
+          <w:color w:val="1F2937"/>
+          <w:sz w:val="20"/>
+          <w:szCs w:val="20"/>
+        </w:rPr>
+        <w:t xml:space="preserve">Calculates implied share prices from EGX 30 benchmarks: fromPE (avg P/E × EPS), fromEVEBITDA (avg EV/EBITDA × EBITDA → equity → per share), fromPB (avg P/B × BVPS).</w:t>
+      </w:r>
+    </w:p>
+    <w:p>
+      <w:pPr>
+        <w:pStyle w:val="Heading3"/>
+        <w:spacing w:before="200" w:after="60"/>
+      </w:pPr>
+      <w:r>
+        <w:rPr>
+          <w:rFonts w:ascii="Calibri" w:cs="Calibri" w:eastAsia="Calibri" w:hAnsi="Calibri"/>
+          <w:b/>
+          <w:bCs/>
+          <w:color w:val="3B82F6"/>
+          <w:sz w:val="22"/>
+          <w:szCs w:val="22"/>
+        </w:rPr>
+        <w:t xml:space="preserve">EGX 30 Benchmarks (Q1 2026)</w:t>
+      </w:r>
+    </w:p>
+    <w:tbl>
+      <w:tblPr>
+        <w:tblW w:type="pct" w:w="100%"/>
+        <w:tblBorders>
+          <w:top w:val="single" w:color="auto" w:sz="4"/>
+          <w:left w:val="single" w:color="auto" w:sz="4"/>
+          <w:bottom w:val="single" w:color="auto" w:sz="4"/>
+          <w:right w:val="single" w:color="auto" w:sz="4"/>
+          <w:insideH w:val="single" w:color="auto" w:sz="4"/>
+          <w:insideV w:val="single" w:color="auto" w:sz="4"/>
+        </w:tblBorders>
+      </w:tblPr>
+      <w:tblGrid>
+        <w:gridCol w:w="100"/>
+        <w:gridCol w:w="100"/>
+        <w:gridCol w:w="100"/>
+        <w:gridCol w:w="100"/>
+      </w:tblGrid>
+      <w:tr>
+        <w:trPr>
+          <w:tblHeader/>
+        </w:trPr>
+        <w:tc>
+          <w:tcPr>
+            <w:tcW w:type="pct" w:w="25%"/>
+            <w:shd w:fill="1E3A8A" w:color="1E3A8A" w:val="solid"/>
+            <w:tcMar>
+              <w:top w:type="dxa" w:w="40"/>
+              <w:left w:type="dxa" w:w="80"/>
+              <w:bottom w:type="dxa" w:w="40"/>
+              <w:right w:type="dxa" w:w="80"/>
+            </w:tcMar>
+          </w:tcPr>
+          <w:p>
+            <w:pPr>
+              <w:spacing w:after="0"/>
+            </w:pPr>
+            <w:r>
+              <w:rPr>
+                <w:rFonts w:ascii="Calibri" w:cs="Calibri" w:eastAsia="Calibri" w:hAnsi="Calibri"/>
+                <w:b/>
+                <w:bCs/>
+                <w:color w:val="FFFFFF"/>
+                <w:sz w:val="18"/>
+                <w:szCs w:val="18"/>
+              </w:rPr>
+              <w:t xml:space="preserve">Multiple</w:t>
+            </w:r>
+          </w:p>
+        </w:tc>
+        <w:tc>
+          <w:tcPr>
+            <w:tcW w:type="pct" w:w="25%"/>
+            <w:shd w:fill="1E3A8A" w:color="1E3A8A" w:val="solid"/>
+            <w:tcMar>
+              <w:top w:type="dxa" w:w="40"/>
+              <w:left w:type="dxa" w:w="80"/>
+              <w:bottom w:type="dxa" w:w="40"/>
+              <w:right w:type="dxa" w:w="80"/>
+            </w:tcMar>
+          </w:tcPr>
+          <w:p>
+            <w:pPr>
+              <w:spacing w:after="0"/>
+            </w:pPr>
+            <w:r>
+              <w:rPr>
+                <w:rFonts w:ascii="Calibri" w:cs="Calibri" w:eastAsia="Calibri" w:hAnsi="Calibri"/>
+                <w:b/>
+                <w:bCs/>
+                <w:color w:val="FFFFFF"/>
+                <w:sz w:val="18"/>
+                <w:szCs w:val="18"/>
+              </w:rPr>
+              <w:t xml:space="preserve">Low</w:t>
+            </w:r>
+          </w:p>
+        </w:tc>
+        <w:tc>
+          <w:tcPr>
+            <w:tcW w:type="pct" w:w="25%"/>
+            <w:shd w:fill="1E3A8A" w:color="1E3A8A" w:val="solid"/>
+            <w:tcMar>
+              <w:top w:type="dxa" w:w="40"/>
+              <w:left w:type="dxa" w:w="80"/>
+              <w:bottom w:type="dxa" w:w="40"/>
+              <w:right w:type="dxa" w:w="80"/>
+            </w:tcMar>
+          </w:tcPr>
+          <w:p>
+            <w:pPr>
+              <w:spacing w:after="0"/>
+            </w:pPr>
+            <w:r>
+              <w:rPr>
+                <w:rFonts w:ascii="Calibri" w:cs="Calibri" w:eastAsia="Calibri" w:hAnsi="Calibri"/>
+                <w:b/>
+                <w:bCs/>
+                <w:color w:val="FFFFFF"/>
+                <w:sz w:val="18"/>
+                <w:szCs w:val="18"/>
+              </w:rPr>
+              <w:t xml:space="preserve">High</w:t>
+            </w:r>
+          </w:p>
+        </w:tc>
+        <w:tc>
+          <w:tcPr>
+            <w:tcW w:type="pct" w:w="25%"/>
+            <w:shd w:fill="1E3A8A" w:color="1E3A8A" w:val="solid"/>
+            <w:tcMar>
+              <w:top w:type="dxa" w:w="40"/>
+              <w:left w:type="dxa" w:w="80"/>
+              <w:bottom w:type="dxa" w:w="40"/>
+              <w:right w:type="dxa" w:w="80"/>
+            </w:tcMar>
+          </w:tcPr>
+          <w:p>
+            <w:pPr>
+              <w:spacing w:after="0"/>
+            </w:pPr>
+            <w:r>
+              <w:rPr>
+                <w:rFonts w:ascii="Calibri" w:cs="Calibri" w:eastAsia="Calibri" w:hAnsi="Calibri"/>
+                <w:b/>
+                <w:bCs/>
+                <w:color w:val="FFFFFF"/>
+                <w:sz w:val="18"/>
+                <w:szCs w:val="18"/>
+              </w:rPr>
+              <w:t xml:space="preserve">Average</w:t>
+            </w:r>
+          </w:p>
+        </w:tc>
+      </w:tr>
+      <w:tr>
+        <w:tc>
+          <w:tcPr>
+            <w:tcW w:type="pct" w:w="25%"/>
+            <w:shd w:fill="F3F4F6" w:color="F3F4F6" w:val="solid"/>
+            <w:tcMar>
+              <w:top w:type="dxa" w:w="40"/>
+              <w:left w:type="dxa" w:w="80"/>
+              <w:bottom w:type="dxa" w:w="40"/>
+              <w:right w:type="dxa" w:w="80"/>
+            </w:tcMar>
+          </w:tcPr>
+          <w:p>
+            <w:pPr>
+              <w:spacing w:after="0"/>
+            </w:pPr>
+            <w:r>
+              <w:rPr>
+                <w:rFonts w:ascii="Calibri" w:cs="Calibri" w:eastAsia="Calibri" w:hAnsi="Calibri"/>
+                <w:b w:val="false"/>
+                <w:bCs w:val="false"/>
+                <w:color w:val="1F2937"/>
+                <w:sz w:val="18"/>
+                <w:szCs w:val="18"/>
+              </w:rPr>
+              <w:t xml:space="preserve">P/E</w:t>
+            </w:r>
+          </w:p>
+        </w:tc>
+        <w:tc>
+          <w:tcPr>
+            <w:tcW w:type="pct" w:w="25%"/>
+            <w:shd w:fill="F3F4F6" w:color="F3F4F6" w:val="solid"/>
+            <w:tcMar>
+              <w:top w:type="dxa" w:w="40"/>
+              <w:left w:type="dxa" w:w="80"/>
+              <w:bottom w:type="dxa" w:w="40"/>
+              <w:right w:type="dxa" w:w="80"/>
+            </w:tcMar>
+          </w:tcPr>
+          <w:p>
+            <w:pPr>
+              <w:spacing w:after="0"/>
+            </w:pPr>
+            <w:r>
+              <w:rPr>
+                <w:rFonts w:ascii="Calibri" w:cs="Calibri" w:eastAsia="Calibri" w:hAnsi="Calibri"/>
+                <w:b w:val="false"/>
+                <w:bCs w:val="false"/>
+                <w:color w:val="1F2937"/>
+                <w:sz w:val="18"/>
+                <w:szCs w:val="18"/>
+              </w:rPr>
+              <w:t xml:space="preserve">8x</w:t>
+            </w:r>
+          </w:p>
+        </w:tc>
+        <w:tc>
+          <w:tcPr>
+            <w:tcW w:type="pct" w:w="25%"/>
+            <w:shd w:fill="F3F4F6" w:color="F3F4F6" w:val="solid"/>
+            <w:tcMar>
+              <w:top w:type="dxa" w:w="40"/>
+              <w:left w:type="dxa" w:w="80"/>
+              <w:bottom w:type="dxa" w:w="40"/>
+              <w:right w:type="dxa" w:w="80"/>
+            </w:tcMar>
+          </w:tcPr>
+          <w:p>
+            <w:pPr>
+              <w:spacing w:after="0"/>
+            </w:pPr>
+            <w:r>
+              <w:rPr>
+                <w:rFonts w:ascii="Calibri" w:cs="Calibri" w:eastAsia="Calibri" w:hAnsi="Calibri"/>
+                <w:b w:val="false"/>
+                <w:bCs w:val="false"/>
+                <w:color w:val="1F2937"/>
+                <w:sz w:val="18"/>
+                <w:szCs w:val="18"/>
+              </w:rPr>
+              <w:t xml:space="preserve">12x</w:t>
+            </w:r>
+          </w:p>
+        </w:tc>
+        <w:tc>
+          <w:tcPr>
+            <w:tcW w:type="pct" w:w="25%"/>
+            <w:shd w:fill="F3F4F6" w:color="F3F4F6" w:val="solid"/>
+            <w:tcMar>
+              <w:top w:type="dxa" w:w="40"/>
+              <w:left w:type="dxa" w:w="80"/>
+              <w:bottom w:type="dxa" w:w="40"/>
+              <w:right w:type="dxa" w:w="80"/>
+            </w:tcMar>
+          </w:tcPr>
+          <w:p>
+            <w:pPr>
+              <w:spacing w:after="0"/>
+            </w:pPr>
+            <w:r>
+              <w:rPr>
+                <w:rFonts w:ascii="Calibri" w:cs="Calibri" w:eastAsia="Calibri" w:hAnsi="Calibri"/>
+                <w:b w:val="false"/>
+                <w:bCs w:val="false"/>
+                <w:color w:val="1F2937"/>
+                <w:sz w:val="18"/>
+                <w:szCs w:val="18"/>
+              </w:rPr>
+              <w:t xml:space="preserve">10x</w:t>
+            </w:r>
+          </w:p>
+        </w:tc>
+      </w:tr>
+      <w:tr>
+        <w:tc>
+          <w:tcPr>
+            <w:tcW w:type="pct" w:w="25%"/>
+            <w:shd w:fill="FFFFFF" w:color="FFFFFF" w:val="solid"/>
+            <w:tcMar>
+              <w:top w:type="dxa" w:w="40"/>
+              <w:left w:type="dxa" w:w="80"/>
+              <w:bottom w:type="dxa" w:w="40"/>
+              <w:right w:type="dxa" w:w="80"/>
+            </w:tcMar>
+          </w:tcPr>
+          <w:p>
+            <w:pPr>
+              <w:spacing w:after="0"/>
+            </w:pPr>
+            <w:r>
+              <w:rPr>
+                <w:rFonts w:ascii="Calibri" w:cs="Calibri" w:eastAsia="Calibri" w:hAnsi="Calibri"/>
+                <w:b w:val="false"/>
+                <w:bCs w:val="false"/>
+                <w:color w:val="1F2937"/>
+                <w:sz w:val="18"/>
+                <w:szCs w:val="18"/>
+              </w:rPr>
+              <w:t xml:space="preserve">EV/EBITDA</w:t>
+            </w:r>
+          </w:p>
+        </w:tc>
+        <w:tc>
+          <w:tcPr>
+            <w:tcW w:type="pct" w:w="25%"/>
+            <w:shd w:fill="FFFFFF" w:color="FFFFFF" w:val="solid"/>
+            <w:tcMar>
+              <w:top w:type="dxa" w:w="40"/>
+              <w:left w:type="dxa" w:w="80"/>
+              <w:bottom w:type="dxa" w:w="40"/>
+              <w:right w:type="dxa" w:w="80"/>
+            </w:tcMar>
+          </w:tcPr>
+          <w:p>
+            <w:pPr>
+              <w:spacing w:after="0"/>
+            </w:pPr>
+            <w:r>
+              <w:rPr>
+                <w:rFonts w:ascii="Calibri" w:cs="Calibri" w:eastAsia="Calibri" w:hAnsi="Calibri"/>
+                <w:b w:val="false"/>
+                <w:bCs w:val="false"/>
+                <w:color w:val="1F2937"/>
+                <w:sz w:val="18"/>
+                <w:szCs w:val="18"/>
+              </w:rPr>
+              <w:t xml:space="preserve">6x</w:t>
+            </w:r>
+          </w:p>
+        </w:tc>
+        <w:tc>
+          <w:tcPr>
+            <w:tcW w:type="pct" w:w="25%"/>
+            <w:shd w:fill="FFFFFF" w:color="FFFFFF" w:val="solid"/>
+            <w:tcMar>
+              <w:top w:type="dxa" w:w="40"/>
+              <w:left w:type="dxa" w:w="80"/>
+              <w:bottom w:type="dxa" w:w="40"/>
+              <w:right w:type="dxa" w:w="80"/>
+            </w:tcMar>
+          </w:tcPr>
+          <w:p>
+            <w:pPr>
+              <w:spacing w:after="0"/>
+            </w:pPr>
+            <w:r>
+              <w:rPr>
+                <w:rFonts w:ascii="Calibri" w:cs="Calibri" w:eastAsia="Calibri" w:hAnsi="Calibri"/>
+                <w:b w:val="false"/>
+                <w:bCs w:val="false"/>
+                <w:color w:val="1F2937"/>
+                <w:sz w:val="18"/>
+                <w:szCs w:val="18"/>
+              </w:rPr>
+              <w:t xml:space="preserve">9x</w:t>
+            </w:r>
+          </w:p>
+        </w:tc>
+        <w:tc>
+          <w:tcPr>
+            <w:tcW w:type="pct" w:w="25%"/>
+            <w:shd w:fill="FFFFFF" w:color="FFFFFF" w:val="solid"/>
+            <w:tcMar>
+              <w:top w:type="dxa" w:w="40"/>
+              <w:left w:type="dxa" w:w="80"/>
+              <w:bottom w:type="dxa" w:w="40"/>
+              <w:right w:type="dxa" w:w="80"/>
+            </w:tcMar>
+          </w:tcPr>
+          <w:p>
+            <w:pPr>
+              <w:spacing w:after="0"/>
+            </w:pPr>
+            <w:r>
+              <w:rPr>
+                <w:rFonts w:ascii="Calibri" w:cs="Calibri" w:eastAsia="Calibri" w:hAnsi="Calibri"/>
+                <w:b w:val="false"/>
+                <w:bCs w:val="false"/>
+                <w:color w:val="1F2937"/>
+                <w:sz w:val="18"/>
+                <w:szCs w:val="18"/>
+              </w:rPr>
+              <w:t xml:space="preserve">7.5x</w:t>
+            </w:r>
+          </w:p>
+        </w:tc>
+      </w:tr>
+      <w:tr>
+        <w:tc>
+          <w:tcPr>
+            <w:tcW w:type="pct" w:w="25%"/>
+            <w:shd w:fill="F3F4F6" w:color="F3F4F6" w:val="solid"/>
+            <w:tcMar>
+              <w:top w:type="dxa" w:w="40"/>
+              <w:left w:type="dxa" w:w="80"/>
+              <w:bottom w:type="dxa" w:w="40"/>
+              <w:right w:type="dxa" w:w="80"/>
+            </w:tcMar>
+          </w:tcPr>
+          <w:p>
+            <w:pPr>
+              <w:spacing w:after="0"/>
+            </w:pPr>
+            <w:r>
+              <w:rPr>
+                <w:rFonts w:ascii="Calibri" w:cs="Calibri" w:eastAsia="Calibri" w:hAnsi="Calibri"/>
+                <w:b w:val="false"/>
+                <w:bCs w:val="false"/>
+                <w:color w:val="1F2937"/>
+                <w:sz w:val="18"/>
+                <w:szCs w:val="18"/>
+              </w:rPr>
+              <w:t xml:space="preserve">Price/Book</w:t>
+            </w:r>
+          </w:p>
+        </w:tc>
+        <w:tc>
+          <w:tcPr>
+            <w:tcW w:type="pct" w:w="25%"/>
+            <w:shd w:fill="F3F4F6" w:color="F3F4F6" w:val="solid"/>
+            <w:tcMar>
+              <w:top w:type="dxa" w:w="40"/>
+              <w:left w:type="dxa" w:w="80"/>
+              <w:bottom w:type="dxa" w:w="40"/>
+              <w:right w:type="dxa" w:w="80"/>
+            </w:tcMar>
+          </w:tcPr>
+          <w:p>
+            <w:pPr>
+              <w:spacing w:after="0"/>
+            </w:pPr>
+            <w:r>
+              <w:rPr>
+                <w:rFonts w:ascii="Calibri" w:cs="Calibri" w:eastAsia="Calibri" w:hAnsi="Calibri"/>
+                <w:b w:val="false"/>
+                <w:bCs w:val="false"/>
+                <w:color w:val="1F2937"/>
+                <w:sz w:val="18"/>
+                <w:szCs w:val="18"/>
+              </w:rPr>
+              <w:t xml:space="preserve">1.0x</w:t>
+            </w:r>
+          </w:p>
+        </w:tc>
+        <w:tc>
+          <w:tcPr>
+            <w:tcW w:type="pct" w:w="25%"/>
+            <w:shd w:fill="F3F4F6" w:color="F3F4F6" w:val="solid"/>
+            <w:tcMar>
+              <w:top w:type="dxa" w:w="40"/>
+              <w:left w:type="dxa" w:w="80"/>
+              <w:bottom w:type="dxa" w:w="40"/>
+              <w:right w:type="dxa" w:w="80"/>
+            </w:tcMar>
+          </w:tcPr>
+          <w:p>
+            <w:pPr>
+              <w:spacing w:after="0"/>
+            </w:pPr>
+            <w:r>
+              <w:rPr>
+                <w:rFonts w:ascii="Calibri" w:cs="Calibri" w:eastAsia="Calibri" w:hAnsi="Calibri"/>
+                <w:b w:val="false"/>
+                <w:bCs w:val="false"/>
+                <w:color w:val="1F2937"/>
+                <w:sz w:val="18"/>
+                <w:szCs w:val="18"/>
+              </w:rPr>
+              <w:t xml:space="preserve">2.5x</w:t>
+            </w:r>
+          </w:p>
+        </w:tc>
+        <w:tc>
+          <w:tcPr>
+            <w:tcW w:type="pct" w:w="25%"/>
+            <w:shd w:fill="F3F4F6" w:color="F3F4F6" w:val="solid"/>
+            <w:tcMar>
+              <w:top w:type="dxa" w:w="40"/>
+              <w:left w:type="dxa" w:w="80"/>
+              <w:bottom w:type="dxa" w:w="40"/>
+              <w:right w:type="dxa" w:w="80"/>
+            </w:tcMar>
+          </w:tcPr>
+          <w:p>
+            <w:pPr>
+              <w:spacing w:after="0"/>
+            </w:pPr>
+            <w:r>
+              <w:rPr>
+                <w:rFonts w:ascii="Calibri" w:cs="Calibri" w:eastAsia="Calibri" w:hAnsi="Calibri"/>
+                <w:b w:val="false"/>
+                <w:bCs w:val="false"/>
+                <w:color w:val="1F2937"/>
+                <w:sz w:val="18"/>
+                <w:szCs w:val="18"/>
+              </w:rPr>
+              <w:t xml:space="preserve">1.6x</w:t>
+            </w:r>
+          </w:p>
+        </w:tc>
+      </w:tr>
+    </w:tbl>
+    <w:p>
+      <w:pPr>
+        <w:pStyle w:val="Heading3"/>
+        <w:spacing w:before="200" w:after="60"/>
+      </w:pPr>
+      <w:r>
+        <w:rPr>
+          <w:rFonts w:ascii="Calibri" w:cs="Calibri" w:eastAsia="Calibri" w:hAnsi="Calibri"/>
+          <w:b/>
+          <w:bCs/>
+          <w:color w:val="3B82F6"/>
+          <w:sz w:val="22"/>
+          <w:szCs w:val="22"/>
+        </w:rPr>
+        <w:t xml:space="preserve">Sector Working Capital Presets</w:t>
+      </w:r>
+    </w:p>
+    <w:tbl>
+      <w:tblPr>
+        <w:tblW w:type="pct" w:w="100%"/>
+        <w:tblBorders>
+          <w:top w:val="single" w:color="auto" w:sz="4"/>
+          <w:left w:val="single" w:color="auto" w:sz="4"/>
+          <w:bottom w:val="single" w:color="auto" w:sz="4"/>
+          <w:right w:val="single" w:color="auto" w:sz="4"/>
+          <w:insideH w:val="single" w:color="auto" w:sz="4"/>
+          <w:insideV w:val="single" w:color="auto" w:sz="4"/>
+        </w:tblBorders>
+      </w:tblPr>
+      <w:tblGrid>
+        <w:gridCol w:w="100"/>
+        <w:gridCol w:w="100"/>
+        <w:gridCol w:w="100"/>
+        <w:gridCol w:w="100"/>
+      </w:tblGrid>
+      <w:tr>
+        <w:trPr>
+          <w:tblHeader/>
+        </w:trPr>
+        <w:tc>
+          <w:tcPr>
+            <w:tcW w:type="pct" w:w="30%"/>
+            <w:shd w:fill="1E3A8A" w:color="1E3A8A" w:val="solid"/>
+            <w:tcMar>
+              <w:top w:type="dxa" w:w="40"/>
+              <w:left w:type="dxa" w:w="80"/>
+              <w:bottom w:type="dxa" w:w="40"/>
+              <w:right w:type="dxa" w:w="80"/>
+            </w:tcMar>
+          </w:tcPr>
+          <w:p>
+            <w:pPr>
+              <w:spacing w:after="0"/>
+            </w:pPr>
+            <w:r>
+              <w:rPr>
+                <w:rFonts w:ascii="Calibri" w:cs="Calibri" w:eastAsia="Calibri" w:hAnsi="Calibri"/>
+                <w:b/>
+                <w:bCs/>
+                <w:color w:val="FFFFFF"/>
+                <w:sz w:val="18"/>
+                <w:szCs w:val="18"/>
+              </w:rPr>
+              <w:t xml:space="preserve">Sector</w:t>
+            </w:r>
+          </w:p>
+        </w:tc>
+        <w:tc>
+          <w:tcPr>
+            <w:tcW w:type="pct" w:w="20%"/>
+            <w:shd w:fill="1E3A8A" w:color="1E3A8A" w:val="solid"/>
+            <w:tcMar>
+              <w:top w:type="dxa" w:w="40"/>
+              <w:left w:type="dxa" w:w="80"/>
+              <w:bottom w:type="dxa" w:w="40"/>
+              <w:right w:type="dxa" w:w="80"/>
+            </w:tcMar>
+          </w:tcPr>
+          <w:p>
+            <w:pPr>
+              <w:spacing w:after="0"/>
+            </w:pPr>
+            <w:r>
+              <w:rPr>
+                <w:rFonts w:ascii="Calibri" w:cs="Calibri" w:eastAsia="Calibri" w:hAnsi="Calibri"/>
+                <w:b/>
+                <w:bCs/>
+                <w:color w:val="FFFFFF"/>
+                <w:sz w:val="18"/>
+                <w:szCs w:val="18"/>
+              </w:rPr>
+              <w:t xml:space="preserve">DSO</w:t>
+            </w:r>
+          </w:p>
+        </w:tc>
+        <w:tc>
+          <w:tcPr>
+            <w:tcW w:type="pct" w:w="20%"/>
+            <w:shd w:fill="1E3A8A" w:color="1E3A8A" w:val="solid"/>
+            <w:tcMar>
+              <w:top w:type="dxa" w:w="40"/>
+              <w:left w:type="dxa" w:w="80"/>
+              <w:bottom w:type="dxa" w:w="40"/>
+              <w:right w:type="dxa" w:w="80"/>
+            </w:tcMar>
+          </w:tcPr>
+          <w:p>
+            <w:pPr>
+              <w:spacing w:after="0"/>
+            </w:pPr>
+            <w:r>
+              <w:rPr>
+                <w:rFonts w:ascii="Calibri" w:cs="Calibri" w:eastAsia="Calibri" w:hAnsi="Calibri"/>
+                <w:b/>
+                <w:bCs/>
+                <w:color w:val="FFFFFF"/>
+                <w:sz w:val="18"/>
+                <w:szCs w:val="18"/>
+              </w:rPr>
+              <w:t xml:space="preserve">DIO</w:t>
+            </w:r>
+          </w:p>
+        </w:tc>
+        <w:tc>
+          <w:tcPr>
+            <w:tcW w:type="pct" w:w="20%"/>
+            <w:shd w:fill="1E3A8A" w:color="1E3A8A" w:val="solid"/>
+            <w:tcMar>
+              <w:top w:type="dxa" w:w="40"/>
+              <w:left w:type="dxa" w:w="80"/>
+              <w:bottom w:type="dxa" w:w="40"/>
+              <w:right w:type="dxa" w:w="80"/>
+            </w:tcMar>
+          </w:tcPr>
+          <w:p>
+            <w:pPr>
+              <w:spacing w:after="0"/>
+            </w:pPr>
+            <w:r>
+              <w:rPr>
+                <w:rFonts w:ascii="Calibri" w:cs="Calibri" w:eastAsia="Calibri" w:hAnsi="Calibri"/>
+                <w:b/>
+                <w:bCs/>
+                <w:color w:val="FFFFFF"/>
+                <w:sz w:val="18"/>
+                <w:szCs w:val="18"/>
+              </w:rPr>
+              <w:t xml:space="preserve">DPO</w:t>
+            </w:r>
+          </w:p>
+        </w:tc>
+      </w:tr>
+      <w:tr>
+        <w:tc>
+          <w:tcPr>
+            <w:tcW w:type="pct" w:w="30%"/>
+            <w:shd w:fill="F3F4F6" w:color="F3F4F6" w:val="solid"/>
+            <w:tcMar>
+              <w:top w:type="dxa" w:w="40"/>
+              <w:left w:type="dxa" w:w="80"/>
+              <w:bottom w:type="dxa" w:w="40"/>
+              <w:right w:type="dxa" w:w="80"/>
+            </w:tcMar>
+          </w:tcPr>
+          <w:p>
+            <w:pPr>
+              <w:spacing w:after="0"/>
+            </w:pPr>
+            <w:r>
+              <w:rPr>
+                <w:rFonts w:ascii="Calibri" w:cs="Calibri" w:eastAsia="Calibri" w:hAnsi="Calibri"/>
+                <w:b w:val="false"/>
+                <w:bCs w:val="false"/>
+                <w:color w:val="1F2937"/>
+                <w:sz w:val="18"/>
+                <w:szCs w:val="18"/>
+              </w:rPr>
+              <w:t xml:space="preserve">Technology / Software</w:t>
+            </w:r>
+          </w:p>
+        </w:tc>
+        <w:tc>
+          <w:tcPr>
+            <w:tcW w:type="pct" w:w="20%"/>
+            <w:shd w:fill="F3F4F6" w:color="F3F4F6" w:val="solid"/>
+            <w:tcMar>
+              <w:top w:type="dxa" w:w="40"/>
+              <w:left w:type="dxa" w:w="80"/>
+              <w:bottom w:type="dxa" w:w="40"/>
+              <w:right w:type="dxa" w:w="80"/>
+            </w:tcMar>
+          </w:tcPr>
+          <w:p>
+            <w:pPr>
+              <w:spacing w:after="0"/>
+            </w:pPr>
+            <w:r>
+              <w:rPr>
+                <w:rFonts w:ascii="Calibri" w:cs="Calibri" w:eastAsia="Calibri" w:hAnsi="Calibri"/>
+                <w:b w:val="false"/>
+                <w:bCs w:val="false"/>
+                <w:color w:val="1F2937"/>
+                <w:sz w:val="18"/>
+                <w:szCs w:val="18"/>
+              </w:rPr>
+              <w:t xml:space="preserve">45</w:t>
+            </w:r>
+          </w:p>
+        </w:tc>
+        <w:tc>
+          <w:tcPr>
+            <w:tcW w:type="pct" w:w="20%"/>
+            <w:shd w:fill="F3F4F6" w:color="F3F4F6" w:val="solid"/>
+            <w:tcMar>
+              <w:top w:type="dxa" w:w="40"/>
+              <w:left w:type="dxa" w:w="80"/>
+              <w:bottom w:type="dxa" w:w="40"/>
+              <w:right w:type="dxa" w:w="80"/>
+            </w:tcMar>
+          </w:tcPr>
+          <w:p>
+            <w:pPr>
+              <w:spacing w:after="0"/>
+            </w:pPr>
+            <w:r>
+              <w:rPr>
+                <w:rFonts w:ascii="Calibri" w:cs="Calibri" w:eastAsia="Calibri" w:hAnsi="Calibri"/>
+                <w:b w:val="false"/>
+                <w:bCs w:val="false"/>
+                <w:color w:val="1F2937"/>
+                <w:sz w:val="18"/>
+                <w:szCs w:val="18"/>
+              </w:rPr>
+              <w:t xml:space="preserve">0</w:t>
+            </w:r>
+          </w:p>
+        </w:tc>
+        <w:tc>
+          <w:tcPr>
+            <w:tcW w:type="pct" w:w="20%"/>
+            <w:shd w:fill="F3F4F6" w:color="F3F4F6" w:val="solid"/>
+            <w:tcMar>
+              <w:top w:type="dxa" w:w="40"/>
+              <w:left w:type="dxa" w:w="80"/>
+              <w:bottom w:type="dxa" w:w="40"/>
+              <w:right w:type="dxa" w:w="80"/>
+            </w:tcMar>
+          </w:tcPr>
+          <w:p>
+            <w:pPr>
+              <w:spacing w:after="0"/>
+            </w:pPr>
+            <w:r>
+              <w:rPr>
+                <w:rFonts w:ascii="Calibri" w:cs="Calibri" w:eastAsia="Calibri" w:hAnsi="Calibri"/>
+                <w:b w:val="false"/>
+                <w:bCs w:val="false"/>
+                <w:color w:val="1F2937"/>
+                <w:sz w:val="18"/>
+                <w:szCs w:val="18"/>
+              </w:rPr>
+              <w:t xml:space="preserve">30</w:t>
+            </w:r>
+          </w:p>
+        </w:tc>
+      </w:tr>
+      <w:tr>
+        <w:tc>
+          <w:tcPr>
+            <w:tcW w:type="pct" w:w="30%"/>
+            <w:shd w:fill="FFFFFF" w:color="FFFFFF" w:val="solid"/>
+            <w:tcMar>
+              <w:top w:type="dxa" w:w="40"/>
+              <w:left w:type="dxa" w:w="80"/>
+              <w:bottom w:type="dxa" w:w="40"/>
+              <w:right w:type="dxa" w:w="80"/>
+            </w:tcMar>
+          </w:tcPr>
+          <w:p>
+            <w:pPr>
+              <w:spacing w:after="0"/>
+            </w:pPr>
+            <w:r>
+              <w:rPr>
+                <w:rFonts w:ascii="Calibri" w:cs="Calibri" w:eastAsia="Calibri" w:hAnsi="Calibri"/>
+                <w:b w:val="false"/>
+                <w:bCs w:val="false"/>
+                <w:color w:val="1F2937"/>
+                <w:sz w:val="18"/>
+                <w:szCs w:val="18"/>
+              </w:rPr>
+              <w:t xml:space="preserve">Manufacturing</w:t>
+            </w:r>
+          </w:p>
+        </w:tc>
+        <w:tc>
+          <w:tcPr>
+            <w:tcW w:type="pct" w:w="20%"/>
+            <w:shd w:fill="FFFFFF" w:color="FFFFFF" w:val="solid"/>
+            <w:tcMar>
+              <w:top w:type="dxa" w:w="40"/>
+              <w:left w:type="dxa" w:w="80"/>
+              <w:bottom w:type="dxa" w:w="40"/>
+              <w:right w:type="dxa" w:w="80"/>
+            </w:tcMar>
+          </w:tcPr>
+          <w:p>
+            <w:pPr>
+              <w:spacing w:after="0"/>
+            </w:pPr>
+            <w:r>
+              <w:rPr>
+                <w:rFonts w:ascii="Calibri" w:cs="Calibri" w:eastAsia="Calibri" w:hAnsi="Calibri"/>
+                <w:b w:val="false"/>
+                <w:bCs w:val="false"/>
+                <w:color w:val="1F2937"/>
+                <w:sz w:val="18"/>
+                <w:szCs w:val="18"/>
+              </w:rPr>
+              <w:t xml:space="preserve">60</w:t>
+            </w:r>
+          </w:p>
+        </w:tc>
+        <w:tc>
+          <w:tcPr>
+            <w:tcW w:type="pct" w:w="20%"/>
+            <w:shd w:fill="FFFFFF" w:color="FFFFFF" w:val="solid"/>
+            <w:tcMar>
+              <w:top w:type="dxa" w:w="40"/>
+              <w:left w:type="dxa" w:w="80"/>
+              <w:bottom w:type="dxa" w:w="40"/>
+              <w:right w:type="dxa" w:w="80"/>
+            </w:tcMar>
+          </w:tcPr>
+          <w:p>
+            <w:pPr>
+              <w:spacing w:after="0"/>
+            </w:pPr>
+            <w:r>
+              <w:rPr>
+                <w:rFonts w:ascii="Calibri" w:cs="Calibri" w:eastAsia="Calibri" w:hAnsi="Calibri"/>
+                <w:b w:val="false"/>
+                <w:bCs w:val="false"/>
+                <w:color w:val="1F2937"/>
+                <w:sz w:val="18"/>
+                <w:szCs w:val="18"/>
+              </w:rPr>
+              <w:t xml:space="preserve">45</w:t>
+            </w:r>
+          </w:p>
+        </w:tc>
+        <w:tc>
+          <w:tcPr>
+            <w:tcW w:type="pct" w:w="20%"/>
+            <w:shd w:fill="FFFFFF" w:color="FFFFFF" w:val="solid"/>
+            <w:tcMar>
+              <w:top w:type="dxa" w:w="40"/>
+              <w:left w:type="dxa" w:w="80"/>
+              <w:bottom w:type="dxa" w:w="40"/>
+              <w:right w:type="dxa" w:w="80"/>
+            </w:tcMar>
+          </w:tcPr>
+          <w:p>
+            <w:pPr>
+              <w:spacing w:after="0"/>
+            </w:pPr>
+            <w:r>
+              <w:rPr>
+                <w:rFonts w:ascii="Calibri" w:cs="Calibri" w:eastAsia="Calibri" w:hAnsi="Calibri"/>
+                <w:b w:val="false"/>
+                <w:bCs w:val="false"/>
+                <w:color w:val="1F2937"/>
+                <w:sz w:val="18"/>
+                <w:szCs w:val="18"/>
+              </w:rPr>
+              <w:t xml:space="preserve">60</w:t>
+            </w:r>
+          </w:p>
+        </w:tc>
+      </w:tr>
+      <w:tr>
+        <w:tc>
+          <w:tcPr>
+            <w:tcW w:type="pct" w:w="30%"/>
+            <w:shd w:fill="F3F4F6" w:color="F3F4F6" w:val="solid"/>
+            <w:tcMar>
+              <w:top w:type="dxa" w:w="40"/>
+              <w:left w:type="dxa" w:w="80"/>
+              <w:bottom w:type="dxa" w:w="40"/>
+              <w:right w:type="dxa" w:w="80"/>
+            </w:tcMar>
+          </w:tcPr>
+          <w:p>
+            <w:pPr>
+              <w:spacing w:after="0"/>
+            </w:pPr>
+            <w:r>
+              <w:rPr>
+                <w:rFonts w:ascii="Calibri" w:cs="Calibri" w:eastAsia="Calibri" w:hAnsi="Calibri"/>
+                <w:b w:val="false"/>
+                <w:bCs w:val="false"/>
+                <w:color w:val="1F2937"/>
+                <w:sz w:val="18"/>
+                <w:szCs w:val="18"/>
+              </w:rPr>
+              <w:t xml:space="preserve">Retail</w:t>
+            </w:r>
+          </w:p>
+        </w:tc>
+        <w:tc>
+          <w:tcPr>
+            <w:tcW w:type="pct" w:w="20%"/>
+            <w:shd w:fill="F3F4F6" w:color="F3F4F6" w:val="solid"/>
+            <w:tcMar>
+              <w:top w:type="dxa" w:w="40"/>
+              <w:left w:type="dxa" w:w="80"/>
+              <w:bottom w:type="dxa" w:w="40"/>
+              <w:right w:type="dxa" w:w="80"/>
+            </w:tcMar>
+          </w:tcPr>
+          <w:p>
+            <w:pPr>
+              <w:spacing w:after="0"/>
+            </w:pPr>
+            <w:r>
+              <w:rPr>
+                <w:rFonts w:ascii="Calibri" w:cs="Calibri" w:eastAsia="Calibri" w:hAnsi="Calibri"/>
+                <w:b w:val="false"/>
+                <w:bCs w:val="false"/>
+                <w:color w:val="1F2937"/>
+                <w:sz w:val="18"/>
+                <w:szCs w:val="18"/>
+              </w:rPr>
+              <w:t xml:space="preserve">15</w:t>
+            </w:r>
+          </w:p>
+        </w:tc>
+        <w:tc>
+          <w:tcPr>
+            <w:tcW w:type="pct" w:w="20%"/>
+            <w:shd w:fill="F3F4F6" w:color="F3F4F6" w:val="solid"/>
+            <w:tcMar>
+              <w:top w:type="dxa" w:w="40"/>
+              <w:left w:type="dxa" w:w="80"/>
+              <w:bottom w:type="dxa" w:w="40"/>
+              <w:right w:type="dxa" w:w="80"/>
+            </w:tcMar>
+          </w:tcPr>
+          <w:p>
+            <w:pPr>
+              <w:spacing w:after="0"/>
+            </w:pPr>
+            <w:r>
+              <w:rPr>
+                <w:rFonts w:ascii="Calibri" w:cs="Calibri" w:eastAsia="Calibri" w:hAnsi="Calibri"/>
+                <w:b w:val="false"/>
+                <w:bCs w:val="false"/>
+                <w:color w:val="1F2937"/>
+                <w:sz w:val="18"/>
+                <w:szCs w:val="18"/>
+              </w:rPr>
+              <w:t xml:space="preserve">60</w:t>
+            </w:r>
+          </w:p>
+        </w:tc>
+        <w:tc>
+          <w:tcPr>
+            <w:tcW w:type="pct" w:w="20%"/>
+            <w:shd w:fill="F3F4F6" w:color="F3F4F6" w:val="solid"/>
+            <w:tcMar>
+              <w:top w:type="dxa" w:w="40"/>
+              <w:left w:type="dxa" w:w="80"/>
+              <w:bottom w:type="dxa" w:w="40"/>
+              <w:right w:type="dxa" w:w="80"/>
+            </w:tcMar>
+          </w:tcPr>
+          <w:p>
+            <w:pPr>
+              <w:spacing w:after="0"/>
+            </w:pPr>
+            <w:r>
+              <w:rPr>
+                <w:rFonts w:ascii="Calibri" w:cs="Calibri" w:eastAsia="Calibri" w:hAnsi="Calibri"/>
+                <w:b w:val="false"/>
+                <w:bCs w:val="false"/>
+                <w:color w:val="1F2937"/>
+                <w:sz w:val="18"/>
+                <w:szCs w:val="18"/>
+              </w:rPr>
+              <w:t xml:space="preserve">45</w:t>
+            </w:r>
+          </w:p>
+        </w:tc>
+      </w:tr>
+      <w:tr>
+        <w:tc>
+          <w:tcPr>
+            <w:tcW w:type="pct" w:w="30%"/>
+            <w:shd w:fill="FFFFFF" w:color="FFFFFF" w:val="solid"/>
+            <w:tcMar>
+              <w:top w:type="dxa" w:w="40"/>
+              <w:left w:type="dxa" w:w="80"/>
+              <w:bottom w:type="dxa" w:w="40"/>
+              <w:right w:type="dxa" w:w="80"/>
+            </w:tcMar>
+          </w:tcPr>
+          <w:p>
+            <w:pPr>
+              <w:spacing w:after="0"/>
+            </w:pPr>
+            <w:r>
+              <w:rPr>
+                <w:rFonts w:ascii="Calibri" w:cs="Calibri" w:eastAsia="Calibri" w:hAnsi="Calibri"/>
+                <w:b w:val="false"/>
+                <w:bCs w:val="false"/>
+                <w:color w:val="1F2937"/>
+                <w:sz w:val="18"/>
+                <w:szCs w:val="18"/>
+              </w:rPr>
+              <w:t xml:space="preserve">Government Contractor</w:t>
+            </w:r>
+          </w:p>
+        </w:tc>
+        <w:tc>
+          <w:tcPr>
+            <w:tcW w:type="pct" w:w="20%"/>
+            <w:shd w:fill="FFFFFF" w:color="FFFFFF" w:val="solid"/>
+            <w:tcMar>
+              <w:top w:type="dxa" w:w="40"/>
+              <w:left w:type="dxa" w:w="80"/>
+              <w:bottom w:type="dxa" w:w="40"/>
+              <w:right w:type="dxa" w:w="80"/>
+            </w:tcMar>
+          </w:tcPr>
+          <w:p>
+            <w:pPr>
+              <w:spacing w:after="0"/>
+            </w:pPr>
+            <w:r>
+              <w:rPr>
+                <w:rFonts w:ascii="Calibri" w:cs="Calibri" w:eastAsia="Calibri" w:hAnsi="Calibri"/>
+                <w:b w:val="false"/>
+                <w:bCs w:val="false"/>
+                <w:color w:val="1F2937"/>
+                <w:sz w:val="18"/>
+                <w:szCs w:val="18"/>
+              </w:rPr>
+              <w:t xml:space="preserve">90</w:t>
+            </w:r>
+          </w:p>
+        </w:tc>
+        <w:tc>
+          <w:tcPr>
+            <w:tcW w:type="pct" w:w="20%"/>
+            <w:shd w:fill="FFFFFF" w:color="FFFFFF" w:val="solid"/>
+            <w:tcMar>
+              <w:top w:type="dxa" w:w="40"/>
+              <w:left w:type="dxa" w:w="80"/>
+              <w:bottom w:type="dxa" w:w="40"/>
+              <w:right w:type="dxa" w:w="80"/>
+            </w:tcMar>
+          </w:tcPr>
+          <w:p>
+            <w:pPr>
+              <w:spacing w:after="0"/>
+            </w:pPr>
+            <w:r>
+              <w:rPr>
+                <w:rFonts w:ascii="Calibri" w:cs="Calibri" w:eastAsia="Calibri" w:hAnsi="Calibri"/>
+                <w:b w:val="false"/>
+                <w:bCs w:val="false"/>
+                <w:color w:val="1F2937"/>
+                <w:sz w:val="18"/>
+                <w:szCs w:val="18"/>
+              </w:rPr>
+              <w:t xml:space="preserve">45</w:t>
+            </w:r>
+          </w:p>
+        </w:tc>
+        <w:tc>
+          <w:tcPr>
+            <w:tcW w:type="pct" w:w="20%"/>
+            <w:shd w:fill="FFFFFF" w:color="FFFFFF" w:val="solid"/>
+            <w:tcMar>
+              <w:top w:type="dxa" w:w="40"/>
+              <w:left w:type="dxa" w:w="80"/>
+              <w:bottom w:type="dxa" w:w="40"/>
+              <w:right w:type="dxa" w:w="80"/>
+            </w:tcMar>
+          </w:tcPr>
+          <w:p>
+            <w:pPr>
+              <w:spacing w:after="0"/>
+            </w:pPr>
+            <w:r>
+              <w:rPr>
+                <w:rFonts w:ascii="Calibri" w:cs="Calibri" w:eastAsia="Calibri" w:hAnsi="Calibri"/>
+                <w:b w:val="false"/>
+                <w:bCs w:val="false"/>
+                <w:color w:val="1F2937"/>
+                <w:sz w:val="18"/>
+                <w:szCs w:val="18"/>
+              </w:rPr>
+              <w:t xml:space="preserve">60</w:t>
+            </w:r>
+          </w:p>
+        </w:tc>
+      </w:tr>
+      <w:tr>
+        <w:tc>
+          <w:tcPr>
+            <w:tcW w:type="pct" w:w="30%"/>
+            <w:shd w:fill="F3F4F6" w:color="F3F4F6" w:val="solid"/>
+            <w:tcMar>
+              <w:top w:type="dxa" w:w="40"/>
+              <w:left w:type="dxa" w:w="80"/>
+              <w:bottom w:type="dxa" w:w="40"/>
+              <w:right w:type="dxa" w:w="80"/>
+            </w:tcMar>
+          </w:tcPr>
+          <w:p>
+            <w:pPr>
+              <w:spacing w:after="0"/>
+            </w:pPr>
+            <w:r>
+              <w:rPr>
+                <w:rFonts w:ascii="Calibri" w:cs="Calibri" w:eastAsia="Calibri" w:hAnsi="Calibri"/>
+                <w:b w:val="false"/>
+                <w:bCs w:val="false"/>
+                <w:color w:val="1F2937"/>
+                <w:sz w:val="18"/>
+                <w:szCs w:val="18"/>
+              </w:rPr>
+              <w:t xml:space="preserve">Export-Oriented</w:t>
+            </w:r>
+          </w:p>
+        </w:tc>
+        <w:tc>
+          <w:tcPr>
+            <w:tcW w:type="pct" w:w="20%"/>
+            <w:shd w:fill="F3F4F6" w:color="F3F4F6" w:val="solid"/>
+            <w:tcMar>
+              <w:top w:type="dxa" w:w="40"/>
+              <w:left w:type="dxa" w:w="80"/>
+              <w:bottom w:type="dxa" w:w="40"/>
+              <w:right w:type="dxa" w:w="80"/>
+            </w:tcMar>
+          </w:tcPr>
+          <w:p>
+            <w:pPr>
+              <w:spacing w:after="0"/>
+            </w:pPr>
+            <w:r>
+              <w:rPr>
+                <w:rFonts w:ascii="Calibri" w:cs="Calibri" w:eastAsia="Calibri" w:hAnsi="Calibri"/>
+                <w:b w:val="false"/>
+                <w:bCs w:val="false"/>
+                <w:color w:val="1F2937"/>
+                <w:sz w:val="18"/>
+                <w:szCs w:val="18"/>
+              </w:rPr>
+              <w:t xml:space="preserve">45</w:t>
+            </w:r>
+          </w:p>
+        </w:tc>
+        <w:tc>
+          <w:tcPr>
+            <w:tcW w:type="pct" w:w="20%"/>
+            <w:shd w:fill="F3F4F6" w:color="F3F4F6" w:val="solid"/>
+            <w:tcMar>
+              <w:top w:type="dxa" w:w="40"/>
+              <w:left w:type="dxa" w:w="80"/>
+              <w:bottom w:type="dxa" w:w="40"/>
+              <w:right w:type="dxa" w:w="80"/>
+            </w:tcMar>
+          </w:tcPr>
+          <w:p>
+            <w:pPr>
+              <w:spacing w:after="0"/>
+            </w:pPr>
+            <w:r>
+              <w:rPr>
+                <w:rFonts w:ascii="Calibri" w:cs="Calibri" w:eastAsia="Calibri" w:hAnsi="Calibri"/>
+                <w:b w:val="false"/>
+                <w:bCs w:val="false"/>
+                <w:color w:val="1F2937"/>
+                <w:sz w:val="18"/>
+                <w:szCs w:val="18"/>
+              </w:rPr>
+              <w:t xml:space="preserve">30</w:t>
+            </w:r>
+          </w:p>
+        </w:tc>
+        <w:tc>
+          <w:tcPr>
+            <w:tcW w:type="pct" w:w="20%"/>
+            <w:shd w:fill="F3F4F6" w:color="F3F4F6" w:val="solid"/>
+            <w:tcMar>
+              <w:top w:type="dxa" w:w="40"/>
+              <w:left w:type="dxa" w:w="80"/>
+              <w:bottom w:type="dxa" w:w="40"/>
+              <w:right w:type="dxa" w:w="80"/>
+            </w:tcMar>
+          </w:tcPr>
+          <w:p>
+            <w:pPr>
+              <w:spacing w:after="0"/>
+            </w:pPr>
+            <w:r>
+              <w:rPr>
+                <w:rFonts w:ascii="Calibri" w:cs="Calibri" w:eastAsia="Calibri" w:hAnsi="Calibri"/>
+                <w:b w:val="false"/>
+                <w:bCs w:val="false"/>
+                <w:color w:val="1F2937"/>
+                <w:sz w:val="18"/>
+                <w:szCs w:val="18"/>
+              </w:rPr>
+              <w:t xml:space="preserve">30</w:t>
+            </w:r>
+          </w:p>
+        </w:tc>
+      </w:tr>
+      <w:tr>
+        <w:tc>
+          <w:tcPr>
+            <w:tcW w:type="pct" w:w="30%"/>
+            <w:shd w:fill="FFFFFF" w:color="FFFFFF" w:val="solid"/>
+            <w:tcMar>
+              <w:top w:type="dxa" w:w="40"/>
+              <w:left w:type="dxa" w:w="80"/>
+              <w:bottom w:type="dxa" w:w="40"/>
+              <w:right w:type="dxa" w:w="80"/>
+            </w:tcMar>
+          </w:tcPr>
+          <w:p>
+            <w:pPr>
+              <w:spacing w:after="0"/>
+            </w:pPr>
+            <w:r>
+              <w:rPr>
+                <w:rFonts w:ascii="Calibri" w:cs="Calibri" w:eastAsia="Calibri" w:hAnsi="Calibri"/>
+                <w:b w:val="false"/>
+                <w:bCs w:val="false"/>
+                <w:color w:val="1F2937"/>
+                <w:sz w:val="18"/>
+                <w:szCs w:val="18"/>
+              </w:rPr>
+              <w:t xml:space="preserve">Real Estate</w:t>
+            </w:r>
+          </w:p>
+        </w:tc>
+        <w:tc>
+          <w:tcPr>
+            <w:tcW w:type="pct" w:w="20%"/>
+            <w:shd w:fill="FFFFFF" w:color="FFFFFF" w:val="solid"/>
+            <w:tcMar>
+              <w:top w:type="dxa" w:w="40"/>
+              <w:left w:type="dxa" w:w="80"/>
+              <w:bottom w:type="dxa" w:w="40"/>
+              <w:right w:type="dxa" w:w="80"/>
+            </w:tcMar>
+          </w:tcPr>
+          <w:p>
+            <w:pPr>
+              <w:spacing w:after="0"/>
+            </w:pPr>
+            <w:r>
+              <w:rPr>
+                <w:rFonts w:ascii="Calibri" w:cs="Calibri" w:eastAsia="Calibri" w:hAnsi="Calibri"/>
+                <w:b w:val="false"/>
+                <w:bCs w:val="false"/>
+                <w:color w:val="1F2937"/>
+                <w:sz w:val="18"/>
+                <w:szCs w:val="18"/>
+              </w:rPr>
+              <w:t xml:space="preserve">180</w:t>
+            </w:r>
+          </w:p>
+        </w:tc>
+        <w:tc>
+          <w:tcPr>
+            <w:tcW w:type="pct" w:w="20%"/>
+            <w:shd w:fill="FFFFFF" w:color="FFFFFF" w:val="solid"/>
+            <w:tcMar>
+              <w:top w:type="dxa" w:w="40"/>
+              <w:left w:type="dxa" w:w="80"/>
+              <w:bottom w:type="dxa" w:w="40"/>
+              <w:right w:type="dxa" w:w="80"/>
+            </w:tcMar>
+          </w:tcPr>
+          <w:p>
+            <w:pPr>
+              <w:spacing w:after="0"/>
+            </w:pPr>
+            <w:r>
+              <w:rPr>
+                <w:rFonts w:ascii="Calibri" w:cs="Calibri" w:eastAsia="Calibri" w:hAnsi="Calibri"/>
+                <w:b w:val="false"/>
+                <w:bCs w:val="false"/>
+                <w:color w:val="1F2937"/>
+                <w:sz w:val="18"/>
+                <w:szCs w:val="18"/>
+              </w:rPr>
+              <w:t xml:space="preserve">0</w:t>
+            </w:r>
+          </w:p>
+        </w:tc>
+        <w:tc>
+          <w:tcPr>
+            <w:tcW w:type="pct" w:w="20%"/>
+            <w:shd w:fill="FFFFFF" w:color="FFFFFF" w:val="solid"/>
+            <w:tcMar>
+              <w:top w:type="dxa" w:w="40"/>
+              <w:left w:type="dxa" w:w="80"/>
+              <w:bottom w:type="dxa" w:w="40"/>
+              <w:right w:type="dxa" w:w="80"/>
+            </w:tcMar>
+          </w:tcPr>
+          <w:p>
+            <w:pPr>
+              <w:spacing w:after="0"/>
+            </w:pPr>
+            <w:r>
+              <w:rPr>
+                <w:rFonts w:ascii="Calibri" w:cs="Calibri" w:eastAsia="Calibri" w:hAnsi="Calibri"/>
+                <w:b w:val="false"/>
+                <w:bCs w:val="false"/>
+                <w:color w:val="1F2937"/>
+                <w:sz w:val="18"/>
+                <w:szCs w:val="18"/>
+              </w:rPr>
+              <w:t xml:space="preserve">90</w:t>
+            </w:r>
+          </w:p>
+        </w:tc>
+      </w:tr>
+    </w:tbl>
     <w:p>
       <w:r>
         <w:br w:type="page"/>
@@ -13447,7 +16058,7 @@
           <w:sz w:val="32"/>
           <w:szCs w:val="32"/>
         </w:rPr>
-        <w:t xml:space="preserve">11. UI Components (21 total)</w:t>
+        <w:t xml:space="preserve">11. UI Components (27 total)</w:t>
       </w:r>
     </w:p>
     <w:p>
@@ -13490,7 +16101,7 @@
         </w:trPr>
         <w:tc>
           <w:tcPr>
-            <w:tcW w:type="pct" w:w="22%"/>
+            <w:tcW w:type="pct" w:w="28%"/>
             <w:shd w:fill="1E3A8A" w:color="1E3A8A" w:val="solid"/>
             <w:tcMar>
               <w:top w:type="dxa" w:w="40"/>
@@ -13540,13 +16151,13 @@
                 <w:sz w:val="18"/>
                 <w:szCs w:val="18"/>
               </w:rPr>
-              <w:t xml:space="preserve">Size</w:t>
-            </w:r>
-          </w:p>
-        </w:tc>
-        <w:tc>
-          <w:tcPr>
-            <w:tcW w:type="pct" w:w="68%"/>
+              <w:t xml:space="preserve">Lines</w:t>
+            </w:r>
+          </w:p>
+        </w:tc>
+        <w:tc>
+          <w:tcPr>
+            <w:tcW w:type="pct" w:w="62%"/>
             <w:shd w:fill="1E3A8A" w:color="1E3A8A" w:val="solid"/>
             <w:tcMar>
               <w:top w:type="dxa" w:w="40"/>
@@ -13576,7 +16187,7 @@
       <w:tr>
         <w:tc>
           <w:tcPr>
-            <w:tcW w:type="pct" w:w="22%"/>
+            <w:tcW w:type="pct" w:w="28%"/>
             <w:shd w:fill="F3F4F6" w:color="F3F4F6" w:val="solid"/>
             <w:tcMar>
               <w:top w:type="dxa" w:w="40"/>
@@ -13626,35 +16237,35 @@
                 <w:sz w:val="18"/>
                 <w:szCs w:val="18"/>
               </w:rPr>
-              <w:t xml:space="preserve">11.7 KB</w:t>
-            </w:r>
-          </w:p>
-        </w:tc>
-        <w:tc>
-          <w:tcPr>
-            <w:tcW w:type="pct" w:w="68%"/>
-            <w:shd w:fill="F3F4F6" w:color="F3F4F6" w:val="solid"/>
-            <w:tcMar>
-              <w:top w:type="dxa" w:w="40"/>
-              <w:left w:type="dxa" w:w="80"/>
-              <w:bottom w:type="dxa" w:w="40"/>
-              <w:right w:type="dxa" w:w="80"/>
-            </w:tcMar>
-          </w:tcPr>
-          <w:p>
-            <w:pPr>
-              <w:spacing w:after="0"/>
-            </w:pPr>
-            <w:r>
-              <w:rPr>
-                <w:rFonts w:ascii="Calibri" w:cs="Calibri" w:eastAsia="Calibri" w:hAnsi="Calibri"/>
-                <w:b w:val="false"/>
-                <w:bCs w:val="false"/>
-                <w:color w:val="1F2937"/>
-                <w:sz w:val="18"/>
-                <w:szCs w:val="18"/>
-              </w:rPr>
-              <w:t xml:space="preserve">Navigation (15 tabs), Calculate button, Export buttons (Excel/PDF/CSV/JSON), dark mode toggle</w:t>
+              <w:t xml:space="preserve">~400</w:t>
+            </w:r>
+          </w:p>
+        </w:tc>
+        <w:tc>
+          <w:tcPr>
+            <w:tcW w:type="pct" w:w="62%"/>
+            <w:shd w:fill="F3F4F6" w:color="F3F4F6" w:val="solid"/>
+            <w:tcMar>
+              <w:top w:type="dxa" w:w="40"/>
+              <w:left w:type="dxa" w:w="80"/>
+              <w:bottom w:type="dxa" w:w="40"/>
+              <w:right w:type="dxa" w:w="80"/>
+            </w:tcMar>
+          </w:tcPr>
+          <w:p>
+            <w:pPr>
+              <w:spacing w:after="0"/>
+            </w:pPr>
+            <w:r>
+              <w:rPr>
+                <w:rFonts w:ascii="Calibri" w:cs="Calibri" w:eastAsia="Calibri" w:hAnsi="Calibri"/>
+                <w:b w:val="false"/>
+                <w:bCs w:val="false"/>
+                <w:color w:val="1F2937"/>
+                <w:sz w:val="18"/>
+                <w:szCs w:val="18"/>
+              </w:rPr>
+              <w:t xml:space="preserve">Navigation (19 tabs), Calculate button, Export buttons (Excel/PDF/CSV/JSON), dark mode toggle</w:t>
             </w:r>
           </w:p>
         </w:tc>
@@ -13662,7 +16273,7 @@
       <w:tr>
         <w:tc>
           <w:tcPr>
-            <w:tcW w:type="pct" w:w="22%"/>
+            <w:tcW w:type="pct" w:w="28%"/>
             <w:shd w:fill="FFFFFF" w:color="FFFFFF" w:val="solid"/>
             <w:tcMar>
               <w:top w:type="dxa" w:w="40"/>
@@ -13712,13 +16323,13 @@
                 <w:sz w:val="18"/>
                 <w:szCs w:val="18"/>
               </w:rPr>
-              <w:t xml:space="preserve">14.6 KB</w:t>
-            </w:r>
-          </w:p>
-        </w:tc>
-        <w:tc>
-          <w:tcPr>
-            <w:tcW w:type="pct" w:w="68%"/>
+              <w:t xml:space="preserve">~500</w:t>
+            </w:r>
+          </w:p>
+        </w:tc>
+        <w:tc>
+          <w:tcPr>
+            <w:tcW w:type="pct" w:w="62%"/>
             <w:shd w:fill="FFFFFF" w:color="FFFFFF" w:val="solid"/>
             <w:tcMar>
               <w:top w:type="dxa" w:w="40"/>
@@ -13748,7 +16359,7 @@
       <w:tr>
         <w:tc>
           <w:tcPr>
-            <w:tcW w:type="pct" w:w="22%"/>
+            <w:tcW w:type="pct" w:w="28%"/>
             <w:shd w:fill="F3F4F6" w:color="F3F4F6" w:val="solid"/>
             <w:tcMar>
               <w:top w:type="dxa" w:w="40"/>
@@ -13798,13 +16409,13 @@
                 <w:sz w:val="18"/>
                 <w:szCs w:val="18"/>
               </w:rPr>
-              <w:t xml:space="preserve">7 KB</w:t>
-            </w:r>
-          </w:p>
-        </w:tc>
-        <w:tc>
-          <w:tcPr>
-            <w:tcW w:type="pct" w:w="68%"/>
+              <w:t xml:space="preserve">~250</w:t>
+            </w:r>
+          </w:p>
+        </w:tc>
+        <w:tc>
+          <w:tcPr>
+            <w:tcW w:type="pct" w:w="62%"/>
             <w:shd w:fill="F3F4F6" w:color="F3F4F6" w:val="solid"/>
             <w:tcMar>
               <w:top w:type="dxa" w:w="40"/>
@@ -13834,7 +16445,7 @@
       <w:tr>
         <w:tc>
           <w:tcPr>
-            <w:tcW w:type="pct" w:w="22%"/>
+            <w:tcW w:type="pct" w:w="28%"/>
             <w:shd w:fill="FFFFFF" w:color="FFFFFF" w:val="solid"/>
             <w:tcMar>
               <w:top w:type="dxa" w:w="40"/>
@@ -13884,13 +16495,13 @@
                 <w:sz w:val="18"/>
                 <w:szCs w:val="18"/>
               </w:rPr>
-              <w:t xml:space="preserve">7.8 KB</w:t>
-            </w:r>
-          </w:p>
-        </w:tc>
-        <w:tc>
-          <w:tcPr>
-            <w:tcW w:type="pct" w:w="68%"/>
+              <w:t xml:space="preserve">~280</w:t>
+            </w:r>
+          </w:p>
+        </w:tc>
+        <w:tc>
+          <w:tcPr>
+            <w:tcW w:type="pct" w:w="62%"/>
             <w:shd w:fill="FFFFFF" w:color="FFFFFF" w:val="solid"/>
             <w:tcMar>
               <w:top w:type="dxa" w:w="40"/>
@@ -13912,7 +16523,7 @@
                 <w:sz w:val="18"/>
                 <w:szCs w:val="18"/>
               </w:rPr>
-              <w:t xml:space="preserve">Displays 80 integration checks (16 checks × 5 projection years) with pass/fail indicators</w:t>
+              <w:t xml:space="preserve">Displays 80+ integration checks (16 checks × projection years) with pass/fail indicators</w:t>
             </w:r>
           </w:p>
         </w:tc>
@@ -14008,7 +16619,7 @@
                 <w:sz w:val="18"/>
                 <w:szCs w:val="18"/>
               </w:rPr>
-              <w:t xml:space="preserve">Size</w:t>
+              <w:t xml:space="preserve">Lines</w:t>
             </w:r>
           </w:p>
         </w:tc>
@@ -14094,7 +16705,7 @@
                 <w:sz w:val="18"/>
                 <w:szCs w:val="18"/>
               </w:rPr>
-              <w:t xml:space="preserve">6.5 KB</w:t>
+              <w:t xml:space="preserve">~230</w:t>
             </w:r>
           </w:p>
         </w:tc>
@@ -14180,7 +16791,7 @@
                 <w:sz w:val="18"/>
                 <w:szCs w:val="18"/>
               </w:rPr>
-              <w:t xml:space="preserve">7 KB</w:t>
+              <w:t xml:space="preserve">~250</w:t>
             </w:r>
           </w:p>
         </w:tc>
@@ -14266,7 +16877,7 @@
                 <w:sz w:val="18"/>
                 <w:szCs w:val="18"/>
               </w:rPr>
-              <w:t xml:space="preserve">7.1 KB</w:t>
+              <w:t xml:space="preserve">~250</w:t>
             </w:r>
           </w:p>
         </w:tc>
@@ -14295,6 +16906,92 @@
                 <w:szCs w:val="18"/>
               </w:rPr>
               <w:t xml:space="preserve">CFO/CFI/CFF sections with reconciliation indicator at bottom</w:t>
+            </w:r>
+          </w:p>
+        </w:tc>
+      </w:tr>
+      <w:tr>
+        <w:tc>
+          <w:tcPr>
+            <w:tcW w:type="pct" w:w="28%"/>
+            <w:shd w:fill="FFFFFF" w:color="FFFFFF" w:val="solid"/>
+            <w:tcMar>
+              <w:top w:type="dxa" w:w="40"/>
+              <w:left w:type="dxa" w:w="80"/>
+              <w:bottom w:type="dxa" w:w="40"/>
+              <w:right w:type="dxa" w:w="80"/>
+            </w:tcMar>
+          </w:tcPr>
+          <w:p>
+            <w:pPr>
+              <w:spacing w:after="0"/>
+            </w:pPr>
+            <w:r>
+              <w:rPr>
+                <w:rFonts w:ascii="Calibri" w:cs="Calibri" w:eastAsia="Calibri" w:hAnsi="Calibri"/>
+                <w:b w:val="false"/>
+                <w:bCs w:val="false"/>
+                <w:color w:val="1F2937"/>
+                <w:sz w:val="18"/>
+                <w:szCs w:val="18"/>
+              </w:rPr>
+              <w:t xml:space="preserve">RatiosPage.tsx</w:t>
+            </w:r>
+          </w:p>
+        </w:tc>
+        <w:tc>
+          <w:tcPr>
+            <w:tcW w:type="pct" w:w="10%"/>
+            <w:shd w:fill="FFFFFF" w:color="FFFFFF" w:val="solid"/>
+            <w:tcMar>
+              <w:top w:type="dxa" w:w="40"/>
+              <w:left w:type="dxa" w:w="80"/>
+              <w:bottom w:type="dxa" w:w="40"/>
+              <w:right w:type="dxa" w:w="80"/>
+            </w:tcMar>
+          </w:tcPr>
+          <w:p>
+            <w:pPr>
+              <w:spacing w:after="0"/>
+            </w:pPr>
+            <w:r>
+              <w:rPr>
+                <w:rFonts w:ascii="Calibri" w:cs="Calibri" w:eastAsia="Calibri" w:hAnsi="Calibri"/>
+                <w:b w:val="false"/>
+                <w:bCs w:val="false"/>
+                <w:color w:val="1F2937"/>
+                <w:sz w:val="18"/>
+                <w:szCs w:val="18"/>
+              </w:rPr>
+              <w:t xml:space="preserve">151</w:t>
+            </w:r>
+          </w:p>
+        </w:tc>
+        <w:tc>
+          <w:tcPr>
+            <w:tcW w:type="pct" w:w="62%"/>
+            <w:shd w:fill="FFFFFF" w:color="FFFFFF" w:val="solid"/>
+            <w:tcMar>
+              <w:top w:type="dxa" w:w="40"/>
+              <w:left w:type="dxa" w:w="80"/>
+              <w:bottom w:type="dxa" w:w="40"/>
+              <w:right w:type="dxa" w:w="80"/>
+            </w:tcMar>
+          </w:tcPr>
+          <w:p>
+            <w:pPr>
+              <w:spacing w:after="0"/>
+            </w:pPr>
+            <w:r>
+              <w:rPr>
+                <w:rFonts w:ascii="Calibri" w:cs="Calibri" w:eastAsia="Calibri" w:hAnsi="Calibri"/>
+                <w:b w:val="false"/>
+                <w:bCs w:val="false"/>
+                <w:color w:val="1F2937"/>
+                <w:sz w:val="18"/>
+                <w:szCs w:val="18"/>
+              </w:rPr>
+              <w:t xml:space="preserve">Financial ratios dashboard with color-coded thresholds (good/bad indicators)</w:t>
             </w:r>
           </w:p>
         </w:tc>
@@ -14390,7 +17087,7 @@
                 <w:sz w:val="18"/>
                 <w:szCs w:val="18"/>
               </w:rPr>
-              <w:t xml:space="preserve">Size</w:t>
+              <w:t xml:space="preserve">Lines</w:t>
             </w:r>
           </w:p>
         </w:tc>
@@ -14476,7 +17173,7 @@
                 <w:sz w:val="18"/>
                 <w:szCs w:val="18"/>
               </w:rPr>
-              <w:t xml:space="preserve">10.9 KB</w:t>
+              <w:t xml:space="preserve">~380</w:t>
             </w:r>
           </w:p>
         </w:tc>
@@ -14562,7 +17259,7 @@
                 <w:sz w:val="18"/>
                 <w:szCs w:val="18"/>
               </w:rPr>
-              <w:t xml:space="preserve">8.2 KB</w:t>
+              <w:t xml:space="preserve">~290</w:t>
             </w:r>
           </w:p>
         </w:tc>
@@ -14648,7 +17345,7 @@
                 <w:sz w:val="18"/>
                 <w:szCs w:val="18"/>
               </w:rPr>
-              <w:t xml:space="preserve">9.1 KB</w:t>
+              <w:t xml:space="preserve">~320</w:t>
             </w:r>
           </w:p>
         </w:tc>
@@ -14696,7 +17393,7 @@
           <w:sz w:val="26"/>
           <w:szCs w:val="26"/>
         </w:rPr>
-        <w:t xml:space="preserve">11.4 Analysis &amp; Settings</w:t>
+        <w:t xml:space="preserve">11.4 Valuation &amp; Analysis</w:t>
       </w:r>
     </w:p>
     <w:tbl>
@@ -14772,7 +17469,7 @@
                 <w:sz w:val="18"/>
                 <w:szCs w:val="18"/>
               </w:rPr>
-              <w:t xml:space="preserve">Size</w:t>
+              <w:t xml:space="preserve">Lines</w:t>
             </w:r>
           </w:p>
         </w:tc>
@@ -14830,7 +17527,7 @@
                 <w:sz w:val="18"/>
                 <w:szCs w:val="18"/>
               </w:rPr>
-              <w:t xml:space="preserve">SensitivityPage.tsx</w:t>
+              <w:t xml:space="preserve">DCFPage.tsx</w:t>
             </w:r>
           </w:p>
         </w:tc>
@@ -14858,7 +17555,7 @@
                 <w:sz w:val="18"/>
                 <w:szCs w:val="18"/>
               </w:rPr>
-              <w:t xml:space="preserve">6 KB</w:t>
+              <w:t xml:space="preserve">215</w:t>
             </w:r>
           </w:p>
         </w:tc>
@@ -14886,7 +17583,7 @@
                 <w:sz w:val="18"/>
                 <w:szCs w:val="18"/>
               </w:rPr>
-              <w:t xml:space="preserve">Tornado chart visualization + data table with one-way sensitivity results</w:t>
+              <w:t xml:space="preserve">DCF valuation: WACC breakdown, FCF discounting table, terminal value, equity bridge, implied share price, WACC sensitivity matrix</w:t>
             </w:r>
           </w:p>
         </w:tc>
@@ -14916,7 +17613,7 @@
                 <w:sz w:val="18"/>
                 <w:szCs w:val="18"/>
               </w:rPr>
-              <w:t xml:space="preserve">MonteCarloPage.tsx</w:t>
+              <w:t xml:space="preserve">ValuationPage.tsx</w:t>
             </w:r>
           </w:p>
         </w:tc>
@@ -14944,7 +17641,7 @@
                 <w:sz w:val="18"/>
                 <w:szCs w:val="18"/>
               </w:rPr>
-              <w:t xml:space="preserve">9.4 KB</w:t>
+              <w:t xml:space="preserve">187</w:t>
             </w:r>
           </w:p>
         </w:tc>
@@ -14972,7 +17669,7 @@
                 <w:sz w:val="18"/>
                 <w:szCs w:val="18"/>
               </w:rPr>
-              <w:t xml:space="preserve">Histogram visualization + comprehensive percentile statistics panel</w:t>
+              <w:t xml:space="preserve">Trading multiples (P/E, EV/EBITDA, P/B, FCF Yield, Dividend Yield), EGX 30 benchmark comparison bar chart, implied share prices</w:t>
             </w:r>
           </w:p>
         </w:tc>
@@ -15002,7 +17699,7 @@
                 <w:sz w:val="18"/>
                 <w:szCs w:val="18"/>
               </w:rPr>
-              <w:t xml:space="preserve">ScenariosPage.tsx</w:t>
+              <w:t xml:space="preserve">CBEMetricsPage.tsx</w:t>
             </w:r>
           </w:p>
         </w:tc>
@@ -15030,7 +17727,7 @@
                 <w:sz w:val="18"/>
                 <w:szCs w:val="18"/>
               </w:rPr>
-              <w:t xml:space="preserve">5.7 KB</w:t>
+              <w:t xml:space="preserve">219</w:t>
             </w:r>
           </w:p>
         </w:tc>
@@ -15058,7 +17755,7 @@
                 <w:sz w:val="18"/>
                 <w:szCs w:val="18"/>
               </w:rPr>
-              <w:t xml:space="preserve">Scenario list with create / duplicate / delete actions</w:t>
+              <w:t xml:space="preserve">Central Bank of Egypt regulatory metrics: Debt/EBITDA, Interest Coverage, Debt Service Coverage, Current Ratio, Net Debt/Equity with CBE threshold pass/fail indicators (policy rate 27.25%)</w:t>
             </w:r>
           </w:p>
         </w:tc>
@@ -15088,7 +17785,7 @@
                 <w:sz w:val="18"/>
                 <w:szCs w:val="18"/>
               </w:rPr>
-              <w:t xml:space="preserve">ScenarioSelector.tsx</w:t>
+              <w:t xml:space="preserve">SensitivityPage.tsx</w:t>
             </w:r>
           </w:p>
         </w:tc>
@@ -15116,7 +17813,7 @@
                 <w:sz w:val="18"/>
                 <w:szCs w:val="18"/>
               </w:rPr>
-              <w:t xml:space="preserve">5.8 KB</w:t>
+              <w:t xml:space="preserve">~210</w:t>
             </w:r>
           </w:p>
         </w:tc>
@@ -15144,7 +17841,7 @@
                 <w:sz w:val="18"/>
                 <w:szCs w:val="18"/>
               </w:rPr>
-              <w:t xml:space="preserve">Quick scenario switcher component (used in sidebar or header)</w:t>
+              <w:t xml:space="preserve">Tornado chart visualization + data table with one-way sensitivity results</w:t>
             </w:r>
           </w:p>
         </w:tc>
@@ -15174,7 +17871,7 @@
                 <w:sz w:val="18"/>
                 <w:szCs w:val="18"/>
               </w:rPr>
-              <w:t xml:space="preserve">ScenarioComparisonModal.tsx</w:t>
+              <w:t xml:space="preserve">MonteCarloPage.tsx</w:t>
             </w:r>
           </w:p>
         </w:tc>
@@ -15202,7 +17899,7 @@
                 <w:sz w:val="18"/>
                 <w:szCs w:val="18"/>
               </w:rPr>
-              <w:t xml:space="preserve">12 KB</w:t>
+              <w:t xml:space="preserve">~330</w:t>
             </w:r>
           </w:p>
         </w:tc>
@@ -15230,265 +17927,7 @@
                 <w:sz w:val="18"/>
                 <w:szCs w:val="18"/>
               </w:rPr>
-              <w:t xml:space="preserve">Full side-by-side scenario comparison modal with all key metrics</w:t>
-            </w:r>
-          </w:p>
-        </w:tc>
-      </w:tr>
-      <w:tr>
-        <w:tc>
-          <w:tcPr>
-            <w:tcW w:type="pct" w:w="28%"/>
-            <w:shd w:fill="FFFFFF" w:color="FFFFFF" w:val="solid"/>
-            <w:tcMar>
-              <w:top w:type="dxa" w:w="40"/>
-              <w:left w:type="dxa" w:w="80"/>
-              <w:bottom w:type="dxa" w:w="40"/>
-              <w:right w:type="dxa" w:w="80"/>
-            </w:tcMar>
-          </w:tcPr>
-          <w:p>
-            <w:pPr>
-              <w:spacing w:after="0"/>
-            </w:pPr>
-            <w:r>
-              <w:rPr>
-                <w:rFonts w:ascii="Calibri" w:cs="Calibri" w:eastAsia="Calibri" w:hAnsi="Calibri"/>
-                <w:b w:val="false"/>
-                <w:bCs w:val="false"/>
-                <w:color w:val="1F2937"/>
-                <w:sz w:val="18"/>
-                <w:szCs w:val="18"/>
-              </w:rPr>
-              <w:t xml:space="preserve">CompanySettings.tsx</w:t>
-            </w:r>
-          </w:p>
-        </w:tc>
-        <w:tc>
-          <w:tcPr>
-            <w:tcW w:type="pct" w:w="10%"/>
-            <w:shd w:fill="FFFFFF" w:color="FFFFFF" w:val="solid"/>
-            <w:tcMar>
-              <w:top w:type="dxa" w:w="40"/>
-              <w:left w:type="dxa" w:w="80"/>
-              <w:bottom w:type="dxa" w:w="40"/>
-              <w:right w:type="dxa" w:w="80"/>
-            </w:tcMar>
-          </w:tcPr>
-          <w:p>
-            <w:pPr>
-              <w:spacing w:after="0"/>
-            </w:pPr>
-            <w:r>
-              <w:rPr>
-                <w:rFonts w:ascii="Calibri" w:cs="Calibri" w:eastAsia="Calibri" w:hAnsi="Calibri"/>
-                <w:b w:val="false"/>
-                <w:bCs w:val="false"/>
-                <w:color w:val="1F2937"/>
-                <w:sz w:val="18"/>
-                <w:szCs w:val="18"/>
-              </w:rPr>
-              <w:t xml:space="preserve">3.2 KB</w:t>
-            </w:r>
-          </w:p>
-        </w:tc>
-        <w:tc>
-          <w:tcPr>
-            <w:tcW w:type="pct" w:w="62%"/>
-            <w:shd w:fill="FFFFFF" w:color="FFFFFF" w:val="solid"/>
-            <w:tcMar>
-              <w:top w:type="dxa" w:w="40"/>
-              <w:left w:type="dxa" w:w="80"/>
-              <w:bottom w:type="dxa" w:w="40"/>
-              <w:right w:type="dxa" w:w="80"/>
-            </w:tcMar>
-          </w:tcPr>
-          <w:p>
-            <w:pPr>
-              <w:spacing w:after="0"/>
-            </w:pPr>
-            <w:r>
-              <w:rPr>
-                <w:rFonts w:ascii="Calibri" w:cs="Calibri" w:eastAsia="Calibri" w:hAnsi="Calibri"/>
-                <w:b w:val="false"/>
-                <w:bCs w:val="false"/>
-                <w:color w:val="1F2937"/>
-                <w:sz w:val="18"/>
-                <w:szCs w:val="18"/>
-              </w:rPr>
-              <w:t xml:space="preserve">Company name, ticker, industry, currency, country, fiscal year editor</w:t>
-            </w:r>
-          </w:p>
-        </w:tc>
-      </w:tr>
-      <w:tr>
-        <w:tc>
-          <w:tcPr>
-            <w:tcW w:type="pct" w:w="28%"/>
-            <w:shd w:fill="F3F4F6" w:color="F3F4F6" w:val="solid"/>
-            <w:tcMar>
-              <w:top w:type="dxa" w:w="40"/>
-              <w:left w:type="dxa" w:w="80"/>
-              <w:bottom w:type="dxa" w:w="40"/>
-              <w:right w:type="dxa" w:w="80"/>
-            </w:tcMar>
-          </w:tcPr>
-          <w:p>
-            <w:pPr>
-              <w:spacing w:after="0"/>
-            </w:pPr>
-            <w:r>
-              <w:rPr>
-                <w:rFonts w:ascii="Calibri" w:cs="Calibri" w:eastAsia="Calibri" w:hAnsi="Calibri"/>
-                <w:b w:val="false"/>
-                <w:bCs w:val="false"/>
-                <w:color w:val="1F2937"/>
-                <w:sz w:val="18"/>
-                <w:szCs w:val="18"/>
-              </w:rPr>
-              <w:t xml:space="preserve">EgyptianSettings.tsx</w:t>
-            </w:r>
-          </w:p>
-        </w:tc>
-        <w:tc>
-          <w:tcPr>
-            <w:tcW w:type="pct" w:w="10%"/>
-            <w:shd w:fill="F3F4F6" w:color="F3F4F6" w:val="solid"/>
-            <w:tcMar>
-              <w:top w:type="dxa" w:w="40"/>
-              <w:left w:type="dxa" w:w="80"/>
-              <w:bottom w:type="dxa" w:w="40"/>
-              <w:right w:type="dxa" w:w="80"/>
-            </w:tcMar>
-          </w:tcPr>
-          <w:p>
-            <w:pPr>
-              <w:spacing w:after="0"/>
-            </w:pPr>
-            <w:r>
-              <w:rPr>
-                <w:rFonts w:ascii="Calibri" w:cs="Calibri" w:eastAsia="Calibri" w:hAnsi="Calibri"/>
-                <w:b w:val="false"/>
-                <w:bCs w:val="false"/>
-                <w:color w:val="1F2937"/>
-                <w:sz w:val="18"/>
-                <w:szCs w:val="18"/>
-              </w:rPr>
-              <w:t xml:space="preserve">8.7 KB</w:t>
-            </w:r>
-          </w:p>
-        </w:tc>
-        <w:tc>
-          <w:tcPr>
-            <w:tcW w:type="pct" w:w="62%"/>
-            <w:shd w:fill="F3F4F6" w:color="F3F4F6" w:val="solid"/>
-            <w:tcMar>
-              <w:top w:type="dxa" w:w="40"/>
-              <w:left w:type="dxa" w:w="80"/>
-              <w:bottom w:type="dxa" w:w="40"/>
-              <w:right w:type="dxa" w:w="80"/>
-            </w:tcMar>
-          </w:tcPr>
-          <w:p>
-            <w:pPr>
-              <w:spacing w:after="0"/>
-            </w:pPr>
-            <w:r>
-              <w:rPr>
-                <w:rFonts w:ascii="Calibri" w:cs="Calibri" w:eastAsia="Calibri" w:hAnsi="Calibri"/>
-                <w:b w:val="false"/>
-                <w:bCs w:val="false"/>
-                <w:color w:val="1F2937"/>
-                <w:sz w:val="18"/>
-                <w:szCs w:val="18"/>
-              </w:rPr>
-              <w:t xml:space="preserve">VAT toggle, tax rates, fiscal year preset, asset-class depreciation mix</w:t>
-            </w:r>
-          </w:p>
-        </w:tc>
-      </w:tr>
-      <w:tr>
-        <w:tc>
-          <w:tcPr>
-            <w:tcW w:type="pct" w:w="28%"/>
-            <w:shd w:fill="FFFFFF" w:color="FFFFFF" w:val="solid"/>
-            <w:tcMar>
-              <w:top w:type="dxa" w:w="40"/>
-              <w:left w:type="dxa" w:w="80"/>
-              <w:bottom w:type="dxa" w:w="40"/>
-              <w:right w:type="dxa" w:w="80"/>
-            </w:tcMar>
-          </w:tcPr>
-          <w:p>
-            <w:pPr>
-              <w:spacing w:after="0"/>
-            </w:pPr>
-            <w:r>
-              <w:rPr>
-                <w:rFonts w:ascii="Calibri" w:cs="Calibri" w:eastAsia="Calibri" w:hAnsi="Calibri"/>
-                <w:b w:val="false"/>
-                <w:bCs w:val="false"/>
-                <w:color w:val="1F2937"/>
-                <w:sz w:val="18"/>
-                <w:szCs w:val="18"/>
-              </w:rPr>
-              <w:t xml:space="preserve">HistoricalImportPage.tsx</w:t>
-            </w:r>
-          </w:p>
-        </w:tc>
-        <w:tc>
-          <w:tcPr>
-            <w:tcW w:type="pct" w:w="10%"/>
-            <w:shd w:fill="FFFFFF" w:color="FFFFFF" w:val="solid"/>
-            <w:tcMar>
-              <w:top w:type="dxa" w:w="40"/>
-              <w:left w:type="dxa" w:w="80"/>
-              <w:bottom w:type="dxa" w:w="40"/>
-              <w:right w:type="dxa" w:w="80"/>
-            </w:tcMar>
-          </w:tcPr>
-          <w:p>
-            <w:pPr>
-              <w:spacing w:after="0"/>
-            </w:pPr>
-            <w:r>
-              <w:rPr>
-                <w:rFonts w:ascii="Calibri" w:cs="Calibri" w:eastAsia="Calibri" w:hAnsi="Calibri"/>
-                <w:b w:val="false"/>
-                <w:bCs w:val="false"/>
-                <w:color w:val="1F2937"/>
-                <w:sz w:val="18"/>
-                <w:szCs w:val="18"/>
-              </w:rPr>
-              <w:t xml:space="preserve">12.3 KB</w:t>
-            </w:r>
-          </w:p>
-        </w:tc>
-        <w:tc>
-          <w:tcPr>
-            <w:tcW w:type="pct" w:w="62%"/>
-            <w:shd w:fill="FFFFFF" w:color="FFFFFF" w:val="solid"/>
-            <w:tcMar>
-              <w:top w:type="dxa" w:w="40"/>
-              <w:left w:type="dxa" w:w="80"/>
-              <w:bottom w:type="dxa" w:w="40"/>
-              <w:right w:type="dxa" w:w="80"/>
-            </w:tcMar>
-          </w:tcPr>
-          <w:p>
-            <w:pPr>
-              <w:spacing w:after="0"/>
-            </w:pPr>
-            <w:r>
-              <w:rPr>
-                <w:rFonts w:ascii="Calibri" w:cs="Calibri" w:eastAsia="Calibri" w:hAnsi="Calibri"/>
-                <w:b w:val="false"/>
-                <w:bCs w:val="false"/>
-                <w:color w:val="1F2937"/>
-                <w:sz w:val="18"/>
-                <w:szCs w:val="18"/>
-              </w:rPr>
-              <w:t xml:space="preserve">CSV file import with automatic column mapping and preview</w:t>
+              <w:t xml:space="preserve">Histogram visualization + comprehensive percentile statistics panel</w:t>
             </w:r>
           </w:p>
         </w:tc>
@@ -15508,7 +17947,7 @@
           <w:sz w:val="26"/>
           <w:szCs w:val="26"/>
         </w:rPr>
-        <w:t xml:space="preserve">11.5 Charts</w:t>
+        <w:t xml:space="preserve">11.5 Scenario Management</w:t>
       </w:r>
     </w:p>
     <w:tbl>
@@ -15534,7 +17973,7 @@
         </w:trPr>
         <w:tc>
           <w:tcPr>
-            <w:tcW w:type="pct" w:w="22%"/>
+            <w:tcW w:type="pct" w:w="28%"/>
             <w:shd w:fill="1E3A8A" w:color="1E3A8A" w:val="solid"/>
             <w:tcMar>
               <w:top w:type="dxa" w:w="40"/>
@@ -15584,13 +18023,13 @@
                 <w:sz w:val="18"/>
                 <w:szCs w:val="18"/>
               </w:rPr>
-              <w:t xml:space="preserve">Size</w:t>
-            </w:r>
-          </w:p>
-        </w:tc>
-        <w:tc>
-          <w:tcPr>
-            <w:tcW w:type="pct" w:w="68%"/>
+              <w:t xml:space="preserve">Lines</w:t>
+            </w:r>
+          </w:p>
+        </w:tc>
+        <w:tc>
+          <w:tcPr>
+            <w:tcW w:type="pct" w:w="62%"/>
             <w:shd w:fill="1E3A8A" w:color="1E3A8A" w:val="solid"/>
             <w:tcMar>
               <w:top w:type="dxa" w:w="40"/>
@@ -15620,29 +18059,29 @@
       <w:tr>
         <w:tc>
           <w:tcPr>
-            <w:tcW w:type="pct" w:w="22%"/>
-            <w:shd w:fill="F3F4F6" w:color="F3F4F6" w:val="solid"/>
-            <w:tcMar>
-              <w:top w:type="dxa" w:w="40"/>
-              <w:left w:type="dxa" w:w="80"/>
-              <w:bottom w:type="dxa" w:w="40"/>
-              <w:right w:type="dxa" w:w="80"/>
-            </w:tcMar>
-          </w:tcPr>
-          <w:p>
-            <w:pPr>
-              <w:spacing w:after="0"/>
-            </w:pPr>
-            <w:r>
-              <w:rPr>
-                <w:rFonts w:ascii="Calibri" w:cs="Calibri" w:eastAsia="Calibri" w:hAnsi="Calibri"/>
-                <w:b w:val="false"/>
-                <w:bCs w:val="false"/>
-                <w:color w:val="1F2937"/>
-                <w:sz w:val="18"/>
-                <w:szCs w:val="18"/>
-              </w:rPr>
-              <w:t xml:space="preserve">RevenueChart.tsx</w:t>
+            <w:tcW w:type="pct" w:w="28%"/>
+            <w:shd w:fill="F3F4F6" w:color="F3F4F6" w:val="solid"/>
+            <w:tcMar>
+              <w:top w:type="dxa" w:w="40"/>
+              <w:left w:type="dxa" w:w="80"/>
+              <w:bottom w:type="dxa" w:w="40"/>
+              <w:right w:type="dxa" w:w="80"/>
+            </w:tcMar>
+          </w:tcPr>
+          <w:p>
+            <w:pPr>
+              <w:spacing w:after="0"/>
+            </w:pPr>
+            <w:r>
+              <w:rPr>
+                <w:rFonts w:ascii="Calibri" w:cs="Calibri" w:eastAsia="Calibri" w:hAnsi="Calibri"/>
+                <w:b w:val="false"/>
+                <w:bCs w:val="false"/>
+                <w:color w:val="1F2937"/>
+                <w:sz w:val="18"/>
+                <w:szCs w:val="18"/>
+              </w:rPr>
+              <w:t xml:space="preserve">ScenariosPage.tsx</w:t>
             </w:r>
           </w:p>
         </w:tc>
@@ -15670,35 +18109,35 @@
                 <w:sz w:val="18"/>
                 <w:szCs w:val="18"/>
               </w:rPr>
-              <w:t xml:space="preserve">2.4 KB</w:t>
-            </w:r>
-          </w:p>
-        </w:tc>
-        <w:tc>
-          <w:tcPr>
-            <w:tcW w:type="pct" w:w="68%"/>
-            <w:shd w:fill="F3F4F6" w:color="F3F4F6" w:val="solid"/>
-            <w:tcMar>
-              <w:top w:type="dxa" w:w="40"/>
-              <w:left w:type="dxa" w:w="80"/>
-              <w:bottom w:type="dxa" w:w="40"/>
-              <w:right w:type="dxa" w:w="80"/>
-            </w:tcMar>
-          </w:tcPr>
-          <w:p>
-            <w:pPr>
-              <w:spacing w:after="0"/>
-            </w:pPr>
-            <w:r>
-              <w:rPr>
-                <w:rFonts w:ascii="Calibri" w:cs="Calibri" w:eastAsia="Calibri" w:hAnsi="Calibri"/>
-                <w:b w:val="false"/>
-                <w:bCs w:val="false"/>
-                <w:color w:val="1F2937"/>
-                <w:sz w:val="18"/>
-                <w:szCs w:val="18"/>
-              </w:rPr>
-              <w:t xml:space="preserve">Revenue bar chart built with Recharts, shows historical + projected</w:t>
+              <w:t xml:space="preserve">~200</w:t>
+            </w:r>
+          </w:p>
+        </w:tc>
+        <w:tc>
+          <w:tcPr>
+            <w:tcW w:type="pct" w:w="62%"/>
+            <w:shd w:fill="F3F4F6" w:color="F3F4F6" w:val="solid"/>
+            <w:tcMar>
+              <w:top w:type="dxa" w:w="40"/>
+              <w:left w:type="dxa" w:w="80"/>
+              <w:bottom w:type="dxa" w:w="40"/>
+              <w:right w:type="dxa" w:w="80"/>
+            </w:tcMar>
+          </w:tcPr>
+          <w:p>
+            <w:pPr>
+              <w:spacing w:after="0"/>
+            </w:pPr>
+            <w:r>
+              <w:rPr>
+                <w:rFonts w:ascii="Calibri" w:cs="Calibri" w:eastAsia="Calibri" w:hAnsi="Calibri"/>
+                <w:b w:val="false"/>
+                <w:bCs w:val="false"/>
+                <w:color w:val="1F2937"/>
+                <w:sz w:val="18"/>
+                <w:szCs w:val="18"/>
+              </w:rPr>
+              <w:t xml:space="preserve">Scenario list with create / duplicate / delete actions</w:t>
             </w:r>
           </w:p>
         </w:tc>
@@ -15706,7 +18145,7 @@
       <w:tr>
         <w:tc>
           <w:tcPr>
-            <w:tcW w:type="pct" w:w="22%"/>
+            <w:tcW w:type="pct" w:w="28%"/>
             <w:shd w:fill="FFFFFF" w:color="FFFFFF" w:val="solid"/>
             <w:tcMar>
               <w:top w:type="dxa" w:w="40"/>
@@ -15728,7 +18167,7 @@
                 <w:sz w:val="18"/>
                 <w:szCs w:val="18"/>
               </w:rPr>
-              <w:t xml:space="preserve">MarginChart.tsx</w:t>
+              <w:t xml:space="preserve">ScenarioSelector.tsx</w:t>
             </w:r>
           </w:p>
         </w:tc>
@@ -15756,13 +18195,13 @@
                 <w:sz w:val="18"/>
                 <w:szCs w:val="18"/>
               </w:rPr>
-              <w:t xml:space="preserve">1.5 KB</w:t>
-            </w:r>
-          </w:p>
-        </w:tc>
-        <w:tc>
-          <w:tcPr>
-            <w:tcW w:type="pct" w:w="68%"/>
+              <w:t xml:space="preserve">~200</w:t>
+            </w:r>
+          </w:p>
+        </w:tc>
+        <w:tc>
+          <w:tcPr>
+            <w:tcW w:type="pct" w:w="62%"/>
             <w:shd w:fill="FFFFFF" w:color="FFFFFF" w:val="solid"/>
             <w:tcMar>
               <w:top w:type="dxa" w:w="40"/>
@@ -15784,7 +18223,1029 @@
                 <w:sz w:val="18"/>
                 <w:szCs w:val="18"/>
               </w:rPr>
+              <w:t xml:space="preserve">Quick scenario switcher component (shown on statement/schedule tabs)</w:t>
+            </w:r>
+          </w:p>
+        </w:tc>
+      </w:tr>
+      <w:tr>
+        <w:tc>
+          <w:tcPr>
+            <w:tcW w:type="pct" w:w="28%"/>
+            <w:shd w:fill="F3F4F6" w:color="F3F4F6" w:val="solid"/>
+            <w:tcMar>
+              <w:top w:type="dxa" w:w="40"/>
+              <w:left w:type="dxa" w:w="80"/>
+              <w:bottom w:type="dxa" w:w="40"/>
+              <w:right w:type="dxa" w:w="80"/>
+            </w:tcMar>
+          </w:tcPr>
+          <w:p>
+            <w:pPr>
+              <w:spacing w:after="0"/>
+            </w:pPr>
+            <w:r>
+              <w:rPr>
+                <w:rFonts w:ascii="Calibri" w:cs="Calibri" w:eastAsia="Calibri" w:hAnsi="Calibri"/>
+                <w:b w:val="false"/>
+                <w:bCs w:val="false"/>
+                <w:color w:val="1F2937"/>
+                <w:sz w:val="18"/>
+                <w:szCs w:val="18"/>
+              </w:rPr>
+              <w:t xml:space="preserve">ScenarioComparisonModal.tsx</w:t>
+            </w:r>
+          </w:p>
+        </w:tc>
+        <w:tc>
+          <w:tcPr>
+            <w:tcW w:type="pct" w:w="10%"/>
+            <w:shd w:fill="F3F4F6" w:color="F3F4F6" w:val="solid"/>
+            <w:tcMar>
+              <w:top w:type="dxa" w:w="40"/>
+              <w:left w:type="dxa" w:w="80"/>
+              <w:bottom w:type="dxa" w:w="40"/>
+              <w:right w:type="dxa" w:w="80"/>
+            </w:tcMar>
+          </w:tcPr>
+          <w:p>
+            <w:pPr>
+              <w:spacing w:after="0"/>
+            </w:pPr>
+            <w:r>
+              <w:rPr>
+                <w:rFonts w:ascii="Calibri" w:cs="Calibri" w:eastAsia="Calibri" w:hAnsi="Calibri"/>
+                <w:b w:val="false"/>
+                <w:bCs w:val="false"/>
+                <w:color w:val="1F2937"/>
+                <w:sz w:val="18"/>
+                <w:szCs w:val="18"/>
+              </w:rPr>
+              <w:t xml:space="preserve">~420</w:t>
+            </w:r>
+          </w:p>
+        </w:tc>
+        <w:tc>
+          <w:tcPr>
+            <w:tcW w:type="pct" w:w="62%"/>
+            <w:shd w:fill="F3F4F6" w:color="F3F4F6" w:val="solid"/>
+            <w:tcMar>
+              <w:top w:type="dxa" w:w="40"/>
+              <w:left w:type="dxa" w:w="80"/>
+              <w:bottom w:type="dxa" w:w="40"/>
+              <w:right w:type="dxa" w:w="80"/>
+            </w:tcMar>
+          </w:tcPr>
+          <w:p>
+            <w:pPr>
+              <w:spacing w:after="0"/>
+            </w:pPr>
+            <w:r>
+              <w:rPr>
+                <w:rFonts w:ascii="Calibri" w:cs="Calibri" w:eastAsia="Calibri" w:hAnsi="Calibri"/>
+                <w:b w:val="false"/>
+                <w:bCs w:val="false"/>
+                <w:color w:val="1F2937"/>
+                <w:sz w:val="18"/>
+                <w:szCs w:val="18"/>
+              </w:rPr>
+              <w:t xml:space="preserve">Full side-by-side scenario comparison modal with all key metrics</w:t>
+            </w:r>
+          </w:p>
+        </w:tc>
+      </w:tr>
+    </w:tbl>
+    <w:p>
+      <w:pPr>
+        <w:pStyle w:val="Heading2"/>
+        <w:spacing w:before="280" w:after="80"/>
+      </w:pPr>
+      <w:r>
+        <w:rPr>
+          <w:rFonts w:ascii="Calibri" w:cs="Calibri" w:eastAsia="Calibri" w:hAnsi="Calibri"/>
+          <w:b/>
+          <w:bCs/>
+          <w:color w:val="1E3A8A"/>
+          <w:sz w:val="26"/>
+          <w:szCs w:val="26"/>
+        </w:rPr>
+        <w:t xml:space="preserve">11.6 Settings &amp; Data Entry</w:t>
+      </w:r>
+    </w:p>
+    <w:tbl>
+      <w:tblPr>
+        <w:tblW w:type="pct" w:w="100%"/>
+        <w:tblBorders>
+          <w:top w:val="single" w:color="auto" w:sz="4"/>
+          <w:left w:val="single" w:color="auto" w:sz="4"/>
+          <w:bottom w:val="single" w:color="auto" w:sz="4"/>
+          <w:right w:val="single" w:color="auto" w:sz="4"/>
+          <w:insideH w:val="single" w:color="auto" w:sz="4"/>
+          <w:insideV w:val="single" w:color="auto" w:sz="4"/>
+        </w:tblBorders>
+      </w:tblPr>
+      <w:tblGrid>
+        <w:gridCol w:w="100"/>
+        <w:gridCol w:w="100"/>
+        <w:gridCol w:w="100"/>
+      </w:tblGrid>
+      <w:tr>
+        <w:trPr>
+          <w:tblHeader/>
+        </w:trPr>
+        <w:tc>
+          <w:tcPr>
+            <w:tcW w:type="pct" w:w="28%"/>
+            <w:shd w:fill="1E3A8A" w:color="1E3A8A" w:val="solid"/>
+            <w:tcMar>
+              <w:top w:type="dxa" w:w="40"/>
+              <w:left w:type="dxa" w:w="80"/>
+              <w:bottom w:type="dxa" w:w="40"/>
+              <w:right w:type="dxa" w:w="80"/>
+            </w:tcMar>
+          </w:tcPr>
+          <w:p>
+            <w:pPr>
+              <w:spacing w:after="0"/>
+            </w:pPr>
+            <w:r>
+              <w:rPr>
+                <w:rFonts w:ascii="Calibri" w:cs="Calibri" w:eastAsia="Calibri" w:hAnsi="Calibri"/>
+                <w:b/>
+                <w:bCs/>
+                <w:color w:val="FFFFFF"/>
+                <w:sz w:val="18"/>
+                <w:szCs w:val="18"/>
+              </w:rPr>
+              <w:t xml:space="preserve">Component</w:t>
+            </w:r>
+          </w:p>
+        </w:tc>
+        <w:tc>
+          <w:tcPr>
+            <w:tcW w:type="pct" w:w="10%"/>
+            <w:shd w:fill="1E3A8A" w:color="1E3A8A" w:val="solid"/>
+            <w:tcMar>
+              <w:top w:type="dxa" w:w="40"/>
+              <w:left w:type="dxa" w:w="80"/>
+              <w:bottom w:type="dxa" w:w="40"/>
+              <w:right w:type="dxa" w:w="80"/>
+            </w:tcMar>
+          </w:tcPr>
+          <w:p>
+            <w:pPr>
+              <w:spacing w:after="0"/>
+            </w:pPr>
+            <w:r>
+              <w:rPr>
+                <w:rFonts w:ascii="Calibri" w:cs="Calibri" w:eastAsia="Calibri" w:hAnsi="Calibri"/>
+                <w:b/>
+                <w:bCs/>
+                <w:color w:val="FFFFFF"/>
+                <w:sz w:val="18"/>
+                <w:szCs w:val="18"/>
+              </w:rPr>
+              <w:t xml:space="preserve">Lines</w:t>
+            </w:r>
+          </w:p>
+        </w:tc>
+        <w:tc>
+          <w:tcPr>
+            <w:tcW w:type="pct" w:w="62%"/>
+            <w:shd w:fill="1E3A8A" w:color="1E3A8A" w:val="solid"/>
+            <w:tcMar>
+              <w:top w:type="dxa" w:w="40"/>
+              <w:left w:type="dxa" w:w="80"/>
+              <w:bottom w:type="dxa" w:w="40"/>
+              <w:right w:type="dxa" w:w="80"/>
+            </w:tcMar>
+          </w:tcPr>
+          <w:p>
+            <w:pPr>
+              <w:spacing w:after="0"/>
+            </w:pPr>
+            <w:r>
+              <w:rPr>
+                <w:rFonts w:ascii="Calibri" w:cs="Calibri" w:eastAsia="Calibri" w:hAnsi="Calibri"/>
+                <w:b/>
+                <w:bCs/>
+                <w:color w:val="FFFFFF"/>
+                <w:sz w:val="18"/>
+                <w:szCs w:val="18"/>
+              </w:rPr>
+              <w:t xml:space="preserve">Purpose</w:t>
+            </w:r>
+          </w:p>
+        </w:tc>
+      </w:tr>
+      <w:tr>
+        <w:tc>
+          <w:tcPr>
+            <w:tcW w:type="pct" w:w="28%"/>
+            <w:shd w:fill="F3F4F6" w:color="F3F4F6" w:val="solid"/>
+            <w:tcMar>
+              <w:top w:type="dxa" w:w="40"/>
+              <w:left w:type="dxa" w:w="80"/>
+              <w:bottom w:type="dxa" w:w="40"/>
+              <w:right w:type="dxa" w:w="80"/>
+            </w:tcMar>
+          </w:tcPr>
+          <w:p>
+            <w:pPr>
+              <w:spacing w:after="0"/>
+            </w:pPr>
+            <w:r>
+              <w:rPr>
+                <w:rFonts w:ascii="Calibri" w:cs="Calibri" w:eastAsia="Calibri" w:hAnsi="Calibri"/>
+                <w:b w:val="false"/>
+                <w:bCs w:val="false"/>
+                <w:color w:val="1F2937"/>
+                <w:sz w:val="18"/>
+                <w:szCs w:val="18"/>
+              </w:rPr>
+              <w:t xml:space="preserve">CompanySettings.tsx</w:t>
+            </w:r>
+          </w:p>
+        </w:tc>
+        <w:tc>
+          <w:tcPr>
+            <w:tcW w:type="pct" w:w="10%"/>
+            <w:shd w:fill="F3F4F6" w:color="F3F4F6" w:val="solid"/>
+            <w:tcMar>
+              <w:top w:type="dxa" w:w="40"/>
+              <w:left w:type="dxa" w:w="80"/>
+              <w:bottom w:type="dxa" w:w="40"/>
+              <w:right w:type="dxa" w:w="80"/>
+            </w:tcMar>
+          </w:tcPr>
+          <w:p>
+            <w:pPr>
+              <w:spacing w:after="0"/>
+            </w:pPr>
+            <w:r>
+              <w:rPr>
+                <w:rFonts w:ascii="Calibri" w:cs="Calibri" w:eastAsia="Calibri" w:hAnsi="Calibri"/>
+                <w:b w:val="false"/>
+                <w:bCs w:val="false"/>
+                <w:color w:val="1F2937"/>
+                <w:sz w:val="18"/>
+                <w:szCs w:val="18"/>
+              </w:rPr>
+              <w:t xml:space="preserve">~115</w:t>
+            </w:r>
+          </w:p>
+        </w:tc>
+        <w:tc>
+          <w:tcPr>
+            <w:tcW w:type="pct" w:w="62%"/>
+            <w:shd w:fill="F3F4F6" w:color="F3F4F6" w:val="solid"/>
+            <w:tcMar>
+              <w:top w:type="dxa" w:w="40"/>
+              <w:left w:type="dxa" w:w="80"/>
+              <w:bottom w:type="dxa" w:w="40"/>
+              <w:right w:type="dxa" w:w="80"/>
+            </w:tcMar>
+          </w:tcPr>
+          <w:p>
+            <w:pPr>
+              <w:spacing w:after="0"/>
+            </w:pPr>
+            <w:r>
+              <w:rPr>
+                <w:rFonts w:ascii="Calibri" w:cs="Calibri" w:eastAsia="Calibri" w:hAnsi="Calibri"/>
+                <w:b w:val="false"/>
+                <w:bCs w:val="false"/>
+                <w:color w:val="1F2937"/>
+                <w:sz w:val="18"/>
+                <w:szCs w:val="18"/>
+              </w:rPr>
+              <w:t xml:space="preserve">Company name, ticker, industry, currency, country, fiscal year editor</w:t>
+            </w:r>
+          </w:p>
+        </w:tc>
+      </w:tr>
+      <w:tr>
+        <w:tc>
+          <w:tcPr>
+            <w:tcW w:type="pct" w:w="28%"/>
+            <w:shd w:fill="FFFFFF" w:color="FFFFFF" w:val="solid"/>
+            <w:tcMar>
+              <w:top w:type="dxa" w:w="40"/>
+              <w:left w:type="dxa" w:w="80"/>
+              <w:bottom w:type="dxa" w:w="40"/>
+              <w:right w:type="dxa" w:w="80"/>
+            </w:tcMar>
+          </w:tcPr>
+          <w:p>
+            <w:pPr>
+              <w:spacing w:after="0"/>
+            </w:pPr>
+            <w:r>
+              <w:rPr>
+                <w:rFonts w:ascii="Calibri" w:cs="Calibri" w:eastAsia="Calibri" w:hAnsi="Calibri"/>
+                <w:b w:val="false"/>
+                <w:bCs w:val="false"/>
+                <w:color w:val="1F2937"/>
+                <w:sz w:val="18"/>
+                <w:szCs w:val="18"/>
+              </w:rPr>
+              <w:t xml:space="preserve">EgyptianSettings.tsx</w:t>
+            </w:r>
+          </w:p>
+        </w:tc>
+        <w:tc>
+          <w:tcPr>
+            <w:tcW w:type="pct" w:w="10%"/>
+            <w:shd w:fill="FFFFFF" w:color="FFFFFF" w:val="solid"/>
+            <w:tcMar>
+              <w:top w:type="dxa" w:w="40"/>
+              <w:left w:type="dxa" w:w="80"/>
+              <w:bottom w:type="dxa" w:w="40"/>
+              <w:right w:type="dxa" w:w="80"/>
+            </w:tcMar>
+          </w:tcPr>
+          <w:p>
+            <w:pPr>
+              <w:spacing w:after="0"/>
+            </w:pPr>
+            <w:r>
+              <w:rPr>
+                <w:rFonts w:ascii="Calibri" w:cs="Calibri" w:eastAsia="Calibri" w:hAnsi="Calibri"/>
+                <w:b w:val="false"/>
+                <w:bCs w:val="false"/>
+                <w:color w:val="1F2937"/>
+                <w:sz w:val="18"/>
+                <w:szCs w:val="18"/>
+              </w:rPr>
+              <w:t xml:space="preserve">~310</w:t>
+            </w:r>
+          </w:p>
+        </w:tc>
+        <w:tc>
+          <w:tcPr>
+            <w:tcW w:type="pct" w:w="62%"/>
+            <w:shd w:fill="FFFFFF" w:color="FFFFFF" w:val="solid"/>
+            <w:tcMar>
+              <w:top w:type="dxa" w:w="40"/>
+              <w:left w:type="dxa" w:w="80"/>
+              <w:bottom w:type="dxa" w:w="40"/>
+              <w:right w:type="dxa" w:w="80"/>
+            </w:tcMar>
+          </w:tcPr>
+          <w:p>
+            <w:pPr>
+              <w:spacing w:after="0"/>
+            </w:pPr>
+            <w:r>
+              <w:rPr>
+                <w:rFonts w:ascii="Calibri" w:cs="Calibri" w:eastAsia="Calibri" w:hAnsi="Calibri"/>
+                <w:b w:val="false"/>
+                <w:bCs w:val="false"/>
+                <w:color w:val="1F2937"/>
+                <w:sz w:val="18"/>
+                <w:szCs w:val="18"/>
+              </w:rPr>
+              <w:t xml:space="preserve">VAT toggle, tax rates, fiscal year preset, asset-class depreciation mix</w:t>
+            </w:r>
+          </w:p>
+        </w:tc>
+      </w:tr>
+      <w:tr>
+        <w:tc>
+          <w:tcPr>
+            <w:tcW w:type="pct" w:w="28%"/>
+            <w:shd w:fill="F3F4F6" w:color="F3F4F6" w:val="solid"/>
+            <w:tcMar>
+              <w:top w:type="dxa" w:w="40"/>
+              <w:left w:type="dxa" w:w="80"/>
+              <w:bottom w:type="dxa" w:w="40"/>
+              <w:right w:type="dxa" w:w="80"/>
+            </w:tcMar>
+          </w:tcPr>
+          <w:p>
+            <w:pPr>
+              <w:spacing w:after="0"/>
+            </w:pPr>
+            <w:r>
+              <w:rPr>
+                <w:rFonts w:ascii="Calibri" w:cs="Calibri" w:eastAsia="Calibri" w:hAnsi="Calibri"/>
+                <w:b w:val="false"/>
+                <w:bCs w:val="false"/>
+                <w:color w:val="1F2937"/>
+                <w:sz w:val="18"/>
+                <w:szCs w:val="18"/>
+              </w:rPr>
+              <w:t xml:space="preserve">HistoricalImportPage.tsx</w:t>
+            </w:r>
+          </w:p>
+        </w:tc>
+        <w:tc>
+          <w:tcPr>
+            <w:tcW w:type="pct" w:w="10%"/>
+            <w:shd w:fill="F3F4F6" w:color="F3F4F6" w:val="solid"/>
+            <w:tcMar>
+              <w:top w:type="dxa" w:w="40"/>
+              <w:left w:type="dxa" w:w="80"/>
+              <w:bottom w:type="dxa" w:w="40"/>
+              <w:right w:type="dxa" w:w="80"/>
+            </w:tcMar>
+          </w:tcPr>
+          <w:p>
+            <w:pPr>
+              <w:spacing w:after="0"/>
+            </w:pPr>
+            <w:r>
+              <w:rPr>
+                <w:rFonts w:ascii="Calibri" w:cs="Calibri" w:eastAsia="Calibri" w:hAnsi="Calibri"/>
+                <w:b w:val="false"/>
+                <w:bCs w:val="false"/>
+                <w:color w:val="1F2937"/>
+                <w:sz w:val="18"/>
+                <w:szCs w:val="18"/>
+              </w:rPr>
+              <w:t xml:space="preserve">~430</w:t>
+            </w:r>
+          </w:p>
+        </w:tc>
+        <w:tc>
+          <w:tcPr>
+            <w:tcW w:type="pct" w:w="62%"/>
+            <w:shd w:fill="F3F4F6" w:color="F3F4F6" w:val="solid"/>
+            <w:tcMar>
+              <w:top w:type="dxa" w:w="40"/>
+              <w:left w:type="dxa" w:w="80"/>
+              <w:bottom w:type="dxa" w:w="40"/>
+              <w:right w:type="dxa" w:w="80"/>
+            </w:tcMar>
+          </w:tcPr>
+          <w:p>
+            <w:pPr>
+              <w:spacing w:after="0"/>
+            </w:pPr>
+            <w:r>
+              <w:rPr>
+                <w:rFonts w:ascii="Calibri" w:cs="Calibri" w:eastAsia="Calibri" w:hAnsi="Calibri"/>
+                <w:b w:val="false"/>
+                <w:bCs w:val="false"/>
+                <w:color w:val="1F2937"/>
+                <w:sz w:val="18"/>
+                <w:szCs w:val="18"/>
+              </w:rPr>
+              <w:t xml:space="preserve">CSV file import with automatic column mapping and preview</w:t>
+            </w:r>
+          </w:p>
+        </w:tc>
+      </w:tr>
+      <w:tr>
+        <w:tc>
+          <w:tcPr>
+            <w:tcW w:type="pct" w:w="28%"/>
+            <w:shd w:fill="FFFFFF" w:color="FFFFFF" w:val="solid"/>
+            <w:tcMar>
+              <w:top w:type="dxa" w:w="40"/>
+              <w:left w:type="dxa" w:w="80"/>
+              <w:bottom w:type="dxa" w:w="40"/>
+              <w:right w:type="dxa" w:w="80"/>
+            </w:tcMar>
+          </w:tcPr>
+          <w:p>
+            <w:pPr>
+              <w:spacing w:after="0"/>
+            </w:pPr>
+            <w:r>
+              <w:rPr>
+                <w:rFonts w:ascii="Calibri" w:cs="Calibri" w:eastAsia="Calibri" w:hAnsi="Calibri"/>
+                <w:b w:val="false"/>
+                <w:bCs w:val="false"/>
+                <w:color w:val="1F2937"/>
+                <w:sz w:val="18"/>
+                <w:szCs w:val="18"/>
+              </w:rPr>
+              <w:t xml:space="preserve">HistoricalDataInput.tsx</w:t>
+            </w:r>
+          </w:p>
+        </w:tc>
+        <w:tc>
+          <w:tcPr>
+            <w:tcW w:type="pct" w:w="10%"/>
+            <w:shd w:fill="FFFFFF" w:color="FFFFFF" w:val="solid"/>
+            <w:tcMar>
+              <w:top w:type="dxa" w:w="40"/>
+              <w:left w:type="dxa" w:w="80"/>
+              <w:bottom w:type="dxa" w:w="40"/>
+              <w:right w:type="dxa" w:w="80"/>
+            </w:tcMar>
+          </w:tcPr>
+          <w:p>
+            <w:pPr>
+              <w:spacing w:after="0"/>
+            </w:pPr>
+            <w:r>
+              <w:rPr>
+                <w:rFonts w:ascii="Calibri" w:cs="Calibri" w:eastAsia="Calibri" w:hAnsi="Calibri"/>
+                <w:b w:val="false"/>
+                <w:bCs w:val="false"/>
+                <w:color w:val="1F2937"/>
+                <w:sz w:val="18"/>
+                <w:szCs w:val="18"/>
+              </w:rPr>
+              <w:t xml:space="preserve">~350</w:t>
+            </w:r>
+          </w:p>
+        </w:tc>
+        <w:tc>
+          <w:tcPr>
+            <w:tcW w:type="pct" w:w="62%"/>
+            <w:shd w:fill="FFFFFF" w:color="FFFFFF" w:val="solid"/>
+            <w:tcMar>
+              <w:top w:type="dxa" w:w="40"/>
+              <w:left w:type="dxa" w:w="80"/>
+              <w:bottom w:type="dxa" w:w="40"/>
+              <w:right w:type="dxa" w:w="80"/>
+            </w:tcMar>
+          </w:tcPr>
+          <w:p>
+            <w:pPr>
+              <w:spacing w:after="0"/>
+            </w:pPr>
+            <w:r>
+              <w:rPr>
+                <w:rFonts w:ascii="Calibri" w:cs="Calibri" w:eastAsia="Calibri" w:hAnsi="Calibri"/>
+                <w:b w:val="false"/>
+                <w:bCs w:val="false"/>
+                <w:color w:val="1F2937"/>
+                <w:sz w:val="18"/>
+                <w:szCs w:val="18"/>
+              </w:rPr>
+              <w:t xml:space="preserve">Per-year historical data input form with balance validation</w:t>
+            </w:r>
+          </w:p>
+        </w:tc>
+      </w:tr>
+    </w:tbl>
+    <w:p>
+      <w:pPr>
+        <w:pStyle w:val="Heading2"/>
+        <w:spacing w:before="280" w:after="80"/>
+      </w:pPr>
+      <w:r>
+        <w:rPr>
+          <w:rFonts w:ascii="Calibri" w:cs="Calibri" w:eastAsia="Calibri" w:hAnsi="Calibri"/>
+          <w:b/>
+          <w:bCs/>
+          <w:color w:val="1E3A8A"/>
+          <w:sz w:val="26"/>
+          <w:szCs w:val="26"/>
+        </w:rPr>
+        <w:t xml:space="preserve">11.7 Charts &amp; System</w:t>
+      </w:r>
+    </w:p>
+    <w:tbl>
+      <w:tblPr>
+        <w:tblW w:type="pct" w:w="100%"/>
+        <w:tblBorders>
+          <w:top w:val="single" w:color="auto" w:sz="4"/>
+          <w:left w:val="single" w:color="auto" w:sz="4"/>
+          <w:bottom w:val="single" w:color="auto" w:sz="4"/>
+          <w:right w:val="single" w:color="auto" w:sz="4"/>
+          <w:insideH w:val="single" w:color="auto" w:sz="4"/>
+          <w:insideV w:val="single" w:color="auto" w:sz="4"/>
+        </w:tblBorders>
+      </w:tblPr>
+      <w:tblGrid>
+        <w:gridCol w:w="100"/>
+        <w:gridCol w:w="100"/>
+        <w:gridCol w:w="100"/>
+      </w:tblGrid>
+      <w:tr>
+        <w:trPr>
+          <w:tblHeader/>
+        </w:trPr>
+        <w:tc>
+          <w:tcPr>
+            <w:tcW w:type="pct" w:w="28%"/>
+            <w:shd w:fill="1E3A8A" w:color="1E3A8A" w:val="solid"/>
+            <w:tcMar>
+              <w:top w:type="dxa" w:w="40"/>
+              <w:left w:type="dxa" w:w="80"/>
+              <w:bottom w:type="dxa" w:w="40"/>
+              <w:right w:type="dxa" w:w="80"/>
+            </w:tcMar>
+          </w:tcPr>
+          <w:p>
+            <w:pPr>
+              <w:spacing w:after="0"/>
+            </w:pPr>
+            <w:r>
+              <w:rPr>
+                <w:rFonts w:ascii="Calibri" w:cs="Calibri" w:eastAsia="Calibri" w:hAnsi="Calibri"/>
+                <w:b/>
+                <w:bCs/>
+                <w:color w:val="FFFFFF"/>
+                <w:sz w:val="18"/>
+                <w:szCs w:val="18"/>
+              </w:rPr>
+              <w:t xml:space="preserve">Component</w:t>
+            </w:r>
+          </w:p>
+        </w:tc>
+        <w:tc>
+          <w:tcPr>
+            <w:tcW w:type="pct" w:w="10%"/>
+            <w:shd w:fill="1E3A8A" w:color="1E3A8A" w:val="solid"/>
+            <w:tcMar>
+              <w:top w:type="dxa" w:w="40"/>
+              <w:left w:type="dxa" w:w="80"/>
+              <w:bottom w:type="dxa" w:w="40"/>
+              <w:right w:type="dxa" w:w="80"/>
+            </w:tcMar>
+          </w:tcPr>
+          <w:p>
+            <w:pPr>
+              <w:spacing w:after="0"/>
+            </w:pPr>
+            <w:r>
+              <w:rPr>
+                <w:rFonts w:ascii="Calibri" w:cs="Calibri" w:eastAsia="Calibri" w:hAnsi="Calibri"/>
+                <w:b/>
+                <w:bCs/>
+                <w:color w:val="FFFFFF"/>
+                <w:sz w:val="18"/>
+                <w:szCs w:val="18"/>
+              </w:rPr>
+              <w:t xml:space="preserve">Lines</w:t>
+            </w:r>
+          </w:p>
+        </w:tc>
+        <w:tc>
+          <w:tcPr>
+            <w:tcW w:type="pct" w:w="62%"/>
+            <w:shd w:fill="1E3A8A" w:color="1E3A8A" w:val="solid"/>
+            <w:tcMar>
+              <w:top w:type="dxa" w:w="40"/>
+              <w:left w:type="dxa" w:w="80"/>
+              <w:bottom w:type="dxa" w:w="40"/>
+              <w:right w:type="dxa" w:w="80"/>
+            </w:tcMar>
+          </w:tcPr>
+          <w:p>
+            <w:pPr>
+              <w:spacing w:after="0"/>
+            </w:pPr>
+            <w:r>
+              <w:rPr>
+                <w:rFonts w:ascii="Calibri" w:cs="Calibri" w:eastAsia="Calibri" w:hAnsi="Calibri"/>
+                <w:b/>
+                <w:bCs/>
+                <w:color w:val="FFFFFF"/>
+                <w:sz w:val="18"/>
+                <w:szCs w:val="18"/>
+              </w:rPr>
+              <w:t xml:space="preserve">Purpose</w:t>
+            </w:r>
+          </w:p>
+        </w:tc>
+      </w:tr>
+      <w:tr>
+        <w:tc>
+          <w:tcPr>
+            <w:tcW w:type="pct" w:w="28%"/>
+            <w:shd w:fill="F3F4F6" w:color="F3F4F6" w:val="solid"/>
+            <w:tcMar>
+              <w:top w:type="dxa" w:w="40"/>
+              <w:left w:type="dxa" w:w="80"/>
+              <w:bottom w:type="dxa" w:w="40"/>
+              <w:right w:type="dxa" w:w="80"/>
+            </w:tcMar>
+          </w:tcPr>
+          <w:p>
+            <w:pPr>
+              <w:spacing w:after="0"/>
+            </w:pPr>
+            <w:r>
+              <w:rPr>
+                <w:rFonts w:ascii="Calibri" w:cs="Calibri" w:eastAsia="Calibri" w:hAnsi="Calibri"/>
+                <w:b w:val="false"/>
+                <w:bCs w:val="false"/>
+                <w:color w:val="1F2937"/>
+                <w:sz w:val="18"/>
+                <w:szCs w:val="18"/>
+              </w:rPr>
+              <w:t xml:space="preserve">RevenueChart.tsx</w:t>
+            </w:r>
+          </w:p>
+        </w:tc>
+        <w:tc>
+          <w:tcPr>
+            <w:tcW w:type="pct" w:w="10%"/>
+            <w:shd w:fill="F3F4F6" w:color="F3F4F6" w:val="solid"/>
+            <w:tcMar>
+              <w:top w:type="dxa" w:w="40"/>
+              <w:left w:type="dxa" w:w="80"/>
+              <w:bottom w:type="dxa" w:w="40"/>
+              <w:right w:type="dxa" w:w="80"/>
+            </w:tcMar>
+          </w:tcPr>
+          <w:p>
+            <w:pPr>
+              <w:spacing w:after="0"/>
+            </w:pPr>
+            <w:r>
+              <w:rPr>
+                <w:rFonts w:ascii="Calibri" w:cs="Calibri" w:eastAsia="Calibri" w:hAnsi="Calibri"/>
+                <w:b w:val="false"/>
+                <w:bCs w:val="false"/>
+                <w:color w:val="1F2937"/>
+                <w:sz w:val="18"/>
+                <w:szCs w:val="18"/>
+              </w:rPr>
+              <w:t xml:space="preserve">~85</w:t>
+            </w:r>
+          </w:p>
+        </w:tc>
+        <w:tc>
+          <w:tcPr>
+            <w:tcW w:type="pct" w:w="62%"/>
+            <w:shd w:fill="F3F4F6" w:color="F3F4F6" w:val="solid"/>
+            <w:tcMar>
+              <w:top w:type="dxa" w:w="40"/>
+              <w:left w:type="dxa" w:w="80"/>
+              <w:bottom w:type="dxa" w:w="40"/>
+              <w:right w:type="dxa" w:w="80"/>
+            </w:tcMar>
+          </w:tcPr>
+          <w:p>
+            <w:pPr>
+              <w:spacing w:after="0"/>
+            </w:pPr>
+            <w:r>
+              <w:rPr>
+                <w:rFonts w:ascii="Calibri" w:cs="Calibri" w:eastAsia="Calibri" w:hAnsi="Calibri"/>
+                <w:b w:val="false"/>
+                <w:bCs w:val="false"/>
+                <w:color w:val="1F2937"/>
+                <w:sz w:val="18"/>
+                <w:szCs w:val="18"/>
+              </w:rPr>
+              <w:t xml:space="preserve">Revenue bar chart built with Recharts, shows historical + projected</w:t>
+            </w:r>
+          </w:p>
+        </w:tc>
+      </w:tr>
+      <w:tr>
+        <w:tc>
+          <w:tcPr>
+            <w:tcW w:type="pct" w:w="28%"/>
+            <w:shd w:fill="FFFFFF" w:color="FFFFFF" w:val="solid"/>
+            <w:tcMar>
+              <w:top w:type="dxa" w:w="40"/>
+              <w:left w:type="dxa" w:w="80"/>
+              <w:bottom w:type="dxa" w:w="40"/>
+              <w:right w:type="dxa" w:w="80"/>
+            </w:tcMar>
+          </w:tcPr>
+          <w:p>
+            <w:pPr>
+              <w:spacing w:after="0"/>
+            </w:pPr>
+            <w:r>
+              <w:rPr>
+                <w:rFonts w:ascii="Calibri" w:cs="Calibri" w:eastAsia="Calibri" w:hAnsi="Calibri"/>
+                <w:b w:val="false"/>
+                <w:bCs w:val="false"/>
+                <w:color w:val="1F2937"/>
+                <w:sz w:val="18"/>
+                <w:szCs w:val="18"/>
+              </w:rPr>
+              <w:t xml:space="preserve">MarginChart.tsx</w:t>
+            </w:r>
+          </w:p>
+        </w:tc>
+        <w:tc>
+          <w:tcPr>
+            <w:tcW w:type="pct" w:w="10%"/>
+            <w:shd w:fill="FFFFFF" w:color="FFFFFF" w:val="solid"/>
+            <w:tcMar>
+              <w:top w:type="dxa" w:w="40"/>
+              <w:left w:type="dxa" w:w="80"/>
+              <w:bottom w:type="dxa" w:w="40"/>
+              <w:right w:type="dxa" w:w="80"/>
+            </w:tcMar>
+          </w:tcPr>
+          <w:p>
+            <w:pPr>
+              <w:spacing w:after="0"/>
+            </w:pPr>
+            <w:r>
+              <w:rPr>
+                <w:rFonts w:ascii="Calibri" w:cs="Calibri" w:eastAsia="Calibri" w:hAnsi="Calibri"/>
+                <w:b w:val="false"/>
+                <w:bCs w:val="false"/>
+                <w:color w:val="1F2937"/>
+                <w:sz w:val="18"/>
+                <w:szCs w:val="18"/>
+              </w:rPr>
+              <w:t xml:space="preserve">~55</w:t>
+            </w:r>
+          </w:p>
+        </w:tc>
+        <w:tc>
+          <w:tcPr>
+            <w:tcW w:type="pct" w:w="62%"/>
+            <w:shd w:fill="FFFFFF" w:color="FFFFFF" w:val="solid"/>
+            <w:tcMar>
+              <w:top w:type="dxa" w:w="40"/>
+              <w:left w:type="dxa" w:w="80"/>
+              <w:bottom w:type="dxa" w:w="40"/>
+              <w:right w:type="dxa" w:w="80"/>
+            </w:tcMar>
+          </w:tcPr>
+          <w:p>
+            <w:pPr>
+              <w:spacing w:after="0"/>
+            </w:pPr>
+            <w:r>
+              <w:rPr>
+                <w:rFonts w:ascii="Calibri" w:cs="Calibri" w:eastAsia="Calibri" w:hAnsi="Calibri"/>
+                <w:b w:val="false"/>
+                <w:bCs w:val="false"/>
+                <w:color w:val="1F2937"/>
+                <w:sz w:val="18"/>
+                <w:szCs w:val="18"/>
+              </w:rPr>
               <w:t xml:space="preserve">Gross/Operating/Net margin line chart with period labels</w:t>
+            </w:r>
+          </w:p>
+        </w:tc>
+      </w:tr>
+      <w:tr>
+        <w:tc>
+          <w:tcPr>
+            <w:tcW w:type="pct" w:w="28%"/>
+            <w:shd w:fill="F3F4F6" w:color="F3F4F6" w:val="solid"/>
+            <w:tcMar>
+              <w:top w:type="dxa" w:w="40"/>
+              <w:left w:type="dxa" w:w="80"/>
+              <w:bottom w:type="dxa" w:w="40"/>
+              <w:right w:type="dxa" w:w="80"/>
+            </w:tcMar>
+          </w:tcPr>
+          <w:p>
+            <w:pPr>
+              <w:spacing w:after="0"/>
+            </w:pPr>
+            <w:r>
+              <w:rPr>
+                <w:rFonts w:ascii="Calibri" w:cs="Calibri" w:eastAsia="Calibri" w:hAnsi="Calibri"/>
+                <w:b w:val="false"/>
+                <w:bCs w:val="false"/>
+                <w:color w:val="1F2937"/>
+                <w:sz w:val="18"/>
+                <w:szCs w:val="18"/>
+              </w:rPr>
+              <w:t xml:space="preserve">ErrorBanner.tsx</w:t>
+            </w:r>
+          </w:p>
+        </w:tc>
+        <w:tc>
+          <w:tcPr>
+            <w:tcW w:type="pct" w:w="10%"/>
+            <w:shd w:fill="F3F4F6" w:color="F3F4F6" w:val="solid"/>
+            <w:tcMar>
+              <w:top w:type="dxa" w:w="40"/>
+              <w:left w:type="dxa" w:w="80"/>
+              <w:bottom w:type="dxa" w:w="40"/>
+              <w:right w:type="dxa" w:w="80"/>
+            </w:tcMar>
+          </w:tcPr>
+          <w:p>
+            <w:pPr>
+              <w:spacing w:after="0"/>
+            </w:pPr>
+            <w:r>
+              <w:rPr>
+                <w:rFonts w:ascii="Calibri" w:cs="Calibri" w:eastAsia="Calibri" w:hAnsi="Calibri"/>
+                <w:b w:val="false"/>
+                <w:bCs w:val="false"/>
+                <w:color w:val="1F2937"/>
+                <w:sz w:val="18"/>
+                <w:szCs w:val="18"/>
+              </w:rPr>
+              <w:t xml:space="preserve">75</w:t>
+            </w:r>
+          </w:p>
+        </w:tc>
+        <w:tc>
+          <w:tcPr>
+            <w:tcW w:type="pct" w:w="62%"/>
+            <w:shd w:fill="F3F4F6" w:color="F3F4F6" w:val="solid"/>
+            <w:tcMar>
+              <w:top w:type="dxa" w:w="40"/>
+              <w:left w:type="dxa" w:w="80"/>
+              <w:bottom w:type="dxa" w:w="40"/>
+              <w:right w:type="dxa" w:w="80"/>
+            </w:tcMar>
+          </w:tcPr>
+          <w:p>
+            <w:pPr>
+              <w:spacing w:after="0"/>
+            </w:pPr>
+            <w:r>
+              <w:rPr>
+                <w:rFonts w:ascii="Calibri" w:cs="Calibri" w:eastAsia="Calibri" w:hAnsi="Calibri"/>
+                <w:b w:val="false"/>
+                <w:bCs w:val="false"/>
+                <w:color w:val="1F2937"/>
+                <w:sz w:val="18"/>
+                <w:szCs w:val="18"/>
+              </w:rPr>
+              <w:t xml:space="preserve">Auto-dismissing (10s) error alert banner with Retry button, shown when calculateModel() throws</w:t>
+            </w:r>
+          </w:p>
+        </w:tc>
+      </w:tr>
+      <w:tr>
+        <w:tc>
+          <w:tcPr>
+            <w:tcW w:type="pct" w:w="28%"/>
+            <w:shd w:fill="FFFFFF" w:color="FFFFFF" w:val="solid"/>
+            <w:tcMar>
+              <w:top w:type="dxa" w:w="40"/>
+              <w:left w:type="dxa" w:w="80"/>
+              <w:bottom w:type="dxa" w:w="40"/>
+              <w:right w:type="dxa" w:w="80"/>
+            </w:tcMar>
+          </w:tcPr>
+          <w:p>
+            <w:pPr>
+              <w:spacing w:after="0"/>
+            </w:pPr>
+            <w:r>
+              <w:rPr>
+                <w:rFonts w:ascii="Calibri" w:cs="Calibri" w:eastAsia="Calibri" w:hAnsi="Calibri"/>
+                <w:b w:val="false"/>
+                <w:bCs w:val="false"/>
+                <w:color w:val="1F2937"/>
+                <w:sz w:val="18"/>
+                <w:szCs w:val="18"/>
+              </w:rPr>
+              <w:t xml:space="preserve">ConflictModal.tsx</w:t>
+            </w:r>
+          </w:p>
+        </w:tc>
+        <w:tc>
+          <w:tcPr>
+            <w:tcW w:type="pct" w:w="10%"/>
+            <w:shd w:fill="FFFFFF" w:color="FFFFFF" w:val="solid"/>
+            <w:tcMar>
+              <w:top w:type="dxa" w:w="40"/>
+              <w:left w:type="dxa" w:w="80"/>
+              <w:bottom w:type="dxa" w:w="40"/>
+              <w:right w:type="dxa" w:w="80"/>
+            </w:tcMar>
+          </w:tcPr>
+          <w:p>
+            <w:pPr>
+              <w:spacing w:after="0"/>
+            </w:pPr>
+            <w:r>
+              <w:rPr>
+                <w:rFonts w:ascii="Calibri" w:cs="Calibri" w:eastAsia="Calibri" w:hAnsi="Calibri"/>
+                <w:b w:val="false"/>
+                <w:bCs w:val="false"/>
+                <w:color w:val="1F2937"/>
+                <w:sz w:val="18"/>
+                <w:szCs w:val="18"/>
+              </w:rPr>
+              <w:t xml:space="preserve">76</w:t>
+            </w:r>
+          </w:p>
+        </w:tc>
+        <w:tc>
+          <w:tcPr>
+            <w:tcW w:type="pct" w:w="62%"/>
+            <w:shd w:fill="FFFFFF" w:color="FFFFFF" w:val="solid"/>
+            <w:tcMar>
+              <w:top w:type="dxa" w:w="40"/>
+              <w:left w:type="dxa" w:w="80"/>
+              <w:bottom w:type="dxa" w:w="40"/>
+              <w:right w:type="dxa" w:w="80"/>
+            </w:tcMar>
+          </w:tcPr>
+          <w:p>
+            <w:pPr>
+              <w:spacing w:after="0"/>
+            </w:pPr>
+            <w:r>
+              <w:rPr>
+                <w:rFonts w:ascii="Calibri" w:cs="Calibri" w:eastAsia="Calibri" w:hAnsi="Calibri"/>
+                <w:b w:val="false"/>
+                <w:bCs w:val="false"/>
+                <w:color w:val="1F2937"/>
+                <w:sz w:val="18"/>
+                <w:szCs w:val="18"/>
+              </w:rPr>
+              <w:t xml:space="preserve">Multi-tab conflict detection modal — Keep Mine / Load Latest / Dismiss options when localStorage is modified by another tab</w:t>
             </w:r>
           </w:p>
         </w:tc>
@@ -15826,7 +19287,7 @@
           <w:sz w:val="20"/>
           <w:szCs w:val="20"/>
         </w:rPr>
-        <w:t xml:space="preserve">The app uses a 15-tab system controlled by the Zustand store's activeTab field:</w:t>
+        <w:t xml:space="preserve">The app uses a 19-tab system controlled by the Zustand store's activeTab field:</w:t>
       </w:r>
     </w:p>
     <w:p>
@@ -15842,7 +19303,7 @@
           <w:sz w:val="18"/>
           <w:szCs w:val="18"/>
         </w:rPr>
-        <w:t xml:space="preserve">dashboard → income → balance → cashflow → model →</w:t>
+        <w:t xml:space="preserve">dashboard → income → balance → cashflow → ratios → model →</w:t>
       </w:r>
     </w:p>
     <w:p>
@@ -15859,6 +19320,22 @@
           <w:szCs w:val="18"/>
         </w:rPr>
         <w:t xml:space="preserve">working-capital → depreciation → debt-schedule →</w:t>
+      </w:r>
+    </w:p>
+    <w:p>
+      <w:pPr>
+        <w:shd w:fill="F8F9FA" w:color="F8F9FA" w:val="solid"/>
+        <w:spacing w:after="20"/>
+        <w:ind w:left="360"/>
+      </w:pPr>
+      <w:r>
+        <w:rPr>
+          <w:rFonts w:ascii="Consolas" w:cs="Consolas" w:eastAsia="Consolas" w:hAnsi="Consolas"/>
+          <w:color w:val="3B82F6"/>
+          <w:sz w:val="18"/>
+          <w:szCs w:val="18"/>
+        </w:rPr>
+        <w:t xml:space="preserve">dcf → valuation → cbe-metrics →</w:t>
       </w:r>
     </w:p>
     <w:p>
@@ -15914,26 +19391,6 @@
     </w:p>
     <w:p>
       <w:pPr>
-        <w:pStyle w:val="Heading1"/>
-        <w:pBdr>
-          <w:bottom w:val="single" w:color="3B82F6" w:sz="3"/>
-        </w:pBdr>
-        <w:spacing w:before="360" w:after="120"/>
-      </w:pPr>
-      <w:r>
-        <w:rPr>
-          <w:rFonts w:ascii="Calibri" w:cs="Calibri" w:eastAsia="Calibri" w:hAnsi="Calibri"/>
-          <w:b/>
-          <w:bCs/>
-          <w:color w:val="1E3A8A"/>
-          <w:sz w:val="32"/>
-          <w:szCs w:val="32"/>
-        </w:rPr>
-        <w:t xml:space="preserve">13. Data Flow Architecture</w:t>
-      </w:r>
-    </w:p>
-    <w:p>
-      <w:pPr>
         <w:spacing w:after="80"/>
         <w:jc w:val="left"/>
       </w:pPr>
@@ -15948,6 +19405,64 @@
           <w:sz w:val="20"/>
           <w:szCs w:val="20"/>
         </w:rPr>
+        <w:t xml:space="preserve">Keyboard shortcuts: Ctrl+S → Calculate All Scenarios, Ctrl+Z → Undo, Ctrl+Shift+Z → Redo.</w:t>
+      </w:r>
+    </w:p>
+    <w:p>
+      <w:pPr>
+        <w:spacing w:after="80"/>
+        <w:jc w:val="left"/>
+      </w:pPr>
+      <w:r>
+        <w:rPr>
+          <w:rFonts w:ascii="Calibri" w:cs="Calibri" w:eastAsia="Calibri" w:hAnsi="Calibri"/>
+          <w:b w:val="false"/>
+          <w:bCs w:val="false"/>
+          <w:i w:val="false"/>
+          <w:iCs w:val="false"/>
+          <w:color w:val="1F2937"/>
+          <w:sz w:val="20"/>
+          <w:szCs w:val="20"/>
+        </w:rPr>
+        <w:t xml:space="preserve">ScenarioSelector dropdown appears on: dashboard, income, balance, cashflow, working-capital, depreciation, debt-schedule tabs.</w:t>
+      </w:r>
+    </w:p>
+    <w:p>
+      <w:pPr>
+        <w:pStyle w:val="Heading1"/>
+        <w:pBdr>
+          <w:bottom w:val="single" w:color="3B82F6" w:sz="3"/>
+        </w:pBdr>
+        <w:spacing w:before="360" w:after="120"/>
+      </w:pPr>
+      <w:r>
+        <w:rPr>
+          <w:rFonts w:ascii="Calibri" w:cs="Calibri" w:eastAsia="Calibri" w:hAnsi="Calibri"/>
+          <w:b/>
+          <w:bCs/>
+          <w:color w:val="1E3A8A"/>
+          <w:sz w:val="32"/>
+          <w:szCs w:val="32"/>
+        </w:rPr>
+        <w:t xml:space="preserve">13. Data Flow Architecture</w:t>
+      </w:r>
+    </w:p>
+    <w:p>
+      <w:pPr>
+        <w:spacing w:after="80"/>
+        <w:jc w:val="left"/>
+      </w:pPr>
+      <w:r>
+        <w:rPr>
+          <w:rFonts w:ascii="Calibri" w:cs="Calibri" w:eastAsia="Calibri" w:hAnsi="Calibri"/>
+          <w:b w:val="false"/>
+          <w:bCs w:val="false"/>
+          <w:i w:val="false"/>
+          <w:iCs w:val="false"/>
+          <w:color w:val="1F2937"/>
+          <w:sz w:val="20"/>
+          <w:szCs w:val="20"/>
+        </w:rPr>
         <w:t xml:space="preserve">The system follows a clear input → engine → output pipeline:</w:t>
       </w:r>
     </w:p>
@@ -16282,7 +19797,7 @@
           <w:sz w:val="22"/>
           <w:szCs w:val="22"/>
         </w:rPr>
-        <w:t xml:space="preserve">Analysis Layer</w:t>
+        <w:t xml:space="preserve">Analysis &amp; Valuation Layer</w:t>
       </w:r>
     </w:p>
     <w:p>
@@ -16340,6 +19855,63 @@
           <w:szCs w:val="20"/>
         </w:rPr>
         <w:t xml:space="preserve">Scenario Comparison — Side-by-side metric comparison across all scenarios</w:t>
+      </w:r>
+    </w:p>
+    <w:p>
+      <w:pPr>
+        <w:pStyle w:val="ListParagraph"/>
+        <w:numPr>
+          <w:ilvl w:val="0"/>
+          <w:numId w:val="1"/>
+        </w:numPr>
+        <w:spacing w:after="40"/>
+      </w:pPr>
+      <w:r>
+        <w:rPr>
+          <w:rFonts w:ascii="Calibri" w:cs="Calibri" w:eastAsia="Calibri" w:hAnsi="Calibri"/>
+          <w:color w:val="1F2937"/>
+          <w:sz w:val="20"/>
+          <w:szCs w:val="20"/>
+        </w:rPr>
+        <w:t xml:space="preserve">DCF Valuation — WACC (CAPM) → discounted FCFs → terminal value → implied share price</w:t>
+      </w:r>
+    </w:p>
+    <w:p>
+      <w:pPr>
+        <w:pStyle w:val="ListParagraph"/>
+        <w:numPr>
+          <w:ilvl w:val="0"/>
+          <w:numId w:val="1"/>
+        </w:numPr>
+        <w:spacing w:after="40"/>
+      </w:pPr>
+      <w:r>
+        <w:rPr>
+          <w:rFonts w:ascii="Calibri" w:cs="Calibri" w:eastAsia="Calibri" w:hAnsi="Calibri"/>
+          <w:color w:val="1F2937"/>
+          <w:sz w:val="20"/>
+          <w:szCs w:val="20"/>
+        </w:rPr>
+        <w:t xml:space="preserve">Trading Multiples — P/E, EV/EBITDA, P/B, FCF Yield, Dividend Yield vs EGX 30 benchmarks</w:t>
+      </w:r>
+    </w:p>
+    <w:p>
+      <w:pPr>
+        <w:pStyle w:val="ListParagraph"/>
+        <w:numPr>
+          <w:ilvl w:val="0"/>
+          <w:numId w:val="1"/>
+        </w:numPr>
+        <w:spacing w:after="40"/>
+      </w:pPr>
+      <w:r>
+        <w:rPr>
+          <w:rFonts w:ascii="Calibri" w:cs="Calibri" w:eastAsia="Calibri" w:hAnsi="Calibri"/>
+          <w:color w:val="1F2937"/>
+          <w:sz w:val="20"/>
+          <w:szCs w:val="20"/>
+        </w:rPr>
+        <w:t xml:space="preserve">CBE Regulatory Metrics — Debt/EBITDA, Interest Coverage, DSCR, Current Ratio, Net Debt/Equity</w:t>
       </w:r>
     </w:p>
     <w:p>

--- a/Engine_Overview.docx
+++ b/Engine_Overview.docx
@@ -313,7 +313,7 @@
           <w:sz w:val="18"/>
           <w:szCs w:val="18"/>
         </w:rPr>
-        <w:t xml:space="preserve">Generated: February 24, 2026</w:t>
+        <w:t xml:space="preserve">Generated: March 7, 2026</w:t>
       </w:r>
     </w:p>
     <w:p>
@@ -2352,6 +2352,22 @@
           <w:sz w:val="18"/>
           <w:szCs w:val="18"/>
         </w:rPr>
+        <w:t xml:space="preserve">│   ├── templates/egyptian-industries.ts  # 5 sector-specific assumption templates</w:t>
+      </w:r>
+    </w:p>
+    <w:p>
+      <w:pPr>
+        <w:shd w:fill="F8F9FA" w:color="F8F9FA" w:val="solid"/>
+        <w:spacing w:after="20"/>
+        <w:ind w:left="360"/>
+      </w:pPr>
+      <w:r>
+        <w:rPr>
+          <w:rFonts w:ascii="Consolas" w:cs="Consolas" w:eastAsia="Consolas" w:hAnsi="Consolas"/>
+          <w:color w:val="3B82F6"/>
+          <w:sz w:val="18"/>
+          <w:szCs w:val="18"/>
+        </w:rPr>
         <w:t xml:space="preserve">│   ├── schedules/egyptian-depreciation.ts</w:t>
       </w:r>
     </w:p>
@@ -2522,7 +2538,7 @@
           <w:sz w:val="26"/>
           <w:szCs w:val="26"/>
         </w:rPr>
-        <w:t xml:space="preserve">3.1 AssumptionSet (assumptions.ts) — 60+ fields</w:t>
+        <w:t xml:space="preserve">3.1 AssumptionSet (assumptions.ts) — 90+ fields</w:t>
       </w:r>
     </w:p>
     <w:p>
@@ -2541,7 +2557,7 @@
           <w:sz w:val="20"/>
           <w:szCs w:val="20"/>
         </w:rPr>
-        <w:t xml:space="preserve">The main projection configuration with ~60 fields organized by category:</w:t>
+        <w:t xml:space="preserve">The main projection configuration organized by category. Fields marked with [] are per-projection-year arrays:</w:t>
       </w:r>
     </w:p>
     <w:tbl>
@@ -2566,7 +2582,7 @@
         </w:trPr>
         <w:tc>
           <w:tcPr>
-            <w:tcW w:type="pct" w:w="25%"/>
+            <w:tcW w:type="pct" w:w="21%"/>
             <w:shd w:fill="1E3A8A" w:color="1E3A8A" w:val="solid"/>
             <w:tcMar>
               <w:top w:type="dxa" w:w="40"/>
@@ -2594,7 +2610,7 @@
         </w:tc>
         <w:tc>
           <w:tcPr>
-            <w:tcW w:type="pct" w:w="75%"/>
+            <w:tcW w:type="pct" w:w="79%"/>
             <w:shd w:fill="1E3A8A" w:color="1E3A8A" w:val="solid"/>
             <w:tcMar>
               <w:top w:type="dxa" w:w="40"/>
@@ -2624,7 +2640,7 @@
       <w:tr>
         <w:tc>
           <w:tcPr>
-            <w:tcW w:type="pct" w:w="25%"/>
+            <w:tcW w:type="pct" w:w="21%"/>
             <w:shd w:fill="F3F4F6" w:color="F3F4F6" w:val="solid"/>
             <w:tcMar>
               <w:top w:type="dxa" w:w="40"/>
@@ -2652,7 +2668,7 @@
         </w:tc>
         <w:tc>
           <w:tcPr>
-            <w:tcW w:type="pct" w:w="75%"/>
+            <w:tcW w:type="pct" w:w="79%"/>
             <w:shd w:fill="F3F4F6" w:color="F3F4F6" w:val="solid"/>
             <w:tcMar>
               <w:top w:type="dxa" w:w="40"/>
@@ -2682,7 +2698,7 @@
       <w:tr>
         <w:tc>
           <w:tcPr>
-            <w:tcW w:type="pct" w:w="25%"/>
+            <w:tcW w:type="pct" w:w="21%"/>
             <w:shd w:fill="FFFFFF" w:color="FFFFFF" w:val="solid"/>
             <w:tcMar>
               <w:top w:type="dxa" w:w="40"/>
@@ -2710,7 +2726,7 @@
         </w:tc>
         <w:tc>
           <w:tcPr>
-            <w:tcW w:type="pct" w:w="75%"/>
+            <w:tcW w:type="pct" w:w="79%"/>
             <w:shd w:fill="FFFFFF" w:color="FFFFFF" w:val="solid"/>
             <w:tcMar>
               <w:top w:type="dxa" w:w="40"/>
@@ -2740,7 +2756,7 @@
       <w:tr>
         <w:tc>
           <w:tcPr>
-            <w:tcW w:type="pct" w:w="25%"/>
+            <w:tcW w:type="pct" w:w="21%"/>
             <w:shd w:fill="F3F4F6" w:color="F3F4F6" w:val="solid"/>
             <w:tcMar>
               <w:top w:type="dxa" w:w="40"/>
@@ -2768,29 +2784,29 @@
         </w:tc>
         <w:tc>
           <w:tcPr>
-            <w:tcW w:type="pct" w:w="75%"/>
-            <w:shd w:fill="F3F4F6" w:color="F3F4F6" w:val="solid"/>
-            <w:tcMar>
-              <w:top w:type="dxa" w:w="40"/>
-              <w:left w:type="dxa" w:w="80"/>
-              <w:bottom w:type="dxa" w:w="40"/>
-              <w:right w:type="dxa" w:w="80"/>
-            </w:tcMar>
-          </w:tcPr>
-          <w:p>
-            <w:pPr>
-              <w:spacing w:after="0"/>
-            </w:pPr>
-            <w:r>
-              <w:rPr>
-                <w:rFonts w:ascii="Calibri" w:cs="Calibri" w:eastAsia="Calibri" w:hAnsi="Calibri"/>
-                <w:b w:val="false"/>
-                <w:bCs w:val="false"/>
-                <w:color w:val="1F2937"/>
-                <w:sz w:val="18"/>
-                <w:szCs w:val="18"/>
-              </w:rPr>
-              <w:t xml:space="preserve">dso[], dio[], dpo[], prepaidPercent[], accruedExpPercent[], deferredRevPercent[], otherCAPercent[], otherCLPercent[]</w:t>
+            <w:tcW w:type="pct" w:w="79%"/>
+            <w:shd w:fill="F3F4F6" w:color="F3F4F6" w:val="solid"/>
+            <w:tcMar>
+              <w:top w:type="dxa" w:w="40"/>
+              <w:left w:type="dxa" w:w="80"/>
+              <w:bottom w:type="dxa" w:w="40"/>
+              <w:right w:type="dxa" w:w="80"/>
+            </w:tcMar>
+          </w:tcPr>
+          <w:p>
+            <w:pPr>
+              <w:spacing w:after="0"/>
+            </w:pPr>
+            <w:r>
+              <w:rPr>
+                <w:rFonts w:ascii="Calibri" w:cs="Calibri" w:eastAsia="Calibri" w:hAnsi="Calibri"/>
+                <w:b w:val="false"/>
+                <w:bCs w:val="false"/>
+                <w:color w:val="1F2937"/>
+                <w:sz w:val="18"/>
+                <w:szCs w:val="18"/>
+              </w:rPr>
+              <w:t xml:space="preserve">dso[], dio[], dpo[], prepaidPercent[], accruedExpPercent[], deferredRevPercent[]</w:t>
             </w:r>
           </w:p>
         </w:tc>
@@ -2798,7 +2814,7 @@
       <w:tr>
         <w:tc>
           <w:tcPr>
-            <w:tcW w:type="pct" w:w="25%"/>
+            <w:tcW w:type="pct" w:w="21%"/>
             <w:shd w:fill="FFFFFF" w:color="FFFFFF" w:val="solid"/>
             <w:tcMar>
               <w:top w:type="dxa" w:w="40"/>
@@ -2820,13 +2836,13 @@
                 <w:sz w:val="18"/>
                 <w:szCs w:val="18"/>
               </w:rPr>
-              <w:t xml:space="preserve">Non-Current Assets</w:t>
-            </w:r>
-          </w:p>
-        </w:tc>
-        <w:tc>
-          <w:tcPr>
-            <w:tcW w:type="pct" w:w="75%"/>
+              <w:t xml:space="preserve">CapEx &amp; Depr.</w:t>
+            </w:r>
+          </w:p>
+        </w:tc>
+        <w:tc>
+          <w:tcPr>
+            <w:tcW w:type="pct" w:w="79%"/>
             <w:shd w:fill="FFFFFF" w:color="FFFFFF" w:val="solid"/>
             <w:tcMar>
               <w:top w:type="dxa" w:w="40"/>
@@ -2848,7 +2864,7 @@
                 <w:sz w:val="18"/>
                 <w:szCs w:val="18"/>
               </w:rPr>
-              <w:t xml:space="preserve">capexPercent[], depreciationRate[], amortizationAmount[], intangiblesAmount[], goodwillAmount[], otherLTAPercent[]</w:t>
+              <w:t xml:space="preserve">capexPercent[], depreciationRate[], amortizationAmount[], depreciationMethod (straight-line|declining-balance|egyptian-tax)</w:t>
             </w:r>
           </w:p>
         </w:tc>
@@ -2856,57 +2872,57 @@
       <w:tr>
         <w:tc>
           <w:tcPr>
-            <w:tcW w:type="pct" w:w="25%"/>
-            <w:shd w:fill="F3F4F6" w:color="F3F4F6" w:val="solid"/>
-            <w:tcMar>
-              <w:top w:type="dxa" w:w="40"/>
-              <w:left w:type="dxa" w:w="80"/>
-              <w:bottom w:type="dxa" w:w="40"/>
-              <w:right w:type="dxa" w:w="80"/>
-            </w:tcMar>
-          </w:tcPr>
-          <w:p>
-            <w:pPr>
-              <w:spacing w:after="0"/>
-            </w:pPr>
-            <w:r>
-              <w:rPr>
-                <w:rFonts w:ascii="Calibri" w:cs="Calibri" w:eastAsia="Calibri" w:hAnsi="Calibri"/>
-                <w:b w:val="false"/>
-                <w:bCs w:val="false"/>
-                <w:color w:val="1F2937"/>
-                <w:sz w:val="18"/>
-                <w:szCs w:val="18"/>
-              </w:rPr>
-              <w:t xml:space="preserve">Debt</w:t>
-            </w:r>
-          </w:p>
-        </w:tc>
-        <w:tc>
-          <w:tcPr>
-            <w:tcW w:type="pct" w:w="75%"/>
-            <w:shd w:fill="F3F4F6" w:color="F3F4F6" w:val="solid"/>
-            <w:tcMar>
-              <w:top w:type="dxa" w:w="40"/>
-              <w:left w:type="dxa" w:w="80"/>
-              <w:bottom w:type="dxa" w:w="40"/>
-              <w:right w:type="dxa" w:w="80"/>
-            </w:tcMar>
-          </w:tcPr>
-          <w:p>
-            <w:pPr>
-              <w:spacing w:after="0"/>
-            </w:pPr>
-            <w:r>
-              <w:rPr>
-                <w:rFonts w:ascii="Calibri" w:cs="Calibri" w:eastAsia="Calibri" w:hAnsi="Calibri"/>
-                <w:b w:val="false"/>
-                <w:bCs w:val="false"/>
-                <w:color w:val="1F2937"/>
-                <w:sz w:val="18"/>
-                <w:szCs w:val="18"/>
-              </w:rPr>
-              <w:t xml:space="preserve">interestRate[], shortTermDebt[], longTermDebtIssuance[], longTermDebtRepayment[], currentPortionLTD[], deferredTaxLiabilityPercent[]</w:t>
+            <w:tcW w:type="pct" w:w="21%"/>
+            <w:shd w:fill="F3F4F6" w:color="F3F4F6" w:val="solid"/>
+            <w:tcMar>
+              <w:top w:type="dxa" w:w="40"/>
+              <w:left w:type="dxa" w:w="80"/>
+              <w:bottom w:type="dxa" w:w="40"/>
+              <w:right w:type="dxa" w:w="80"/>
+            </w:tcMar>
+          </w:tcPr>
+          <w:p>
+            <w:pPr>
+              <w:spacing w:after="0"/>
+            </w:pPr>
+            <w:r>
+              <w:rPr>
+                <w:rFonts w:ascii="Calibri" w:cs="Calibri" w:eastAsia="Calibri" w:hAnsi="Calibri"/>
+                <w:b w:val="false"/>
+                <w:bCs w:val="false"/>
+                <w:color w:val="1F2937"/>
+                <w:sz w:val="18"/>
+                <w:szCs w:val="18"/>
+              </w:rPr>
+              <w:t xml:space="preserve">Debt &amp; Financing</w:t>
+            </w:r>
+          </w:p>
+        </w:tc>
+        <w:tc>
+          <w:tcPr>
+            <w:tcW w:type="pct" w:w="79%"/>
+            <w:shd w:fill="F3F4F6" w:color="F3F4F6" w:val="solid"/>
+            <w:tcMar>
+              <w:top w:type="dxa" w:w="40"/>
+              <w:left w:type="dxa" w:w="80"/>
+              <w:bottom w:type="dxa" w:w="40"/>
+              <w:right w:type="dxa" w:w="80"/>
+            </w:tcMar>
+          </w:tcPr>
+          <w:p>
+            <w:pPr>
+              <w:spacing w:after="0"/>
+            </w:pPr>
+            <w:r>
+              <w:rPr>
+                <w:rFonts w:ascii="Calibri" w:cs="Calibri" w:eastAsia="Calibri" w:hAnsi="Calibri"/>
+                <w:b w:val="false"/>
+                <w:bCs w:val="false"/>
+                <w:color w:val="1F2937"/>
+                <w:sz w:val="18"/>
+                <w:szCs w:val="18"/>
+              </w:rPr>
+              <w:t xml:space="preserve">cbeRate (27.25%), interestRateOnDebt[] ([22%,22%,20%,18%,18%]), interestRateOnCash[], legacyDebtRate (4.5%), shortTermDebtAmount[], longTermDebtIssuance[], longTermDebtRepayment[], currentPortionLTD[]</w:t>
             </w:r>
           </w:p>
         </w:tc>
@@ -2914,7 +2930,7 @@
       <w:tr>
         <w:tc>
           <w:tcPr>
-            <w:tcW w:type="pct" w:w="25%"/>
+            <w:tcW w:type="pct" w:w="21%"/>
             <w:shd w:fill="FFFFFF" w:color="FFFFFF" w:val="solid"/>
             <w:tcMar>
               <w:top w:type="dxa" w:w="40"/>
@@ -2942,7 +2958,7 @@
         </w:tc>
         <w:tc>
           <w:tcPr>
-            <w:tcW w:type="pct" w:w="75%"/>
+            <w:tcW w:type="pct" w:w="79%"/>
             <w:shd w:fill="FFFFFF" w:color="FFFFFF" w:val="solid"/>
             <w:tcMar>
               <w:top w:type="dxa" w:w="40"/>
@@ -2964,7 +2980,7 @@
                 <w:sz w:val="18"/>
                 <w:szCs w:val="18"/>
               </w:rPr>
-              <w:t xml:space="preserve">commonStock[], APIC[], sharesOutstanding[], stockBasedCompAmount[], dividendPayoutRatio[], equityIssuance[], shareRepurchaseAmount[]</w:t>
+              <w:t xml:space="preserve">sharesOutstanding[], dividendPayoutRatio[], shareRepurchaseAmount[], stockBasedCompAmount[], commonStock[], apic[], oci[], equityIssuance[]</w:t>
             </w:r>
           </w:p>
         </w:tc>
@@ -2972,57 +2988,57 @@
       <w:tr>
         <w:tc>
           <w:tcPr>
-            <w:tcW w:type="pct" w:w="25%"/>
-            <w:shd w:fill="F3F4F6" w:color="F3F4F6" w:val="solid"/>
-            <w:tcMar>
-              <w:top w:type="dxa" w:w="40"/>
-              <w:left w:type="dxa" w:w="80"/>
-              <w:bottom w:type="dxa" w:w="40"/>
-              <w:right w:type="dxa" w:w="80"/>
-            </w:tcMar>
-          </w:tcPr>
-          <w:p>
-            <w:pPr>
-              <w:spacing w:after="0"/>
-            </w:pPr>
-            <w:r>
-              <w:rPr>
-                <w:rFonts w:ascii="Calibri" w:cs="Calibri" w:eastAsia="Calibri" w:hAnsi="Calibri"/>
-                <w:b w:val="false"/>
-                <w:bCs w:val="false"/>
-                <w:color w:val="1F2937"/>
-                <w:sz w:val="18"/>
-                <w:szCs w:val="18"/>
-              </w:rPr>
-              <w:t xml:space="preserve">Tax / VAT</w:t>
-            </w:r>
-          </w:p>
-        </w:tc>
-        <w:tc>
-          <w:tcPr>
-            <w:tcW w:type="pct" w:w="75%"/>
-            <w:shd w:fill="F3F4F6" w:color="F3F4F6" w:val="solid"/>
-            <w:tcMar>
-              <w:top w:type="dxa" w:w="40"/>
-              <w:left w:type="dxa" w:w="80"/>
-              <w:bottom w:type="dxa" w:w="40"/>
-              <w:right w:type="dxa" w:w="80"/>
-            </w:tcMar>
-          </w:tcPr>
-          <w:p>
-            <w:pPr>
-              <w:spacing w:after="0"/>
-            </w:pPr>
-            <w:r>
-              <w:rPr>
-                <w:rFonts w:ascii="Calibri" w:cs="Calibri" w:eastAsia="Calibri" w:hAnsi="Calibri"/>
-                <w:b w:val="false"/>
-                <w:bCs w:val="false"/>
-                <w:color w:val="1F2937"/>
-                <w:sz w:val="18"/>
-                <w:szCs w:val="18"/>
-              </w:rPr>
-              <w:t xml:space="preserve">taxRate[], enableVAT, vatRate, interestIncomeRate[]</w:t>
+            <w:tcW w:type="pct" w:w="21%"/>
+            <w:shd w:fill="F3F4F6" w:color="F3F4F6" w:val="solid"/>
+            <w:tcMar>
+              <w:top w:type="dxa" w:w="40"/>
+              <w:left w:type="dxa" w:w="80"/>
+              <w:bottom w:type="dxa" w:w="40"/>
+              <w:right w:type="dxa" w:w="80"/>
+            </w:tcMar>
+          </w:tcPr>
+          <w:p>
+            <w:pPr>
+              <w:spacing w:after="0"/>
+            </w:pPr>
+            <w:r>
+              <w:rPr>
+                <w:rFonts w:ascii="Calibri" w:cs="Calibri" w:eastAsia="Calibri" w:hAnsi="Calibri"/>
+                <w:b w:val="false"/>
+                <w:bCs w:val="false"/>
+                <w:color w:val="1F2937"/>
+                <w:sz w:val="18"/>
+                <w:szCs w:val="18"/>
+              </w:rPr>
+              <w:t xml:space="preserve">Tax &amp; Regime</w:t>
+            </w:r>
+          </w:p>
+        </w:tc>
+        <w:tc>
+          <w:tcPr>
+            <w:tcW w:type="pct" w:w="79%"/>
+            <w:shd w:fill="F3F4F6" w:color="F3F4F6" w:val="solid"/>
+            <w:tcMar>
+              <w:top w:type="dxa" w:w="40"/>
+              <w:left w:type="dxa" w:w="80"/>
+              <w:bottom w:type="dxa" w:w="40"/>
+              <w:right w:type="dxa" w:w="80"/>
+            </w:tcMar>
+          </w:tcPr>
+          <w:p>
+            <w:pPr>
+              <w:spacing w:after="0"/>
+            </w:pPr>
+            <w:r>
+              <w:rPr>
+                <w:rFonts w:ascii="Calibri" w:cs="Calibri" w:eastAsia="Calibri" w:hAnsi="Calibri"/>
+                <w:b w:val="false"/>
+                <w:bCs w:val="false"/>
+                <w:color w:val="1F2937"/>
+                <w:sz w:val="18"/>
+                <w:szCs w:val="18"/>
+              </w:rPr>
+              <w:t xml:space="preserve">taxRate[] (default 22.5%), taxRegime (standard|oil|strategic|sme), enableVAT, vatRate (14%)</w:t>
             </w:r>
           </w:p>
         </w:tc>
@@ -3030,7 +3046,7 @@
       <w:tr>
         <w:tc>
           <w:tcPr>
-            <w:tcW w:type="pct" w:w="25%"/>
+            <w:tcW w:type="pct" w:w="21%"/>
             <w:shd w:fill="FFFFFF" w:color="FFFFFF" w:val="solid"/>
             <w:tcMar>
               <w:top w:type="dxa" w:w="40"/>
@@ -3052,13 +3068,13 @@
                 <w:sz w:val="18"/>
                 <w:szCs w:val="18"/>
               </w:rPr>
-              <w:t xml:space="preserve">DCF / Valuation</w:t>
-            </w:r>
-          </w:p>
-        </w:tc>
-        <w:tc>
-          <w:tcPr>
-            <w:tcW w:type="pct" w:w="75%"/>
+              <w:t xml:space="preserve">Employee Profit Sharing</w:t>
+            </w:r>
+          </w:p>
+        </w:tc>
+        <w:tc>
+          <w:tcPr>
+            <w:tcW w:type="pct" w:w="79%"/>
             <w:shd w:fill="FFFFFF" w:color="FFFFFF" w:val="solid"/>
             <w:tcMar>
               <w:top w:type="dxa" w:w="40"/>
@@ -3080,7 +3096,7 @@
                 <w:sz w:val="18"/>
                 <w:szCs w:val="18"/>
               </w:rPr>
-              <w:t xml:space="preserve">cbeRate (CBE overnight rate, default 27.25%), beta (default 1.0), equityRiskPremium (default 7%), terminalGrowthRate (default 5%), sharePrice (optional, enables multiples)</w:t>
+              <w:t xml:space="preserve">employeeProfitSharingRate (10%), enableEmployeeProfitShare, totalAnnualPayroll (EPD cap)</w:t>
             </w:r>
           </w:p>
         </w:tc>
@@ -3088,57 +3104,57 @@
       <w:tr>
         <w:tc>
           <w:tcPr>
-            <w:tcW w:type="pct" w:w="25%"/>
-            <w:shd w:fill="F3F4F6" w:color="F3F4F6" w:val="solid"/>
-            <w:tcMar>
-              <w:top w:type="dxa" w:w="40"/>
-              <w:left w:type="dxa" w:w="80"/>
-              <w:bottom w:type="dxa" w:w="40"/>
-              <w:right w:type="dxa" w:w="80"/>
-            </w:tcMar>
-          </w:tcPr>
-          <w:p>
-            <w:pPr>
-              <w:spacing w:after="0"/>
-            </w:pPr>
-            <w:r>
-              <w:rPr>
-                <w:rFonts w:ascii="Calibri" w:cs="Calibri" w:eastAsia="Calibri" w:hAnsi="Calibri"/>
-                <w:b w:val="false"/>
-                <w:bCs w:val="false"/>
-                <w:color w:val="1F2937"/>
-                <w:sz w:val="18"/>
-                <w:szCs w:val="18"/>
-              </w:rPr>
-              <w:t xml:space="preserve">Egyptian</w:t>
-            </w:r>
-          </w:p>
-        </w:tc>
-        <w:tc>
-          <w:tcPr>
-            <w:tcW w:type="pct" w:w="75%"/>
-            <w:shd w:fill="F3F4F6" w:color="F3F4F6" w:val="solid"/>
-            <w:tcMar>
-              <w:top w:type="dxa" w:w="40"/>
-              <w:left w:type="dxa" w:w="80"/>
-              <w:bottom w:type="dxa" w:w="40"/>
-              <w:right w:type="dxa" w:w="80"/>
-            </w:tcMar>
-          </w:tcPr>
-          <w:p>
-            <w:pPr>
-              <w:spacing w:after="0"/>
-            </w:pPr>
-            <w:r>
-              <w:rPr>
-                <w:rFonts w:ascii="Calibri" w:cs="Calibri" w:eastAsia="Calibri" w:hAnsi="Calibri"/>
-                <w:b w:val="false"/>
-                <w:bCs w:val="false"/>
-                <w:color w:val="1F2937"/>
-                <w:sz w:val="18"/>
-                <w:szCs w:val="18"/>
-              </w:rPr>
-              <w:t xml:space="preserve">buildings, machinery, vehicles, computers, furniture (PP&amp;E asset-class mix fractions)</w:t>
+            <w:tcW w:type="pct" w:w="21%"/>
+            <w:shd w:fill="F3F4F6" w:color="F3F4F6" w:val="solid"/>
+            <w:tcMar>
+              <w:top w:type="dxa" w:w="40"/>
+              <w:left w:type="dxa" w:w="80"/>
+              <w:bottom w:type="dxa" w:w="40"/>
+              <w:right w:type="dxa" w:w="80"/>
+            </w:tcMar>
+          </w:tcPr>
+          <w:p>
+            <w:pPr>
+              <w:spacing w:after="0"/>
+            </w:pPr>
+            <w:r>
+              <w:rPr>
+                <w:rFonts w:ascii="Calibri" w:cs="Calibri" w:eastAsia="Calibri" w:hAnsi="Calibri"/>
+                <w:b w:val="false"/>
+                <w:bCs w:val="false"/>
+                <w:color w:val="1F2937"/>
+                <w:sz w:val="18"/>
+                <w:szCs w:val="18"/>
+              </w:rPr>
+              <w:t xml:space="preserve">Tax Loss Carryforward</w:t>
+            </w:r>
+          </w:p>
+        </w:tc>
+        <w:tc>
+          <w:tcPr>
+            <w:tcW w:type="pct" w:w="79%"/>
+            <w:shd w:fill="F3F4F6" w:color="F3F4F6" w:val="solid"/>
+            <w:tcMar>
+              <w:top w:type="dxa" w:w="40"/>
+              <w:left w:type="dxa" w:w="80"/>
+              <w:bottom w:type="dxa" w:w="40"/>
+              <w:right w:type="dxa" w:w="80"/>
+            </w:tcMar>
+          </w:tcPr>
+          <w:p>
+            <w:pPr>
+              <w:spacing w:after="0"/>
+            </w:pPr>
+            <w:r>
+              <w:rPr>
+                <w:rFonts w:ascii="Calibri" w:cs="Calibri" w:eastAsia="Calibri" w:hAnsi="Calibri"/>
+                <w:b w:val="false"/>
+                <w:bCs w:val="false"/>
+                <w:color w:val="1F2937"/>
+                <w:sz w:val="18"/>
+                <w:szCs w:val="18"/>
+              </w:rPr>
+              <w:t xml:space="preserve">enableTaxLossCarryforward, taxLossCarryforwardYears (5) — Tax Law Art. 29</w:t>
             </w:r>
           </w:p>
         </w:tc>
@@ -3146,7 +3162,7 @@
       <w:tr>
         <w:tc>
           <w:tcPr>
-            <w:tcW w:type="pct" w:w="25%"/>
+            <w:tcW w:type="pct" w:w="21%"/>
             <w:shd w:fill="FFFFFF" w:color="FFFFFF" w:val="solid"/>
             <w:tcMar>
               <w:top w:type="dxa" w:w="40"/>
@@ -3168,13 +3184,593 @@
                 <w:sz w:val="18"/>
                 <w:szCs w:val="18"/>
               </w:rPr>
+              <w:t xml:space="preserve">Legal Reserve</w:t>
+            </w:r>
+          </w:p>
+        </w:tc>
+        <w:tc>
+          <w:tcPr>
+            <w:tcW w:type="pct" w:w="79%"/>
+            <w:shd w:fill="FFFFFF" w:color="FFFFFF" w:val="solid"/>
+            <w:tcMar>
+              <w:top w:type="dxa" w:w="40"/>
+              <w:left w:type="dxa" w:w="80"/>
+              <w:bottom w:type="dxa" w:w="40"/>
+              <w:right w:type="dxa" w:w="80"/>
+            </w:tcMar>
+          </w:tcPr>
+          <w:p>
+            <w:pPr>
+              <w:spacing w:after="0"/>
+            </w:pPr>
+            <w:r>
+              <w:rPr>
+                <w:rFonts w:ascii="Calibri" w:cs="Calibri" w:eastAsia="Calibri" w:hAnsi="Calibri"/>
+                <w:b w:val="false"/>
+                <w:bCs w:val="false"/>
+                <w:color w:val="1F2937"/>
+                <w:sz w:val="18"/>
+                <w:szCs w:val="18"/>
+              </w:rPr>
+              <w:t xml:space="preserve">enableLegalReserve, legalReservePercent (5%), paidUpCapital, legalReserveCap (50%), initialLegalReserve — Companies Law Art. 40</w:t>
+            </w:r>
+          </w:p>
+        </w:tc>
+      </w:tr>
+      <w:tr>
+        <w:tc>
+          <w:tcPr>
+            <w:tcW w:type="pct" w:w="21%"/>
+            <w:shd w:fill="F3F4F6" w:color="F3F4F6" w:val="solid"/>
+            <w:tcMar>
+              <w:top w:type="dxa" w:w="40"/>
+              <w:left w:type="dxa" w:w="80"/>
+              <w:bottom w:type="dxa" w:w="40"/>
+              <w:right w:type="dxa" w:w="80"/>
+            </w:tcMar>
+          </w:tcPr>
+          <w:p>
+            <w:pPr>
+              <w:spacing w:after="0"/>
+            </w:pPr>
+            <w:r>
+              <w:rPr>
+                <w:rFonts w:ascii="Calibri" w:cs="Calibri" w:eastAsia="Calibri" w:hAnsi="Calibri"/>
+                <w:b w:val="false"/>
+                <w:bCs w:val="false"/>
+                <w:color w:val="1F2937"/>
+                <w:sz w:val="18"/>
+                <w:szCs w:val="18"/>
+              </w:rPr>
+              <w:t xml:space="preserve">Dividend WHT</w:t>
+            </w:r>
+          </w:p>
+        </w:tc>
+        <w:tc>
+          <w:tcPr>
+            <w:tcW w:type="pct" w:w="79%"/>
+            <w:shd w:fill="F3F4F6" w:color="F3F4F6" w:val="solid"/>
+            <w:tcMar>
+              <w:top w:type="dxa" w:w="40"/>
+              <w:left w:type="dxa" w:w="80"/>
+              <w:bottom w:type="dxa" w:w="40"/>
+              <w:right w:type="dxa" w:w="80"/>
+            </w:tcMar>
+          </w:tcPr>
+          <w:p>
+            <w:pPr>
+              <w:spacing w:after="0"/>
+            </w:pPr>
+            <w:r>
+              <w:rPr>
+                <w:rFonts w:ascii="Calibri" w:cs="Calibri" w:eastAsia="Calibri" w:hAnsi="Calibri"/>
+                <w:b w:val="false"/>
+                <w:bCs w:val="false"/>
+                <w:color w:val="1F2937"/>
+                <w:sz w:val="18"/>
+                <w:szCs w:val="18"/>
+              </w:rPr>
+              <w:t xml:space="preserve">dividendWithholdingTaxRate (10% unlisted / 5% EGX-listed), isEGXListed — Law 30/2023</w:t>
+            </w:r>
+          </w:p>
+        </w:tc>
+      </w:tr>
+      <w:tr>
+        <w:tc>
+          <w:tcPr>
+            <w:tcW w:type="pct" w:w="21%"/>
+            <w:shd w:fill="FFFFFF" w:color="FFFFFF" w:val="solid"/>
+            <w:tcMar>
+              <w:top w:type="dxa" w:w="40"/>
+              <w:left w:type="dxa" w:w="80"/>
+              <w:bottom w:type="dxa" w:w="40"/>
+              <w:right w:type="dxa" w:w="80"/>
+            </w:tcMar>
+          </w:tcPr>
+          <w:p>
+            <w:pPr>
+              <w:spacing w:after="0"/>
+            </w:pPr>
+            <w:r>
+              <w:rPr>
+                <w:rFonts w:ascii="Calibri" w:cs="Calibri" w:eastAsia="Calibri" w:hAnsi="Calibri"/>
+                <w:b w:val="false"/>
+                <w:bCs w:val="false"/>
+                <w:color w:val="1F2937"/>
+                <w:sz w:val="18"/>
+                <w:szCs w:val="18"/>
+              </w:rPr>
+              <w:t xml:space="preserve">End of Service</w:t>
+            </w:r>
+          </w:p>
+        </w:tc>
+        <w:tc>
+          <w:tcPr>
+            <w:tcW w:type="pct" w:w="79%"/>
+            <w:shd w:fill="FFFFFF" w:color="FFFFFF" w:val="solid"/>
+            <w:tcMar>
+              <w:top w:type="dxa" w:w="40"/>
+              <w:left w:type="dxa" w:w="80"/>
+              <w:bottom w:type="dxa" w:w="40"/>
+              <w:right w:type="dxa" w:w="80"/>
+            </w:tcMar>
+          </w:tcPr>
+          <w:p>
+            <w:pPr>
+              <w:spacing w:after="0"/>
+            </w:pPr>
+            <w:r>
+              <w:rPr>
+                <w:rFonts w:ascii="Calibri" w:cs="Calibri" w:eastAsia="Calibri" w:hAnsi="Calibri"/>
+                <w:b w:val="false"/>
+                <w:bCs w:val="false"/>
+                <w:color w:val="1F2937"/>
+                <w:sz w:val="18"/>
+                <w:szCs w:val="18"/>
+              </w:rPr>
+              <w:t xml:space="preserve">enableEndOfServiceBenefit, averageMonthlyBasicSalary, numberOfEmployees[] — Labor Law + EAS 38</w:t>
+            </w:r>
+          </w:p>
+        </w:tc>
+      </w:tr>
+      <w:tr>
+        <w:tc>
+          <w:tcPr>
+            <w:tcW w:type="pct" w:w="21%"/>
+            <w:shd w:fill="F3F4F6" w:color="F3F4F6" w:val="solid"/>
+            <w:tcMar>
+              <w:top w:type="dxa" w:w="40"/>
+              <w:left w:type="dxa" w:w="80"/>
+              <w:bottom w:type="dxa" w:w="40"/>
+              <w:right w:type="dxa" w:w="80"/>
+            </w:tcMar>
+          </w:tcPr>
+          <w:p>
+            <w:pPr>
+              <w:spacing w:after="0"/>
+            </w:pPr>
+            <w:r>
+              <w:rPr>
+                <w:rFonts w:ascii="Calibri" w:cs="Calibri" w:eastAsia="Calibri" w:hAnsi="Calibri"/>
+                <w:b w:val="false"/>
+                <w:bCs w:val="false"/>
+                <w:color w:val="1F2937"/>
+                <w:sz w:val="18"/>
+                <w:szCs w:val="18"/>
+              </w:rPr>
+              <w:t xml:space="preserve">DCF / Valuation</w:t>
+            </w:r>
+          </w:p>
+        </w:tc>
+        <w:tc>
+          <w:tcPr>
+            <w:tcW w:type="pct" w:w="79%"/>
+            <w:shd w:fill="F3F4F6" w:color="F3F4F6" w:val="solid"/>
+            <w:tcMar>
+              <w:top w:type="dxa" w:w="40"/>
+              <w:left w:type="dxa" w:w="80"/>
+              <w:bottom w:type="dxa" w:w="40"/>
+              <w:right w:type="dxa" w:w="80"/>
+            </w:tcMar>
+          </w:tcPr>
+          <w:p>
+            <w:pPr>
+              <w:spacing w:after="0"/>
+            </w:pPr>
+            <w:r>
+              <w:rPr>
+                <w:rFonts w:ascii="Calibri" w:cs="Calibri" w:eastAsia="Calibri" w:hAnsi="Calibri"/>
+                <w:b w:val="false"/>
+                <w:bCs w:val="false"/>
+                <w:color w:val="1F2937"/>
+                <w:sz w:val="18"/>
+                <w:szCs w:val="18"/>
+              </w:rPr>
+              <w:t xml:space="preserve">riskFreeRate (20%), beta (1.0), equityRiskPremium (10.5%), terminalGrowthRate (7%), sharePrice (optional)</w:t>
+            </w:r>
+          </w:p>
+        </w:tc>
+      </w:tr>
+      <w:tr>
+        <w:tc>
+          <w:tcPr>
+            <w:tcW w:type="pct" w:w="21%"/>
+            <w:shd w:fill="FFFFFF" w:color="FFFFFF" w:val="solid"/>
+            <w:tcMar>
+              <w:top w:type="dxa" w:w="40"/>
+              <w:left w:type="dxa" w:w="80"/>
+              <w:bottom w:type="dxa" w:w="40"/>
+              <w:right w:type="dxa" w:w="80"/>
+            </w:tcMar>
+          </w:tcPr>
+          <w:p>
+            <w:pPr>
+              <w:spacing w:after="0"/>
+            </w:pPr>
+            <w:r>
+              <w:rPr>
+                <w:rFonts w:ascii="Calibri" w:cs="Calibri" w:eastAsia="Calibri" w:hAnsi="Calibri"/>
+                <w:b w:val="false"/>
+                <w:bCs w:val="false"/>
+                <w:color w:val="1F2937"/>
+                <w:sz w:val="18"/>
+                <w:szCs w:val="18"/>
+              </w:rPr>
+              <w:t xml:space="preserve">Inflation</w:t>
+            </w:r>
+          </w:p>
+        </w:tc>
+        <w:tc>
+          <w:tcPr>
+            <w:tcW w:type="pct" w:w="79%"/>
+            <w:shd w:fill="FFFFFF" w:color="FFFFFF" w:val="solid"/>
+            <w:tcMar>
+              <w:top w:type="dxa" w:w="40"/>
+              <w:left w:type="dxa" w:w="80"/>
+              <w:bottom w:type="dxa" w:w="40"/>
+              <w:right w:type="dxa" w:w="80"/>
+            </w:tcMar>
+          </w:tcPr>
+          <w:p>
+            <w:pPr>
+              <w:spacing w:after="0"/>
+            </w:pPr>
+            <w:r>
+              <w:rPr>
+                <w:rFonts w:ascii="Calibri" w:cs="Calibri" w:eastAsia="Calibri" w:hAnsi="Calibri"/>
+                <w:b w:val="false"/>
+                <w:bCs w:val="false"/>
+                <w:color w:val="1F2937"/>
+                <w:sz w:val="18"/>
+                <w:szCs w:val="18"/>
+              </w:rPr>
+              <w:t xml:space="preserve">inflationRate[] ([25%,18%,14%,10%,8%]), linkRevenueToInflation</w:t>
+            </w:r>
+          </w:p>
+        </w:tc>
+      </w:tr>
+      <w:tr>
+        <w:tc>
+          <w:tcPr>
+            <w:tcW w:type="pct" w:w="21%"/>
+            <w:shd w:fill="F3F4F6" w:color="F3F4F6" w:val="solid"/>
+            <w:tcMar>
+              <w:top w:type="dxa" w:w="40"/>
+              <w:left w:type="dxa" w:w="80"/>
+              <w:bottom w:type="dxa" w:w="40"/>
+              <w:right w:type="dxa" w:w="80"/>
+            </w:tcMar>
+          </w:tcPr>
+          <w:p>
+            <w:pPr>
+              <w:spacing w:after="0"/>
+            </w:pPr>
+            <w:r>
+              <w:rPr>
+                <w:rFonts w:ascii="Calibri" w:cs="Calibri" w:eastAsia="Calibri" w:hAnsi="Calibri"/>
+                <w:b w:val="false"/>
+                <w:bCs w:val="false"/>
+                <w:color w:val="1F2937"/>
+                <w:sz w:val="18"/>
+                <w:szCs w:val="18"/>
+              </w:rPr>
+              <w:t xml:space="preserve">Sector Preset</w:t>
+            </w:r>
+          </w:p>
+        </w:tc>
+        <w:tc>
+          <w:tcPr>
+            <w:tcW w:type="pct" w:w="79%"/>
+            <w:shd w:fill="F3F4F6" w:color="F3F4F6" w:val="solid"/>
+            <w:tcMar>
+              <w:top w:type="dxa" w:w="40"/>
+              <w:left w:type="dxa" w:w="80"/>
+              <w:bottom w:type="dxa" w:w="40"/>
+              <w:right w:type="dxa" w:w="80"/>
+            </w:tcMar>
+          </w:tcPr>
+          <w:p>
+            <w:pPr>
+              <w:spacing w:after="0"/>
+            </w:pPr>
+            <w:r>
+              <w:rPr>
+                <w:rFonts w:ascii="Calibri" w:cs="Calibri" w:eastAsia="Calibri" w:hAnsi="Calibri"/>
+                <w:b w:val="false"/>
+                <w:bCs w:val="false"/>
+                <w:color w:val="1F2937"/>
+                <w:sz w:val="18"/>
+                <w:szCs w:val="18"/>
+              </w:rPr>
+              <w:t xml:space="preserve">sectorPreset (technology|manufacturing|retail|government-contractor|export-oriented|real-estate|custom)</w:t>
+            </w:r>
+          </w:p>
+        </w:tc>
+      </w:tr>
+      <w:tr>
+        <w:tc>
+          <w:tcPr>
+            <w:tcW w:type="pct" w:w="21%"/>
+            <w:shd w:fill="FFFFFF" w:color="FFFFFF" w:val="solid"/>
+            <w:tcMar>
+              <w:top w:type="dxa" w:w="40"/>
+              <w:left w:type="dxa" w:w="80"/>
+              <w:bottom w:type="dxa" w:w="40"/>
+              <w:right w:type="dxa" w:w="80"/>
+            </w:tcMar>
+          </w:tcPr>
+          <w:p>
+            <w:pPr>
+              <w:spacing w:after="0"/>
+            </w:pPr>
+            <w:r>
+              <w:rPr>
+                <w:rFonts w:ascii="Calibri" w:cs="Calibri" w:eastAsia="Calibri" w:hAnsi="Calibri"/>
+                <w:b w:val="false"/>
+                <w:bCs w:val="false"/>
+                <w:color w:val="1F2937"/>
+                <w:sz w:val="18"/>
+                <w:szCs w:val="18"/>
+              </w:rPr>
+              <w:t xml:space="preserve">Asset Mix</w:t>
+            </w:r>
+          </w:p>
+        </w:tc>
+        <w:tc>
+          <w:tcPr>
+            <w:tcW w:type="pct" w:w="79%"/>
+            <w:shd w:fill="FFFFFF" w:color="FFFFFF" w:val="solid"/>
+            <w:tcMar>
+              <w:top w:type="dxa" w:w="40"/>
+              <w:left w:type="dxa" w:w="80"/>
+              <w:bottom w:type="dxa" w:w="40"/>
+              <w:right w:type="dxa" w:w="80"/>
+            </w:tcMar>
+          </w:tcPr>
+          <w:p>
+            <w:pPr>
+              <w:spacing w:after="0"/>
+            </w:pPr>
+            <w:r>
+              <w:rPr>
+                <w:rFonts w:ascii="Calibri" w:cs="Calibri" w:eastAsia="Calibri" w:hAnsi="Calibri"/>
+                <w:b w:val="false"/>
+                <w:bCs w:val="false"/>
+                <w:color w:val="1F2937"/>
+                <w:sz w:val="18"/>
+                <w:szCs w:val="18"/>
+              </w:rPr>
+              <w:t xml:space="preserve">assetMix.buildings (30%), .machinery (35%), .vehicles (15%), .computers (10%), .furniture (10%)</w:t>
+            </w:r>
+          </w:p>
+        </w:tc>
+      </w:tr>
+      <w:tr>
+        <w:tc>
+          <w:tcPr>
+            <w:tcW w:type="pct" w:w="21%"/>
+            <w:shd w:fill="F3F4F6" w:color="F3F4F6" w:val="solid"/>
+            <w:tcMar>
+              <w:top w:type="dxa" w:w="40"/>
+              <w:left w:type="dxa" w:w="80"/>
+              <w:bottom w:type="dxa" w:w="40"/>
+              <w:right w:type="dxa" w:w="80"/>
+            </w:tcMar>
+          </w:tcPr>
+          <w:p>
+            <w:pPr>
+              <w:spacing w:after="0"/>
+            </w:pPr>
+            <w:r>
+              <w:rPr>
+                <w:rFonts w:ascii="Calibri" w:cs="Calibri" w:eastAsia="Calibri" w:hAnsi="Calibri"/>
+                <w:b w:val="false"/>
+                <w:bCs w:val="false"/>
+                <w:color w:val="1F2937"/>
+                <w:sz w:val="18"/>
+                <w:szCs w:val="18"/>
+              </w:rPr>
+              <w:t xml:space="preserve">Egyptian Preset</w:t>
+            </w:r>
+          </w:p>
+        </w:tc>
+        <w:tc>
+          <w:tcPr>
+            <w:tcW w:type="pct" w:w="79%"/>
+            <w:shd w:fill="F3F4F6" w:color="F3F4F6" w:val="solid"/>
+            <w:tcMar>
+              <w:top w:type="dxa" w:w="40"/>
+              <w:left w:type="dxa" w:w="80"/>
+              <w:bottom w:type="dxa" w:w="40"/>
+              <w:right w:type="dxa" w:w="80"/>
+            </w:tcMar>
+          </w:tcPr>
+          <w:p>
+            <w:pPr>
+              <w:spacing w:after="0"/>
+            </w:pPr>
+            <w:r>
+              <w:rPr>
+                <w:rFonts w:ascii="Calibri" w:cs="Calibri" w:eastAsia="Calibri" w:hAnsi="Calibri"/>
+                <w:b w:val="false"/>
+                <w:bCs w:val="false"/>
+                <w:color w:val="1F2937"/>
+                <w:sz w:val="18"/>
+                <w:szCs w:val="18"/>
+              </w:rPr>
+              <w:t xml:space="preserve">countryPreset, useEgyptianRates, dividendWithholdingRate, fiscalYearEnd, fiscalYearPreset</w:t>
+            </w:r>
+          </w:p>
+        </w:tc>
+      </w:tr>
+      <w:tr>
+        <w:tc>
+          <w:tcPr>
+            <w:tcW w:type="pct" w:w="21%"/>
+            <w:shd w:fill="FFFFFF" w:color="FFFFFF" w:val="solid"/>
+            <w:tcMar>
+              <w:top w:type="dxa" w:w="40"/>
+              <w:left w:type="dxa" w:w="80"/>
+              <w:bottom w:type="dxa" w:w="40"/>
+              <w:right w:type="dxa" w:w="80"/>
+            </w:tcMar>
+          </w:tcPr>
+          <w:p>
+            <w:pPr>
+              <w:spacing w:after="0"/>
+            </w:pPr>
+            <w:r>
+              <w:rPr>
+                <w:rFonts w:ascii="Calibri" w:cs="Calibri" w:eastAsia="Calibri" w:hAnsi="Calibri"/>
+                <w:b w:val="false"/>
+                <w:bCs w:val="false"/>
+                <w:color w:val="1F2937"/>
+                <w:sz w:val="18"/>
+                <w:szCs w:val="18"/>
+              </w:rPr>
+              <w:t xml:space="preserve">Other BS Items</w:t>
+            </w:r>
+          </w:p>
+        </w:tc>
+        <w:tc>
+          <w:tcPr>
+            <w:tcW w:type="pct" w:w="79%"/>
+            <w:shd w:fill="FFFFFF" w:color="FFFFFF" w:val="solid"/>
+            <w:tcMar>
+              <w:top w:type="dxa" w:w="40"/>
+              <w:left w:type="dxa" w:w="80"/>
+              <w:bottom w:type="dxa" w:w="40"/>
+              <w:right w:type="dxa" w:w="80"/>
+            </w:tcMar>
+          </w:tcPr>
+          <w:p>
+            <w:pPr>
+              <w:spacing w:after="0"/>
+            </w:pPr>
+            <w:r>
+              <w:rPr>
+                <w:rFonts w:ascii="Calibri" w:cs="Calibri" w:eastAsia="Calibri" w:hAnsi="Calibri"/>
+                <w:b w:val="false"/>
+                <w:bCs w:val="false"/>
+                <w:color w:val="1F2937"/>
+                <w:sz w:val="18"/>
+                <w:szCs w:val="18"/>
+              </w:rPr>
+              <w:t xml:space="preserve">goodwill[], otherLongTermAssets[], otherCurrentAssets[], otherCurrentLiabilities[], deferredTaxLiabilities[], otherLongTermLiabilities[]</w:t>
+            </w:r>
+          </w:p>
+        </w:tc>
+      </w:tr>
+      <w:tr>
+        <w:tc>
+          <w:tcPr>
+            <w:tcW w:type="pct" w:w="21%"/>
+            <w:shd w:fill="F3F4F6" w:color="F3F4F6" w:val="solid"/>
+            <w:tcMar>
+              <w:top w:type="dxa" w:w="40"/>
+              <w:left w:type="dxa" w:w="80"/>
+              <w:bottom w:type="dxa" w:w="40"/>
+              <w:right w:type="dxa" w:w="80"/>
+            </w:tcMar>
+          </w:tcPr>
+          <w:p>
+            <w:pPr>
+              <w:spacing w:after="0"/>
+            </w:pPr>
+            <w:r>
+              <w:rPr>
+                <w:rFonts w:ascii="Calibri" w:cs="Calibri" w:eastAsia="Calibri" w:hAnsi="Calibri"/>
+                <w:b w:val="false"/>
+                <w:bCs w:val="false"/>
+                <w:color w:val="1F2937"/>
+                <w:sz w:val="18"/>
+                <w:szCs w:val="18"/>
+              </w:rPr>
+              <w:t xml:space="preserve">Investing</w:t>
+            </w:r>
+          </w:p>
+        </w:tc>
+        <w:tc>
+          <w:tcPr>
+            <w:tcW w:type="pct" w:w="79%"/>
+            <w:shd w:fill="F3F4F6" w:color="F3F4F6" w:val="solid"/>
+            <w:tcMar>
+              <w:top w:type="dxa" w:w="40"/>
+              <w:left w:type="dxa" w:w="80"/>
+              <w:bottom w:type="dxa" w:w="40"/>
+              <w:right w:type="dxa" w:w="80"/>
+            </w:tcMar>
+          </w:tcPr>
+          <w:p>
+            <w:pPr>
+              <w:spacing w:after="0"/>
+            </w:pPr>
+            <w:r>
+              <w:rPr>
+                <w:rFonts w:ascii="Calibri" w:cs="Calibri" w:eastAsia="Calibri" w:hAnsi="Calibri"/>
+                <w:b w:val="false"/>
+                <w:bCs w:val="false"/>
+                <w:color w:val="1F2937"/>
+                <w:sz w:val="18"/>
+                <w:szCs w:val="18"/>
+              </w:rPr>
+              <w:t xml:space="preserve">acquisitions[], assetSales[], investmentPurchases[], investmentSales[]</w:t>
+            </w:r>
+          </w:p>
+        </w:tc>
+      </w:tr>
+      <w:tr>
+        <w:tc>
+          <w:tcPr>
+            <w:tcW w:type="pct" w:w="21%"/>
+            <w:shd w:fill="FFFFFF" w:color="FFFFFF" w:val="solid"/>
+            <w:tcMar>
+              <w:top w:type="dxa" w:w="40"/>
+              <w:left w:type="dxa" w:w="80"/>
+              <w:bottom w:type="dxa" w:w="40"/>
+              <w:right w:type="dxa" w:w="80"/>
+            </w:tcMar>
+          </w:tcPr>
+          <w:p>
+            <w:pPr>
+              <w:spacing w:after="0"/>
+            </w:pPr>
+            <w:r>
+              <w:rPr>
+                <w:rFonts w:ascii="Calibri" w:cs="Calibri" w:eastAsia="Calibri" w:hAnsi="Calibri"/>
+                <w:b w:val="false"/>
+                <w:bCs w:val="false"/>
+                <w:color w:val="1F2937"/>
+                <w:sz w:val="18"/>
+                <w:szCs w:val="18"/>
+              </w:rPr>
               <w:t xml:space="preserve">Model Config</w:t>
             </w:r>
           </w:p>
         </w:tc>
         <w:tc>
           <w:tcPr>
-            <w:tcW w:type="pct" w:w="75%"/>
+            <w:tcW w:type="pct" w:w="79%"/>
             <w:shd w:fill="FFFFFF" w:color="FFFFFF" w:val="solid"/>
             <w:tcMar>
               <w:top w:type="dxa" w:w="40"/>
@@ -3196,7 +3792,7 @@
                 <w:sz w:val="18"/>
                 <w:szCs w:val="18"/>
               </w:rPr>
-              <w:t xml:space="preserve">projectionYears, historicalYears, startYear, fiscalYearEnd, fiscalYearPreset</w:t>
+              <w:t xml:space="preserve">projectionYears (5), historicalYears (2), startYear (2026), fiscalYearEnd (6=June)</w:t>
             </w:r>
           </w:p>
         </w:tc>
@@ -3218,7 +3814,7 @@
           <w:sz w:val="20"/>
           <w:szCs w:val="20"/>
         </w:rPr>
-        <w:t xml:space="preserve">Also provides getDefaultAssumptions() with 5 projection-year demo data and getDefaultHistoricalInputs() with balanced 2-year demo historical data.</w:t>
+        <w:t xml:space="preserve">getDefaultAssumptions() → Egyptian-market defaults with CBE-linked rates. getDefaultHistoricalInputs() → 2-period (2024/2025) balanced demo data with RE calculated as plug.</w:t>
       </w:r>
     </w:p>
     <w:p>
@@ -11662,7 +12258,7 @@
           <w:sz w:val="32"/>
           <w:szCs w:val="32"/>
         </w:rPr>
-        <w:t xml:space="preserve">7. State Management (store.ts)</w:t>
+        <w:t xml:space="preserve">7. State Management (store.ts) — 548 lines</w:t>
       </w:r>
     </w:p>
     <w:p>
@@ -11681,7 +12277,7 @@
           <w:sz w:val="20"/>
           <w:szCs w:val="20"/>
         </w:rPr>
-        <w:t xml:space="preserve">Zustand store with localStorage persistence via zustand/middleware/persist. 396 lines of code with 15+ actions:</w:t>
+        <w:t xml:space="preserve">Zustand store (v4) with localStorage persistence via zustand/middleware/persist. 20+ actions with GLOBAL_KEYS sync:</w:t>
       </w:r>
     </w:p>
     <w:tbl>
@@ -12162,7 +12758,7 @@
                 <w:sz w:val="18"/>
                 <w:szCs w:val="18"/>
               </w:rPr>
-              <w:t xml:space="preserve">Current navigation tab (15 possible values)</w:t>
+              <w:t xml:space="preserve">Current navigation tab (19 possible values)</w:t>
             </w:r>
           </w:p>
         </w:tc>
@@ -12278,7 +12874,7 @@
                 <w:sz w:val="18"/>
                 <w:szCs w:val="18"/>
               </w:rPr>
-              <w:t xml:space="preserve">Assumption change history for undo/redo</w:t>
+              <w:t xml:space="preserve">Assumption change history for undo/redo (50-entry cap)</w:t>
             </w:r>
           </w:p>
         </w:tc>
@@ -12337,6 +12933,296 @@
                 <w:szCs w:val="18"/>
               </w:rPr>
               <w:t xml:space="preserve">Current validation messages</w:t>
+            </w:r>
+          </w:p>
+        </w:tc>
+      </w:tr>
+      <w:tr>
+        <w:tc>
+          <w:tcPr>
+            <w:tcW w:type="pct" w:w="35%"/>
+            <w:shd w:fill="F3F4F6" w:color="F3F4F6" w:val="solid"/>
+            <w:tcMar>
+              <w:top w:type="dxa" w:w="40"/>
+              <w:left w:type="dxa" w:w="80"/>
+              <w:bottom w:type="dxa" w:w="40"/>
+              <w:right w:type="dxa" w:w="80"/>
+            </w:tcMar>
+          </w:tcPr>
+          <w:p>
+            <w:pPr>
+              <w:spacing w:after="0"/>
+            </w:pPr>
+            <w:r>
+              <w:rPr>
+                <w:rFonts w:ascii="Calibri" w:cs="Calibri" w:eastAsia="Calibri" w:hAnsi="Calibri"/>
+                <w:b w:val="false"/>
+                <w:bCs w:val="false"/>
+                <w:color w:val="1F2937"/>
+                <w:sz w:val="18"/>
+                <w:szCs w:val="18"/>
+              </w:rPr>
+              <w:t xml:space="preserve">calculationError</w:t>
+            </w:r>
+          </w:p>
+        </w:tc>
+        <w:tc>
+          <w:tcPr>
+            <w:tcW w:type="pct" w:w="65%"/>
+            <w:shd w:fill="F3F4F6" w:color="F3F4F6" w:val="solid"/>
+            <w:tcMar>
+              <w:top w:type="dxa" w:w="40"/>
+              <w:left w:type="dxa" w:w="80"/>
+              <w:bottom w:type="dxa" w:w="40"/>
+              <w:right w:type="dxa" w:w="80"/>
+            </w:tcMar>
+          </w:tcPr>
+          <w:p>
+            <w:pPr>
+              <w:spacing w:after="0"/>
+            </w:pPr>
+            <w:r>
+              <w:rPr>
+                <w:rFonts w:ascii="Calibri" w:cs="Calibri" w:eastAsia="Calibri" w:hAnsi="Calibri"/>
+                <w:b w:val="false"/>
+                <w:bCs w:val="false"/>
+                <w:color w:val="1F2937"/>
+                <w:sz w:val="18"/>
+                <w:szCs w:val="18"/>
+              </w:rPr>
+              <w:t xml:space="preserve">Error message from last failed calculation</w:t>
+            </w:r>
+          </w:p>
+        </w:tc>
+      </w:tr>
+      <w:tr>
+        <w:tc>
+          <w:tcPr>
+            <w:tcW w:type="pct" w:w="35%"/>
+            <w:shd w:fill="FFFFFF" w:color="FFFFFF" w:val="solid"/>
+            <w:tcMar>
+              <w:top w:type="dxa" w:w="40"/>
+              <w:left w:type="dxa" w:w="80"/>
+              <w:bottom w:type="dxa" w:w="40"/>
+              <w:right w:type="dxa" w:w="80"/>
+            </w:tcMar>
+          </w:tcPr>
+          <w:p>
+            <w:pPr>
+              <w:spacing w:after="0"/>
+            </w:pPr>
+            <w:r>
+              <w:rPr>
+                <w:rFonts w:ascii="Calibri" w:cs="Calibri" w:eastAsia="Calibri" w:hAnsi="Calibri"/>
+                <w:b w:val="false"/>
+                <w:bCs w:val="false"/>
+                <w:color w:val="1F2937"/>
+                <w:sz w:val="18"/>
+                <w:szCs w:val="18"/>
+              </w:rPr>
+              <w:t xml:space="preserve">cellOverrides</w:t>
+            </w:r>
+          </w:p>
+        </w:tc>
+        <w:tc>
+          <w:tcPr>
+            <w:tcW w:type="pct" w:w="65%"/>
+            <w:shd w:fill="FFFFFF" w:color="FFFFFF" w:val="solid"/>
+            <w:tcMar>
+              <w:top w:type="dxa" w:w="40"/>
+              <w:left w:type="dxa" w:w="80"/>
+              <w:bottom w:type="dxa" w:w="40"/>
+              <w:right w:type="dxa" w:w="80"/>
+            </w:tcMar>
+          </w:tcPr>
+          <w:p>
+            <w:pPr>
+              <w:spacing w:after="0"/>
+            </w:pPr>
+            <w:r>
+              <w:rPr>
+                <w:rFonts w:ascii="Calibri" w:cs="Calibri" w:eastAsia="Calibri" w:hAnsi="Calibri"/>
+                <w:b w:val="false"/>
+                <w:bCs w:val="false"/>
+                <w:color w:val="1F2937"/>
+                <w:sz w:val="18"/>
+                <w:szCs w:val="18"/>
+              </w:rPr>
+              <w:t xml:space="preserve">Manual cell value overrides keyed by scenarioId_rowKey_period</w:t>
+            </w:r>
+          </w:p>
+        </w:tc>
+      </w:tr>
+      <w:tr>
+        <w:tc>
+          <w:tcPr>
+            <w:tcW w:type="pct" w:w="35%"/>
+            <w:shd w:fill="F3F4F6" w:color="F3F4F6" w:val="solid"/>
+            <w:tcMar>
+              <w:top w:type="dxa" w:w="40"/>
+              <w:left w:type="dxa" w:w="80"/>
+              <w:bottom w:type="dxa" w:w="40"/>
+              <w:right w:type="dxa" w:w="80"/>
+            </w:tcMar>
+          </w:tcPr>
+          <w:p>
+            <w:pPr>
+              <w:spacing w:after="0"/>
+            </w:pPr>
+            <w:r>
+              <w:rPr>
+                <w:rFonts w:ascii="Calibri" w:cs="Calibri" w:eastAsia="Calibri" w:hAnsi="Calibri"/>
+                <w:b w:val="false"/>
+                <w:bCs w:val="false"/>
+                <w:color w:val="1F2937"/>
+                <w:sz w:val="18"/>
+                <w:szCs w:val="18"/>
+              </w:rPr>
+              <w:t xml:space="preserve">dataVersion</w:t>
+            </w:r>
+          </w:p>
+        </w:tc>
+        <w:tc>
+          <w:tcPr>
+            <w:tcW w:type="pct" w:w="65%"/>
+            <w:shd w:fill="F3F4F6" w:color="F3F4F6" w:val="solid"/>
+            <w:tcMar>
+              <w:top w:type="dxa" w:w="40"/>
+              <w:left w:type="dxa" w:w="80"/>
+              <w:bottom w:type="dxa" w:w="40"/>
+              <w:right w:type="dxa" w:w="80"/>
+            </w:tcMar>
+          </w:tcPr>
+          <w:p>
+            <w:pPr>
+              <w:spacing w:after="0"/>
+            </w:pPr>
+            <w:r>
+              <w:rPr>
+                <w:rFonts w:ascii="Calibri" w:cs="Calibri" w:eastAsia="Calibri" w:hAnsi="Calibri"/>
+                <w:b w:val="false"/>
+                <w:bCs w:val="false"/>
+                <w:color w:val="1F2937"/>
+                <w:sz w:val="18"/>
+                <w:szCs w:val="18"/>
+              </w:rPr>
+              <w:t xml:space="preserve">Incremented on each recalculation for change detection</w:t>
+            </w:r>
+          </w:p>
+        </w:tc>
+      </w:tr>
+      <w:tr>
+        <w:tc>
+          <w:tcPr>
+            <w:tcW w:type="pct" w:w="35%"/>
+            <w:shd w:fill="FFFFFF" w:color="FFFFFF" w:val="solid"/>
+            <w:tcMar>
+              <w:top w:type="dxa" w:w="40"/>
+              <w:left w:type="dxa" w:w="80"/>
+              <w:bottom w:type="dxa" w:w="40"/>
+              <w:right w:type="dxa" w:w="80"/>
+            </w:tcMar>
+          </w:tcPr>
+          <w:p>
+            <w:pPr>
+              <w:spacing w:after="0"/>
+            </w:pPr>
+            <w:r>
+              <w:rPr>
+                <w:rFonts w:ascii="Calibri" w:cs="Calibri" w:eastAsia="Calibri" w:hAnsi="Calibri"/>
+                <w:b w:val="false"/>
+                <w:bCs w:val="false"/>
+                <w:color w:val="1F2937"/>
+                <w:sz w:val="18"/>
+                <w:szCs w:val="18"/>
+              </w:rPr>
+              <w:t xml:space="preserve">conflictDetected</w:t>
+            </w:r>
+          </w:p>
+        </w:tc>
+        <w:tc>
+          <w:tcPr>
+            <w:tcW w:type="pct" w:w="65%"/>
+            <w:shd w:fill="FFFFFF" w:color="FFFFFF" w:val="solid"/>
+            <w:tcMar>
+              <w:top w:type="dxa" w:w="40"/>
+              <w:left w:type="dxa" w:w="80"/>
+              <w:bottom w:type="dxa" w:w="40"/>
+              <w:right w:type="dxa" w:w="80"/>
+            </w:tcMar>
+          </w:tcPr>
+          <w:p>
+            <w:pPr>
+              <w:spacing w:after="0"/>
+            </w:pPr>
+            <w:r>
+              <w:rPr>
+                <w:rFonts w:ascii="Calibri" w:cs="Calibri" w:eastAsia="Calibri" w:hAnsi="Calibri"/>
+                <w:b w:val="false"/>
+                <w:bCs w:val="false"/>
+                <w:color w:val="1F2937"/>
+                <w:sz w:val="18"/>
+                <w:szCs w:val="18"/>
+              </w:rPr>
+              <w:t xml:space="preserve">Multi-tab localStorage conflict flag</w:t>
+            </w:r>
+          </w:p>
+        </w:tc>
+      </w:tr>
+      <w:tr>
+        <w:tc>
+          <w:tcPr>
+            <w:tcW w:type="pct" w:w="35%"/>
+            <w:shd w:fill="F3F4F6" w:color="F3F4F6" w:val="solid"/>
+            <w:tcMar>
+              <w:top w:type="dxa" w:w="40"/>
+              <w:left w:type="dxa" w:w="80"/>
+              <w:bottom w:type="dxa" w:w="40"/>
+              <w:right w:type="dxa" w:w="80"/>
+            </w:tcMar>
+          </w:tcPr>
+          <w:p>
+            <w:pPr>
+              <w:spacing w:after="0"/>
+            </w:pPr>
+            <w:r>
+              <w:rPr>
+                <w:rFonts w:ascii="Calibri" w:cs="Calibri" w:eastAsia="Calibri" w:hAnsi="Calibri"/>
+                <w:b w:val="false"/>
+                <w:bCs w:val="false"/>
+                <w:color w:val="1F2937"/>
+                <w:sz w:val="18"/>
+                <w:szCs w:val="18"/>
+              </w:rPr>
+              <w:t xml:space="preserve">sidebarOpen</w:t>
+            </w:r>
+          </w:p>
+        </w:tc>
+        <w:tc>
+          <w:tcPr>
+            <w:tcW w:type="pct" w:w="65%"/>
+            <w:shd w:fill="F3F4F6" w:color="F3F4F6" w:val="solid"/>
+            <w:tcMar>
+              <w:top w:type="dxa" w:w="40"/>
+              <w:left w:type="dxa" w:w="80"/>
+              <w:bottom w:type="dxa" w:w="40"/>
+              <w:right w:type="dxa" w:w="80"/>
+            </w:tcMar>
+          </w:tcPr>
+          <w:p>
+            <w:pPr>
+              <w:spacing w:after="0"/>
+            </w:pPr>
+            <w:r>
+              <w:rPr>
+                <w:rFonts w:ascii="Calibri" w:cs="Calibri" w:eastAsia="Calibri" w:hAnsi="Calibri"/>
+                <w:b w:val="false"/>
+                <w:bCs w:val="false"/>
+                <w:color w:val="1F2937"/>
+                <w:sz w:val="18"/>
+                <w:szCs w:val="18"/>
+              </w:rPr>
+              <w:t xml:space="preserve">Sidebar collapsed/expanded state</w:t>
             </w:r>
           </w:p>
         </w:tc>
@@ -12535,7 +13421,7 @@
                 <w:sz w:val="18"/>
                 <w:szCs w:val="18"/>
               </w:rPr>
-              <w:t xml:space="preserve">Set per-year data + automatically convert to engine format</w:t>
+              <w:t xml:space="preserve">Set per-year data → auto-convert to engine format → recalculate all scenarios</w:t>
             </w:r>
           </w:p>
         </w:tc>
@@ -12593,7 +13479,7 @@
                 <w:sz w:val="18"/>
                 <w:szCs w:val="18"/>
               </w:rPr>
-              <w:t xml:space="preserve">Update any assumption; handles nested paths like revenueGrowthRate[0]</w:t>
+              <w:t xml:space="preserve">Update any assumption; handles array indexing like revenueGrowthRate[0]</w:t>
             </w:r>
           </w:p>
         </w:tc>
@@ -12651,7 +13537,7 @@
                 <w:sz w:val="18"/>
                 <w:szCs w:val="18"/>
               </w:rPr>
-              <w:t xml:space="preserve">Create or remove scenarios</w:t>
+              <w:t xml:space="preserve">Create or remove scenarios (min 1 scenario enforced)</w:t>
             </w:r>
           </w:p>
         </w:tc>
@@ -12767,7 +13653,7 @@
                 <w:sz w:val="18"/>
                 <w:szCs w:val="18"/>
               </w:rPr>
-              <w:t xml:space="preserve">Runs runFullModel() for the active scenario and stores results</w:t>
+              <w:t xml:space="preserve">Runs runFullModel() for active scenario; captures warnings (&gt;95% margin, &lt;-50% NI)</w:t>
             </w:r>
           </w:p>
         </w:tc>
@@ -12825,7 +13711,7 @@
                 <w:sz w:val="18"/>
                 <w:szCs w:val="18"/>
               </w:rPr>
-              <w:t xml:space="preserve">Runs model for every scenario sequentially</w:t>
+              <w:t xml:space="preserve">Syncs GLOBAL_KEYS from Base Case → all scenarios, then runs model for each independently (failures don't block others)</w:t>
             </w:r>
           </w:p>
         </w:tc>
@@ -12883,7 +13769,7 @@
                 <w:sz w:val="18"/>
                 <w:szCs w:val="18"/>
               </w:rPr>
-              <w:t xml:space="preserve">Assumption-level undo/redo with unlimited stack depth</w:t>
+              <w:t xml:space="preserve">Assumption-level undo/redo → auto-recalculates after restore</w:t>
             </w:r>
           </w:p>
         </w:tc>
@@ -12999,7 +13885,7 @@
                 <w:sz w:val="18"/>
                 <w:szCs w:val="18"/>
               </w:rPr>
-              <w:t xml:space="preserve">Applies US / Egyptian / Custom tax, VAT, and depreciation defaults</w:t>
+              <w:t xml:space="preserve">Applies US / Egyptian / Custom tax, VAT, CBE rates, depreciation, fiscal year to ALL scenarios</w:t>
             </w:r>
           </w:p>
         </w:tc>
@@ -13029,7 +13915,7 @@
                 <w:sz w:val="18"/>
                 <w:szCs w:val="18"/>
               </w:rPr>
-              <w:t xml:space="preserve">toggleDarkMode()</w:t>
+              <w:t xml:space="preserve">setCellOverride()</w:t>
             </w:r>
           </w:p>
         </w:tc>
@@ -13057,7 +13943,7 @@
                 <w:sz w:val="18"/>
                 <w:szCs w:val="18"/>
               </w:rPr>
-              <w:t xml:space="preserve">Toggle dark/light mode</w:t>
+              <w:t xml:space="preserve">Manual cell value override for specific scenario/row/period</w:t>
             </w:r>
           </w:p>
         </w:tc>
@@ -13087,7 +13973,7 @@
                 <w:sz w:val="18"/>
                 <w:szCs w:val="18"/>
               </w:rPr>
-              <w:t xml:space="preserve">setActiveTab(tab)</w:t>
+              <w:t xml:space="preserve">dismissConflict()</w:t>
             </w:r>
           </w:p>
         </w:tc>
@@ -13115,12 +14001,289 @@
                 <w:sz w:val="18"/>
                 <w:szCs w:val="18"/>
               </w:rPr>
-              <w:t xml:space="preserve">Navigate to a different section</w:t>
+              <w:t xml:space="preserve">Dismiss multi-tab conflict notification</w:t>
+            </w:r>
+          </w:p>
+        </w:tc>
+      </w:tr>
+      <w:tr>
+        <w:tc>
+          <w:tcPr>
+            <w:tcW w:type="pct" w:w="35%"/>
+            <w:shd w:fill="F3F4F6" w:color="F3F4F6" w:val="solid"/>
+            <w:tcMar>
+              <w:top w:type="dxa" w:w="40"/>
+              <w:left w:type="dxa" w:w="80"/>
+              <w:bottom w:type="dxa" w:w="40"/>
+              <w:right w:type="dxa" w:w="80"/>
+            </w:tcMar>
+          </w:tcPr>
+          <w:p>
+            <w:pPr>
+              <w:spacing w:after="0"/>
+            </w:pPr>
+            <w:r>
+              <w:rPr>
+                <w:rFonts w:ascii="Calibri" w:cs="Calibri" w:eastAsia="Calibri" w:hAnsi="Calibri"/>
+                <w:b w:val="false"/>
+                <w:bCs w:val="false"/>
+                <w:color w:val="1F2937"/>
+                <w:sz w:val="18"/>
+                <w:szCs w:val="18"/>
+              </w:rPr>
+              <w:t xml:space="preserve">toggleDarkMode() / setSidebarOpen()</w:t>
+            </w:r>
+          </w:p>
+        </w:tc>
+        <w:tc>
+          <w:tcPr>
+            <w:tcW w:type="pct" w:w="65%"/>
+            <w:shd w:fill="F3F4F6" w:color="F3F4F6" w:val="solid"/>
+            <w:tcMar>
+              <w:top w:type="dxa" w:w="40"/>
+              <w:left w:type="dxa" w:w="80"/>
+              <w:bottom w:type="dxa" w:w="40"/>
+              <w:right w:type="dxa" w:w="80"/>
+            </w:tcMar>
+          </w:tcPr>
+          <w:p>
+            <w:pPr>
+              <w:spacing w:after="0"/>
+            </w:pPr>
+            <w:r>
+              <w:rPr>
+                <w:rFonts w:ascii="Calibri" w:cs="Calibri" w:eastAsia="Calibri" w:hAnsi="Calibri"/>
+                <w:b w:val="false"/>
+                <w:bCs w:val="false"/>
+                <w:color w:val="1F2937"/>
+                <w:sz w:val="18"/>
+                <w:szCs w:val="18"/>
+              </w:rPr>
+              <w:t xml:space="preserve">UI toggle actions</w:t>
             </w:r>
           </w:p>
         </w:tc>
       </w:tr>
     </w:tbl>
+    <w:p>
+      <w:pPr>
+        <w:pStyle w:val="Heading2"/>
+        <w:spacing w:before="280" w:after="80"/>
+      </w:pPr>
+      <w:r>
+        <w:rPr>
+          <w:rFonts w:ascii="Calibri" w:cs="Calibri" w:eastAsia="Calibri" w:hAnsi="Calibri"/>
+          <w:b/>
+          <w:bCs/>
+          <w:color w:val="1E3A8A"/>
+          <w:sz w:val="26"/>
+          <w:szCs w:val="26"/>
+        </w:rPr>
+        <w:t xml:space="preserve">7.1 GLOBAL_KEYS Sync</w:t>
+      </w:r>
+    </w:p>
+    <w:p>
+      <w:pPr>
+        <w:spacing w:after="80"/>
+        <w:jc w:val="left"/>
+      </w:pPr>
+      <w:r>
+        <w:rPr>
+          <w:rFonts w:ascii="Calibri" w:cs="Calibri" w:eastAsia="Calibri" w:hAnsi="Calibri"/>
+          <w:b w:val="false"/>
+          <w:bCs w:val="false"/>
+          <w:i w:val="false"/>
+          <w:iCs w:val="false"/>
+          <w:color w:val="1F2937"/>
+          <w:sz w:val="20"/>
+          <w:szCs w:val="20"/>
+        </w:rPr>
+        <w:t xml:space="preserve">calculateAllScenarios() syncs these keys from Base Case to all other scenarios before computing:</w:t>
+      </w:r>
+    </w:p>
+    <w:p>
+      <w:pPr>
+        <w:shd w:fill="F8F9FA" w:color="F8F9FA" w:val="solid"/>
+        <w:spacing w:after="20"/>
+        <w:ind w:left="360"/>
+      </w:pPr>
+      <w:r>
+        <w:rPr>
+          <w:rFonts w:ascii="Consolas" w:cs="Consolas" w:eastAsia="Consolas" w:hAnsi="Consolas"/>
+          <w:color w:val="3B82F6"/>
+          <w:sz w:val="18"/>
+          <w:szCs w:val="18"/>
+        </w:rPr>
+        <w:t xml:space="preserve">taxRate, taxRegime, vatRate, enableVAT, dividendWithholdingRate,</w:t>
+      </w:r>
+    </w:p>
+    <w:p>
+      <w:pPr>
+        <w:shd w:fill="F8F9FA" w:color="F8F9FA" w:val="solid"/>
+        <w:spacing w:after="20"/>
+        <w:ind w:left="360"/>
+      </w:pPr>
+      <w:r>
+        <w:rPr>
+          <w:rFonts w:ascii="Consolas" w:cs="Consolas" w:eastAsia="Consolas" w:hAnsi="Consolas"/>
+          <w:color w:val="3B82F6"/>
+          <w:sz w:val="18"/>
+          <w:szCs w:val="18"/>
+        </w:rPr>
+        <w:t xml:space="preserve">dividendWithholdingTaxRate, isEGXListed, useEgyptianRates, countryPreset,</w:t>
+      </w:r>
+    </w:p>
+    <w:p>
+      <w:pPr>
+        <w:shd w:fill="F8F9FA" w:color="F8F9FA" w:val="solid"/>
+        <w:spacing w:after="20"/>
+        <w:ind w:left="360"/>
+      </w:pPr>
+      <w:r>
+        <w:rPr>
+          <w:rFonts w:ascii="Consolas" w:cs="Consolas" w:eastAsia="Consolas" w:hAnsi="Consolas"/>
+          <w:color w:val="3B82F6"/>
+          <w:sz w:val="18"/>
+          <w:szCs w:val="18"/>
+        </w:rPr>
+        <w:t xml:space="preserve">fiscalYearPreset, fiscalYearEnd, projectionYears, historicalYears,</w:t>
+      </w:r>
+    </w:p>
+    <w:p>
+      <w:pPr>
+        <w:shd w:fill="F8F9FA" w:color="F8F9FA" w:val="solid"/>
+        <w:spacing w:after="20"/>
+        <w:ind w:left="360"/>
+      </w:pPr>
+      <w:r>
+        <w:rPr>
+          <w:rFonts w:ascii="Consolas" w:cs="Consolas" w:eastAsia="Consolas" w:hAnsi="Consolas"/>
+          <w:color w:val="3B82F6"/>
+          <w:sz w:val="18"/>
+          <w:szCs w:val="18"/>
+        </w:rPr>
+        <w:t xml:space="preserve">cbeRate, riskFreeRate, legacyDebtRate, employeeProfitSharingRate,</w:t>
+      </w:r>
+    </w:p>
+    <w:p>
+      <w:pPr>
+        <w:shd w:fill="F8F9FA" w:color="F8F9FA" w:val="solid"/>
+        <w:spacing w:after="20"/>
+        <w:ind w:left="360"/>
+      </w:pPr>
+      <w:r>
+        <w:rPr>
+          <w:rFonts w:ascii="Consolas" w:cs="Consolas" w:eastAsia="Consolas" w:hAnsi="Consolas"/>
+          <w:color w:val="3B82F6"/>
+          <w:sz w:val="18"/>
+          <w:szCs w:val="18"/>
+        </w:rPr>
+        <w:t xml:space="preserve">enableEmployeeProfitShare, enableTaxLossCarryforward, taxLossCarryforwardYears,</w:t>
+      </w:r>
+    </w:p>
+    <w:p>
+      <w:pPr>
+        <w:shd w:fill="F8F9FA" w:color="F8F9FA" w:val="solid"/>
+        <w:spacing w:after="20"/>
+        <w:ind w:left="360"/>
+      </w:pPr>
+      <w:r>
+        <w:rPr>
+          <w:rFonts w:ascii="Consolas" w:cs="Consolas" w:eastAsia="Consolas" w:hAnsi="Consolas"/>
+          <w:color w:val="3B82F6"/>
+          <w:sz w:val="18"/>
+          <w:szCs w:val="18"/>
+        </w:rPr>
+        <w:t xml:space="preserve">enableLegalReserve, legalReservePercent, paidUpCapital, legalReserveCap,</w:t>
+      </w:r>
+    </w:p>
+    <w:p>
+      <w:pPr>
+        <w:shd w:fill="F8F9FA" w:color="F8F9FA" w:val="solid"/>
+        <w:spacing w:after="20"/>
+        <w:ind w:left="360"/>
+      </w:pPr>
+      <w:r>
+        <w:rPr>
+          <w:rFonts w:ascii="Consolas" w:cs="Consolas" w:eastAsia="Consolas" w:hAnsi="Consolas"/>
+          <w:color w:val="3B82F6"/>
+          <w:sz w:val="18"/>
+          <w:szCs w:val="18"/>
+        </w:rPr>
+        <w:t xml:space="preserve">depreciationMethod, enableEndOfServiceBenefit,</w:t>
+      </w:r>
+    </w:p>
+    <w:p>
+      <w:pPr>
+        <w:shd w:fill="F8F9FA" w:color="F8F9FA" w:val="solid"/>
+        <w:spacing w:after="20"/>
+        <w:ind w:left="360"/>
+      </w:pPr>
+      <w:r>
+        <w:rPr>
+          <w:rFonts w:ascii="Consolas" w:cs="Consolas" w:eastAsia="Consolas" w:hAnsi="Consolas"/>
+          <w:color w:val="3B82F6"/>
+          <w:sz w:val="18"/>
+          <w:szCs w:val="18"/>
+        </w:rPr>
+        <w:t xml:space="preserve">interestRateOnDebt, interestRateOnCash</w:t>
+      </w:r>
+    </w:p>
+    <w:p>
+      <w:pPr>
+        <w:pStyle w:val="Heading2"/>
+        <w:spacing w:before="280" w:after="80"/>
+      </w:pPr>
+      <w:r>
+        <w:rPr>
+          <w:rFonts w:ascii="Calibri" w:cs="Calibri" w:eastAsia="Calibri" w:hAnsi="Calibri"/>
+          <w:b/>
+          <w:bCs/>
+          <w:color w:val="1E3A8A"/>
+          <w:sz w:val="26"/>
+          <w:szCs w:val="26"/>
+        </w:rPr>
+        <w:t xml:space="preserve">7.2 Persistence &amp; Migration (v4)</w:t>
+      </w:r>
+    </w:p>
+    <w:p>
+      <w:pPr>
+        <w:spacing w:after="80"/>
+        <w:jc w:val="left"/>
+      </w:pPr>
+      <w:r>
+        <w:rPr>
+          <w:rFonts w:ascii="Calibri" w:cs="Calibri" w:eastAsia="Calibri" w:hAnsi="Calibri"/>
+          <w:b w:val="false"/>
+          <w:bCs w:val="false"/>
+          <w:i w:val="false"/>
+          <w:iCs w:val="false"/>
+          <w:color w:val="1F2937"/>
+          <w:sz w:val="20"/>
+          <w:szCs w:val="20"/>
+        </w:rPr>
+        <w:t xml:space="preserve">Persisted fields (via partialize): companyName, ticker, industry, currency, country, fiscalYearEnd, valuationDate, historicalData, historicalInputs, scenarios, activeScenarioId, isDarkMode.</w:t>
+      </w:r>
+    </w:p>
+    <w:p>
+      <w:pPr>
+        <w:spacing w:after="80"/>
+        <w:jc w:val="left"/>
+      </w:pPr>
+      <w:r>
+        <w:rPr>
+          <w:rFonts w:ascii="Calibri" w:cs="Calibri" w:eastAsia="Calibri" w:hAnsi="Calibri"/>
+          <w:b w:val="false"/>
+          <w:bCs w:val="false"/>
+          <w:i w:val="false"/>
+          <w:iCs w:val="false"/>
+          <w:color w:val="1F2937"/>
+          <w:sz w:val="20"/>
+          <w:szCs w:val="20"/>
+        </w:rPr>
+        <w:t xml:space="preserve">v4 migration handles: scalar→array interest rate conversion, CBE rate defaults, tax regime sync (forces correct rate per regime), interest rate floor resets (US→Egypt), startYear 2025→2026, historical years 2023/2024→2024/2025.</w:t>
+      </w:r>
+    </w:p>
     <w:p>
       <w:r>
         <w:br w:type="page"/>
@@ -15569,6 +16732,1612 @@
           <w:szCs w:val="20"/>
         </w:rPr>
         <w:t xml:space="preserve">Fiscal year presets: Calendar (January-December), Egyptian Government (July-June), Custom.</w:t>
+      </w:r>
+    </w:p>
+    <w:p>
+      <w:pPr>
+        <w:pStyle w:val="Heading2"/>
+        <w:spacing w:before="280" w:after="80"/>
+      </w:pPr>
+      <w:r>
+        <w:rPr>
+          <w:rFonts w:ascii="Calibri" w:cs="Calibri" w:eastAsia="Calibri" w:hAnsi="Calibri"/>
+          <w:b/>
+          <w:bCs/>
+          <w:color w:val="1E3A8A"/>
+          <w:sz w:val="26"/>
+          <w:szCs w:val="26"/>
+        </w:rPr>
+        <w:t xml:space="preserve">9.3 Egyptian Industry Templates (templates/egyptian-industries.ts)</w:t>
+      </w:r>
+    </w:p>
+    <w:p>
+      <w:pPr>
+        <w:spacing w:after="80"/>
+        <w:jc w:val="left"/>
+      </w:pPr>
+      <w:r>
+        <w:rPr>
+          <w:rFonts w:ascii="Calibri" w:cs="Calibri" w:eastAsia="Calibri" w:hAnsi="Calibri"/>
+          <w:b w:val="false"/>
+          <w:bCs w:val="false"/>
+          <w:i w:val="false"/>
+          <w:iCs w:val="false"/>
+          <w:color w:val="1F2937"/>
+          <w:sz w:val="20"/>
+          <w:szCs w:val="20"/>
+        </w:rPr>
+        <w:t xml:space="preserve">5 pre-configured sector templates with bilingual names and typical assumption profiles:</w:t>
+      </w:r>
+    </w:p>
+    <w:tbl>
+      <w:tblPr>
+        <w:tblW w:type="pct" w:w="100%"/>
+        <w:tblBorders>
+          <w:top w:val="single" w:color="auto" w:sz="4"/>
+          <w:left w:val="single" w:color="auto" w:sz="4"/>
+          <w:bottom w:val="single" w:color="auto" w:sz="4"/>
+          <w:right w:val="single" w:color="auto" w:sz="4"/>
+          <w:insideH w:val="single" w:color="auto" w:sz="4"/>
+          <w:insideV w:val="single" w:color="auto" w:sz="4"/>
+        </w:tblBorders>
+      </w:tblPr>
+      <w:tblGrid>
+        <w:gridCol w:w="100"/>
+        <w:gridCol w:w="100"/>
+        <w:gridCol w:w="100"/>
+        <w:gridCol w:w="100"/>
+        <w:gridCol w:w="100"/>
+        <w:gridCol w:w="100"/>
+        <w:gridCol w:w="100"/>
+        <w:gridCol w:w="100"/>
+        <w:gridCol w:w="100"/>
+      </w:tblGrid>
+      <w:tr>
+        <w:trPr>
+          <w:tblHeader/>
+        </w:trPr>
+        <w:tc>
+          <w:tcPr>
+            <w:tcW w:type="pct" w:w="18%"/>
+            <w:shd w:fill="1E3A8A" w:color="1E3A8A" w:val="solid"/>
+            <w:tcMar>
+              <w:top w:type="dxa" w:w="40"/>
+              <w:left w:type="dxa" w:w="80"/>
+              <w:bottom w:type="dxa" w:w="40"/>
+              <w:right w:type="dxa" w:w="80"/>
+            </w:tcMar>
+          </w:tcPr>
+          <w:p>
+            <w:pPr>
+              <w:spacing w:after="0"/>
+            </w:pPr>
+            <w:r>
+              <w:rPr>
+                <w:rFonts w:ascii="Calibri" w:cs="Calibri" w:eastAsia="Calibri" w:hAnsi="Calibri"/>
+                <w:b/>
+                <w:bCs/>
+                <w:color w:val="FFFFFF"/>
+                <w:sz w:val="18"/>
+                <w:szCs w:val="18"/>
+              </w:rPr>
+              <w:t xml:space="preserve">Sector</w:t>
+            </w:r>
+          </w:p>
+        </w:tc>
+        <w:tc>
+          <w:tcPr>
+            <w:tcW w:type="pct" w:w="14%"/>
+            <w:shd w:fill="1E3A8A" w:color="1E3A8A" w:val="solid"/>
+            <w:tcMar>
+              <w:top w:type="dxa" w:w="40"/>
+              <w:left w:type="dxa" w:w="80"/>
+              <w:bottom w:type="dxa" w:w="40"/>
+              <w:right w:type="dxa" w:w="80"/>
+            </w:tcMar>
+          </w:tcPr>
+          <w:p>
+            <w:pPr>
+              <w:spacing w:after="0"/>
+            </w:pPr>
+            <w:r>
+              <w:rPr>
+                <w:rFonts w:ascii="Calibri" w:cs="Calibri" w:eastAsia="Calibri" w:hAnsi="Calibri"/>
+                <w:b/>
+                <w:bCs/>
+                <w:color w:val="FFFFFF"/>
+                <w:sz w:val="18"/>
+                <w:szCs w:val="18"/>
+              </w:rPr>
+              <w:t xml:space="preserve">Arabic</w:t>
+            </w:r>
+          </w:p>
+        </w:tc>
+        <w:tc>
+          <w:tcPr>
+            <w:tcW w:type="pct" w:w="7%"/>
+            <w:shd w:fill="1E3A8A" w:color="1E3A8A" w:val="solid"/>
+            <w:tcMar>
+              <w:top w:type="dxa" w:w="40"/>
+              <w:left w:type="dxa" w:w="80"/>
+              <w:bottom w:type="dxa" w:w="40"/>
+              <w:right w:type="dxa" w:w="80"/>
+            </w:tcMar>
+          </w:tcPr>
+          <w:p>
+            <w:pPr>
+              <w:spacing w:after="0"/>
+            </w:pPr>
+            <w:r>
+              <w:rPr>
+                <w:rFonts w:ascii="Calibri" w:cs="Calibri" w:eastAsia="Calibri" w:hAnsi="Calibri"/>
+                <w:b/>
+                <w:bCs/>
+                <w:color w:val="FFFFFF"/>
+                <w:sz w:val="18"/>
+                <w:szCs w:val="18"/>
+              </w:rPr>
+              <w:t xml:space="preserve">Growth</w:t>
+            </w:r>
+          </w:p>
+        </w:tc>
+        <w:tc>
+          <w:tcPr>
+            <w:tcW w:type="pct" w:w="6%"/>
+            <w:shd w:fill="1E3A8A" w:color="1E3A8A" w:val="solid"/>
+            <w:tcMar>
+              <w:top w:type="dxa" w:w="40"/>
+              <w:left w:type="dxa" w:w="80"/>
+              <w:bottom w:type="dxa" w:w="40"/>
+              <w:right w:type="dxa" w:w="80"/>
+            </w:tcMar>
+          </w:tcPr>
+          <w:p>
+            <w:pPr>
+              <w:spacing w:after="0"/>
+            </w:pPr>
+            <w:r>
+              <w:rPr>
+                <w:rFonts w:ascii="Calibri" w:cs="Calibri" w:eastAsia="Calibri" w:hAnsi="Calibri"/>
+                <w:b/>
+                <w:bCs/>
+                <w:color w:val="FFFFFF"/>
+                <w:sz w:val="18"/>
+                <w:szCs w:val="18"/>
+              </w:rPr>
+              <w:t xml:space="preserve">GM</w:t>
+            </w:r>
+          </w:p>
+        </w:tc>
+        <w:tc>
+          <w:tcPr>
+            <w:tcW w:type="pct" w:w="7%"/>
+            <w:shd w:fill="1E3A8A" w:color="1E3A8A" w:val="solid"/>
+            <w:tcMar>
+              <w:top w:type="dxa" w:w="40"/>
+              <w:left w:type="dxa" w:w="80"/>
+              <w:bottom w:type="dxa" w:w="40"/>
+              <w:right w:type="dxa" w:w="80"/>
+            </w:tcMar>
+          </w:tcPr>
+          <w:p>
+            <w:pPr>
+              <w:spacing w:after="0"/>
+            </w:pPr>
+            <w:r>
+              <w:rPr>
+                <w:rFonts w:ascii="Calibri" w:cs="Calibri" w:eastAsia="Calibri" w:hAnsi="Calibri"/>
+                <w:b/>
+                <w:bCs/>
+                <w:color w:val="FFFFFF"/>
+                <w:sz w:val="18"/>
+                <w:szCs w:val="18"/>
+              </w:rPr>
+              <w:t xml:space="preserve">SG&amp;A</w:t>
+            </w:r>
+          </w:p>
+        </w:tc>
+        <w:tc>
+          <w:tcPr>
+            <w:tcW w:type="pct" w:w="7%"/>
+            <w:shd w:fill="1E3A8A" w:color="1E3A8A" w:val="solid"/>
+            <w:tcMar>
+              <w:top w:type="dxa" w:w="40"/>
+              <w:left w:type="dxa" w:w="80"/>
+              <w:bottom w:type="dxa" w:w="40"/>
+              <w:right w:type="dxa" w:w="80"/>
+            </w:tcMar>
+          </w:tcPr>
+          <w:p>
+            <w:pPr>
+              <w:spacing w:after="0"/>
+            </w:pPr>
+            <w:r>
+              <w:rPr>
+                <w:rFonts w:ascii="Calibri" w:cs="Calibri" w:eastAsia="Calibri" w:hAnsi="Calibri"/>
+                <w:b/>
+                <w:bCs/>
+                <w:color w:val="FFFFFF"/>
+                <w:sz w:val="18"/>
+                <w:szCs w:val="18"/>
+              </w:rPr>
+              <w:t xml:space="preserve">DSO</w:t>
+            </w:r>
+          </w:p>
+        </w:tc>
+        <w:tc>
+          <w:tcPr>
+            <w:tcW w:type="pct" w:w="7%"/>
+            <w:shd w:fill="1E3A8A" w:color="1E3A8A" w:val="solid"/>
+            <w:tcMar>
+              <w:top w:type="dxa" w:w="40"/>
+              <w:left w:type="dxa" w:w="80"/>
+              <w:bottom w:type="dxa" w:w="40"/>
+              <w:right w:type="dxa" w:w="80"/>
+            </w:tcMar>
+          </w:tcPr>
+          <w:p>
+            <w:pPr>
+              <w:spacing w:after="0"/>
+            </w:pPr>
+            <w:r>
+              <w:rPr>
+                <w:rFonts w:ascii="Calibri" w:cs="Calibri" w:eastAsia="Calibri" w:hAnsi="Calibri"/>
+                <w:b/>
+                <w:bCs/>
+                <w:color w:val="FFFFFF"/>
+                <w:sz w:val="18"/>
+                <w:szCs w:val="18"/>
+              </w:rPr>
+              <w:t xml:space="preserve">DIO</w:t>
+            </w:r>
+          </w:p>
+        </w:tc>
+        <w:tc>
+          <w:tcPr>
+            <w:tcW w:type="pct" w:w="7%"/>
+            <w:shd w:fill="1E3A8A" w:color="1E3A8A" w:val="solid"/>
+            <w:tcMar>
+              <w:top w:type="dxa" w:w="40"/>
+              <w:left w:type="dxa" w:w="80"/>
+              <w:bottom w:type="dxa" w:w="40"/>
+              <w:right w:type="dxa" w:w="80"/>
+            </w:tcMar>
+          </w:tcPr>
+          <w:p>
+            <w:pPr>
+              <w:spacing w:after="0"/>
+            </w:pPr>
+            <w:r>
+              <w:rPr>
+                <w:rFonts w:ascii="Calibri" w:cs="Calibri" w:eastAsia="Calibri" w:hAnsi="Calibri"/>
+                <w:b/>
+                <w:bCs/>
+                <w:color w:val="FFFFFF"/>
+                <w:sz w:val="18"/>
+                <w:szCs w:val="18"/>
+              </w:rPr>
+              <w:t xml:space="preserve">DPO</w:t>
+            </w:r>
+          </w:p>
+        </w:tc>
+        <w:tc>
+          <w:tcPr>
+            <w:tcW w:type="pct" w:w="7%"/>
+            <w:shd w:fill="1E3A8A" w:color="1E3A8A" w:val="solid"/>
+            <w:tcMar>
+              <w:top w:type="dxa" w:w="40"/>
+              <w:left w:type="dxa" w:w="80"/>
+              <w:bottom w:type="dxa" w:w="40"/>
+              <w:right w:type="dxa" w:w="80"/>
+            </w:tcMar>
+          </w:tcPr>
+          <w:p>
+            <w:pPr>
+              <w:spacing w:after="0"/>
+            </w:pPr>
+            <w:r>
+              <w:rPr>
+                <w:rFonts w:ascii="Calibri" w:cs="Calibri" w:eastAsia="Calibri" w:hAnsi="Calibri"/>
+                <w:b/>
+                <w:bCs/>
+                <w:color w:val="FFFFFF"/>
+                <w:sz w:val="18"/>
+                <w:szCs w:val="18"/>
+              </w:rPr>
+              <w:t xml:space="preserve">CapEx%</w:t>
+            </w:r>
+          </w:p>
+        </w:tc>
+      </w:tr>
+      <w:tr>
+        <w:tc>
+          <w:tcPr>
+            <w:tcW w:type="pct" w:w="18%"/>
+            <w:shd w:fill="F3F4F6" w:color="F3F4F6" w:val="solid"/>
+            <w:tcMar>
+              <w:top w:type="dxa" w:w="40"/>
+              <w:left w:type="dxa" w:w="80"/>
+              <w:bottom w:type="dxa" w:w="40"/>
+              <w:right w:type="dxa" w:w="80"/>
+            </w:tcMar>
+          </w:tcPr>
+          <w:p>
+            <w:pPr>
+              <w:spacing w:after="0"/>
+            </w:pPr>
+            <w:r>
+              <w:rPr>
+                <w:rFonts w:ascii="Calibri" w:cs="Calibri" w:eastAsia="Calibri" w:hAnsi="Calibri"/>
+                <w:b w:val="false"/>
+                <w:bCs w:val="false"/>
+                <w:color w:val="1F2937"/>
+                <w:sz w:val="18"/>
+                <w:szCs w:val="18"/>
+              </w:rPr>
+              <w:t xml:space="preserve">Real Estate &amp; Construction</w:t>
+            </w:r>
+          </w:p>
+        </w:tc>
+        <w:tc>
+          <w:tcPr>
+            <w:tcW w:type="pct" w:w="14%"/>
+            <w:shd w:fill="F3F4F6" w:color="F3F4F6" w:val="solid"/>
+            <w:tcMar>
+              <w:top w:type="dxa" w:w="40"/>
+              <w:left w:type="dxa" w:w="80"/>
+              <w:bottom w:type="dxa" w:w="40"/>
+              <w:right w:type="dxa" w:w="80"/>
+            </w:tcMar>
+          </w:tcPr>
+          <w:p>
+            <w:pPr>
+              <w:spacing w:after="0"/>
+            </w:pPr>
+            <w:r>
+              <w:rPr>
+                <w:rFonts w:ascii="Calibri" w:cs="Calibri" w:eastAsia="Calibri" w:hAnsi="Calibri"/>
+                <w:b w:val="false"/>
+                <w:bCs w:val="false"/>
+                <w:color w:val="1F2937"/>
+                <w:sz w:val="18"/>
+                <w:szCs w:val="18"/>
+              </w:rPr>
+              <w:t xml:space="preserve">العقارات والبناء</w:t>
+            </w:r>
+          </w:p>
+        </w:tc>
+        <w:tc>
+          <w:tcPr>
+            <w:tcW w:type="pct" w:w="7%"/>
+            <w:shd w:fill="F3F4F6" w:color="F3F4F6" w:val="solid"/>
+            <w:tcMar>
+              <w:top w:type="dxa" w:w="40"/>
+              <w:left w:type="dxa" w:w="80"/>
+              <w:bottom w:type="dxa" w:w="40"/>
+              <w:right w:type="dxa" w:w="80"/>
+            </w:tcMar>
+          </w:tcPr>
+          <w:p>
+            <w:pPr>
+              <w:spacing w:after="0"/>
+            </w:pPr>
+            <w:r>
+              <w:rPr>
+                <w:rFonts w:ascii="Calibri" w:cs="Calibri" w:eastAsia="Calibri" w:hAnsi="Calibri"/>
+                <w:b w:val="false"/>
+                <w:bCs w:val="false"/>
+                <w:color w:val="1F2937"/>
+                <w:sz w:val="18"/>
+                <w:szCs w:val="18"/>
+              </w:rPr>
+              <w:t xml:space="preserve">15%</w:t>
+            </w:r>
+          </w:p>
+        </w:tc>
+        <w:tc>
+          <w:tcPr>
+            <w:tcW w:type="pct" w:w="6%"/>
+            <w:shd w:fill="F3F4F6" w:color="F3F4F6" w:val="solid"/>
+            <w:tcMar>
+              <w:top w:type="dxa" w:w="40"/>
+              <w:left w:type="dxa" w:w="80"/>
+              <w:bottom w:type="dxa" w:w="40"/>
+              <w:right w:type="dxa" w:w="80"/>
+            </w:tcMar>
+          </w:tcPr>
+          <w:p>
+            <w:pPr>
+              <w:spacing w:after="0"/>
+            </w:pPr>
+            <w:r>
+              <w:rPr>
+                <w:rFonts w:ascii="Calibri" w:cs="Calibri" w:eastAsia="Calibri" w:hAnsi="Calibri"/>
+                <w:b w:val="false"/>
+                <w:bCs w:val="false"/>
+                <w:color w:val="1F2937"/>
+                <w:sz w:val="18"/>
+                <w:szCs w:val="18"/>
+              </w:rPr>
+              <w:t xml:space="preserve">35%</w:t>
+            </w:r>
+          </w:p>
+        </w:tc>
+        <w:tc>
+          <w:tcPr>
+            <w:tcW w:type="pct" w:w="7%"/>
+            <w:shd w:fill="F3F4F6" w:color="F3F4F6" w:val="solid"/>
+            <w:tcMar>
+              <w:top w:type="dxa" w:w="40"/>
+              <w:left w:type="dxa" w:w="80"/>
+              <w:bottom w:type="dxa" w:w="40"/>
+              <w:right w:type="dxa" w:w="80"/>
+            </w:tcMar>
+          </w:tcPr>
+          <w:p>
+            <w:pPr>
+              <w:spacing w:after="0"/>
+            </w:pPr>
+            <w:r>
+              <w:rPr>
+                <w:rFonts w:ascii="Calibri" w:cs="Calibri" w:eastAsia="Calibri" w:hAnsi="Calibri"/>
+                <w:b w:val="false"/>
+                <w:bCs w:val="false"/>
+                <w:color w:val="1F2937"/>
+                <w:sz w:val="18"/>
+                <w:szCs w:val="18"/>
+              </w:rPr>
+              <w:t xml:space="preserve">8%</w:t>
+            </w:r>
+          </w:p>
+        </w:tc>
+        <w:tc>
+          <w:tcPr>
+            <w:tcW w:type="pct" w:w="7%"/>
+            <w:shd w:fill="F3F4F6" w:color="F3F4F6" w:val="solid"/>
+            <w:tcMar>
+              <w:top w:type="dxa" w:w="40"/>
+              <w:left w:type="dxa" w:w="80"/>
+              <w:bottom w:type="dxa" w:w="40"/>
+              <w:right w:type="dxa" w:w="80"/>
+            </w:tcMar>
+          </w:tcPr>
+          <w:p>
+            <w:pPr>
+              <w:spacing w:after="0"/>
+            </w:pPr>
+            <w:r>
+              <w:rPr>
+                <w:rFonts w:ascii="Calibri" w:cs="Calibri" w:eastAsia="Calibri" w:hAnsi="Calibri"/>
+                <w:b w:val="false"/>
+                <w:bCs w:val="false"/>
+                <w:color w:val="1F2937"/>
+                <w:sz w:val="18"/>
+                <w:szCs w:val="18"/>
+              </w:rPr>
+              <w:t xml:space="preserve">90</w:t>
+            </w:r>
+          </w:p>
+        </w:tc>
+        <w:tc>
+          <w:tcPr>
+            <w:tcW w:type="pct" w:w="7%"/>
+            <w:shd w:fill="F3F4F6" w:color="F3F4F6" w:val="solid"/>
+            <w:tcMar>
+              <w:top w:type="dxa" w:w="40"/>
+              <w:left w:type="dxa" w:w="80"/>
+              <w:bottom w:type="dxa" w:w="40"/>
+              <w:right w:type="dxa" w:w="80"/>
+            </w:tcMar>
+          </w:tcPr>
+          <w:p>
+            <w:pPr>
+              <w:spacing w:after="0"/>
+            </w:pPr>
+            <w:r>
+              <w:rPr>
+                <w:rFonts w:ascii="Calibri" w:cs="Calibri" w:eastAsia="Calibri" w:hAnsi="Calibri"/>
+                <w:b w:val="false"/>
+                <w:bCs w:val="false"/>
+                <w:color w:val="1F2937"/>
+                <w:sz w:val="18"/>
+                <w:szCs w:val="18"/>
+              </w:rPr>
+              <w:t xml:space="preserve">60</w:t>
+            </w:r>
+          </w:p>
+        </w:tc>
+        <w:tc>
+          <w:tcPr>
+            <w:tcW w:type="pct" w:w="7%"/>
+            <w:shd w:fill="F3F4F6" w:color="F3F4F6" w:val="solid"/>
+            <w:tcMar>
+              <w:top w:type="dxa" w:w="40"/>
+              <w:left w:type="dxa" w:w="80"/>
+              <w:bottom w:type="dxa" w:w="40"/>
+              <w:right w:type="dxa" w:w="80"/>
+            </w:tcMar>
+          </w:tcPr>
+          <w:p>
+            <w:pPr>
+              <w:spacing w:after="0"/>
+            </w:pPr>
+            <w:r>
+              <w:rPr>
+                <w:rFonts w:ascii="Calibri" w:cs="Calibri" w:eastAsia="Calibri" w:hAnsi="Calibri"/>
+                <w:b w:val="false"/>
+                <w:bCs w:val="false"/>
+                <w:color w:val="1F2937"/>
+                <w:sz w:val="18"/>
+                <w:szCs w:val="18"/>
+              </w:rPr>
+              <w:t xml:space="preserve">75</w:t>
+            </w:r>
+          </w:p>
+        </w:tc>
+        <w:tc>
+          <w:tcPr>
+            <w:tcW w:type="pct" w:w="7%"/>
+            <w:shd w:fill="F3F4F6" w:color="F3F4F6" w:val="solid"/>
+            <w:tcMar>
+              <w:top w:type="dxa" w:w="40"/>
+              <w:left w:type="dxa" w:w="80"/>
+              <w:bottom w:type="dxa" w:w="40"/>
+              <w:right w:type="dxa" w:w="80"/>
+            </w:tcMar>
+          </w:tcPr>
+          <w:p>
+            <w:pPr>
+              <w:spacing w:after="0"/>
+            </w:pPr>
+            <w:r>
+              <w:rPr>
+                <w:rFonts w:ascii="Calibri" w:cs="Calibri" w:eastAsia="Calibri" w:hAnsi="Calibri"/>
+                <w:b w:val="false"/>
+                <w:bCs w:val="false"/>
+                <w:color w:val="1F2937"/>
+                <w:sz w:val="18"/>
+                <w:szCs w:val="18"/>
+              </w:rPr>
+              <w:t xml:space="preserve">3%</w:t>
+            </w:r>
+          </w:p>
+        </w:tc>
+      </w:tr>
+      <w:tr>
+        <w:tc>
+          <w:tcPr>
+            <w:tcW w:type="pct" w:w="18%"/>
+            <w:shd w:fill="FFFFFF" w:color="FFFFFF" w:val="solid"/>
+            <w:tcMar>
+              <w:top w:type="dxa" w:w="40"/>
+              <w:left w:type="dxa" w:w="80"/>
+              <w:bottom w:type="dxa" w:w="40"/>
+              <w:right w:type="dxa" w:w="80"/>
+            </w:tcMar>
+          </w:tcPr>
+          <w:p>
+            <w:pPr>
+              <w:spacing w:after="0"/>
+            </w:pPr>
+            <w:r>
+              <w:rPr>
+                <w:rFonts w:ascii="Calibri" w:cs="Calibri" w:eastAsia="Calibri" w:hAnsi="Calibri"/>
+                <w:b w:val="false"/>
+                <w:bCs w:val="false"/>
+                <w:color w:val="1F2937"/>
+                <w:sz w:val="18"/>
+                <w:szCs w:val="18"/>
+              </w:rPr>
+              <w:t xml:space="preserve">FMCG / Consumer Goods</w:t>
+            </w:r>
+          </w:p>
+        </w:tc>
+        <w:tc>
+          <w:tcPr>
+            <w:tcW w:type="pct" w:w="14%"/>
+            <w:shd w:fill="FFFFFF" w:color="FFFFFF" w:val="solid"/>
+            <w:tcMar>
+              <w:top w:type="dxa" w:w="40"/>
+              <w:left w:type="dxa" w:w="80"/>
+              <w:bottom w:type="dxa" w:w="40"/>
+              <w:right w:type="dxa" w:w="80"/>
+            </w:tcMar>
+          </w:tcPr>
+          <w:p>
+            <w:pPr>
+              <w:spacing w:after="0"/>
+            </w:pPr>
+            <w:r>
+              <w:rPr>
+                <w:rFonts w:ascii="Calibri" w:cs="Calibri" w:eastAsia="Calibri" w:hAnsi="Calibri"/>
+                <w:b w:val="false"/>
+                <w:bCs w:val="false"/>
+                <w:color w:val="1F2937"/>
+                <w:sz w:val="18"/>
+                <w:szCs w:val="18"/>
+              </w:rPr>
+              <w:t xml:space="preserve">سلع استهلاكية</w:t>
+            </w:r>
+          </w:p>
+        </w:tc>
+        <w:tc>
+          <w:tcPr>
+            <w:tcW w:type="pct" w:w="7%"/>
+            <w:shd w:fill="FFFFFF" w:color="FFFFFF" w:val="solid"/>
+            <w:tcMar>
+              <w:top w:type="dxa" w:w="40"/>
+              <w:left w:type="dxa" w:w="80"/>
+              <w:bottom w:type="dxa" w:w="40"/>
+              <w:right w:type="dxa" w:w="80"/>
+            </w:tcMar>
+          </w:tcPr>
+          <w:p>
+            <w:pPr>
+              <w:spacing w:after="0"/>
+            </w:pPr>
+            <w:r>
+              <w:rPr>
+                <w:rFonts w:ascii="Calibri" w:cs="Calibri" w:eastAsia="Calibri" w:hAnsi="Calibri"/>
+                <w:b w:val="false"/>
+                <w:bCs w:val="false"/>
+                <w:color w:val="1F2937"/>
+                <w:sz w:val="18"/>
+                <w:szCs w:val="18"/>
+              </w:rPr>
+              <w:t xml:space="preserve">12%</w:t>
+            </w:r>
+          </w:p>
+        </w:tc>
+        <w:tc>
+          <w:tcPr>
+            <w:tcW w:type="pct" w:w="6%"/>
+            <w:shd w:fill="FFFFFF" w:color="FFFFFF" w:val="solid"/>
+            <w:tcMar>
+              <w:top w:type="dxa" w:w="40"/>
+              <w:left w:type="dxa" w:w="80"/>
+              <w:bottom w:type="dxa" w:w="40"/>
+              <w:right w:type="dxa" w:w="80"/>
+            </w:tcMar>
+          </w:tcPr>
+          <w:p>
+            <w:pPr>
+              <w:spacing w:after="0"/>
+            </w:pPr>
+            <w:r>
+              <w:rPr>
+                <w:rFonts w:ascii="Calibri" w:cs="Calibri" w:eastAsia="Calibri" w:hAnsi="Calibri"/>
+                <w:b w:val="false"/>
+                <w:bCs w:val="false"/>
+                <w:color w:val="1F2937"/>
+                <w:sz w:val="18"/>
+                <w:szCs w:val="18"/>
+              </w:rPr>
+              <w:t xml:space="preserve">30%</w:t>
+            </w:r>
+          </w:p>
+        </w:tc>
+        <w:tc>
+          <w:tcPr>
+            <w:tcW w:type="pct" w:w="7%"/>
+            <w:shd w:fill="FFFFFF" w:color="FFFFFF" w:val="solid"/>
+            <w:tcMar>
+              <w:top w:type="dxa" w:w="40"/>
+              <w:left w:type="dxa" w:w="80"/>
+              <w:bottom w:type="dxa" w:w="40"/>
+              <w:right w:type="dxa" w:w="80"/>
+            </w:tcMar>
+          </w:tcPr>
+          <w:p>
+            <w:pPr>
+              <w:spacing w:after="0"/>
+            </w:pPr>
+            <w:r>
+              <w:rPr>
+                <w:rFonts w:ascii="Calibri" w:cs="Calibri" w:eastAsia="Calibri" w:hAnsi="Calibri"/>
+                <w:b w:val="false"/>
+                <w:bCs w:val="false"/>
+                <w:color w:val="1F2937"/>
+                <w:sz w:val="18"/>
+                <w:szCs w:val="18"/>
+              </w:rPr>
+              <w:t xml:space="preserve">12%</w:t>
+            </w:r>
+          </w:p>
+        </w:tc>
+        <w:tc>
+          <w:tcPr>
+            <w:tcW w:type="pct" w:w="7%"/>
+            <w:shd w:fill="FFFFFF" w:color="FFFFFF" w:val="solid"/>
+            <w:tcMar>
+              <w:top w:type="dxa" w:w="40"/>
+              <w:left w:type="dxa" w:w="80"/>
+              <w:bottom w:type="dxa" w:w="40"/>
+              <w:right w:type="dxa" w:w="80"/>
+            </w:tcMar>
+          </w:tcPr>
+          <w:p>
+            <w:pPr>
+              <w:spacing w:after="0"/>
+            </w:pPr>
+            <w:r>
+              <w:rPr>
+                <w:rFonts w:ascii="Calibri" w:cs="Calibri" w:eastAsia="Calibri" w:hAnsi="Calibri"/>
+                <w:b w:val="false"/>
+                <w:bCs w:val="false"/>
+                <w:color w:val="1F2937"/>
+                <w:sz w:val="18"/>
+                <w:szCs w:val="18"/>
+              </w:rPr>
+              <w:t xml:space="preserve">30</w:t>
+            </w:r>
+          </w:p>
+        </w:tc>
+        <w:tc>
+          <w:tcPr>
+            <w:tcW w:type="pct" w:w="7%"/>
+            <w:shd w:fill="FFFFFF" w:color="FFFFFF" w:val="solid"/>
+            <w:tcMar>
+              <w:top w:type="dxa" w:w="40"/>
+              <w:left w:type="dxa" w:w="80"/>
+              <w:bottom w:type="dxa" w:w="40"/>
+              <w:right w:type="dxa" w:w="80"/>
+            </w:tcMar>
+          </w:tcPr>
+          <w:p>
+            <w:pPr>
+              <w:spacing w:after="0"/>
+            </w:pPr>
+            <w:r>
+              <w:rPr>
+                <w:rFonts w:ascii="Calibri" w:cs="Calibri" w:eastAsia="Calibri" w:hAnsi="Calibri"/>
+                <w:b w:val="false"/>
+                <w:bCs w:val="false"/>
+                <w:color w:val="1F2937"/>
+                <w:sz w:val="18"/>
+                <w:szCs w:val="18"/>
+              </w:rPr>
+              <w:t xml:space="preserve">45</w:t>
+            </w:r>
+          </w:p>
+        </w:tc>
+        <w:tc>
+          <w:tcPr>
+            <w:tcW w:type="pct" w:w="7%"/>
+            <w:shd w:fill="FFFFFF" w:color="FFFFFF" w:val="solid"/>
+            <w:tcMar>
+              <w:top w:type="dxa" w:w="40"/>
+              <w:left w:type="dxa" w:w="80"/>
+              <w:bottom w:type="dxa" w:w="40"/>
+              <w:right w:type="dxa" w:w="80"/>
+            </w:tcMar>
+          </w:tcPr>
+          <w:p>
+            <w:pPr>
+              <w:spacing w:after="0"/>
+            </w:pPr>
+            <w:r>
+              <w:rPr>
+                <w:rFonts w:ascii="Calibri" w:cs="Calibri" w:eastAsia="Calibri" w:hAnsi="Calibri"/>
+                <w:b w:val="false"/>
+                <w:bCs w:val="false"/>
+                <w:color w:val="1F2937"/>
+                <w:sz w:val="18"/>
+                <w:szCs w:val="18"/>
+              </w:rPr>
+              <w:t xml:space="preserve">40</w:t>
+            </w:r>
+          </w:p>
+        </w:tc>
+        <w:tc>
+          <w:tcPr>
+            <w:tcW w:type="pct" w:w="7%"/>
+            <w:shd w:fill="FFFFFF" w:color="FFFFFF" w:val="solid"/>
+            <w:tcMar>
+              <w:top w:type="dxa" w:w="40"/>
+              <w:left w:type="dxa" w:w="80"/>
+              <w:bottom w:type="dxa" w:w="40"/>
+              <w:right w:type="dxa" w:w="80"/>
+            </w:tcMar>
+          </w:tcPr>
+          <w:p>
+            <w:pPr>
+              <w:spacing w:after="0"/>
+            </w:pPr>
+            <w:r>
+              <w:rPr>
+                <w:rFonts w:ascii="Calibri" w:cs="Calibri" w:eastAsia="Calibri" w:hAnsi="Calibri"/>
+                <w:b w:val="false"/>
+                <w:bCs w:val="false"/>
+                <w:color w:val="1F2937"/>
+                <w:sz w:val="18"/>
+                <w:szCs w:val="18"/>
+              </w:rPr>
+              <w:t xml:space="preserve">5%</w:t>
+            </w:r>
+          </w:p>
+        </w:tc>
+      </w:tr>
+      <w:tr>
+        <w:tc>
+          <w:tcPr>
+            <w:tcW w:type="pct" w:w="18%"/>
+            <w:shd w:fill="F3F4F6" w:color="F3F4F6" w:val="solid"/>
+            <w:tcMar>
+              <w:top w:type="dxa" w:w="40"/>
+              <w:left w:type="dxa" w:w="80"/>
+              <w:bottom w:type="dxa" w:w="40"/>
+              <w:right w:type="dxa" w:w="80"/>
+            </w:tcMar>
+          </w:tcPr>
+          <w:p>
+            <w:pPr>
+              <w:spacing w:after="0"/>
+            </w:pPr>
+            <w:r>
+              <w:rPr>
+                <w:rFonts w:ascii="Calibri" w:cs="Calibri" w:eastAsia="Calibri" w:hAnsi="Calibri"/>
+                <w:b w:val="false"/>
+                <w:bCs w:val="false"/>
+                <w:color w:val="1F2937"/>
+                <w:sz w:val="18"/>
+                <w:szCs w:val="18"/>
+              </w:rPr>
+              <w:t xml:space="preserve">Telecom &amp; Technology</w:t>
+            </w:r>
+          </w:p>
+        </w:tc>
+        <w:tc>
+          <w:tcPr>
+            <w:tcW w:type="pct" w:w="14%"/>
+            <w:shd w:fill="F3F4F6" w:color="F3F4F6" w:val="solid"/>
+            <w:tcMar>
+              <w:top w:type="dxa" w:w="40"/>
+              <w:left w:type="dxa" w:w="80"/>
+              <w:bottom w:type="dxa" w:w="40"/>
+              <w:right w:type="dxa" w:w="80"/>
+            </w:tcMar>
+          </w:tcPr>
+          <w:p>
+            <w:pPr>
+              <w:spacing w:after="0"/>
+            </w:pPr>
+            <w:r>
+              <w:rPr>
+                <w:rFonts w:ascii="Calibri" w:cs="Calibri" w:eastAsia="Calibri" w:hAnsi="Calibri"/>
+                <w:b w:val="false"/>
+                <w:bCs w:val="false"/>
+                <w:color w:val="1F2937"/>
+                <w:sz w:val="18"/>
+                <w:szCs w:val="18"/>
+              </w:rPr>
+              <w:t xml:space="preserve">اتصالات وتكنولوجيا</w:t>
+            </w:r>
+          </w:p>
+        </w:tc>
+        <w:tc>
+          <w:tcPr>
+            <w:tcW w:type="pct" w:w="7%"/>
+            <w:shd w:fill="F3F4F6" w:color="F3F4F6" w:val="solid"/>
+            <w:tcMar>
+              <w:top w:type="dxa" w:w="40"/>
+              <w:left w:type="dxa" w:w="80"/>
+              <w:bottom w:type="dxa" w:w="40"/>
+              <w:right w:type="dxa" w:w="80"/>
+            </w:tcMar>
+          </w:tcPr>
+          <w:p>
+            <w:pPr>
+              <w:spacing w:after="0"/>
+            </w:pPr>
+            <w:r>
+              <w:rPr>
+                <w:rFonts w:ascii="Calibri" w:cs="Calibri" w:eastAsia="Calibri" w:hAnsi="Calibri"/>
+                <w:b w:val="false"/>
+                <w:bCs w:val="false"/>
+                <w:color w:val="1F2937"/>
+                <w:sz w:val="18"/>
+                <w:szCs w:val="18"/>
+              </w:rPr>
+              <w:t xml:space="preserve">10%</w:t>
+            </w:r>
+          </w:p>
+        </w:tc>
+        <w:tc>
+          <w:tcPr>
+            <w:tcW w:type="pct" w:w="6%"/>
+            <w:shd w:fill="F3F4F6" w:color="F3F4F6" w:val="solid"/>
+            <w:tcMar>
+              <w:top w:type="dxa" w:w="40"/>
+              <w:left w:type="dxa" w:w="80"/>
+              <w:bottom w:type="dxa" w:w="40"/>
+              <w:right w:type="dxa" w:w="80"/>
+            </w:tcMar>
+          </w:tcPr>
+          <w:p>
+            <w:pPr>
+              <w:spacing w:after="0"/>
+            </w:pPr>
+            <w:r>
+              <w:rPr>
+                <w:rFonts w:ascii="Calibri" w:cs="Calibri" w:eastAsia="Calibri" w:hAnsi="Calibri"/>
+                <w:b w:val="false"/>
+                <w:bCs w:val="false"/>
+                <w:color w:val="1F2937"/>
+                <w:sz w:val="18"/>
+                <w:szCs w:val="18"/>
+              </w:rPr>
+              <w:t xml:space="preserve">55%</w:t>
+            </w:r>
+          </w:p>
+        </w:tc>
+        <w:tc>
+          <w:tcPr>
+            <w:tcW w:type="pct" w:w="7%"/>
+            <w:shd w:fill="F3F4F6" w:color="F3F4F6" w:val="solid"/>
+            <w:tcMar>
+              <w:top w:type="dxa" w:w="40"/>
+              <w:left w:type="dxa" w:w="80"/>
+              <w:bottom w:type="dxa" w:w="40"/>
+              <w:right w:type="dxa" w:w="80"/>
+            </w:tcMar>
+          </w:tcPr>
+          <w:p>
+            <w:pPr>
+              <w:spacing w:after="0"/>
+            </w:pPr>
+            <w:r>
+              <w:rPr>
+                <w:rFonts w:ascii="Calibri" w:cs="Calibri" w:eastAsia="Calibri" w:hAnsi="Calibri"/>
+                <w:b w:val="false"/>
+                <w:bCs w:val="false"/>
+                <w:color w:val="1F2937"/>
+                <w:sz w:val="18"/>
+                <w:szCs w:val="18"/>
+              </w:rPr>
+              <w:t xml:space="preserve">15%</w:t>
+            </w:r>
+          </w:p>
+        </w:tc>
+        <w:tc>
+          <w:tcPr>
+            <w:tcW w:type="pct" w:w="7%"/>
+            <w:shd w:fill="F3F4F6" w:color="F3F4F6" w:val="solid"/>
+            <w:tcMar>
+              <w:top w:type="dxa" w:w="40"/>
+              <w:left w:type="dxa" w:w="80"/>
+              <w:bottom w:type="dxa" w:w="40"/>
+              <w:right w:type="dxa" w:w="80"/>
+            </w:tcMar>
+          </w:tcPr>
+          <w:p>
+            <w:pPr>
+              <w:spacing w:after="0"/>
+            </w:pPr>
+            <w:r>
+              <w:rPr>
+                <w:rFonts w:ascii="Calibri" w:cs="Calibri" w:eastAsia="Calibri" w:hAnsi="Calibri"/>
+                <w:b w:val="false"/>
+                <w:bCs w:val="false"/>
+                <w:color w:val="1F2937"/>
+                <w:sz w:val="18"/>
+                <w:szCs w:val="18"/>
+              </w:rPr>
+              <w:t xml:space="preserve">35</w:t>
+            </w:r>
+          </w:p>
+        </w:tc>
+        <w:tc>
+          <w:tcPr>
+            <w:tcW w:type="pct" w:w="7%"/>
+            <w:shd w:fill="F3F4F6" w:color="F3F4F6" w:val="solid"/>
+            <w:tcMar>
+              <w:top w:type="dxa" w:w="40"/>
+              <w:left w:type="dxa" w:w="80"/>
+              <w:bottom w:type="dxa" w:w="40"/>
+              <w:right w:type="dxa" w:w="80"/>
+            </w:tcMar>
+          </w:tcPr>
+          <w:p>
+            <w:pPr>
+              <w:spacing w:after="0"/>
+            </w:pPr>
+            <w:r>
+              <w:rPr>
+                <w:rFonts w:ascii="Calibri" w:cs="Calibri" w:eastAsia="Calibri" w:hAnsi="Calibri"/>
+                <w:b w:val="false"/>
+                <w:bCs w:val="false"/>
+                <w:color w:val="1F2937"/>
+                <w:sz w:val="18"/>
+                <w:szCs w:val="18"/>
+              </w:rPr>
+              <w:t xml:space="preserve">5</w:t>
+            </w:r>
+          </w:p>
+        </w:tc>
+        <w:tc>
+          <w:tcPr>
+            <w:tcW w:type="pct" w:w="7%"/>
+            <w:shd w:fill="F3F4F6" w:color="F3F4F6" w:val="solid"/>
+            <w:tcMar>
+              <w:top w:type="dxa" w:w="40"/>
+              <w:left w:type="dxa" w:w="80"/>
+              <w:bottom w:type="dxa" w:w="40"/>
+              <w:right w:type="dxa" w:w="80"/>
+            </w:tcMar>
+          </w:tcPr>
+          <w:p>
+            <w:pPr>
+              <w:spacing w:after="0"/>
+            </w:pPr>
+            <w:r>
+              <w:rPr>
+                <w:rFonts w:ascii="Calibri" w:cs="Calibri" w:eastAsia="Calibri" w:hAnsi="Calibri"/>
+                <w:b w:val="false"/>
+                <w:bCs w:val="false"/>
+                <w:color w:val="1F2937"/>
+                <w:sz w:val="18"/>
+                <w:szCs w:val="18"/>
+              </w:rPr>
+              <w:t xml:space="preserve">50</w:t>
+            </w:r>
+          </w:p>
+        </w:tc>
+        <w:tc>
+          <w:tcPr>
+            <w:tcW w:type="pct" w:w="7%"/>
+            <w:shd w:fill="F3F4F6" w:color="F3F4F6" w:val="solid"/>
+            <w:tcMar>
+              <w:top w:type="dxa" w:w="40"/>
+              <w:left w:type="dxa" w:w="80"/>
+              <w:bottom w:type="dxa" w:w="40"/>
+              <w:right w:type="dxa" w:w="80"/>
+            </w:tcMar>
+          </w:tcPr>
+          <w:p>
+            <w:pPr>
+              <w:spacing w:after="0"/>
+            </w:pPr>
+            <w:r>
+              <w:rPr>
+                <w:rFonts w:ascii="Calibri" w:cs="Calibri" w:eastAsia="Calibri" w:hAnsi="Calibri"/>
+                <w:b w:val="false"/>
+                <w:bCs w:val="false"/>
+                <w:color w:val="1F2937"/>
+                <w:sz w:val="18"/>
+                <w:szCs w:val="18"/>
+              </w:rPr>
+              <w:t xml:space="preserve">15%</w:t>
+            </w:r>
+          </w:p>
+        </w:tc>
+      </w:tr>
+      <w:tr>
+        <w:tc>
+          <w:tcPr>
+            <w:tcW w:type="pct" w:w="18%"/>
+            <w:shd w:fill="FFFFFF" w:color="FFFFFF" w:val="solid"/>
+            <w:tcMar>
+              <w:top w:type="dxa" w:w="40"/>
+              <w:left w:type="dxa" w:w="80"/>
+              <w:bottom w:type="dxa" w:w="40"/>
+              <w:right w:type="dxa" w:w="80"/>
+            </w:tcMar>
+          </w:tcPr>
+          <w:p>
+            <w:pPr>
+              <w:spacing w:after="0"/>
+            </w:pPr>
+            <w:r>
+              <w:rPr>
+                <w:rFonts w:ascii="Calibri" w:cs="Calibri" w:eastAsia="Calibri" w:hAnsi="Calibri"/>
+                <w:b w:val="false"/>
+                <w:bCs w:val="false"/>
+                <w:color w:val="1F2937"/>
+                <w:sz w:val="18"/>
+                <w:szCs w:val="18"/>
+              </w:rPr>
+              <w:t xml:space="preserve">Petrochemicals &amp; Energy</w:t>
+            </w:r>
+          </w:p>
+        </w:tc>
+        <w:tc>
+          <w:tcPr>
+            <w:tcW w:type="pct" w:w="14%"/>
+            <w:shd w:fill="FFFFFF" w:color="FFFFFF" w:val="solid"/>
+            <w:tcMar>
+              <w:top w:type="dxa" w:w="40"/>
+              <w:left w:type="dxa" w:w="80"/>
+              <w:bottom w:type="dxa" w:w="40"/>
+              <w:right w:type="dxa" w:w="80"/>
+            </w:tcMar>
+          </w:tcPr>
+          <w:p>
+            <w:pPr>
+              <w:spacing w:after="0"/>
+            </w:pPr>
+            <w:r>
+              <w:rPr>
+                <w:rFonts w:ascii="Calibri" w:cs="Calibri" w:eastAsia="Calibri" w:hAnsi="Calibri"/>
+                <w:b w:val="false"/>
+                <w:bCs w:val="false"/>
+                <w:color w:val="1F2937"/>
+                <w:sz w:val="18"/>
+                <w:szCs w:val="18"/>
+              </w:rPr>
+              <w:t xml:space="preserve">بتروكيماويات وطاقة</w:t>
+            </w:r>
+          </w:p>
+        </w:tc>
+        <w:tc>
+          <w:tcPr>
+            <w:tcW w:type="pct" w:w="7%"/>
+            <w:shd w:fill="FFFFFF" w:color="FFFFFF" w:val="solid"/>
+            <w:tcMar>
+              <w:top w:type="dxa" w:w="40"/>
+              <w:left w:type="dxa" w:w="80"/>
+              <w:bottom w:type="dxa" w:w="40"/>
+              <w:right w:type="dxa" w:w="80"/>
+            </w:tcMar>
+          </w:tcPr>
+          <w:p>
+            <w:pPr>
+              <w:spacing w:after="0"/>
+            </w:pPr>
+            <w:r>
+              <w:rPr>
+                <w:rFonts w:ascii="Calibri" w:cs="Calibri" w:eastAsia="Calibri" w:hAnsi="Calibri"/>
+                <w:b w:val="false"/>
+                <w:bCs w:val="false"/>
+                <w:color w:val="1F2937"/>
+                <w:sz w:val="18"/>
+                <w:szCs w:val="18"/>
+              </w:rPr>
+              <w:t xml:space="preserve">8%</w:t>
+            </w:r>
+          </w:p>
+        </w:tc>
+        <w:tc>
+          <w:tcPr>
+            <w:tcW w:type="pct" w:w="6%"/>
+            <w:shd w:fill="FFFFFF" w:color="FFFFFF" w:val="solid"/>
+            <w:tcMar>
+              <w:top w:type="dxa" w:w="40"/>
+              <w:left w:type="dxa" w:w="80"/>
+              <w:bottom w:type="dxa" w:w="40"/>
+              <w:right w:type="dxa" w:w="80"/>
+            </w:tcMar>
+          </w:tcPr>
+          <w:p>
+            <w:pPr>
+              <w:spacing w:after="0"/>
+            </w:pPr>
+            <w:r>
+              <w:rPr>
+                <w:rFonts w:ascii="Calibri" w:cs="Calibri" w:eastAsia="Calibri" w:hAnsi="Calibri"/>
+                <w:b w:val="false"/>
+                <w:bCs w:val="false"/>
+                <w:color w:val="1F2937"/>
+                <w:sz w:val="18"/>
+                <w:szCs w:val="18"/>
+              </w:rPr>
+              <w:t xml:space="preserve">25%</w:t>
+            </w:r>
+          </w:p>
+        </w:tc>
+        <w:tc>
+          <w:tcPr>
+            <w:tcW w:type="pct" w:w="7%"/>
+            <w:shd w:fill="FFFFFF" w:color="FFFFFF" w:val="solid"/>
+            <w:tcMar>
+              <w:top w:type="dxa" w:w="40"/>
+              <w:left w:type="dxa" w:w="80"/>
+              <w:bottom w:type="dxa" w:w="40"/>
+              <w:right w:type="dxa" w:w="80"/>
+            </w:tcMar>
+          </w:tcPr>
+          <w:p>
+            <w:pPr>
+              <w:spacing w:after="0"/>
+            </w:pPr>
+            <w:r>
+              <w:rPr>
+                <w:rFonts w:ascii="Calibri" w:cs="Calibri" w:eastAsia="Calibri" w:hAnsi="Calibri"/>
+                <w:b w:val="false"/>
+                <w:bCs w:val="false"/>
+                <w:color w:val="1F2937"/>
+                <w:sz w:val="18"/>
+                <w:szCs w:val="18"/>
+              </w:rPr>
+              <w:t xml:space="preserve">6%</w:t>
+            </w:r>
+          </w:p>
+        </w:tc>
+        <w:tc>
+          <w:tcPr>
+            <w:tcW w:type="pct" w:w="7%"/>
+            <w:shd w:fill="FFFFFF" w:color="FFFFFF" w:val="solid"/>
+            <w:tcMar>
+              <w:top w:type="dxa" w:w="40"/>
+              <w:left w:type="dxa" w:w="80"/>
+              <w:bottom w:type="dxa" w:w="40"/>
+              <w:right w:type="dxa" w:w="80"/>
+            </w:tcMar>
+          </w:tcPr>
+          <w:p>
+            <w:pPr>
+              <w:spacing w:after="0"/>
+            </w:pPr>
+            <w:r>
+              <w:rPr>
+                <w:rFonts w:ascii="Calibri" w:cs="Calibri" w:eastAsia="Calibri" w:hAnsi="Calibri"/>
+                <w:b w:val="false"/>
+                <w:bCs w:val="false"/>
+                <w:color w:val="1F2937"/>
+                <w:sz w:val="18"/>
+                <w:szCs w:val="18"/>
+              </w:rPr>
+              <w:t xml:space="preserve">45</w:t>
+            </w:r>
+          </w:p>
+        </w:tc>
+        <w:tc>
+          <w:tcPr>
+            <w:tcW w:type="pct" w:w="7%"/>
+            <w:shd w:fill="FFFFFF" w:color="FFFFFF" w:val="solid"/>
+            <w:tcMar>
+              <w:top w:type="dxa" w:w="40"/>
+              <w:left w:type="dxa" w:w="80"/>
+              <w:bottom w:type="dxa" w:w="40"/>
+              <w:right w:type="dxa" w:w="80"/>
+            </w:tcMar>
+          </w:tcPr>
+          <w:p>
+            <w:pPr>
+              <w:spacing w:after="0"/>
+            </w:pPr>
+            <w:r>
+              <w:rPr>
+                <w:rFonts w:ascii="Calibri" w:cs="Calibri" w:eastAsia="Calibri" w:hAnsi="Calibri"/>
+                <w:b w:val="false"/>
+                <w:bCs w:val="false"/>
+                <w:color w:val="1F2937"/>
+                <w:sz w:val="18"/>
+                <w:szCs w:val="18"/>
+              </w:rPr>
+              <w:t xml:space="preserve">30</w:t>
+            </w:r>
+          </w:p>
+        </w:tc>
+        <w:tc>
+          <w:tcPr>
+            <w:tcW w:type="pct" w:w="7%"/>
+            <w:shd w:fill="FFFFFF" w:color="FFFFFF" w:val="solid"/>
+            <w:tcMar>
+              <w:top w:type="dxa" w:w="40"/>
+              <w:left w:type="dxa" w:w="80"/>
+              <w:bottom w:type="dxa" w:w="40"/>
+              <w:right w:type="dxa" w:w="80"/>
+            </w:tcMar>
+          </w:tcPr>
+          <w:p>
+            <w:pPr>
+              <w:spacing w:after="0"/>
+            </w:pPr>
+            <w:r>
+              <w:rPr>
+                <w:rFonts w:ascii="Calibri" w:cs="Calibri" w:eastAsia="Calibri" w:hAnsi="Calibri"/>
+                <w:b w:val="false"/>
+                <w:bCs w:val="false"/>
+                <w:color w:val="1F2937"/>
+                <w:sz w:val="18"/>
+                <w:szCs w:val="18"/>
+              </w:rPr>
+              <w:t xml:space="preserve">45</w:t>
+            </w:r>
+          </w:p>
+        </w:tc>
+        <w:tc>
+          <w:tcPr>
+            <w:tcW w:type="pct" w:w="7%"/>
+            <w:shd w:fill="FFFFFF" w:color="FFFFFF" w:val="solid"/>
+            <w:tcMar>
+              <w:top w:type="dxa" w:w="40"/>
+              <w:left w:type="dxa" w:w="80"/>
+              <w:bottom w:type="dxa" w:w="40"/>
+              <w:right w:type="dxa" w:w="80"/>
+            </w:tcMar>
+          </w:tcPr>
+          <w:p>
+            <w:pPr>
+              <w:spacing w:after="0"/>
+            </w:pPr>
+            <w:r>
+              <w:rPr>
+                <w:rFonts w:ascii="Calibri" w:cs="Calibri" w:eastAsia="Calibri" w:hAnsi="Calibri"/>
+                <w:b w:val="false"/>
+                <w:bCs w:val="false"/>
+                <w:color w:val="1F2937"/>
+                <w:sz w:val="18"/>
+                <w:szCs w:val="18"/>
+              </w:rPr>
+              <w:t xml:space="preserve">8%</w:t>
+            </w:r>
+          </w:p>
+        </w:tc>
+      </w:tr>
+      <w:tr>
+        <w:tc>
+          <w:tcPr>
+            <w:tcW w:type="pct" w:w="18%"/>
+            <w:shd w:fill="F3F4F6" w:color="F3F4F6" w:val="solid"/>
+            <w:tcMar>
+              <w:top w:type="dxa" w:w="40"/>
+              <w:left w:type="dxa" w:w="80"/>
+              <w:bottom w:type="dxa" w:w="40"/>
+              <w:right w:type="dxa" w:w="80"/>
+            </w:tcMar>
+          </w:tcPr>
+          <w:p>
+            <w:pPr>
+              <w:spacing w:after="0"/>
+            </w:pPr>
+            <w:r>
+              <w:rPr>
+                <w:rFonts w:ascii="Calibri" w:cs="Calibri" w:eastAsia="Calibri" w:hAnsi="Calibri"/>
+                <w:b w:val="false"/>
+                <w:bCs w:val="false"/>
+                <w:color w:val="1F2937"/>
+                <w:sz w:val="18"/>
+                <w:szCs w:val="18"/>
+              </w:rPr>
+              <w:t xml:space="preserve">Tourism &amp; Hospitality</w:t>
+            </w:r>
+          </w:p>
+        </w:tc>
+        <w:tc>
+          <w:tcPr>
+            <w:tcW w:type="pct" w:w="14%"/>
+            <w:shd w:fill="F3F4F6" w:color="F3F4F6" w:val="solid"/>
+            <w:tcMar>
+              <w:top w:type="dxa" w:w="40"/>
+              <w:left w:type="dxa" w:w="80"/>
+              <w:bottom w:type="dxa" w:w="40"/>
+              <w:right w:type="dxa" w:w="80"/>
+            </w:tcMar>
+          </w:tcPr>
+          <w:p>
+            <w:pPr>
+              <w:spacing w:after="0"/>
+            </w:pPr>
+            <w:r>
+              <w:rPr>
+                <w:rFonts w:ascii="Calibri" w:cs="Calibri" w:eastAsia="Calibri" w:hAnsi="Calibri"/>
+                <w:b w:val="false"/>
+                <w:bCs w:val="false"/>
+                <w:color w:val="1F2937"/>
+                <w:sz w:val="18"/>
+                <w:szCs w:val="18"/>
+              </w:rPr>
+              <w:t xml:space="preserve">سياحة وضيافة</w:t>
+            </w:r>
+          </w:p>
+        </w:tc>
+        <w:tc>
+          <w:tcPr>
+            <w:tcW w:type="pct" w:w="7%"/>
+            <w:shd w:fill="F3F4F6" w:color="F3F4F6" w:val="solid"/>
+            <w:tcMar>
+              <w:top w:type="dxa" w:w="40"/>
+              <w:left w:type="dxa" w:w="80"/>
+              <w:bottom w:type="dxa" w:w="40"/>
+              <w:right w:type="dxa" w:w="80"/>
+            </w:tcMar>
+          </w:tcPr>
+          <w:p>
+            <w:pPr>
+              <w:spacing w:after="0"/>
+            </w:pPr>
+            <w:r>
+              <w:rPr>
+                <w:rFonts w:ascii="Calibri" w:cs="Calibri" w:eastAsia="Calibri" w:hAnsi="Calibri"/>
+                <w:b w:val="false"/>
+                <w:bCs w:val="false"/>
+                <w:color w:val="1F2937"/>
+                <w:sz w:val="18"/>
+                <w:szCs w:val="18"/>
+              </w:rPr>
+              <w:t xml:space="preserve">18%</w:t>
+            </w:r>
+          </w:p>
+        </w:tc>
+        <w:tc>
+          <w:tcPr>
+            <w:tcW w:type="pct" w:w="6%"/>
+            <w:shd w:fill="F3F4F6" w:color="F3F4F6" w:val="solid"/>
+            <w:tcMar>
+              <w:top w:type="dxa" w:w="40"/>
+              <w:left w:type="dxa" w:w="80"/>
+              <w:bottom w:type="dxa" w:w="40"/>
+              <w:right w:type="dxa" w:w="80"/>
+            </w:tcMar>
+          </w:tcPr>
+          <w:p>
+            <w:pPr>
+              <w:spacing w:after="0"/>
+            </w:pPr>
+            <w:r>
+              <w:rPr>
+                <w:rFonts w:ascii="Calibri" w:cs="Calibri" w:eastAsia="Calibri" w:hAnsi="Calibri"/>
+                <w:b w:val="false"/>
+                <w:bCs w:val="false"/>
+                <w:color w:val="1F2937"/>
+                <w:sz w:val="18"/>
+                <w:szCs w:val="18"/>
+              </w:rPr>
+              <w:t xml:space="preserve">45%</w:t>
+            </w:r>
+          </w:p>
+        </w:tc>
+        <w:tc>
+          <w:tcPr>
+            <w:tcW w:type="pct" w:w="7%"/>
+            <w:shd w:fill="F3F4F6" w:color="F3F4F6" w:val="solid"/>
+            <w:tcMar>
+              <w:top w:type="dxa" w:w="40"/>
+              <w:left w:type="dxa" w:w="80"/>
+              <w:bottom w:type="dxa" w:w="40"/>
+              <w:right w:type="dxa" w:w="80"/>
+            </w:tcMar>
+          </w:tcPr>
+          <w:p>
+            <w:pPr>
+              <w:spacing w:after="0"/>
+            </w:pPr>
+            <w:r>
+              <w:rPr>
+                <w:rFonts w:ascii="Calibri" w:cs="Calibri" w:eastAsia="Calibri" w:hAnsi="Calibri"/>
+                <w:b w:val="false"/>
+                <w:bCs w:val="false"/>
+                <w:color w:val="1F2937"/>
+                <w:sz w:val="18"/>
+                <w:szCs w:val="18"/>
+              </w:rPr>
+              <w:t xml:space="preserve">20%</w:t>
+            </w:r>
+          </w:p>
+        </w:tc>
+        <w:tc>
+          <w:tcPr>
+            <w:tcW w:type="pct" w:w="7%"/>
+            <w:shd w:fill="F3F4F6" w:color="F3F4F6" w:val="solid"/>
+            <w:tcMar>
+              <w:top w:type="dxa" w:w="40"/>
+              <w:left w:type="dxa" w:w="80"/>
+              <w:bottom w:type="dxa" w:w="40"/>
+              <w:right w:type="dxa" w:w="80"/>
+            </w:tcMar>
+          </w:tcPr>
+          <w:p>
+            <w:pPr>
+              <w:spacing w:after="0"/>
+            </w:pPr>
+            <w:r>
+              <w:rPr>
+                <w:rFonts w:ascii="Calibri" w:cs="Calibri" w:eastAsia="Calibri" w:hAnsi="Calibri"/>
+                <w:b w:val="false"/>
+                <w:bCs w:val="false"/>
+                <w:color w:val="1F2937"/>
+                <w:sz w:val="18"/>
+                <w:szCs w:val="18"/>
+              </w:rPr>
+              <w:t xml:space="preserve">15</w:t>
+            </w:r>
+          </w:p>
+        </w:tc>
+        <w:tc>
+          <w:tcPr>
+            <w:tcW w:type="pct" w:w="7%"/>
+            <w:shd w:fill="F3F4F6" w:color="F3F4F6" w:val="solid"/>
+            <w:tcMar>
+              <w:top w:type="dxa" w:w="40"/>
+              <w:left w:type="dxa" w:w="80"/>
+              <w:bottom w:type="dxa" w:w="40"/>
+              <w:right w:type="dxa" w:w="80"/>
+            </w:tcMar>
+          </w:tcPr>
+          <w:p>
+            <w:pPr>
+              <w:spacing w:after="0"/>
+            </w:pPr>
+            <w:r>
+              <w:rPr>
+                <w:rFonts w:ascii="Calibri" w:cs="Calibri" w:eastAsia="Calibri" w:hAnsi="Calibri"/>
+                <w:b w:val="false"/>
+                <w:bCs w:val="false"/>
+                <w:color w:val="1F2937"/>
+                <w:sz w:val="18"/>
+                <w:szCs w:val="18"/>
+              </w:rPr>
+              <w:t xml:space="preserve">10</w:t>
+            </w:r>
+          </w:p>
+        </w:tc>
+        <w:tc>
+          <w:tcPr>
+            <w:tcW w:type="pct" w:w="7%"/>
+            <w:shd w:fill="F3F4F6" w:color="F3F4F6" w:val="solid"/>
+            <w:tcMar>
+              <w:top w:type="dxa" w:w="40"/>
+              <w:left w:type="dxa" w:w="80"/>
+              <w:bottom w:type="dxa" w:w="40"/>
+              <w:right w:type="dxa" w:w="80"/>
+            </w:tcMar>
+          </w:tcPr>
+          <w:p>
+            <w:pPr>
+              <w:spacing w:after="0"/>
+            </w:pPr>
+            <w:r>
+              <w:rPr>
+                <w:rFonts w:ascii="Calibri" w:cs="Calibri" w:eastAsia="Calibri" w:hAnsi="Calibri"/>
+                <w:b w:val="false"/>
+                <w:bCs w:val="false"/>
+                <w:color w:val="1F2937"/>
+                <w:sz w:val="18"/>
+                <w:szCs w:val="18"/>
+              </w:rPr>
+              <w:t xml:space="preserve">25</w:t>
+            </w:r>
+          </w:p>
+        </w:tc>
+        <w:tc>
+          <w:tcPr>
+            <w:tcW w:type="pct" w:w="7%"/>
+            <w:shd w:fill="F3F4F6" w:color="F3F4F6" w:val="solid"/>
+            <w:tcMar>
+              <w:top w:type="dxa" w:w="40"/>
+              <w:left w:type="dxa" w:w="80"/>
+              <w:bottom w:type="dxa" w:w="40"/>
+              <w:right w:type="dxa" w:w="80"/>
+            </w:tcMar>
+          </w:tcPr>
+          <w:p>
+            <w:pPr>
+              <w:spacing w:after="0"/>
+            </w:pPr>
+            <w:r>
+              <w:rPr>
+                <w:rFonts w:ascii="Calibri" w:cs="Calibri" w:eastAsia="Calibri" w:hAnsi="Calibri"/>
+                <w:b w:val="false"/>
+                <w:bCs w:val="false"/>
+                <w:color w:val="1F2937"/>
+                <w:sz w:val="18"/>
+                <w:szCs w:val="18"/>
+              </w:rPr>
+              <w:t xml:space="preserve">6%</w:t>
+            </w:r>
+          </w:p>
+        </w:tc>
+      </w:tr>
+    </w:tbl>
+    <w:p>
+      <w:pPr>
+        <w:spacing w:after="80"/>
+        <w:jc w:val="left"/>
+      </w:pPr>
+      <w:r>
+        <w:rPr>
+          <w:rFonts w:ascii="Calibri" w:cs="Calibri" w:eastAsia="Calibri" w:hAnsi="Calibri"/>
+          <w:b w:val="false"/>
+          <w:bCs w:val="false"/>
+          <w:i w:val="false"/>
+          <w:iCs w:val="false"/>
+          <w:color w:val="1F2937"/>
+          <w:sz w:val="20"/>
+          <w:szCs w:val="20"/>
+        </w:rPr>
+        <w:t xml:space="preserve">Each template also includes a sector-specific asset-class mix (buildings/machinery/vehicles/computers/furniture) for Egyptian depreciation calculations. Use getTemplate(id) to retrieve.</w:t>
       </w:r>
     </w:p>
     <w:p>

--- a/Engine_Overview.docx
+++ b/Engine_Overview.docx
@@ -313,7 +313,7 @@
           <w:sz w:val="18"/>
           <w:szCs w:val="18"/>
         </w:rPr>
-        <w:t xml:space="preserve">Generated: March 7, 2026</w:t>
+        <w:t xml:space="preserve">Generated: March 9, 2026</w:t>
       </w:r>
     </w:p>
     <w:p>
@@ -9514,7 +9514,7 @@
           <w:sz w:val="18"/>
           <w:szCs w:val="18"/>
         </w:rPr>
-        <w:t xml:space="preserve">1. Extract projected FCFs from cash flow statements</w:t>
+        <w:t xml:space="preserve">1. Extract projected FCFF from Income Statement memo field (is.fcff)</w:t>
       </w:r>
     </w:p>
     <w:p>
@@ -11507,7 +11507,7 @@
           <w:sz w:val="20"/>
           <w:szCs w:val="20"/>
         </w:rPr>
-        <w:t xml:space="preserve">calculateFinancialRatios(is, bs, prevBS) computes 23 ratios using current-period IS and BS data with average balances where appropriate:</w:t>
+        <w:t xml:space="preserve">calculateFinancialRatios(is, bs, prevBS) and enrichRatios() compute 35+ ratios:</w:t>
       </w:r>
     </w:p>
     <w:tbl>
@@ -11956,6 +11956,436 @@
                 <w:szCs w:val="18"/>
               </w:rPr>
               <w:t xml:space="preserve">CCC = DSO + DIO − DPO</w:t>
+            </w:r>
+          </w:p>
+        </w:tc>
+      </w:tr>
+      <w:tr>
+        <w:tc>
+          <w:tcPr>
+            <w:tcW w:type="pct" w:w="20%"/>
+            <w:shd w:fill="F3F4F6" w:color="F3F4F6" w:val="solid"/>
+            <w:tcMar>
+              <w:top w:type="dxa" w:w="40"/>
+              <w:left w:type="dxa" w:w="80"/>
+              <w:bottom w:type="dxa" w:w="40"/>
+              <w:right w:type="dxa" w:w="80"/>
+            </w:tcMar>
+          </w:tcPr>
+          <w:p>
+            <w:pPr>
+              <w:spacing w:after="0"/>
+            </w:pPr>
+            <w:r>
+              <w:rPr>
+                <w:rFonts w:ascii="Calibri" w:cs="Calibri" w:eastAsia="Calibri" w:hAnsi="Calibri"/>
+                <w:b w:val="false"/>
+                <w:bCs w:val="false"/>
+                <w:color w:val="1F2937"/>
+                <w:sz w:val="18"/>
+                <w:szCs w:val="18"/>
+              </w:rPr>
+              <w:t xml:space="preserve">DuPont (3-Factor)</w:t>
+            </w:r>
+          </w:p>
+        </w:tc>
+        <w:tc>
+          <w:tcPr>
+            <w:tcW w:type="pct" w:w="45%"/>
+            <w:shd w:fill="F3F4F6" w:color="F3F4F6" w:val="solid"/>
+            <w:tcMar>
+              <w:top w:type="dxa" w:w="40"/>
+              <w:left w:type="dxa" w:w="80"/>
+              <w:bottom w:type="dxa" w:w="40"/>
+              <w:right w:type="dxa" w:w="80"/>
+            </w:tcMar>
+          </w:tcPr>
+          <w:p>
+            <w:pPr>
+              <w:spacing w:after="0"/>
+            </w:pPr>
+            <w:r>
+              <w:rPr>
+                <w:rFonts w:ascii="Calibri" w:cs="Calibri" w:eastAsia="Calibri" w:hAnsi="Calibri"/>
+                <w:b w:val="false"/>
+                <w:bCs w:val="false"/>
+                <w:color w:val="1F2937"/>
+                <w:sz w:val="18"/>
+                <w:szCs w:val="18"/>
+              </w:rPr>
+              <w:t xml:space="preserve">Net Margin × Asset Turnover × Equity Multiplier = ROE</w:t>
+            </w:r>
+          </w:p>
+        </w:tc>
+        <w:tc>
+          <w:tcPr>
+            <w:tcW w:type="pct" w:w="35%"/>
+            <w:shd w:fill="F3F4F6" w:color="F3F4F6" w:val="solid"/>
+            <w:tcMar>
+              <w:top w:type="dxa" w:w="40"/>
+              <w:left w:type="dxa" w:w="80"/>
+              <w:bottom w:type="dxa" w:w="40"/>
+              <w:right w:type="dxa" w:w="80"/>
+            </w:tcMar>
+          </w:tcPr>
+          <w:p>
+            <w:pPr>
+              <w:spacing w:after="0"/>
+            </w:pPr>
+            <w:r>
+              <w:rPr>
+                <w:rFonts w:ascii="Calibri" w:cs="Calibri" w:eastAsia="Calibri" w:hAnsi="Calibri"/>
+                <w:b w:val="false"/>
+                <w:bCs w:val="false"/>
+                <w:color w:val="1F2937"/>
+                <w:sz w:val="18"/>
+                <w:szCs w:val="18"/>
+              </w:rPr>
+              <w:t xml:space="preserve">Classic DuPont decomposition</w:t>
+            </w:r>
+          </w:p>
+        </w:tc>
+      </w:tr>
+      <w:tr>
+        <w:tc>
+          <w:tcPr>
+            <w:tcW w:type="pct" w:w="20%"/>
+            <w:shd w:fill="FFFFFF" w:color="FFFFFF" w:val="solid"/>
+            <w:tcMar>
+              <w:top w:type="dxa" w:w="40"/>
+              <w:left w:type="dxa" w:w="80"/>
+              <w:bottom w:type="dxa" w:w="40"/>
+              <w:right w:type="dxa" w:w="80"/>
+            </w:tcMar>
+          </w:tcPr>
+          <w:p>
+            <w:pPr>
+              <w:spacing w:after="0"/>
+            </w:pPr>
+            <w:r>
+              <w:rPr>
+                <w:rFonts w:ascii="Calibri" w:cs="Calibri" w:eastAsia="Calibri" w:hAnsi="Calibri"/>
+                <w:b w:val="false"/>
+                <w:bCs w:val="false"/>
+                <w:color w:val="1F2937"/>
+                <w:sz w:val="18"/>
+                <w:szCs w:val="18"/>
+              </w:rPr>
+              <w:t xml:space="preserve">DuPont (5-Factor)</w:t>
+            </w:r>
+          </w:p>
+        </w:tc>
+        <w:tc>
+          <w:tcPr>
+            <w:tcW w:type="pct" w:w="45%"/>
+            <w:shd w:fill="FFFFFF" w:color="FFFFFF" w:val="solid"/>
+            <w:tcMar>
+              <w:top w:type="dxa" w:w="40"/>
+              <w:left w:type="dxa" w:w="80"/>
+              <w:bottom w:type="dxa" w:w="40"/>
+              <w:right w:type="dxa" w:w="80"/>
+            </w:tcMar>
+          </w:tcPr>
+          <w:p>
+            <w:pPr>
+              <w:spacing w:after="0"/>
+            </w:pPr>
+            <w:r>
+              <w:rPr>
+                <w:rFonts w:ascii="Calibri" w:cs="Calibri" w:eastAsia="Calibri" w:hAnsi="Calibri"/>
+                <w:b w:val="false"/>
+                <w:bCs w:val="false"/>
+                <w:color w:val="1F2937"/>
+                <w:sz w:val="18"/>
+                <w:szCs w:val="18"/>
+              </w:rPr>
+              <w:t xml:space="preserve">Tax Burden × Interest Burden × Operating Margin × Asset Turnover × Equity Multiplier</w:t>
+            </w:r>
+          </w:p>
+        </w:tc>
+        <w:tc>
+          <w:tcPr>
+            <w:tcW w:type="pct" w:w="35%"/>
+            <w:shd w:fill="FFFFFF" w:color="FFFFFF" w:val="solid"/>
+            <w:tcMar>
+              <w:top w:type="dxa" w:w="40"/>
+              <w:left w:type="dxa" w:w="80"/>
+              <w:bottom w:type="dxa" w:w="40"/>
+              <w:right w:type="dxa" w:w="80"/>
+            </w:tcMar>
+          </w:tcPr>
+          <w:p>
+            <w:pPr>
+              <w:spacing w:after="0"/>
+            </w:pPr>
+            <w:r>
+              <w:rPr>
+                <w:rFonts w:ascii="Calibri" w:cs="Calibri" w:eastAsia="Calibri" w:hAnsi="Calibri"/>
+                <w:b w:val="false"/>
+                <w:bCs w:val="false"/>
+                <w:color w:val="1F2937"/>
+                <w:sz w:val="18"/>
+                <w:szCs w:val="18"/>
+              </w:rPr>
+              <w:t xml:space="preserve">Extended DuPont with tax/interest isolation</w:t>
+            </w:r>
+          </w:p>
+        </w:tc>
+      </w:tr>
+      <w:tr>
+        <w:tc>
+          <w:tcPr>
+            <w:tcW w:type="pct" w:w="20%"/>
+            <w:shd w:fill="F3F4F6" w:color="F3F4F6" w:val="solid"/>
+            <w:tcMar>
+              <w:top w:type="dxa" w:w="40"/>
+              <w:left w:type="dxa" w:w="80"/>
+              <w:bottom w:type="dxa" w:w="40"/>
+              <w:right w:type="dxa" w:w="80"/>
+            </w:tcMar>
+          </w:tcPr>
+          <w:p>
+            <w:pPr>
+              <w:spacing w:after="0"/>
+            </w:pPr>
+            <w:r>
+              <w:rPr>
+                <w:rFonts w:ascii="Calibri" w:cs="Calibri" w:eastAsia="Calibri" w:hAnsi="Calibri"/>
+                <w:b w:val="false"/>
+                <w:bCs w:val="false"/>
+                <w:color w:val="1F2937"/>
+                <w:sz w:val="18"/>
+                <w:szCs w:val="18"/>
+              </w:rPr>
+              <w:t xml:space="preserve">Altman Z-Score</w:t>
+            </w:r>
+          </w:p>
+        </w:tc>
+        <w:tc>
+          <w:tcPr>
+            <w:tcW w:type="pct" w:w="45%"/>
+            <w:shd w:fill="F3F4F6" w:color="F3F4F6" w:val="solid"/>
+            <w:tcMar>
+              <w:top w:type="dxa" w:w="40"/>
+              <w:left w:type="dxa" w:w="80"/>
+              <w:bottom w:type="dxa" w:w="40"/>
+              <w:right w:type="dxa" w:w="80"/>
+            </w:tcMar>
+          </w:tcPr>
+          <w:p>
+            <w:pPr>
+              <w:spacing w:after="0"/>
+            </w:pPr>
+            <w:r>
+              <w:rPr>
+                <w:rFonts w:ascii="Calibri" w:cs="Calibri" w:eastAsia="Calibri" w:hAnsi="Calibri"/>
+                <w:b w:val="false"/>
+                <w:bCs w:val="false"/>
+                <w:color w:val="1F2937"/>
+                <w:sz w:val="18"/>
+                <w:szCs w:val="18"/>
+              </w:rPr>
+              <w:t xml:space="preserve">Z-prime model (private companies)</w:t>
+            </w:r>
+          </w:p>
+        </w:tc>
+        <w:tc>
+          <w:tcPr>
+            <w:tcW w:type="pct" w:w="35%"/>
+            <w:shd w:fill="F3F4F6" w:color="F3F4F6" w:val="solid"/>
+            <w:tcMar>
+              <w:top w:type="dxa" w:w="40"/>
+              <w:left w:type="dxa" w:w="80"/>
+              <w:bottom w:type="dxa" w:w="40"/>
+              <w:right w:type="dxa" w:w="80"/>
+            </w:tcMar>
+          </w:tcPr>
+          <w:p>
+            <w:pPr>
+              <w:spacing w:after="0"/>
+            </w:pPr>
+            <w:r>
+              <w:rPr>
+                <w:rFonts w:ascii="Calibri" w:cs="Calibri" w:eastAsia="Calibri" w:hAnsi="Calibri"/>
+                <w:b w:val="false"/>
+                <w:bCs w:val="false"/>
+                <w:color w:val="1F2937"/>
+                <w:sz w:val="18"/>
+                <w:szCs w:val="18"/>
+              </w:rPr>
+              <w:t xml:space="preserve">safe &gt; 2.9, grey 1.23–2.9, distress &lt; 1.23</w:t>
+            </w:r>
+          </w:p>
+        </w:tc>
+      </w:tr>
+      <w:tr>
+        <w:tc>
+          <w:tcPr>
+            <w:tcW w:type="pct" w:w="20%"/>
+            <w:shd w:fill="FFFFFF" w:color="FFFFFF" w:val="solid"/>
+            <w:tcMar>
+              <w:top w:type="dxa" w:w="40"/>
+              <w:left w:type="dxa" w:w="80"/>
+              <w:bottom w:type="dxa" w:w="40"/>
+              <w:right w:type="dxa" w:w="80"/>
+            </w:tcMar>
+          </w:tcPr>
+          <w:p>
+            <w:pPr>
+              <w:spacing w:after="0"/>
+            </w:pPr>
+            <w:r>
+              <w:rPr>
+                <w:rFonts w:ascii="Calibri" w:cs="Calibri" w:eastAsia="Calibri" w:hAnsi="Calibri"/>
+                <w:b w:val="false"/>
+                <w:bCs w:val="false"/>
+                <w:color w:val="1F2937"/>
+                <w:sz w:val="18"/>
+                <w:szCs w:val="18"/>
+              </w:rPr>
+              <w:t xml:space="preserve">Altman Z-Score EM</w:t>
+            </w:r>
+          </w:p>
+        </w:tc>
+        <w:tc>
+          <w:tcPr>
+            <w:tcW w:type="pct" w:w="45%"/>
+            <w:shd w:fill="FFFFFF" w:color="FFFFFF" w:val="solid"/>
+            <w:tcMar>
+              <w:top w:type="dxa" w:w="40"/>
+              <w:left w:type="dxa" w:w="80"/>
+              <w:bottom w:type="dxa" w:w="40"/>
+              <w:right w:type="dxa" w:w="80"/>
+            </w:tcMar>
+          </w:tcPr>
+          <w:p>
+            <w:pPr>
+              <w:spacing w:after="0"/>
+            </w:pPr>
+            <w:r>
+              <w:rPr>
+                <w:rFonts w:ascii="Calibri" w:cs="Calibri" w:eastAsia="Calibri" w:hAnsi="Calibri"/>
+                <w:b w:val="false"/>
+                <w:bCs w:val="false"/>
+                <w:color w:val="1F2937"/>
+                <w:sz w:val="18"/>
+                <w:szCs w:val="18"/>
+              </w:rPr>
+              <w:t xml:space="preserve">6.56×X1 + 3.26×X2 + 6.72×X3 + 1.05×X4</w:t>
+            </w:r>
+          </w:p>
+        </w:tc>
+        <w:tc>
+          <w:tcPr>
+            <w:tcW w:type="pct" w:w="35%"/>
+            <w:shd w:fill="FFFFFF" w:color="FFFFFF" w:val="solid"/>
+            <w:tcMar>
+              <w:top w:type="dxa" w:w="40"/>
+              <w:left w:type="dxa" w:w="80"/>
+              <w:bottom w:type="dxa" w:w="40"/>
+              <w:right w:type="dxa" w:w="80"/>
+            </w:tcMar>
+          </w:tcPr>
+          <w:p>
+            <w:pPr>
+              <w:spacing w:after="0"/>
+            </w:pPr>
+            <w:r>
+              <w:rPr>
+                <w:rFonts w:ascii="Calibri" w:cs="Calibri" w:eastAsia="Calibri" w:hAnsi="Calibri"/>
+                <w:b w:val="false"/>
+                <w:bCs w:val="false"/>
+                <w:color w:val="1F2937"/>
+                <w:sz w:val="18"/>
+                <w:szCs w:val="18"/>
+              </w:rPr>
+              <w:t xml:space="preserve">Emerging Markets model (Altman 2005): safe &gt; 2.60, grey 1.10–2.60, distress &lt; 1.10</w:t>
+            </w:r>
+          </w:p>
+        </w:tc>
+      </w:tr>
+      <w:tr>
+        <w:tc>
+          <w:tcPr>
+            <w:tcW w:type="pct" w:w="20%"/>
+            <w:shd w:fill="F3F4F6" w:color="F3F4F6" w:val="solid"/>
+            <w:tcMar>
+              <w:top w:type="dxa" w:w="40"/>
+              <w:left w:type="dxa" w:w="80"/>
+              <w:bottom w:type="dxa" w:w="40"/>
+              <w:right w:type="dxa" w:w="80"/>
+            </w:tcMar>
+          </w:tcPr>
+          <w:p>
+            <w:pPr>
+              <w:spacing w:after="0"/>
+            </w:pPr>
+            <w:r>
+              <w:rPr>
+                <w:rFonts w:ascii="Calibri" w:cs="Calibri" w:eastAsia="Calibri" w:hAnsi="Calibri"/>
+                <w:b w:val="false"/>
+                <w:bCs w:val="false"/>
+                <w:color w:val="1F2937"/>
+                <w:sz w:val="18"/>
+                <w:szCs w:val="18"/>
+              </w:rPr>
+              <w:t xml:space="preserve">Break-Even</w:t>
+            </w:r>
+          </w:p>
+        </w:tc>
+        <w:tc>
+          <w:tcPr>
+            <w:tcW w:type="pct" w:w="45%"/>
+            <w:shd w:fill="F3F4F6" w:color="F3F4F6" w:val="solid"/>
+            <w:tcMar>
+              <w:top w:type="dxa" w:w="40"/>
+              <w:left w:type="dxa" w:w="80"/>
+              <w:bottom w:type="dxa" w:w="40"/>
+              <w:right w:type="dxa" w:w="80"/>
+            </w:tcMar>
+          </w:tcPr>
+          <w:p>
+            <w:pPr>
+              <w:spacing w:after="0"/>
+            </w:pPr>
+            <w:r>
+              <w:rPr>
+                <w:rFonts w:ascii="Calibri" w:cs="Calibri" w:eastAsia="Calibri" w:hAnsi="Calibri"/>
+                <w:b w:val="false"/>
+                <w:bCs w:val="false"/>
+                <w:color w:val="1F2937"/>
+                <w:sz w:val="18"/>
+                <w:szCs w:val="18"/>
+              </w:rPr>
+              <w:t xml:space="preserve">Break-Even Revenue = Fixed Costs / Contribution Margin Ratio</w:t>
+            </w:r>
+          </w:p>
+        </w:tc>
+        <w:tc>
+          <w:tcPr>
+            <w:tcW w:type="pct" w:w="35%"/>
+            <w:shd w:fill="F3F4F6" w:color="F3F4F6" w:val="solid"/>
+            <w:tcMar>
+              <w:top w:type="dxa" w:w="40"/>
+              <w:left w:type="dxa" w:w="80"/>
+              <w:bottom w:type="dxa" w:w="40"/>
+              <w:right w:type="dxa" w:w="80"/>
+            </w:tcMar>
+          </w:tcPr>
+          <w:p>
+            <w:pPr>
+              <w:spacing w:after="0"/>
+            </w:pPr>
+            <w:r>
+              <w:rPr>
+                <w:rFonts w:ascii="Calibri" w:cs="Calibri" w:eastAsia="Calibri" w:hAnsi="Calibri"/>
+                <w:b w:val="false"/>
+                <w:bCs w:val="false"/>
+                <w:color w:val="1F2937"/>
+                <w:sz w:val="18"/>
+                <w:szCs w:val="18"/>
+              </w:rPr>
+              <w:t xml:space="preserve">Margin of Safety = (Revenue − BER) / Revenue</w:t>
             </w:r>
           </w:p>
         </w:tc>

--- a/Engine_Overview.docx
+++ b/Engine_Overview.docx
@@ -15721,7 +15721,7 @@
           <w:sz w:val="20"/>
           <w:szCs w:val="20"/>
         </w:rPr>
-        <w:t xml:space="preserve">build-scenarios.ts (445 lines) — Builds all assumption arrays per scenario; maps ROW_SPECS keys to row positions for cross-sheet references</w:t>
+        <w:t xml:space="preserve">build-scenarios.ts (471 lines) — Builds all assumption arrays per scenario; maps ROW_SPECS keys for cross-sheet references; includes ROIC, ICR, EBITDA Margin in Dashboard output metrics</w:t>
       </w:r>
     </w:p>
     <w:p>
@@ -15740,7 +15740,7 @@
           <w:sz w:val="20"/>
           <w:szCs w:val="20"/>
         </w:rPr>
-        <w:t xml:space="preserve">build-calc-sheets.ts (707 lines) — Creates hidden formula sheets (_Calc_Base, _Calc_Opt, _Calc_Con) with 90-row IS/BS/CF replicas that reference the Scenarios tab</w:t>
+        <w:t xml:space="preserve">build-calc-sheets.ts (835 lines) — Creates hidden formula sheets (_Calc_Base, _Calc_Opt, _Calc_Con) with 105-row IS/BS/CF replicas including Distributable Profit, Cumulative Legal Reserve, NOPAT, FCFF, EPD Paid rows</w:t>
       </w:r>
     </w:p>
     <w:p>
@@ -15759,7 +15759,7 @@
           <w:sz w:val="20"/>
           <w:szCs w:val="20"/>
         </w:rPr>
-        <w:t xml:space="preserve">build-dashboard.ts (397 lines) — Scenario comparison with IF() formulas switching between scenario calc sheets based on a dropdown</w:t>
+        <w:t xml:space="preserve">build-dashboard.ts (397 lines) — Scenario comparison with IF() formulas; includes Revenue, EBITDA, NI, EPS, CFO, FCF, Total Equity, ROIC, ICR, EBITDA Margin, ROE, ROA, Current Ratio, D/E</w:t>
       </w:r>
     </w:p>
     <w:p>

--- a/Engine_Overview.docx
+++ b/Engine_Overview.docx
@@ -277,7 +277,7 @@
           <w:sz w:val="20"/>
           <w:szCs w:val="20"/>
         </w:rPr>
-        <w:t xml:space="preserve">Compliance: Egyptian Law 159/1981 Profit Waterfall · Law 91/2005 Tax</w:t>
+        <w:t xml:space="preserve">AI: Chat Analyst (Groq/Llama 3.1) · Validation Agent (Claude)</w:t>
       </w:r>
     </w:p>
     <w:p>
@@ -303,7 +303,7 @@
           <w:sz w:val="20"/>
           <w:szCs w:val="20"/>
         </w:rPr>
-        <w:t xml:space="preserve">Localization: English / Arabic · Egyptian Market · CBE Metrics</w:t>
+        <w:t xml:space="preserve">Compliance: Egyptian Law 159/1981 Profit Waterfall · Law 91/2005 Tax</w:t>
       </w:r>
     </w:p>
     <w:p>
@@ -329,7 +329,33 @@
           <w:sz w:val="20"/>
           <w:szCs w:val="20"/>
         </w:rPr>
-        <w:t xml:space="preserve">27 UI Components · 19 Navigation Tabs · Zustand State Management</w:t>
+        <w:t xml:space="preserve">Localization: English / Arabic · Egyptian Market · CBE Metrics</w:t>
+      </w:r>
+    </w:p>
+    <w:p>
+      <w:pPr>
+        <w:spacing w:after="60"/>
+        <w:jc w:val="center"/>
+      </w:pPr>
+      <w:r>
+        <w:rPr>
+          <w:rFonts w:ascii="Calibri" w:cs="Calibri" w:eastAsia="Calibri" w:hAnsi="Calibri"/>
+          <w:b/>
+          <w:bCs/>
+          <w:color w:val="3B82F6"/>
+          <w:sz w:val="20"/>
+          <w:szCs w:val="20"/>
+        </w:rPr>
+        <w:t xml:space="preserve">›  </w:t>
+      </w:r>
+      <w:r>
+        <w:rPr>
+          <w:rFonts w:ascii="Calibri" w:cs="Calibri" w:eastAsia="Calibri" w:hAnsi="Calibri"/>
+          <w:color w:val="1F2937"/>
+          <w:sz w:val="20"/>
+          <w:szCs w:val="20"/>
+        </w:rPr>
+        <w:t xml:space="preserve">31 UI Components · 19 Navigation Tabs · Zustand State Management</w:t>
       </w:r>
     </w:p>
     <w:p>
@@ -365,7 +391,7 @@
           <w:sz w:val="18"/>
           <w:szCs w:val="18"/>
         </w:rPr>
-        <w:t xml:space="preserve">Generated: March 14, 2026</w:t>
+        <w:t xml:space="preserve">Generated: March 17, 2026</w:t>
       </w:r>
     </w:p>
     <w:p>
@@ -785,7 +811,7 @@
           <w:sz w:val="22"/>
           <w:szCs w:val="22"/>
         </w:rPr>
-        <w:t xml:space="preserve">UI Components (27 total)</w:t>
+        <w:t xml:space="preserve">UI Components (31 total)</w:t>
       </w:r>
       <w:r>
         <w:rPr>
@@ -921,7 +947,7 @@
           <w:sz w:val="22"/>
           <w:szCs w:val="22"/>
         </w:rPr>
-        <w:t xml:space="preserve">Key Design Decisions</w:t>
+        <w:t xml:space="preserve">AI Chat Analyst (Groq)</w:t>
       </w:r>
       <w:r>
         <w:rPr>
@@ -930,7 +956,7 @@
           <w:sz w:val="18"/>
           <w:szCs w:val="18"/>
         </w:rPr>
-        <w:t xml:space="preserve">  ............................................................</w:t>
+        <w:t xml:space="preserve">  ..........................................................</w:t>
       </w:r>
     </w:p>
     <w:p>
@@ -947,6 +973,40 @@
           <w:szCs w:val="22"/>
         </w:rPr>
         <w:t xml:space="preserve">17.  </w:t>
+      </w:r>
+      <w:r>
+        <w:rPr>
+          <w:rFonts w:ascii="Calibri" w:cs="Calibri" w:eastAsia="Calibri" w:hAnsi="Calibri"/>
+          <w:color w:val="1F2937"/>
+          <w:sz w:val="22"/>
+          <w:szCs w:val="22"/>
+        </w:rPr>
+        <w:t xml:space="preserve">Key Design Decisions</w:t>
+      </w:r>
+      <w:r>
+        <w:rPr>
+          <w:rFonts w:ascii="Calibri" w:cs="Calibri" w:eastAsia="Calibri" w:hAnsi="Calibri"/>
+          <w:color w:val="D1D5DB"/>
+          <w:sz w:val="18"/>
+          <w:szCs w:val="18"/>
+        </w:rPr>
+        <w:t xml:space="preserve">  ............................................................</w:t>
+      </w:r>
+    </w:p>
+    <w:p>
+      <w:pPr>
+        <w:spacing w:after="80"/>
+      </w:pPr>
+      <w:r>
+        <w:rPr>
+          <w:rFonts w:ascii="Calibri" w:cs="Calibri" w:eastAsia="Calibri" w:hAnsi="Calibri"/>
+          <w:b/>
+          <w:bCs/>
+          <w:color w:val="1E3A8A"/>
+          <w:sz w:val="22"/>
+          <w:szCs w:val="22"/>
+        </w:rPr>
+        <w:t xml:space="preserve">18.  </w:t>
       </w:r>
       <w:r>
         <w:rPr>
@@ -2456,7 +2516,7 @@
           <w:sz w:val="18"/>
           <w:szCs w:val="18"/>
         </w:rPr>
-        <w:t xml:space="preserve">│   ├── store.ts                # Zustand store (28 KB, 20+ actions)</w:t>
+        <w:t xml:space="preserve">│   ├── services/</w:t>
       </w:r>
     </w:p>
     <w:p>
@@ -2472,7 +2532,7 @@
           <w:sz w:val="18"/>
           <w:szCs w:val="18"/>
         </w:rPr>
-        <w:t xml:space="preserve">│   ├── ratios.ts               # 35+ financial ratios (DuPont, Altman Z, Break-Even)</w:t>
+        <w:t xml:space="preserve">│   │   └── analyst.ts          # Groq/Llama 3.1 AI chat analyst (215 lines)</w:t>
       </w:r>
     </w:p>
     <w:p>
@@ -2488,7 +2548,7 @@
           <w:sz w:val="18"/>
           <w:szCs w:val="18"/>
         </w:rPr>
-        <w:t xml:space="preserve">│   ├── monte-carlo.ts          # Monte Carlo simulation (4 distributions)</w:t>
+        <w:t xml:space="preserve">│   ├── store.ts                # Zustand store (28 KB, 20+ actions)</w:t>
       </w:r>
     </w:p>
     <w:p>
@@ -2504,7 +2564,7 @@
           <w:sz w:val="18"/>
           <w:szCs w:val="18"/>
         </w:rPr>
-        <w:t xml:space="preserve">│   ├── sensitivity.ts          # 1-way and 2-way sensitivity analysis</w:t>
+        <w:t xml:space="preserve">│   ├── ratios.ts               # 35+ financial ratios (DuPont, Altman Z, Break-Even)</w:t>
       </w:r>
     </w:p>
     <w:p>
@@ -2520,7 +2580,7 @@
           <w:sz w:val="18"/>
           <w:szCs w:val="18"/>
         </w:rPr>
-        <w:t xml:space="preserve">│   ├── scenario-manager.ts     # Scenario CRUD + comparison</w:t>
+        <w:t xml:space="preserve">│   ├── cash-flow-indirect.ts   # CF reconciliation utilities</w:t>
       </w:r>
     </w:p>
     <w:p>
@@ -2536,7 +2596,7 @@
           <w:sz w:val="18"/>
           <w:szCs w:val="18"/>
         </w:rPr>
-        <w:t xml:space="preserve">│   ├── scenarios.ts            # Pre-defined scenario definitions</w:t>
+        <w:t xml:space="preserve">│   ├── monte-carlo.ts          # Monte Carlo simulation (4 distributions)</w:t>
       </w:r>
     </w:p>
     <w:p>
@@ -2552,7 +2612,7 @@
           <w:sz w:val="18"/>
           <w:szCs w:val="18"/>
         </w:rPr>
-        <w:t xml:space="preserve">│   ├── i18n/labels.ts          # Bilingual labels (English / Arabic)</w:t>
+        <w:t xml:space="preserve">│   ├── sensitivity.ts          # 1-way and 2-way sensitivity analysis</w:t>
       </w:r>
     </w:p>
     <w:p>
@@ -2568,7 +2628,7 @@
           <w:sz w:val="18"/>
           <w:szCs w:val="18"/>
         </w:rPr>
-        <w:t xml:space="preserve">│   ├── templates/egyptian-industries.ts  # 5 sector-specific assumption templates</w:t>
+        <w:t xml:space="preserve">│   ├── scenario-manager.ts     # Scenario CRUD + comparison</w:t>
       </w:r>
     </w:p>
     <w:p>
@@ -2584,7 +2644,7 @@
           <w:sz w:val="18"/>
           <w:szCs w:val="18"/>
         </w:rPr>
-        <w:t xml:space="preserve">│   ├── schedules/egyptian-depreciation.ts</w:t>
+        <w:t xml:space="preserve">│   ├── scenarios.ts            # Pre-defined scenario definitions</w:t>
       </w:r>
     </w:p>
     <w:p>
@@ -2600,7 +2660,7 @@
           <w:sz w:val="18"/>
           <w:szCs w:val="18"/>
         </w:rPr>
-        <w:t xml:space="preserve">│   └── utils.ts                # Multi-currency formatting utilities</w:t>
+        <w:t xml:space="preserve">│   ├── i18n/labels.ts          # 130 bilingual labels (English / Arabic)</w:t>
       </w:r>
     </w:p>
     <w:p>
@@ -2616,7 +2676,7 @@
           <w:sz w:val="18"/>
           <w:szCs w:val="18"/>
         </w:rPr>
-        <w:t xml:space="preserve">└── components/                 # 27 React UI components</w:t>
+        <w:t xml:space="preserve">│   ├── templates/egyptian-industries.ts  # 5 sector-specific assumption templates</w:t>
       </w:r>
     </w:p>
     <w:p>
@@ -2632,7 +2692,7 @@
           <w:sz w:val="18"/>
           <w:szCs w:val="18"/>
         </w:rPr>
-        <w:t xml:space="preserve">    ├── Dashboard, Sidebar, ModelPage, ValidationPage, ...</w:t>
+        <w:t xml:space="preserve">│   ├── schedules/egyptian-depreciation.ts</w:t>
       </w:r>
     </w:p>
     <w:p>
@@ -2648,7 +2708,7 @@
           <w:sz w:val="18"/>
           <w:szCs w:val="18"/>
         </w:rPr>
-        <w:t xml:space="preserve">    ├── DCFPage, ValuationPage, CBEMetricsPage    (NEW)</w:t>
+        <w:t xml:space="preserve">│   └── utils.ts                # Multi-currency formatting (6 currencies)</w:t>
       </w:r>
     </w:p>
     <w:p>
@@ -2664,7 +2724,135 @@
           <w:sz w:val="18"/>
           <w:szCs w:val="18"/>
         </w:rPr>
-        <w:t xml:space="preserve">    ├── ErrorBanner, ConflictModal                (NEW)</w:t>
+        <w:t xml:space="preserve">├── app/</w:t>
+      </w:r>
+    </w:p>
+    <w:p>
+      <w:pPr>
+        <w:shd w:fill="F8F9FA" w:color="F8F9FA" w:val="solid"/>
+        <w:spacing w:after="20"/>
+        <w:ind w:left="360"/>
+      </w:pPr>
+      <w:r>
+        <w:rPr>
+          <w:rFonts w:ascii="Consolas" w:cs="Consolas" w:eastAsia="Consolas" w:hAnsi="Consolas"/>
+          <w:color w:val="3B82F6"/>
+          <w:sz w:val="18"/>
+          <w:szCs w:val="18"/>
+        </w:rPr>
+        <w:t xml:space="preserve">│   ├── page.tsx                # Main page (tab router, 4850 lines)</w:t>
+      </w:r>
+    </w:p>
+    <w:p>
+      <w:pPr>
+        <w:shd w:fill="F8F9FA" w:color="F8F9FA" w:val="solid"/>
+        <w:spacing w:after="20"/>
+        <w:ind w:left="360"/>
+      </w:pPr>
+      <w:r>
+        <w:rPr>
+          <w:rFonts w:ascii="Consolas" w:cs="Consolas" w:eastAsia="Consolas" w:hAnsi="Consolas"/>
+          <w:color w:val="3B82F6"/>
+          <w:sz w:val="18"/>
+          <w:szCs w:val="18"/>
+        </w:rPr>
+        <w:t xml:space="preserve">│   ├── layout.tsx              # Root layout (748 lines)</w:t>
+      </w:r>
+    </w:p>
+    <w:p>
+      <w:pPr>
+        <w:shd w:fill="F8F9FA" w:color="F8F9FA" w:val="solid"/>
+        <w:spacing w:after="20"/>
+        <w:ind w:left="360"/>
+      </w:pPr>
+      <w:r>
+        <w:rPr>
+          <w:rFonts w:ascii="Consolas" w:cs="Consolas" w:eastAsia="Consolas" w:hAnsi="Consolas"/>
+          <w:color w:val="3B82F6"/>
+          <w:sz w:val="18"/>
+          <w:szCs w:val="18"/>
+        </w:rPr>
+        <w:t xml:space="preserve">│   ├── globals.css             # Design system</w:t>
+      </w:r>
+    </w:p>
+    <w:p>
+      <w:pPr>
+        <w:shd w:fill="F8F9FA" w:color="F8F9FA" w:val="solid"/>
+        <w:spacing w:after="20"/>
+        <w:ind w:left="360"/>
+      </w:pPr>
+      <w:r>
+        <w:rPr>
+          <w:rFonts w:ascii="Consolas" w:cs="Consolas" w:eastAsia="Consolas" w:hAnsi="Consolas"/>
+          <w:color w:val="3B82F6"/>
+          <w:sz w:val="18"/>
+          <w:szCs w:val="18"/>
+        </w:rPr>
+        <w:t xml:space="preserve">│   └── api/validate/route.ts   # Claude API proxy for validation</w:t>
+      </w:r>
+    </w:p>
+    <w:p>
+      <w:pPr>
+        <w:shd w:fill="F8F9FA" w:color="F8F9FA" w:val="solid"/>
+        <w:spacing w:after="20"/>
+        <w:ind w:left="360"/>
+      </w:pPr>
+      <w:r>
+        <w:rPr>
+          <w:rFonts w:ascii="Consolas" w:cs="Consolas" w:eastAsia="Consolas" w:hAnsi="Consolas"/>
+          <w:color w:val="3B82F6"/>
+          <w:sz w:val="18"/>
+          <w:szCs w:val="18"/>
+        </w:rPr>
+        <w:t xml:space="preserve">└── components/                 # 31 React UI components</w:t>
+      </w:r>
+    </w:p>
+    <w:p>
+      <w:pPr>
+        <w:shd w:fill="F8F9FA" w:color="F8F9FA" w:val="solid"/>
+        <w:spacing w:after="20"/>
+        <w:ind w:left="360"/>
+      </w:pPr>
+      <w:r>
+        <w:rPr>
+          <w:rFonts w:ascii="Consolas" w:cs="Consolas" w:eastAsia="Consolas" w:hAnsi="Consolas"/>
+          <w:color w:val="3B82F6"/>
+          <w:sz w:val="18"/>
+          <w:szCs w:val="18"/>
+        </w:rPr>
+        <w:t xml:space="preserve">    ├── Navbar, Dashboard, ModelPage, ValidationPage, ...</w:t>
+      </w:r>
+    </w:p>
+    <w:p>
+      <w:pPr>
+        <w:shd w:fill="F8F9FA" w:color="F8F9FA" w:val="solid"/>
+        <w:spacing w:after="20"/>
+        <w:ind w:left="360"/>
+      </w:pPr>
+      <w:r>
+        <w:rPr>
+          <w:rFonts w:ascii="Consolas" w:cs="Consolas" w:eastAsia="Consolas" w:hAnsi="Consolas"/>
+          <w:color w:val="3B82F6"/>
+          <w:sz w:val="18"/>
+          <w:szCs w:val="18"/>
+        </w:rPr>
+        <w:t xml:space="preserve">    ├── AnalystPanel (Groq chat), DCFPage, ValuationPage, CBEMetricsPage</w:t>
+      </w:r>
+    </w:p>
+    <w:p>
+      <w:pPr>
+        <w:shd w:fill="F8F9FA" w:color="F8F9FA" w:val="solid"/>
+        <w:spacing w:after="20"/>
+        <w:ind w:left="360"/>
+      </w:pPr>
+      <w:r>
+        <w:rPr>
+          <w:rFonts w:ascii="Consolas" w:cs="Consolas" w:eastAsia="Consolas" w:hAnsi="Consolas"/>
+          <w:color w:val="3B82F6"/>
+          <w:sz w:val="18"/>
+          <w:szCs w:val="18"/>
+        </w:rPr>
+        <w:t xml:space="preserve">    ├── HeroStrip, Navbar, Footer, ErrorBanner, ConflictModal</w:t>
       </w:r>
     </w:p>
     <w:p>
@@ -21960,7 +22148,7 @@
           <w:sz w:val="32"/>
           <w:szCs w:val="32"/>
         </w:rPr>
-        <w:t xml:space="preserve">12. UI Components (27 total)</w:t>
+        <w:t xml:space="preserve">12. UI Components (31 total)</w:t>
       </w:r>
     </w:p>
     <w:p>
@@ -22397,7 +22585,7 @@
                 <w:sz w:val="18"/>
                 <w:szCs w:val="18"/>
               </w:rPr>
-              <w:t xml:space="preserve">~280</w:t>
+              <w:t xml:space="preserve">~700</w:t>
             </w:r>
           </w:p>
         </w:tc>
@@ -22425,7 +22613,7 @@
                 <w:sz w:val="18"/>
                 <w:szCs w:val="18"/>
               </w:rPr>
-              <w:t xml:space="preserve">Displays 80+ integration checks (16 checks × projection years) with pass/fail indicators</w:t>
+              <w:t xml:space="preserve">AI Validation Agent results: critical/major/advisory findings, Egyptian compliance, statistics</w:t>
             </w:r>
           </w:p>
         </w:tc>
@@ -24699,7 +24887,7 @@
           <w:sz w:val="26"/>
           <w:szCs w:val="26"/>
         </w:rPr>
-        <w:t xml:space="preserve">12.7 Charts &amp; System</w:t>
+        <w:t xml:space="preserve">12.7 Navigation &amp; Layout</w:t>
       </w:r>
     </w:p>
     <w:tbl>
@@ -24833,7 +25021,7 @@
                 <w:sz w:val="18"/>
                 <w:szCs w:val="18"/>
               </w:rPr>
-              <w:t xml:space="preserve">RevenueChart.tsx</w:t>
+              <w:t xml:space="preserve">Navbar.tsx</w:t>
             </w:r>
           </w:p>
         </w:tc>
@@ -24861,7 +25049,7 @@
                 <w:sz w:val="18"/>
                 <w:szCs w:val="18"/>
               </w:rPr>
-              <w:t xml:space="preserve">~85</w:t>
+              <w:t xml:space="preserve">268</w:t>
             </w:r>
           </w:p>
         </w:tc>
@@ -24889,7 +25077,7 @@
                 <w:sz w:val="18"/>
                 <w:szCs w:val="18"/>
               </w:rPr>
-              <w:t xml:space="preserve">Revenue bar chart built with Recharts, shows historical + projected</w:t>
+              <w:t xml:space="preserve">Responsive desktop/mobile navigation: 6 primary tabs + "More" dropdown (13 items), Export dropdown (Excel/PDF/CSV/JSON), Undo/Redo, Calculate button, hamburger menu for mobile</w:t>
             </w:r>
           </w:p>
         </w:tc>
@@ -24919,7 +25107,7 @@
                 <w:sz w:val="18"/>
                 <w:szCs w:val="18"/>
               </w:rPr>
-              <w:t xml:space="preserve">MarginChart.tsx</w:t>
+              <w:t xml:space="preserve">HeroStrip.tsx</w:t>
             </w:r>
           </w:p>
         </w:tc>
@@ -24947,7 +25135,7 @@
                 <w:sz w:val="18"/>
                 <w:szCs w:val="18"/>
               </w:rPr>
-              <w:t xml:space="preserve">~55</w:t>
+              <w:t xml:space="preserve">41</w:t>
             </w:r>
           </w:p>
         </w:tc>
@@ -24975,7 +25163,7 @@
                 <w:sz w:val="18"/>
                 <w:szCs w:val="18"/>
               </w:rPr>
-              <w:t xml:space="preserve">Gross/Operating/Net margin line chart with period labels</w:t>
+              <w:t xml:space="preserve">Hero banner with solver convergence status badge (converged ✓ / not converged)</w:t>
             </w:r>
           </w:p>
         </w:tc>
@@ -25005,7 +25193,7 @@
                 <w:sz w:val="18"/>
                 <w:szCs w:val="18"/>
               </w:rPr>
-              <w:t xml:space="preserve">ErrorBanner.tsx</w:t>
+              <w:t xml:space="preserve">Footer.tsx</w:t>
             </w:r>
           </w:p>
         </w:tc>
@@ -25033,7 +25221,7 @@
                 <w:sz w:val="18"/>
                 <w:szCs w:val="18"/>
               </w:rPr>
-              <w:t xml:space="preserve">75</w:t>
+              <w:t xml:space="preserve">17</w:t>
             </w:r>
           </w:p>
         </w:tc>
@@ -25061,818 +25249,12 @@
                 <w:sz w:val="18"/>
                 <w:szCs w:val="18"/>
               </w:rPr>
-              <w:t xml:space="preserve">Auto-dismissing (10s) error alert banner with Retry button, shown when calculateModel() throws</w:t>
-            </w:r>
-          </w:p>
-        </w:tc>
-      </w:tr>
-      <w:tr>
-        <w:tc>
-          <w:tcPr>
-            <w:tcW w:type="pct" w:w="28%"/>
-            <w:shd w:fill="FFFFFF" w:color="FFFFFF" w:val="solid"/>
-            <w:tcMar>
-              <w:top w:type="dxa" w:w="40"/>
-              <w:left w:type="dxa" w:w="80"/>
-              <w:bottom w:type="dxa" w:w="40"/>
-              <w:right w:type="dxa" w:w="80"/>
-            </w:tcMar>
-          </w:tcPr>
-          <w:p>
-            <w:pPr>
-              <w:spacing w:after="0"/>
-            </w:pPr>
-            <w:r>
-              <w:rPr>
-                <w:rFonts w:ascii="Calibri" w:cs="Calibri" w:eastAsia="Calibri" w:hAnsi="Calibri"/>
-                <w:b w:val="false"/>
-                <w:bCs w:val="false"/>
-                <w:color w:val="1F2937"/>
-                <w:sz w:val="18"/>
-                <w:szCs w:val="18"/>
-              </w:rPr>
-              <w:t xml:space="preserve">ConflictModal.tsx</w:t>
-            </w:r>
-          </w:p>
-        </w:tc>
-        <w:tc>
-          <w:tcPr>
-            <w:tcW w:type="pct" w:w="10%"/>
-            <w:shd w:fill="FFFFFF" w:color="FFFFFF" w:val="solid"/>
-            <w:tcMar>
-              <w:top w:type="dxa" w:w="40"/>
-              <w:left w:type="dxa" w:w="80"/>
-              <w:bottom w:type="dxa" w:w="40"/>
-              <w:right w:type="dxa" w:w="80"/>
-            </w:tcMar>
-          </w:tcPr>
-          <w:p>
-            <w:pPr>
-              <w:spacing w:after="0"/>
-            </w:pPr>
-            <w:r>
-              <w:rPr>
-                <w:rFonts w:ascii="Calibri" w:cs="Calibri" w:eastAsia="Calibri" w:hAnsi="Calibri"/>
-                <w:b w:val="false"/>
-                <w:bCs w:val="false"/>
-                <w:color w:val="1F2937"/>
-                <w:sz w:val="18"/>
-                <w:szCs w:val="18"/>
-              </w:rPr>
-              <w:t xml:space="preserve">76</w:t>
-            </w:r>
-          </w:p>
-        </w:tc>
-        <w:tc>
-          <w:tcPr>
-            <w:tcW w:type="pct" w:w="62%"/>
-            <w:shd w:fill="FFFFFF" w:color="FFFFFF" w:val="solid"/>
-            <w:tcMar>
-              <w:top w:type="dxa" w:w="40"/>
-              <w:left w:type="dxa" w:w="80"/>
-              <w:bottom w:type="dxa" w:w="40"/>
-              <w:right w:type="dxa" w:w="80"/>
-            </w:tcMar>
-          </w:tcPr>
-          <w:p>
-            <w:pPr>
-              <w:spacing w:after="0"/>
-            </w:pPr>
-            <w:r>
-              <w:rPr>
-                <w:rFonts w:ascii="Calibri" w:cs="Calibri" w:eastAsia="Calibri" w:hAnsi="Calibri"/>
-                <w:b w:val="false"/>
-                <w:bCs w:val="false"/>
-                <w:color w:val="1F2937"/>
-                <w:sz w:val="18"/>
-                <w:szCs w:val="18"/>
-              </w:rPr>
-              <w:t xml:space="preserve">Multi-tab conflict detection modal — Keep Mine / Load Latest / Dismiss options when localStorage is modified by another tab</w:t>
+              <w:t xml:space="preserve">Site footer with author credit and engine description</w:t>
             </w:r>
           </w:p>
         </w:tc>
       </w:tr>
     </w:tbl>
-    <w:p>
-      <w:pPr>
-        <w:pStyle w:val="Heading1"/>
-        <w:pBdr>
-          <w:bottom w:val="single" w:color="3B82F6" w:sz="3"/>
-        </w:pBdr>
-        <w:spacing w:before="360" w:after="120"/>
-      </w:pPr>
-      <w:r>
-        <w:rPr>
-          <w:rFonts w:ascii="Calibri" w:cs="Calibri" w:eastAsia="Calibri" w:hAnsi="Calibri"/>
-          <w:b/>
-          <w:bCs/>
-          <w:color w:val="1E3A8A"/>
-          <w:sz w:val="32"/>
-          <w:szCs w:val="32"/>
-        </w:rPr>
-        <w:t xml:space="preserve">13. Navigation &amp; Tab System</w:t>
-      </w:r>
-    </w:p>
-    <w:p>
-      <w:pPr>
-        <w:spacing w:after="80"/>
-        <w:jc w:val="left"/>
-      </w:pPr>
-      <w:r>
-        <w:rPr>
-          <w:rFonts w:ascii="Calibri" w:cs="Calibri" w:eastAsia="Calibri" w:hAnsi="Calibri"/>
-          <w:b w:val="false"/>
-          <w:bCs w:val="false"/>
-          <w:i w:val="false"/>
-          <w:iCs w:val="false"/>
-          <w:color w:val="1F2937"/>
-          <w:sz w:val="20"/>
-          <w:szCs w:val="20"/>
-        </w:rPr>
-        <w:t xml:space="preserve">The app uses a 19-tab system controlled by the Zustand store's activeTab field:</w:t>
-      </w:r>
-    </w:p>
-    <w:p>
-      <w:pPr>
-        <w:shd w:fill="F8F9FA" w:color="F8F9FA" w:val="solid"/>
-        <w:spacing w:after="20"/>
-        <w:ind w:left="360"/>
-      </w:pPr>
-      <w:r>
-        <w:rPr>
-          <w:rFonts w:ascii="Consolas" w:cs="Consolas" w:eastAsia="Consolas" w:hAnsi="Consolas"/>
-          <w:color w:val="3B82F6"/>
-          <w:sz w:val="18"/>
-          <w:szCs w:val="18"/>
-        </w:rPr>
-        <w:t xml:space="preserve">dashboard → income → balance → cashflow → ratios → model →</w:t>
-      </w:r>
-    </w:p>
-    <w:p>
-      <w:pPr>
-        <w:shd w:fill="F8F9FA" w:color="F8F9FA" w:val="solid"/>
-        <w:spacing w:after="20"/>
-        <w:ind w:left="360"/>
-      </w:pPr>
-      <w:r>
-        <w:rPr>
-          <w:rFonts w:ascii="Consolas" w:cs="Consolas" w:eastAsia="Consolas" w:hAnsi="Consolas"/>
-          <w:color w:val="3B82F6"/>
-          <w:sz w:val="18"/>
-          <w:szCs w:val="18"/>
-        </w:rPr>
-        <w:t xml:space="preserve">working-capital → depreciation → debt-schedule →</w:t>
-      </w:r>
-    </w:p>
-    <w:p>
-      <w:pPr>
-        <w:shd w:fill="F8F9FA" w:color="F8F9FA" w:val="solid"/>
-        <w:spacing w:after="20"/>
-        <w:ind w:left="360"/>
-      </w:pPr>
-      <w:r>
-        <w:rPr>
-          <w:rFonts w:ascii="Consolas" w:cs="Consolas" w:eastAsia="Consolas" w:hAnsi="Consolas"/>
-          <w:color w:val="3B82F6"/>
-          <w:sz w:val="18"/>
-          <w:szCs w:val="18"/>
-        </w:rPr>
-        <w:t xml:space="preserve">dcf → valuation → cbe-metrics →</w:t>
-      </w:r>
-    </w:p>
-    <w:p>
-      <w:pPr>
-        <w:shd w:fill="F8F9FA" w:color="F8F9FA" w:val="solid"/>
-        <w:spacing w:after="20"/>
-        <w:ind w:left="360"/>
-      </w:pPr>
-      <w:r>
-        <w:rPr>
-          <w:rFonts w:ascii="Consolas" w:cs="Consolas" w:eastAsia="Consolas" w:hAnsi="Consolas"/>
-          <w:color w:val="3B82F6"/>
-          <w:sz w:val="18"/>
-          <w:szCs w:val="18"/>
-        </w:rPr>
-        <w:t xml:space="preserve">scenarios → sensitivity → montecarlo →</w:t>
-      </w:r>
-    </w:p>
-    <w:p>
-      <w:pPr>
-        <w:shd w:fill="F8F9FA" w:color="F8F9FA" w:val="solid"/>
-        <w:spacing w:after="20"/>
-        <w:ind w:left="360"/>
-      </w:pPr>
-      <w:r>
-        <w:rPr>
-          <w:rFonts w:ascii="Consolas" w:cs="Consolas" w:eastAsia="Consolas" w:hAnsi="Consolas"/>
-          <w:color w:val="3B82F6"/>
-          <w:sz w:val="18"/>
-          <w:szCs w:val="18"/>
-        </w:rPr>
-        <w:t xml:space="preserve">import → historicaldata → validation → company-settings</w:t>
-      </w:r>
-    </w:p>
-    <w:p>
-      <w:pPr>
-        <w:spacing w:after="80"/>
-        <w:jc w:val="left"/>
-      </w:pPr>
-      <w:r>
-        <w:rPr>
-          <w:rFonts w:ascii="Calibri" w:cs="Calibri" w:eastAsia="Calibri" w:hAnsi="Calibri"/>
-          <w:b w:val="false"/>
-          <w:bCs w:val="false"/>
-          <w:i w:val="false"/>
-          <w:iCs w:val="false"/>
-          <w:color w:val="1F2937"/>
-          <w:sz w:val="20"/>
-          <w:szCs w:val="20"/>
-        </w:rPr>
-        <w:t xml:space="preserve">Each tab is rendered as a separate component in page.tsx based on the activeTab value. The Sidebar component provides navigation buttons with icons for each section.</w:t>
-      </w:r>
-    </w:p>
-    <w:p>
-      <w:pPr>
-        <w:spacing w:after="80"/>
-        <w:jc w:val="left"/>
-      </w:pPr>
-      <w:r>
-        <w:rPr>
-          <w:rFonts w:ascii="Calibri" w:cs="Calibri" w:eastAsia="Calibri" w:hAnsi="Calibri"/>
-          <w:b w:val="false"/>
-          <w:bCs w:val="false"/>
-          <w:i w:val="false"/>
-          <w:iCs w:val="false"/>
-          <w:color w:val="1F2937"/>
-          <w:sz w:val="20"/>
-          <w:szCs w:val="20"/>
-        </w:rPr>
-        <w:t xml:space="preserve">Keyboard shortcuts: Ctrl+S → Calculate All Scenarios, Ctrl+Z → Undo, Ctrl+Shift+Z → Redo.</w:t>
-      </w:r>
-    </w:p>
-    <w:p>
-      <w:pPr>
-        <w:spacing w:after="80"/>
-        <w:jc w:val="left"/>
-      </w:pPr>
-      <w:r>
-        <w:rPr>
-          <w:rFonts w:ascii="Calibri" w:cs="Calibri" w:eastAsia="Calibri" w:hAnsi="Calibri"/>
-          <w:b w:val="false"/>
-          <w:bCs w:val="false"/>
-          <w:i w:val="false"/>
-          <w:iCs w:val="false"/>
-          <w:color w:val="1F2937"/>
-          <w:sz w:val="20"/>
-          <w:szCs w:val="20"/>
-        </w:rPr>
-        <w:t xml:space="preserve">ScenarioSelector dropdown appears on: dashboard, income, balance, cashflow, working-capital, depreciation, debt-schedule tabs.</w:t>
-      </w:r>
-    </w:p>
-    <w:p>
-      <w:pPr>
-        <w:pStyle w:val="Heading1"/>
-        <w:pBdr>
-          <w:bottom w:val="single" w:color="3B82F6" w:sz="3"/>
-        </w:pBdr>
-        <w:spacing w:before="360" w:after="120"/>
-      </w:pPr>
-      <w:r>
-        <w:rPr>
-          <w:rFonts w:ascii="Calibri" w:cs="Calibri" w:eastAsia="Calibri" w:hAnsi="Calibri"/>
-          <w:b/>
-          <w:bCs/>
-          <w:color w:val="1E3A8A"/>
-          <w:sz w:val="32"/>
-          <w:szCs w:val="32"/>
-        </w:rPr>
-        <w:t xml:space="preserve">14. Data Flow Architecture</w:t>
-      </w:r>
-    </w:p>
-    <w:p>
-      <w:pPr>
-        <w:spacing w:after="80"/>
-        <w:jc w:val="left"/>
-      </w:pPr>
-      <w:r>
-        <w:rPr>
-          <w:rFonts w:ascii="Calibri" w:cs="Calibri" w:eastAsia="Calibri" w:hAnsi="Calibri"/>
-          <w:b w:val="false"/>
-          <w:bCs w:val="false"/>
-          <w:i w:val="false"/>
-          <w:iCs w:val="false"/>
-          <w:color w:val="1F2937"/>
-          <w:sz w:val="20"/>
-          <w:szCs w:val="20"/>
-        </w:rPr>
-        <w:t xml:space="preserve">The system follows a clear input → engine → output pipeline:</w:t>
-      </w:r>
-    </w:p>
-    <w:p>
-      <w:pPr>
-        <w:pStyle w:val="Heading3"/>
-        <w:spacing w:before="200" w:after="60"/>
-      </w:pPr>
-      <w:r>
-        <w:rPr>
-          <w:rFonts w:ascii="Calibri" w:cs="Calibri" w:eastAsia="Calibri" w:hAnsi="Calibri"/>
-          <w:b/>
-          <w:bCs/>
-          <w:color w:val="3B82F6"/>
-          <w:sz w:val="22"/>
-          <w:szCs w:val="22"/>
-        </w:rPr>
-        <w:t xml:space="preserve">Input Layer</w:t>
-      </w:r>
-    </w:p>
-    <w:p>
-      <w:pPr>
-        <w:pStyle w:val="ListParagraph"/>
-        <w:numPr>
-          <w:ilvl w:val="0"/>
-          <w:numId w:val="1"/>
-        </w:numPr>
-        <w:spacing w:after="40"/>
-      </w:pPr>
-      <w:r>
-        <w:rPr>
-          <w:rFonts w:ascii="Calibri" w:cs="Calibri" w:eastAsia="Calibri" w:hAnsi="Calibri"/>
-          <w:color w:val="1F2937"/>
-          <w:sz w:val="20"/>
-          <w:szCs w:val="20"/>
-        </w:rPr>
-        <w:t xml:space="preserve">Historical Data (2-3 years of actual financial data, entered manually or via CSV import)</w:t>
-      </w:r>
-    </w:p>
-    <w:p>
-      <w:pPr>
-        <w:pStyle w:val="ListParagraph"/>
-        <w:numPr>
-          <w:ilvl w:val="0"/>
-          <w:numId w:val="1"/>
-        </w:numPr>
-        <w:spacing w:after="40"/>
-      </w:pPr>
-      <w:r>
-        <w:rPr>
-          <w:rFonts w:ascii="Calibri" w:cs="Calibri" w:eastAsia="Calibri" w:hAnsi="Calibri"/>
-          <w:color w:val="1F2937"/>
-          <w:sz w:val="20"/>
-          <w:szCs w:val="20"/>
-        </w:rPr>
-        <w:t xml:space="preserve">Assumptions (60+ configurable parameters for projections)</w:t>
-      </w:r>
-    </w:p>
-    <w:p>
-      <w:pPr>
-        <w:pStyle w:val="ListParagraph"/>
-        <w:numPr>
-          <w:ilvl w:val="0"/>
-          <w:numId w:val="1"/>
-        </w:numPr>
-        <w:spacing w:after="40"/>
-      </w:pPr>
-      <w:r>
-        <w:rPr>
-          <w:rFonts w:ascii="Calibri" w:cs="Calibri" w:eastAsia="Calibri" w:hAnsi="Calibri"/>
-          <w:color w:val="1F2937"/>
-          <w:sz w:val="20"/>
-          <w:szCs w:val="20"/>
-        </w:rPr>
-        <w:t xml:space="preserve">Scenario Selection (Base / Optimistic / Conservative / Custom)</w:t>
-      </w:r>
-    </w:p>
-    <w:p>
-      <w:pPr>
-        <w:pStyle w:val="ListParagraph"/>
-        <w:numPr>
-          <w:ilvl w:val="0"/>
-          <w:numId w:val="1"/>
-        </w:numPr>
-        <w:spacing w:after="40"/>
-      </w:pPr>
-      <w:r>
-        <w:rPr>
-          <w:rFonts w:ascii="Calibri" w:cs="Calibri" w:eastAsia="Calibri" w:hAnsi="Calibri"/>
-          <w:color w:val="1F2937"/>
-          <w:sz w:val="20"/>
-          <w:szCs w:val="20"/>
-        </w:rPr>
-        <w:t xml:space="preserve">All state managed centrally in the Zustand store</w:t>
-      </w:r>
-    </w:p>
-    <w:p>
-      <w:pPr>
-        <w:pStyle w:val="Heading3"/>
-        <w:spacing w:before="200" w:after="60"/>
-      </w:pPr>
-      <w:r>
-        <w:rPr>
-          <w:rFonts w:ascii="Calibri" w:cs="Calibri" w:eastAsia="Calibri" w:hAnsi="Calibri"/>
-          <w:b/>
-          <w:bCs/>
-          <w:color w:val="3B82F6"/>
-          <w:sz w:val="22"/>
-          <w:szCs w:val="22"/>
-        </w:rPr>
-        <w:t xml:space="preserve">Engine Layer</w:t>
-      </w:r>
-    </w:p>
-    <w:p>
-      <w:pPr>
-        <w:pStyle w:val="ListParagraph"/>
-        <w:numPr>
-          <w:ilvl w:val="0"/>
-          <w:numId w:val="1"/>
-        </w:numPr>
-        <w:spacing w:after="40"/>
-      </w:pPr>
-      <w:r>
-        <w:rPr>
-          <w:rFonts w:ascii="Calibri" w:cs="Calibri" w:eastAsia="Calibri" w:hAnsi="Calibri"/>
-          <w:color w:val="1F2937"/>
-          <w:sz w:val="20"/>
-          <w:szCs w:val="20"/>
-        </w:rPr>
-        <w:t xml:space="preserve">integrator.runFullModel() orchestrates the entire calculation</w:t>
-      </w:r>
-    </w:p>
-    <w:p>
-      <w:pPr>
-        <w:pStyle w:val="ListParagraph"/>
-        <w:numPr>
-          <w:ilvl w:val="0"/>
-          <w:numId w:val="1"/>
-        </w:numPr>
-        <w:spacing w:after="40"/>
-      </w:pPr>
-      <w:r>
-        <w:rPr>
-          <w:rFonts w:ascii="Calibri" w:cs="Calibri" w:eastAsia="Calibri" w:hAnsi="Calibri"/>
-          <w:color w:val="1F2937"/>
-          <w:sz w:val="20"/>
-          <w:szCs w:val="20"/>
-        </w:rPr>
-        <w:t xml:space="preserve">Builds historical IS/BS/CF from raw data</w:t>
-      </w:r>
-    </w:p>
-    <w:p>
-      <w:pPr>
-        <w:pStyle w:val="ListParagraph"/>
-        <w:numPr>
-          <w:ilvl w:val="0"/>
-          <w:numId w:val="1"/>
-        </w:numPr>
-        <w:spacing w:after="40"/>
-      </w:pPr>
-      <w:r>
-        <w:rPr>
-          <w:rFonts w:ascii="Calibri" w:cs="Calibri" w:eastAsia="Calibri" w:hAnsi="Calibri"/>
-          <w:color w:val="1F2937"/>
-          <w:sz w:val="20"/>
-          <w:szCs w:val="20"/>
-        </w:rPr>
-        <w:t xml:space="preserve">For each projection year: runs resolveCircularReferences() (up to 100 iterations per year)</w:t>
-      </w:r>
-    </w:p>
-    <w:p>
-      <w:pPr>
-        <w:pStyle w:val="ListParagraph"/>
-        <w:numPr>
-          <w:ilvl w:val="0"/>
-          <w:numId w:val="1"/>
-        </w:numPr>
-        <w:spacing w:after="40"/>
-      </w:pPr>
-      <w:r>
-        <w:rPr>
-          <w:rFonts w:ascii="Calibri" w:cs="Calibri" w:eastAsia="Calibri" w:hAnsi="Calibri"/>
-          <w:color w:val="1F2937"/>
-          <w:sz w:val="20"/>
-          <w:szCs w:val="20"/>
-        </w:rPr>
-        <w:t xml:space="preserve">Each iteration: IS → BS (cash=plug) → CF → check interest convergence</w:t>
-      </w:r>
-    </w:p>
-    <w:p>
-      <w:pPr>
-        <w:pStyle w:val="ListParagraph"/>
-        <w:numPr>
-          <w:ilvl w:val="0"/>
-          <w:numId w:val="1"/>
-        </w:numPr>
-        <w:spacing w:after="40"/>
-      </w:pPr>
-      <w:r>
-        <w:rPr>
-          <w:rFonts w:ascii="Calibri" w:cs="Calibri" w:eastAsia="Calibri" w:hAnsi="Calibri"/>
-          <w:color w:val="1F2937"/>
-          <w:sz w:val="20"/>
-          <w:szCs w:val="20"/>
-        </w:rPr>
-        <w:t xml:space="preserve">Validates integration with 16 cross-statement checks per year</w:t>
-      </w:r>
-    </w:p>
-    <w:p>
-      <w:pPr>
-        <w:pStyle w:val="ListParagraph"/>
-        <w:numPr>
-          <w:ilvl w:val="0"/>
-          <w:numId w:val="1"/>
-        </w:numPr>
-        <w:spacing w:after="40"/>
-      </w:pPr>
-      <w:r>
-        <w:rPr>
-          <w:rFonts w:ascii="Calibri" w:cs="Calibri" w:eastAsia="Calibri" w:hAnsi="Calibri"/>
-          <w:color w:val="1F2937"/>
-          <w:sz w:val="20"/>
-          <w:szCs w:val="20"/>
-        </w:rPr>
-        <w:t xml:space="preserve">Combines all periods and calculates 23 financial ratios</w:t>
-      </w:r>
-    </w:p>
-    <w:p>
-      <w:pPr>
-        <w:pStyle w:val="Heading3"/>
-        <w:spacing w:before="200" w:after="60"/>
-      </w:pPr>
-      <w:r>
-        <w:rPr>
-          <w:rFonts w:ascii="Calibri" w:cs="Calibri" w:eastAsia="Calibri" w:hAnsi="Calibri"/>
-          <w:b/>
-          <w:bCs/>
-          <w:color w:val="3B82F6"/>
-          <w:sz w:val="22"/>
-          <w:szCs w:val="22"/>
-        </w:rPr>
-        <w:t xml:space="preserve">Output Layer</w:t>
-      </w:r>
-    </w:p>
-    <w:p>
-      <w:pPr>
-        <w:pStyle w:val="ListParagraph"/>
-        <w:numPr>
-          <w:ilvl w:val="0"/>
-          <w:numId w:val="1"/>
-        </w:numPr>
-        <w:spacing w:after="40"/>
-      </w:pPr>
-      <w:r>
-        <w:rPr>
-          <w:rFonts w:ascii="Calibri" w:cs="Calibri" w:eastAsia="Calibri" w:hAnsi="Calibri"/>
-          <w:color w:val="1F2937"/>
-          <w:sz w:val="20"/>
-          <w:szCs w:val="20"/>
-        </w:rPr>
-        <w:t xml:space="preserve">UI Components — Dashboard, statement views, schedule pages, analysis charts</w:t>
-      </w:r>
-    </w:p>
-    <w:p>
-      <w:pPr>
-        <w:pStyle w:val="ListParagraph"/>
-        <w:numPr>
-          <w:ilvl w:val="0"/>
-          <w:numId w:val="1"/>
-        </w:numPr>
-        <w:spacing w:after="40"/>
-      </w:pPr>
-      <w:r>
-        <w:rPr>
-          <w:rFonts w:ascii="Calibri" w:cs="Calibri" w:eastAsia="Calibri" w:hAnsi="Calibri"/>
-          <w:color w:val="1F2937"/>
-          <w:sz w:val="20"/>
-          <w:szCs w:val="20"/>
-        </w:rPr>
-        <w:t xml:space="preserve">Excel Export — 9-tab workbook with 100% live formulas (no hard-coded values)</w:t>
-      </w:r>
-    </w:p>
-    <w:p>
-      <w:pPr>
-        <w:pStyle w:val="ListParagraph"/>
-        <w:numPr>
-          <w:ilvl w:val="0"/>
-          <w:numId w:val="1"/>
-        </w:numPr>
-        <w:spacing w:after="40"/>
-      </w:pPr>
-      <w:r>
-        <w:rPr>
-          <w:rFonts w:ascii="Calibri" w:cs="Calibri" w:eastAsia="Calibri" w:hAnsi="Calibri"/>
-          <w:color w:val="1F2937"/>
-          <w:sz w:val="20"/>
-          <w:szCs w:val="20"/>
-        </w:rPr>
-        <w:t xml:space="preserve">PDF Export — Multi-page professional report</w:t>
-      </w:r>
-    </w:p>
-    <w:p>
-      <w:pPr>
-        <w:pStyle w:val="ListParagraph"/>
-        <w:numPr>
-          <w:ilvl w:val="0"/>
-          <w:numId w:val="1"/>
-        </w:numPr>
-        <w:spacing w:after="40"/>
-      </w:pPr>
-      <w:r>
-        <w:rPr>
-          <w:rFonts w:ascii="Calibri" w:cs="Calibri" w:eastAsia="Calibri" w:hAnsi="Calibri"/>
-          <w:color w:val="1F2937"/>
-          <w:sz w:val="20"/>
-          <w:szCs w:val="20"/>
-        </w:rPr>
-        <w:t xml:space="preserve">CSV/JSON Export — Raw data for external tools</w:t>
-      </w:r>
-    </w:p>
-    <w:p>
-      <w:pPr>
-        <w:pStyle w:val="Heading3"/>
-        <w:spacing w:before="200" w:after="60"/>
-      </w:pPr>
-      <w:r>
-        <w:rPr>
-          <w:rFonts w:ascii="Calibri" w:cs="Calibri" w:eastAsia="Calibri" w:hAnsi="Calibri"/>
-          <w:b/>
-          <w:bCs/>
-          <w:color w:val="3B82F6"/>
-          <w:sz w:val="22"/>
-          <w:szCs w:val="22"/>
-        </w:rPr>
-        <w:t xml:space="preserve">Analysis &amp; Valuation Layer</w:t>
-      </w:r>
-    </w:p>
-    <w:p>
-      <w:pPr>
-        <w:pStyle w:val="ListParagraph"/>
-        <w:numPr>
-          <w:ilvl w:val="0"/>
-          <w:numId w:val="1"/>
-        </w:numPr>
-        <w:spacing w:after="40"/>
-      </w:pPr>
-      <w:r>
-        <w:rPr>
-          <w:rFonts w:ascii="Calibri" w:cs="Calibri" w:eastAsia="Calibri" w:hAnsi="Calibri"/>
-          <w:color w:val="1F2937"/>
-          <w:sz w:val="20"/>
-          <w:szCs w:val="20"/>
-        </w:rPr>
-        <w:t xml:space="preserve">Sensitivity Analysis — One-way and two-way parameter sweeps</w:t>
-      </w:r>
-    </w:p>
-    <w:p>
-      <w:pPr>
-        <w:pStyle w:val="ListParagraph"/>
-        <w:numPr>
-          <w:ilvl w:val="0"/>
-          <w:numId w:val="1"/>
-        </w:numPr>
-        <w:spacing w:after="40"/>
-      </w:pPr>
-      <w:r>
-        <w:rPr>
-          <w:rFonts w:ascii="Calibri" w:cs="Calibri" w:eastAsia="Calibri" w:hAnsi="Calibri"/>
-          <w:color w:val="1F2937"/>
-          <w:sz w:val="20"/>
-          <w:szCs w:val="20"/>
-        </w:rPr>
-        <w:t xml:space="preserve">Monte Carlo Simulation — 10,000 iterations with configurable distributions</w:t>
-      </w:r>
-    </w:p>
-    <w:p>
-      <w:pPr>
-        <w:pStyle w:val="ListParagraph"/>
-        <w:numPr>
-          <w:ilvl w:val="0"/>
-          <w:numId w:val="1"/>
-        </w:numPr>
-        <w:spacing w:after="40"/>
-      </w:pPr>
-      <w:r>
-        <w:rPr>
-          <w:rFonts w:ascii="Calibri" w:cs="Calibri" w:eastAsia="Calibri" w:hAnsi="Calibri"/>
-          <w:color w:val="1F2937"/>
-          <w:sz w:val="20"/>
-          <w:szCs w:val="20"/>
-        </w:rPr>
-        <w:t xml:space="preserve">Scenario Comparison — Side-by-side metric comparison across all scenarios</w:t>
-      </w:r>
-    </w:p>
-    <w:p>
-      <w:pPr>
-        <w:pStyle w:val="ListParagraph"/>
-        <w:numPr>
-          <w:ilvl w:val="0"/>
-          <w:numId w:val="1"/>
-        </w:numPr>
-        <w:spacing w:after="40"/>
-      </w:pPr>
-      <w:r>
-        <w:rPr>
-          <w:rFonts w:ascii="Calibri" w:cs="Calibri" w:eastAsia="Calibri" w:hAnsi="Calibri"/>
-          <w:color w:val="1F2937"/>
-          <w:sz w:val="20"/>
-          <w:szCs w:val="20"/>
-        </w:rPr>
-        <w:t xml:space="preserve">DCF Valuation — WACC (CAPM) → discounted FCFs → terminal value → implied share price</w:t>
-      </w:r>
-    </w:p>
-    <w:p>
-      <w:pPr>
-        <w:pStyle w:val="ListParagraph"/>
-        <w:numPr>
-          <w:ilvl w:val="0"/>
-          <w:numId w:val="1"/>
-        </w:numPr>
-        <w:spacing w:after="40"/>
-      </w:pPr>
-      <w:r>
-        <w:rPr>
-          <w:rFonts w:ascii="Calibri" w:cs="Calibri" w:eastAsia="Calibri" w:hAnsi="Calibri"/>
-          <w:color w:val="1F2937"/>
-          <w:sz w:val="20"/>
-          <w:szCs w:val="20"/>
-        </w:rPr>
-        <w:t xml:space="preserve">Trading Multiples — P/E, EV/EBITDA, P/B, FCF Yield, Dividend Yield vs EGX 30 benchmarks</w:t>
-      </w:r>
-    </w:p>
-    <w:p>
-      <w:pPr>
-        <w:pStyle w:val="ListParagraph"/>
-        <w:numPr>
-          <w:ilvl w:val="0"/>
-          <w:numId w:val="1"/>
-        </w:numPr>
-        <w:spacing w:after="40"/>
-      </w:pPr>
-      <w:r>
-        <w:rPr>
-          <w:rFonts w:ascii="Calibri" w:cs="Calibri" w:eastAsia="Calibri" w:hAnsi="Calibri"/>
-          <w:color w:val="1F2937"/>
-          <w:sz w:val="20"/>
-          <w:szCs w:val="20"/>
-        </w:rPr>
-        <w:t xml:space="preserve">CBE Regulatory Metrics — Debt/EBITDA, Interest Coverage, DSCR, Current Ratio, Net Debt/Equity</w:t>
-      </w:r>
-    </w:p>
-    <w:p>
-      <w:r>
-        <w:br w:type="page"/>
-      </w:r>
-    </w:p>
-    <w:p>
-      <w:pPr>
-        <w:pStyle w:val="Heading1"/>
-        <w:pBdr>
-          <w:bottom w:val="single" w:color="3B82F6" w:sz="3"/>
-        </w:pBdr>
-        <w:spacing w:before="360" w:after="120"/>
-      </w:pPr>
-      <w:r>
-        <w:rPr>
-          <w:rFonts w:ascii="Calibri" w:cs="Calibri" w:eastAsia="Calibri" w:hAnsi="Calibri"/>
-          <w:b/>
-          <w:bCs/>
-          <w:color w:val="1E3A8A"/>
-          <w:sz w:val="32"/>
-          <w:szCs w:val="32"/>
-        </w:rPr>
-        <w:t xml:space="preserve">15. AI Validation Agent (lib/agents/)</w:t>
-      </w:r>
-    </w:p>
-    <w:p>
-      <w:pPr>
-        <w:pBdr>
-          <w:left w:val="single" w:color="3B82F6" w:sz="6"/>
-        </w:pBdr>
-        <w:shd w:fill="EFF6FF" w:color="EFF6FF" w:val="solid"/>
-        <w:spacing w:before="120" w:after="120"/>
-        <w:ind w:left="120"/>
-      </w:pPr>
-      <w:r>
-        <w:rPr>
-          <w:rFonts w:ascii="Calibri" w:cs="Calibri" w:eastAsia="Calibri" w:hAnsi="Calibri"/>
-          <w:b/>
-          <w:bCs/>
-          <w:color w:val="3B82F6"/>
-          <w:sz w:val="20"/>
-          <w:szCs w:val="20"/>
-        </w:rPr>
-        <w:t xml:space="preserve">⚡ </w:t>
-      </w:r>
-      <w:r>
-        <w:rPr>
-          <w:rFonts w:ascii="Calibri" w:cs="Calibri" w:eastAsia="Calibri" w:hAnsi="Calibri"/>
-          <w:b/>
-          <w:bCs/>
-          <w:color w:val="1E3A8A"/>
-          <w:sz w:val="20"/>
-          <w:szCs w:val="20"/>
-        </w:rPr>
-        <w:t xml:space="preserve">A two-phase validation system: Phase 1 runs 19 deterministic rules (free, instant). Phase 2 optionally calls Claude API for deeper AI-powered analysis.</w:t>
-      </w:r>
-    </w:p>
     <w:p>
       <w:pPr>
         <w:pStyle w:val="Heading2"/>
@@ -25887,124 +25269,7 @@
           <w:sz w:val="26"/>
           <w:szCs w:val="26"/>
         </w:rPr>
-        <w:t xml:space="preserve">15.1 Architecture</w:t>
-      </w:r>
-    </w:p>
-    <w:p>
-      <w:pPr>
-        <w:spacing w:after="80"/>
-        <w:jc w:val="left"/>
-      </w:pPr>
-      <w:r>
-        <w:rPr>
-          <w:rFonts w:ascii="Calibri" w:cs="Calibri" w:eastAsia="Calibri" w:hAnsi="Calibri"/>
-          <w:b w:val="false"/>
-          <w:bCs w:val="false"/>
-          <w:i w:val="false"/>
-          <w:iCs w:val="false"/>
-          <w:color w:val="1F2937"/>
-          <w:sz w:val="20"/>
-          <w:szCs w:val="20"/>
-        </w:rPr>
-        <w:t xml:space="preserve">The FinancialValidationAgent class (validation-agent.ts) orchestrates validation with a configurable pipeline:</w:t>
-      </w:r>
-    </w:p>
-    <w:p>
-      <w:pPr>
-        <w:pStyle w:val="ListParagraph"/>
-        <w:numPr>
-          <w:ilvl w:val="0"/>
-          <w:numId w:val="1"/>
-        </w:numPr>
-        <w:spacing w:after="40"/>
-      </w:pPr>
-      <w:r>
-        <w:rPr>
-          <w:rFonts w:ascii="Calibri" w:cs="Calibri" w:eastAsia="Calibri" w:hAnsi="Calibri"/>
-          <w:color w:val="1F2937"/>
-          <w:sz w:val="20"/>
-          <w:szCs w:val="20"/>
-        </w:rPr>
-        <w:t xml:space="preserve">Phase 1 (Local): runAllLocalChecks() executes 19 deterministic validation rules instantly and for free</w:t>
-      </w:r>
-    </w:p>
-    <w:p>
-      <w:pPr>
-        <w:pStyle w:val="ListParagraph"/>
-        <w:numPr>
-          <w:ilvl w:val="0"/>
-          <w:numId w:val="1"/>
-        </w:numPr>
-        <w:spacing w:after="40"/>
-      </w:pPr>
-      <w:r>
-        <w:rPr>
-          <w:rFonts w:ascii="Calibri" w:cs="Calibri" w:eastAsia="Calibri" w:hAnsi="Calibri"/>
-          <w:color w:val="1F2937"/>
-          <w:sz w:val="20"/>
-          <w:szCs w:val="20"/>
-        </w:rPr>
-        <w:t xml:space="preserve">Phase 2 (AI): If local checks fail AND config.runAIChecks is true, sends model data to Claude API via /api/validate</w:t>
-      </w:r>
-    </w:p>
-    <w:p>
-      <w:pPr>
-        <w:pStyle w:val="ListParagraph"/>
-        <w:numPr>
-          <w:ilvl w:val="0"/>
-          <w:numId w:val="1"/>
-        </w:numPr>
-        <w:spacing w:after="40"/>
-      </w:pPr>
-      <w:r>
-        <w:rPr>
-          <w:rFonts w:ascii="Calibri" w:cs="Calibri" w:eastAsia="Calibri" w:hAnsi="Calibri"/>
-          <w:color w:val="1F2937"/>
-          <w:sz w:val="20"/>
-          <w:szCs w:val="20"/>
-        </w:rPr>
-        <w:t xml:space="preserve">Results are merged and deduplicated by rule+period+scenario+field key</w:t>
-      </w:r>
-    </w:p>
-    <w:p>
-      <w:pPr>
-        <w:pStyle w:val="ListParagraph"/>
-        <w:numPr>
-          <w:ilvl w:val="0"/>
-          <w:numId w:val="1"/>
-        </w:numPr>
-        <w:spacing w:after="40"/>
-      </w:pPr>
-      <w:r>
-        <w:rPr>
-          <w:rFonts w:ascii="Calibri" w:cs="Calibri" w:eastAsia="Calibri" w:hAnsi="Calibri"/>
-          <w:color w:val="1F2937"/>
-          <w:sz w:val="20"/>
-          <w:szCs w:val="20"/>
-        </w:rPr>
-        <w:t xml:space="preserve">Reports include: criticalErrors[], majorWarnings[], advisoryNotes[], statistics, egyptianLawCompliance</w:t>
-      </w:r>
-    </w:p>
-    <w:p>
-      <w:pPr>
-        <w:spacing w:after="40"/>
-      </w:pPr>
-    </w:p>
-    <w:p>
-      <w:pPr>
-        <w:pStyle w:val="Heading2"/>
-        <w:spacing w:before="280" w:after="80"/>
-      </w:pPr>
-      <w:r>
-        <w:rPr>
-          <w:rFonts w:ascii="Calibri" w:cs="Calibri" w:eastAsia="Calibri" w:hAnsi="Calibri"/>
-          <w:b/>
-          <w:bCs/>
-          <w:color w:val="1E3A8A"/>
-          <w:sz w:val="26"/>
-          <w:szCs w:val="26"/>
-        </w:rPr>
-        <w:t xml:space="preserve">15.2 Validation Configuration</w:t>
+        <w:t xml:space="preserve">12.8 Charts &amp; System</w:t>
       </w:r>
     </w:p>
     <w:tbl>
@@ -26030,7 +25295,7 @@
         </w:trPr>
         <w:tc>
           <w:tcPr>
-            <w:tcW w:type="pct" w:w="30%"/>
+            <w:tcW w:type="pct" w:w="28%"/>
             <w:shd w:fill="1E3A8A" w:color="1E3A8A" w:val="solid"/>
             <w:tcMar>
               <w:top w:type="dxa" w:w="40"/>
@@ -26052,13 +25317,13 @@
                 <w:sz w:val="18"/>
                 <w:szCs w:val="18"/>
               </w:rPr>
-              <w:t xml:space="preserve">Config Option</w:t>
-            </w:r>
-          </w:p>
-        </w:tc>
-        <w:tc>
-          <w:tcPr>
-            <w:tcW w:type="pct" w:w="15%"/>
+              <w:t xml:space="preserve">Component</w:t>
+            </w:r>
+          </w:p>
+        </w:tc>
+        <w:tc>
+          <w:tcPr>
+            <w:tcW w:type="pct" w:w="10%"/>
             <w:shd w:fill="1E3A8A" w:color="1E3A8A" w:val="solid"/>
             <w:tcMar>
               <w:top w:type="dxa" w:w="40"/>
@@ -26080,13 +25345,13 @@
                 <w:sz w:val="18"/>
                 <w:szCs w:val="18"/>
               </w:rPr>
-              <w:t xml:space="preserve">Default</w:t>
-            </w:r>
-          </w:p>
-        </w:tc>
-        <w:tc>
-          <w:tcPr>
-            <w:tcW w:type="pct" w:w="55%"/>
+              <w:t xml:space="preserve">Lines</w:t>
+            </w:r>
+          </w:p>
+        </w:tc>
+        <w:tc>
+          <w:tcPr>
+            <w:tcW w:type="pct" w:w="62%"/>
             <w:shd w:fill="1E3A8A" w:color="1E3A8A" w:val="solid"/>
             <w:tcMar>
               <w:top w:type="dxa" w:w="40"/>
@@ -26108,7 +25373,7 @@
                 <w:sz w:val="18"/>
                 <w:szCs w:val="18"/>
               </w:rPr>
-              <w:t xml:space="preserve">Description</w:t>
+              <w:t xml:space="preserve">Purpose</w:t>
             </w:r>
           </w:p>
         </w:tc>
@@ -26116,85 +25381,85 @@
       <w:tr>
         <w:tc>
           <w:tcPr>
-            <w:tcW w:type="pct" w:w="30%"/>
-            <w:shd w:fill="F3F4F6" w:color="F3F4F6" w:val="solid"/>
-            <w:tcMar>
-              <w:top w:type="dxa" w:w="40"/>
-              <w:left w:type="dxa" w:w="80"/>
-              <w:bottom w:type="dxa" w:w="40"/>
-              <w:right w:type="dxa" w:w="80"/>
-            </w:tcMar>
-          </w:tcPr>
-          <w:p>
-            <w:pPr>
-              <w:spacing w:after="0"/>
-            </w:pPr>
-            <w:r>
-              <w:rPr>
-                <w:rFonts w:ascii="Calibri" w:cs="Calibri" w:eastAsia="Calibri" w:hAnsi="Calibri"/>
-                <w:b w:val="false"/>
-                <w:bCs w:val="false"/>
-                <w:color w:val="1F2937"/>
-                <w:sz w:val="18"/>
-                <w:szCs w:val="18"/>
-              </w:rPr>
-              <w:t xml:space="preserve">blockExportOnCritical</w:t>
-            </w:r>
-          </w:p>
-        </w:tc>
-        <w:tc>
-          <w:tcPr>
-            <w:tcW w:type="pct" w:w="15%"/>
-            <w:shd w:fill="F3F4F6" w:color="F3F4F6" w:val="solid"/>
-            <w:tcMar>
-              <w:top w:type="dxa" w:w="40"/>
-              <w:left w:type="dxa" w:w="80"/>
-              <w:bottom w:type="dxa" w:w="40"/>
-              <w:right w:type="dxa" w:w="80"/>
-            </w:tcMar>
-          </w:tcPr>
-          <w:p>
-            <w:pPr>
-              <w:spacing w:after="0"/>
-            </w:pPr>
-            <w:r>
-              <w:rPr>
-                <w:rFonts w:ascii="Calibri" w:cs="Calibri" w:eastAsia="Calibri" w:hAnsi="Calibri"/>
-                <w:b w:val="false"/>
-                <w:bCs w:val="false"/>
-                <w:color w:val="1F2937"/>
-                <w:sz w:val="18"/>
-                <w:szCs w:val="18"/>
-              </w:rPr>
-              <w:t xml:space="preserve">true</w:t>
-            </w:r>
-          </w:p>
-        </w:tc>
-        <w:tc>
-          <w:tcPr>
-            <w:tcW w:type="pct" w:w="55%"/>
-            <w:shd w:fill="F3F4F6" w:color="F3F4F6" w:val="solid"/>
-            <w:tcMar>
-              <w:top w:type="dxa" w:w="40"/>
-              <w:left w:type="dxa" w:w="80"/>
-              <w:bottom w:type="dxa" w:w="40"/>
-              <w:right w:type="dxa" w:w="80"/>
-            </w:tcMar>
-          </w:tcPr>
-          <w:p>
-            <w:pPr>
-              <w:spacing w:after="0"/>
-            </w:pPr>
-            <w:r>
-              <w:rPr>
-                <w:rFonts w:ascii="Calibri" w:cs="Calibri" w:eastAsia="Calibri" w:hAnsi="Calibri"/>
-                <w:b w:val="false"/>
-                <w:bCs w:val="false"/>
-                <w:color w:val="1F2937"/>
-                <w:sz w:val="18"/>
-                <w:szCs w:val="18"/>
-              </w:rPr>
-              <w:t xml:space="preserve">Prevent Excel/PDF export if critical errors exist</w:t>
+            <w:tcW w:type="pct" w:w="28%"/>
+            <w:shd w:fill="F3F4F6" w:color="F3F4F6" w:val="solid"/>
+            <w:tcMar>
+              <w:top w:type="dxa" w:w="40"/>
+              <w:left w:type="dxa" w:w="80"/>
+              <w:bottom w:type="dxa" w:w="40"/>
+              <w:right w:type="dxa" w:w="80"/>
+            </w:tcMar>
+          </w:tcPr>
+          <w:p>
+            <w:pPr>
+              <w:spacing w:after="0"/>
+            </w:pPr>
+            <w:r>
+              <w:rPr>
+                <w:rFonts w:ascii="Calibri" w:cs="Calibri" w:eastAsia="Calibri" w:hAnsi="Calibri"/>
+                <w:b w:val="false"/>
+                <w:bCs w:val="false"/>
+                <w:color w:val="1F2937"/>
+                <w:sz w:val="18"/>
+                <w:szCs w:val="18"/>
+              </w:rPr>
+              <w:t xml:space="preserve">RevenueChart.tsx</w:t>
+            </w:r>
+          </w:p>
+        </w:tc>
+        <w:tc>
+          <w:tcPr>
+            <w:tcW w:type="pct" w:w="10%"/>
+            <w:shd w:fill="F3F4F6" w:color="F3F4F6" w:val="solid"/>
+            <w:tcMar>
+              <w:top w:type="dxa" w:w="40"/>
+              <w:left w:type="dxa" w:w="80"/>
+              <w:bottom w:type="dxa" w:w="40"/>
+              <w:right w:type="dxa" w:w="80"/>
+            </w:tcMar>
+          </w:tcPr>
+          <w:p>
+            <w:pPr>
+              <w:spacing w:after="0"/>
+            </w:pPr>
+            <w:r>
+              <w:rPr>
+                <w:rFonts w:ascii="Calibri" w:cs="Calibri" w:eastAsia="Calibri" w:hAnsi="Calibri"/>
+                <w:b w:val="false"/>
+                <w:bCs w:val="false"/>
+                <w:color w:val="1F2937"/>
+                <w:sz w:val="18"/>
+                <w:szCs w:val="18"/>
+              </w:rPr>
+              <w:t xml:space="preserve">~85</w:t>
+            </w:r>
+          </w:p>
+        </w:tc>
+        <w:tc>
+          <w:tcPr>
+            <w:tcW w:type="pct" w:w="62%"/>
+            <w:shd w:fill="F3F4F6" w:color="F3F4F6" w:val="solid"/>
+            <w:tcMar>
+              <w:top w:type="dxa" w:w="40"/>
+              <w:left w:type="dxa" w:w="80"/>
+              <w:bottom w:type="dxa" w:w="40"/>
+              <w:right w:type="dxa" w:w="80"/>
+            </w:tcMar>
+          </w:tcPr>
+          <w:p>
+            <w:pPr>
+              <w:spacing w:after="0"/>
+            </w:pPr>
+            <w:r>
+              <w:rPr>
+                <w:rFonts w:ascii="Calibri" w:cs="Calibri" w:eastAsia="Calibri" w:hAnsi="Calibri"/>
+                <w:b w:val="false"/>
+                <w:bCs w:val="false"/>
+                <w:color w:val="1F2937"/>
+                <w:sz w:val="18"/>
+                <w:szCs w:val="18"/>
+              </w:rPr>
+              <w:t xml:space="preserve">Revenue bar chart built with Recharts, shows historical + projected</w:t>
             </w:r>
           </w:p>
         </w:tc>
@@ -26202,7 +25467,7 @@
       <w:tr>
         <w:tc>
           <w:tcPr>
-            <w:tcW w:type="pct" w:w="30%"/>
+            <w:tcW w:type="pct" w:w="28%"/>
             <w:shd w:fill="FFFFFF" w:color="FFFFFF" w:val="solid"/>
             <w:tcMar>
               <w:top w:type="dxa" w:w="40"/>
@@ -26224,13 +25489,13 @@
                 <w:sz w:val="18"/>
                 <w:szCs w:val="18"/>
               </w:rPr>
-              <w:t xml:space="preserve">runLocalChecksFirst</w:t>
-            </w:r>
-          </w:p>
-        </w:tc>
-        <w:tc>
-          <w:tcPr>
-            <w:tcW w:type="pct" w:w="15%"/>
+              <w:t xml:space="preserve">MarginChart.tsx</w:t>
+            </w:r>
+          </w:p>
+        </w:tc>
+        <w:tc>
+          <w:tcPr>
+            <w:tcW w:type="pct" w:w="10%"/>
             <w:shd w:fill="FFFFFF" w:color="FFFFFF" w:val="solid"/>
             <w:tcMar>
               <w:top w:type="dxa" w:w="40"/>
@@ -26252,13 +25517,13 @@
                 <w:sz w:val="18"/>
                 <w:szCs w:val="18"/>
               </w:rPr>
-              <w:t xml:space="preserve">true</w:t>
-            </w:r>
-          </w:p>
-        </w:tc>
-        <w:tc>
-          <w:tcPr>
-            <w:tcW w:type="pct" w:w="55%"/>
+              <w:t xml:space="preserve">~55</w:t>
+            </w:r>
+          </w:p>
+        </w:tc>
+        <w:tc>
+          <w:tcPr>
+            <w:tcW w:type="pct" w:w="62%"/>
             <w:shd w:fill="FFFFFF" w:color="FFFFFF" w:val="solid"/>
             <w:tcMar>
               <w:top w:type="dxa" w:w="40"/>
@@ -26280,7 +25545,7 @@
                 <w:sz w:val="18"/>
                 <w:szCs w:val="18"/>
               </w:rPr>
-              <w:t xml:space="preserve">Always run free deterministic checks first</w:t>
+              <w:t xml:space="preserve">Gross/Operating/Net margin line chart with period labels</w:t>
             </w:r>
           </w:p>
         </w:tc>
@@ -26288,85 +25553,85 @@
       <w:tr>
         <w:tc>
           <w:tcPr>
-            <w:tcW w:type="pct" w:w="30%"/>
-            <w:shd w:fill="F3F4F6" w:color="F3F4F6" w:val="solid"/>
-            <w:tcMar>
-              <w:top w:type="dxa" w:w="40"/>
-              <w:left w:type="dxa" w:w="80"/>
-              <w:bottom w:type="dxa" w:w="40"/>
-              <w:right w:type="dxa" w:w="80"/>
-            </w:tcMar>
-          </w:tcPr>
-          <w:p>
-            <w:pPr>
-              <w:spacing w:after="0"/>
-            </w:pPr>
-            <w:r>
-              <w:rPr>
-                <w:rFonts w:ascii="Calibri" w:cs="Calibri" w:eastAsia="Calibri" w:hAnsi="Calibri"/>
-                <w:b w:val="false"/>
-                <w:bCs w:val="false"/>
-                <w:color w:val="1F2937"/>
-                <w:sz w:val="18"/>
-                <w:szCs w:val="18"/>
-              </w:rPr>
-              <w:t xml:space="preserve">runAIChecks</w:t>
-            </w:r>
-          </w:p>
-        </w:tc>
-        <w:tc>
-          <w:tcPr>
-            <w:tcW w:type="pct" w:w="15%"/>
-            <w:shd w:fill="F3F4F6" w:color="F3F4F6" w:val="solid"/>
-            <w:tcMar>
-              <w:top w:type="dxa" w:w="40"/>
-              <w:left w:type="dxa" w:w="80"/>
-              <w:bottom w:type="dxa" w:w="40"/>
-              <w:right w:type="dxa" w:w="80"/>
-            </w:tcMar>
-          </w:tcPr>
-          <w:p>
-            <w:pPr>
-              <w:spacing w:after="0"/>
-            </w:pPr>
-            <w:r>
-              <w:rPr>
-                <w:rFonts w:ascii="Calibri" w:cs="Calibri" w:eastAsia="Calibri" w:hAnsi="Calibri"/>
-                <w:b w:val="false"/>
-                <w:bCs w:val="false"/>
-                <w:color w:val="1F2937"/>
-                <w:sz w:val="18"/>
-                <w:szCs w:val="18"/>
-              </w:rPr>
-              <w:t xml:space="preserve">true</w:t>
-            </w:r>
-          </w:p>
-        </w:tc>
-        <w:tc>
-          <w:tcPr>
-            <w:tcW w:type="pct" w:w="55%"/>
-            <w:shd w:fill="F3F4F6" w:color="F3F4F6" w:val="solid"/>
-            <w:tcMar>
-              <w:top w:type="dxa" w:w="40"/>
-              <w:left w:type="dxa" w:w="80"/>
-              <w:bottom w:type="dxa" w:w="40"/>
-              <w:right w:type="dxa" w:w="80"/>
-            </w:tcMar>
-          </w:tcPr>
-          <w:p>
-            <w:pPr>
-              <w:spacing w:after="0"/>
-            </w:pPr>
-            <w:r>
-              <w:rPr>
-                <w:rFonts w:ascii="Calibri" w:cs="Calibri" w:eastAsia="Calibri" w:hAnsi="Calibri"/>
-                <w:b w:val="false"/>
-                <w:bCs w:val="false"/>
-                <w:color w:val="1F2937"/>
-                <w:sz w:val="18"/>
-                <w:szCs w:val="18"/>
-              </w:rPr>
-              <w:t xml:space="preserve">Enable Claude API deep analysis</w:t>
+            <w:tcW w:type="pct" w:w="28%"/>
+            <w:shd w:fill="F3F4F6" w:color="F3F4F6" w:val="solid"/>
+            <w:tcMar>
+              <w:top w:type="dxa" w:w="40"/>
+              <w:left w:type="dxa" w:w="80"/>
+              <w:bottom w:type="dxa" w:w="40"/>
+              <w:right w:type="dxa" w:w="80"/>
+            </w:tcMar>
+          </w:tcPr>
+          <w:p>
+            <w:pPr>
+              <w:spacing w:after="0"/>
+            </w:pPr>
+            <w:r>
+              <w:rPr>
+                <w:rFonts w:ascii="Calibri" w:cs="Calibri" w:eastAsia="Calibri" w:hAnsi="Calibri"/>
+                <w:b w:val="false"/>
+                <w:bCs w:val="false"/>
+                <w:color w:val="1F2937"/>
+                <w:sz w:val="18"/>
+                <w:szCs w:val="18"/>
+              </w:rPr>
+              <w:t xml:space="preserve">ErrorBanner.tsx</w:t>
+            </w:r>
+          </w:p>
+        </w:tc>
+        <w:tc>
+          <w:tcPr>
+            <w:tcW w:type="pct" w:w="10%"/>
+            <w:shd w:fill="F3F4F6" w:color="F3F4F6" w:val="solid"/>
+            <w:tcMar>
+              <w:top w:type="dxa" w:w="40"/>
+              <w:left w:type="dxa" w:w="80"/>
+              <w:bottom w:type="dxa" w:w="40"/>
+              <w:right w:type="dxa" w:w="80"/>
+            </w:tcMar>
+          </w:tcPr>
+          <w:p>
+            <w:pPr>
+              <w:spacing w:after="0"/>
+            </w:pPr>
+            <w:r>
+              <w:rPr>
+                <w:rFonts w:ascii="Calibri" w:cs="Calibri" w:eastAsia="Calibri" w:hAnsi="Calibri"/>
+                <w:b w:val="false"/>
+                <w:bCs w:val="false"/>
+                <w:color w:val="1F2937"/>
+                <w:sz w:val="18"/>
+                <w:szCs w:val="18"/>
+              </w:rPr>
+              <w:t xml:space="preserve">75</w:t>
+            </w:r>
+          </w:p>
+        </w:tc>
+        <w:tc>
+          <w:tcPr>
+            <w:tcW w:type="pct" w:w="62%"/>
+            <w:shd w:fill="F3F4F6" w:color="F3F4F6" w:val="solid"/>
+            <w:tcMar>
+              <w:top w:type="dxa" w:w="40"/>
+              <w:left w:type="dxa" w:w="80"/>
+              <w:bottom w:type="dxa" w:w="40"/>
+              <w:right w:type="dxa" w:w="80"/>
+            </w:tcMar>
+          </w:tcPr>
+          <w:p>
+            <w:pPr>
+              <w:spacing w:after="0"/>
+            </w:pPr>
+            <w:r>
+              <w:rPr>
+                <w:rFonts w:ascii="Calibri" w:cs="Calibri" w:eastAsia="Calibri" w:hAnsi="Calibri"/>
+                <w:b w:val="false"/>
+                <w:bCs w:val="false"/>
+                <w:color w:val="1F2937"/>
+                <w:sz w:val="18"/>
+                <w:szCs w:val="18"/>
+              </w:rPr>
+              <w:t xml:space="preserve">Auto-dismissing (10s) error alert banner with Retry button, shown when calculateModel() throws</w:t>
             </w:r>
           </w:p>
         </w:tc>
@@ -26374,7 +25639,7 @@
       <w:tr>
         <w:tc>
           <w:tcPr>
-            <w:tcW w:type="pct" w:w="30%"/>
+            <w:tcW w:type="pct" w:w="28%"/>
             <w:shd w:fill="FFFFFF" w:color="FFFFFF" w:val="solid"/>
             <w:tcMar>
               <w:top w:type="dxa" w:w="40"/>
@@ -26396,13 +25661,13 @@
                 <w:sz w:val="18"/>
                 <w:szCs w:val="18"/>
               </w:rPr>
-              <w:t xml:space="preserve">onlyRunAIIfLocalFails</w:t>
-            </w:r>
-          </w:p>
-        </w:tc>
-        <w:tc>
-          <w:tcPr>
-            <w:tcW w:type="pct" w:w="15%"/>
+              <w:t xml:space="preserve">ConflictModal.tsx</w:t>
+            </w:r>
+          </w:p>
+        </w:tc>
+        <w:tc>
+          <w:tcPr>
+            <w:tcW w:type="pct" w:w="10%"/>
             <w:shd w:fill="FFFFFF" w:color="FFFFFF" w:val="solid"/>
             <w:tcMar>
               <w:top w:type="dxa" w:w="40"/>
@@ -26424,13 +25689,13 @@
                 <w:sz w:val="18"/>
                 <w:szCs w:val="18"/>
               </w:rPr>
-              <w:t xml:space="preserve">true</w:t>
-            </w:r>
-          </w:p>
-        </w:tc>
-        <w:tc>
-          <w:tcPr>
-            <w:tcW w:type="pct" w:w="55%"/>
+              <w:t xml:space="preserve">76</w:t>
+            </w:r>
+          </w:p>
+        </w:tc>
+        <w:tc>
+          <w:tcPr>
+            <w:tcW w:type="pct" w:w="62%"/>
             <w:shd w:fill="FFFFFF" w:color="FFFFFF" w:val="solid"/>
             <w:tcMar>
               <w:top w:type="dxa" w:w="40"/>
@@ -26452,7 +25717,7 @@
                 <w:sz w:val="18"/>
                 <w:szCs w:val="18"/>
               </w:rPr>
-              <w:t xml:space="preserve">Skip AI when local checks pass (saves cost)</w:t>
+              <w:t xml:space="preserve">Multi-tab conflict detection modal — Keep Mine / Load Latest / Dismiss options when localStorage is modified by another tab</w:t>
             </w:r>
           </w:p>
         </w:tc>
@@ -26460,171 +25725,85 @@
       <w:tr>
         <w:tc>
           <w:tcPr>
-            <w:tcW w:type="pct" w:w="30%"/>
-            <w:shd w:fill="F3F4F6" w:color="F3F4F6" w:val="solid"/>
-            <w:tcMar>
-              <w:top w:type="dxa" w:w="40"/>
-              <w:left w:type="dxa" w:w="80"/>
-              <w:bottom w:type="dxa" w:w="40"/>
-              <w:right w:type="dxa" w:w="80"/>
-            </w:tcMar>
-          </w:tcPr>
-          <w:p>
-            <w:pPr>
-              <w:spacing w:after="0"/>
-            </w:pPr>
-            <w:r>
-              <w:rPr>
-                <w:rFonts w:ascii="Calibri" w:cs="Calibri" w:eastAsia="Calibri" w:hAnsi="Calibri"/>
-                <w:b w:val="false"/>
-                <w:bCs w:val="false"/>
-                <w:color w:val="1F2937"/>
-                <w:sz w:val="18"/>
-                <w:szCs w:val="18"/>
-              </w:rPr>
-              <w:t xml:space="preserve">scenarios</w:t>
-            </w:r>
-          </w:p>
-        </w:tc>
-        <w:tc>
-          <w:tcPr>
-            <w:tcW w:type="pct" w:w="15%"/>
-            <w:shd w:fill="F3F4F6" w:color="F3F4F6" w:val="solid"/>
-            <w:tcMar>
-              <w:top w:type="dxa" w:w="40"/>
-              <w:left w:type="dxa" w:w="80"/>
-              <w:bottom w:type="dxa" w:w="40"/>
-              <w:right w:type="dxa" w:w="80"/>
-            </w:tcMar>
-          </w:tcPr>
-          <w:p>
-            <w:pPr>
-              <w:spacing w:after="0"/>
-            </w:pPr>
-            <w:r>
-              <w:rPr>
-                <w:rFonts w:ascii="Calibri" w:cs="Calibri" w:eastAsia="Calibri" w:hAnsi="Calibri"/>
-                <w:b w:val="false"/>
-                <w:bCs w:val="false"/>
-                <w:color w:val="1F2937"/>
-                <w:sz w:val="18"/>
-                <w:szCs w:val="18"/>
-              </w:rPr>
-              <w:t xml:space="preserve">[base, optimistic, conservative]</w:t>
-            </w:r>
-          </w:p>
-        </w:tc>
-        <w:tc>
-          <w:tcPr>
-            <w:tcW w:type="pct" w:w="55%"/>
-            <w:shd w:fill="F3F4F6" w:color="F3F4F6" w:val="solid"/>
-            <w:tcMar>
-              <w:top w:type="dxa" w:w="40"/>
-              <w:left w:type="dxa" w:w="80"/>
-              <w:bottom w:type="dxa" w:w="40"/>
-              <w:right w:type="dxa" w:w="80"/>
-            </w:tcMar>
-          </w:tcPr>
-          <w:p>
-            <w:pPr>
-              <w:spacing w:after="0"/>
-            </w:pPr>
-            <w:r>
-              <w:rPr>
-                <w:rFonts w:ascii="Calibri" w:cs="Calibri" w:eastAsia="Calibri" w:hAnsi="Calibri"/>
-                <w:b w:val="false"/>
-                <w:bCs w:val="false"/>
-                <w:color w:val="1F2937"/>
-                <w:sz w:val="18"/>
-                <w:szCs w:val="18"/>
-              </w:rPr>
-              <w:t xml:space="preserve">Which scenarios to validate</w:t>
-            </w:r>
-          </w:p>
-        </w:tc>
-      </w:tr>
-      <w:tr>
-        <w:tc>
-          <w:tcPr>
-            <w:tcW w:type="pct" w:w="30%"/>
-            <w:shd w:fill="FFFFFF" w:color="FFFFFF" w:val="solid"/>
-            <w:tcMar>
-              <w:top w:type="dxa" w:w="40"/>
-              <w:left w:type="dxa" w:w="80"/>
-              <w:bottom w:type="dxa" w:w="40"/>
-              <w:right w:type="dxa" w:w="80"/>
-            </w:tcMar>
-          </w:tcPr>
-          <w:p>
-            <w:pPr>
-              <w:spacing w:after="0"/>
-            </w:pPr>
-            <w:r>
-              <w:rPr>
-                <w:rFonts w:ascii="Calibri" w:cs="Calibri" w:eastAsia="Calibri" w:hAnsi="Calibri"/>
-                <w:b w:val="false"/>
-                <w:bCs w:val="false"/>
-                <w:color w:val="1F2937"/>
-                <w:sz w:val="18"/>
-                <w:szCs w:val="18"/>
-              </w:rPr>
-              <w:t xml:space="preserve">tolerance</w:t>
-            </w:r>
-          </w:p>
-        </w:tc>
-        <w:tc>
-          <w:tcPr>
-            <w:tcW w:type="pct" w:w="15%"/>
-            <w:shd w:fill="FFFFFF" w:color="FFFFFF" w:val="solid"/>
-            <w:tcMar>
-              <w:top w:type="dxa" w:w="40"/>
-              <w:left w:type="dxa" w:w="80"/>
-              <w:bottom w:type="dxa" w:w="40"/>
-              <w:right w:type="dxa" w:w="80"/>
-            </w:tcMar>
-          </w:tcPr>
-          <w:p>
-            <w:pPr>
-              <w:spacing w:after="0"/>
-            </w:pPr>
-            <w:r>
-              <w:rPr>
-                <w:rFonts w:ascii="Calibri" w:cs="Calibri" w:eastAsia="Calibri" w:hAnsi="Calibri"/>
-                <w:b w:val="false"/>
-                <w:bCs w:val="false"/>
-                <w:color w:val="1F2937"/>
-                <w:sz w:val="18"/>
-                <w:szCs w:val="18"/>
-              </w:rPr>
-              <w:t xml:space="preserve">0.01</w:t>
-            </w:r>
-          </w:p>
-        </w:tc>
-        <w:tc>
-          <w:tcPr>
-            <w:tcW w:type="pct" w:w="55%"/>
-            <w:shd w:fill="FFFFFF" w:color="FFFFFF" w:val="solid"/>
-            <w:tcMar>
-              <w:top w:type="dxa" w:w="40"/>
-              <w:left w:type="dxa" w:w="80"/>
-              <w:bottom w:type="dxa" w:w="40"/>
-              <w:right w:type="dxa" w:w="80"/>
-            </w:tcMar>
-          </w:tcPr>
-          <w:p>
-            <w:pPr>
-              <w:spacing w:after="0"/>
-            </w:pPr>
-            <w:r>
-              <w:rPr>
-                <w:rFonts w:ascii="Calibri" w:cs="Calibri" w:eastAsia="Calibri" w:hAnsi="Calibri"/>
-                <w:b w:val="false"/>
-                <w:bCs w:val="false"/>
-                <w:color w:val="1F2937"/>
-                <w:sz w:val="18"/>
-                <w:szCs w:val="18"/>
-              </w:rPr>
-              <w:t xml:space="preserve">Monetary comparison tolerance</w:t>
+            <w:tcW w:type="pct" w:w="28%"/>
+            <w:shd w:fill="F3F4F6" w:color="F3F4F6" w:val="solid"/>
+            <w:tcMar>
+              <w:top w:type="dxa" w:w="40"/>
+              <w:left w:type="dxa" w:w="80"/>
+              <w:bottom w:type="dxa" w:w="40"/>
+              <w:right w:type="dxa" w:w="80"/>
+            </w:tcMar>
+          </w:tcPr>
+          <w:p>
+            <w:pPr>
+              <w:spacing w:after="0"/>
+            </w:pPr>
+            <w:r>
+              <w:rPr>
+                <w:rFonts w:ascii="Calibri" w:cs="Calibri" w:eastAsia="Calibri" w:hAnsi="Calibri"/>
+                <w:b w:val="false"/>
+                <w:bCs w:val="false"/>
+                <w:color w:val="1F2937"/>
+                <w:sz w:val="18"/>
+                <w:szCs w:val="18"/>
+              </w:rPr>
+              <w:t xml:space="preserve">AnalystPanel.tsx</w:t>
+            </w:r>
+          </w:p>
+        </w:tc>
+        <w:tc>
+          <w:tcPr>
+            <w:tcW w:type="pct" w:w="10%"/>
+            <w:shd w:fill="F3F4F6" w:color="F3F4F6" w:val="solid"/>
+            <w:tcMar>
+              <w:top w:type="dxa" w:w="40"/>
+              <w:left w:type="dxa" w:w="80"/>
+              <w:bottom w:type="dxa" w:w="40"/>
+              <w:right w:type="dxa" w:w="80"/>
+            </w:tcMar>
+          </w:tcPr>
+          <w:p>
+            <w:pPr>
+              <w:spacing w:after="0"/>
+            </w:pPr>
+            <w:r>
+              <w:rPr>
+                <w:rFonts w:ascii="Calibri" w:cs="Calibri" w:eastAsia="Calibri" w:hAnsi="Calibri"/>
+                <w:b w:val="false"/>
+                <w:bCs w:val="false"/>
+                <w:color w:val="1F2937"/>
+                <w:sz w:val="18"/>
+                <w:szCs w:val="18"/>
+              </w:rPr>
+              <w:t xml:space="preserve">393</w:t>
+            </w:r>
+          </w:p>
+        </w:tc>
+        <w:tc>
+          <w:tcPr>
+            <w:tcW w:type="pct" w:w="62%"/>
+            <w:shd w:fill="F3F4F6" w:color="F3F4F6" w:val="solid"/>
+            <w:tcMar>
+              <w:top w:type="dxa" w:w="40"/>
+              <w:left w:type="dxa" w:w="80"/>
+              <w:bottom w:type="dxa" w:w="40"/>
+              <w:right w:type="dxa" w:w="80"/>
+            </w:tcMar>
+          </w:tcPr>
+          <w:p>
+            <w:pPr>
+              <w:spacing w:after="0"/>
+            </w:pPr>
+            <w:r>
+              <w:rPr>
+                <w:rFonts w:ascii="Calibri" w:cs="Calibri" w:eastAsia="Calibri" w:hAnsi="Calibri"/>
+                <w:b w:val="false"/>
+                <w:bCs w:val="false"/>
+                <w:color w:val="1F2937"/>
+                <w:sz w:val="18"/>
+                <w:szCs w:val="18"/>
+              </w:rPr>
+              <w:t xml:space="preserve">Slide-in AI chat panel (Groq/Llama 3.1): "Verify All Statements" button, conversational Q&amp;A about model data, preset questions, auto-scrolling message list</w:t>
             </w:r>
           </w:p>
         </w:tc>
@@ -26632,13 +25811,11 @@
     </w:tbl>
     <w:p>
       <w:pPr>
-        <w:spacing w:after="40"/>
-      </w:pPr>
-    </w:p>
-    <w:p>
-      <w:pPr>
-        <w:pStyle w:val="Heading2"/>
-        <w:spacing w:before="280" w:after="80"/>
+        <w:pStyle w:val="Heading1"/>
+        <w:pBdr>
+          <w:bottom w:val="single" w:color="3B82F6" w:sz="3"/>
+        </w:pBdr>
+        <w:spacing w:before="360" w:after="120"/>
       </w:pPr>
       <w:r>
         <w:rPr>
@@ -26646,10 +25823,10 @@
           <w:b/>
           <w:bCs/>
           <w:color w:val="1E3A8A"/>
-          <w:sz w:val="26"/>
-          <w:szCs w:val="26"/>
-        </w:rPr>
-        <w:t xml:space="preserve">15.3 Deterministic Validation Rules (19 Rules)</w:t>
+          <w:sz w:val="32"/>
+          <w:szCs w:val="32"/>
+        </w:rPr>
+        <w:t xml:space="preserve">13. Navigation &amp; Tab System</w:t>
       </w:r>
     </w:p>
     <w:p>
@@ -26668,7 +25845,183 @@
           <w:sz w:val="20"/>
           <w:szCs w:val="20"/>
         </w:rPr>
-        <w:t xml:space="preserve">The rules are organized in 3 tiers of severity:</w:t>
+        <w:t xml:space="preserve">The app uses a 19-tab system controlled by the Zustand store's activeTab field:</w:t>
+      </w:r>
+    </w:p>
+    <w:p>
+      <w:pPr>
+        <w:shd w:fill="F8F9FA" w:color="F8F9FA" w:val="solid"/>
+        <w:spacing w:after="20"/>
+        <w:ind w:left="360"/>
+      </w:pPr>
+      <w:r>
+        <w:rPr>
+          <w:rFonts w:ascii="Consolas" w:cs="Consolas" w:eastAsia="Consolas" w:hAnsi="Consolas"/>
+          <w:color w:val="3B82F6"/>
+          <w:sz w:val="18"/>
+          <w:szCs w:val="18"/>
+        </w:rPr>
+        <w:t xml:space="preserve">dashboard → income → balance → cashflow → ratios → model →</w:t>
+      </w:r>
+    </w:p>
+    <w:p>
+      <w:pPr>
+        <w:shd w:fill="F8F9FA" w:color="F8F9FA" w:val="solid"/>
+        <w:spacing w:after="20"/>
+        <w:ind w:left="360"/>
+      </w:pPr>
+      <w:r>
+        <w:rPr>
+          <w:rFonts w:ascii="Consolas" w:cs="Consolas" w:eastAsia="Consolas" w:hAnsi="Consolas"/>
+          <w:color w:val="3B82F6"/>
+          <w:sz w:val="18"/>
+          <w:szCs w:val="18"/>
+        </w:rPr>
+        <w:t xml:space="preserve">working-capital → depreciation → debt-schedule →</w:t>
+      </w:r>
+    </w:p>
+    <w:p>
+      <w:pPr>
+        <w:shd w:fill="F8F9FA" w:color="F8F9FA" w:val="solid"/>
+        <w:spacing w:after="20"/>
+        <w:ind w:left="360"/>
+      </w:pPr>
+      <w:r>
+        <w:rPr>
+          <w:rFonts w:ascii="Consolas" w:cs="Consolas" w:eastAsia="Consolas" w:hAnsi="Consolas"/>
+          <w:color w:val="3B82F6"/>
+          <w:sz w:val="18"/>
+          <w:szCs w:val="18"/>
+        </w:rPr>
+        <w:t xml:space="preserve">dcf → valuation → cbe-metrics →</w:t>
+      </w:r>
+    </w:p>
+    <w:p>
+      <w:pPr>
+        <w:shd w:fill="F8F9FA" w:color="F8F9FA" w:val="solid"/>
+        <w:spacing w:after="20"/>
+        <w:ind w:left="360"/>
+      </w:pPr>
+      <w:r>
+        <w:rPr>
+          <w:rFonts w:ascii="Consolas" w:cs="Consolas" w:eastAsia="Consolas" w:hAnsi="Consolas"/>
+          <w:color w:val="3B82F6"/>
+          <w:sz w:val="18"/>
+          <w:szCs w:val="18"/>
+        </w:rPr>
+        <w:t xml:space="preserve">scenarios → sensitivity → montecarlo →</w:t>
+      </w:r>
+    </w:p>
+    <w:p>
+      <w:pPr>
+        <w:shd w:fill="F8F9FA" w:color="F8F9FA" w:val="solid"/>
+        <w:spacing w:after="20"/>
+        <w:ind w:left="360"/>
+      </w:pPr>
+      <w:r>
+        <w:rPr>
+          <w:rFonts w:ascii="Consolas" w:cs="Consolas" w:eastAsia="Consolas" w:hAnsi="Consolas"/>
+          <w:color w:val="3B82F6"/>
+          <w:sz w:val="18"/>
+          <w:szCs w:val="18"/>
+        </w:rPr>
+        <w:t xml:space="preserve">import → historicaldata → validation → company-settings</w:t>
+      </w:r>
+    </w:p>
+    <w:p>
+      <w:pPr>
+        <w:spacing w:after="80"/>
+        <w:jc w:val="left"/>
+      </w:pPr>
+      <w:r>
+        <w:rPr>
+          <w:rFonts w:ascii="Calibri" w:cs="Calibri" w:eastAsia="Calibri" w:hAnsi="Calibri"/>
+          <w:b w:val="false"/>
+          <w:bCs w:val="false"/>
+          <w:i w:val="false"/>
+          <w:iCs w:val="false"/>
+          <w:color w:val="1F2937"/>
+          <w:sz w:val="20"/>
+          <w:szCs w:val="20"/>
+        </w:rPr>
+        <w:t xml:space="preserve">Each tab is rendered as a separate component in page.tsx based on the activeTab value. The Sidebar component provides navigation buttons with icons for each section.</w:t>
+      </w:r>
+    </w:p>
+    <w:p>
+      <w:pPr>
+        <w:spacing w:after="80"/>
+        <w:jc w:val="left"/>
+      </w:pPr>
+      <w:r>
+        <w:rPr>
+          <w:rFonts w:ascii="Calibri" w:cs="Calibri" w:eastAsia="Calibri" w:hAnsi="Calibri"/>
+          <w:b w:val="false"/>
+          <w:bCs w:val="false"/>
+          <w:i w:val="false"/>
+          <w:iCs w:val="false"/>
+          <w:color w:val="1F2937"/>
+          <w:sz w:val="20"/>
+          <w:szCs w:val="20"/>
+        </w:rPr>
+        <w:t xml:space="preserve">Keyboard shortcuts: Ctrl+S → Calculate All Scenarios, Ctrl+Z → Undo, Ctrl+Shift+Z → Redo.</w:t>
+      </w:r>
+    </w:p>
+    <w:p>
+      <w:pPr>
+        <w:spacing w:after="80"/>
+        <w:jc w:val="left"/>
+      </w:pPr>
+      <w:r>
+        <w:rPr>
+          <w:rFonts w:ascii="Calibri" w:cs="Calibri" w:eastAsia="Calibri" w:hAnsi="Calibri"/>
+          <w:b w:val="false"/>
+          <w:bCs w:val="false"/>
+          <w:i w:val="false"/>
+          <w:iCs w:val="false"/>
+          <w:color w:val="1F2937"/>
+          <w:sz w:val="20"/>
+          <w:szCs w:val="20"/>
+        </w:rPr>
+        <w:t xml:space="preserve">ScenarioSelector dropdown appears on: dashboard, income, balance, cashflow, working-capital, depreciation, debt-schedule tabs.</w:t>
+      </w:r>
+    </w:p>
+    <w:p>
+      <w:pPr>
+        <w:pStyle w:val="Heading1"/>
+        <w:pBdr>
+          <w:bottom w:val="single" w:color="3B82F6" w:sz="3"/>
+        </w:pBdr>
+        <w:spacing w:before="360" w:after="120"/>
+      </w:pPr>
+      <w:r>
+        <w:rPr>
+          <w:rFonts w:ascii="Calibri" w:cs="Calibri" w:eastAsia="Calibri" w:hAnsi="Calibri"/>
+          <w:b/>
+          <w:bCs/>
+          <w:color w:val="1E3A8A"/>
+          <w:sz w:val="32"/>
+          <w:szCs w:val="32"/>
+        </w:rPr>
+        <w:t xml:space="preserve">14. Data Flow Architecture</w:t>
+      </w:r>
+    </w:p>
+    <w:p>
+      <w:pPr>
+        <w:spacing w:after="80"/>
+        <w:jc w:val="left"/>
+      </w:pPr>
+      <w:r>
+        <w:rPr>
+          <w:rFonts w:ascii="Calibri" w:cs="Calibri" w:eastAsia="Calibri" w:hAnsi="Calibri"/>
+          <w:b w:val="false"/>
+          <w:bCs w:val="false"/>
+          <w:i w:val="false"/>
+          <w:iCs w:val="false"/>
+          <w:color w:val="1F2937"/>
+          <w:sz w:val="20"/>
+          <w:szCs w:val="20"/>
+        </w:rPr>
+        <w:t xml:space="preserve">The system follows a clear input → engine → output pipeline:</w:t>
       </w:r>
     </w:p>
     <w:p>
@@ -26685,7 +26038,629 @@
           <w:sz w:val="22"/>
           <w:szCs w:val="22"/>
         </w:rPr>
-        <w:t xml:space="preserve">Tier 1 — Critical (9 rules)</w:t>
+        <w:t xml:space="preserve">Input Layer</w:t>
+      </w:r>
+    </w:p>
+    <w:p>
+      <w:pPr>
+        <w:pStyle w:val="ListParagraph"/>
+        <w:numPr>
+          <w:ilvl w:val="0"/>
+          <w:numId w:val="1"/>
+        </w:numPr>
+        <w:spacing w:after="40"/>
+      </w:pPr>
+      <w:r>
+        <w:rPr>
+          <w:rFonts w:ascii="Calibri" w:cs="Calibri" w:eastAsia="Calibri" w:hAnsi="Calibri"/>
+          <w:color w:val="1F2937"/>
+          <w:sz w:val="20"/>
+          <w:szCs w:val="20"/>
+        </w:rPr>
+        <w:t xml:space="preserve">Historical Data (2-3 years of actual financial data, entered manually or via CSV import)</w:t>
+      </w:r>
+    </w:p>
+    <w:p>
+      <w:pPr>
+        <w:pStyle w:val="ListParagraph"/>
+        <w:numPr>
+          <w:ilvl w:val="0"/>
+          <w:numId w:val="1"/>
+        </w:numPr>
+        <w:spacing w:after="40"/>
+      </w:pPr>
+      <w:r>
+        <w:rPr>
+          <w:rFonts w:ascii="Calibri" w:cs="Calibri" w:eastAsia="Calibri" w:hAnsi="Calibri"/>
+          <w:color w:val="1F2937"/>
+          <w:sz w:val="20"/>
+          <w:szCs w:val="20"/>
+        </w:rPr>
+        <w:t xml:space="preserve">Assumptions (60+ configurable parameters for projections)</w:t>
+      </w:r>
+    </w:p>
+    <w:p>
+      <w:pPr>
+        <w:pStyle w:val="ListParagraph"/>
+        <w:numPr>
+          <w:ilvl w:val="0"/>
+          <w:numId w:val="1"/>
+        </w:numPr>
+        <w:spacing w:after="40"/>
+      </w:pPr>
+      <w:r>
+        <w:rPr>
+          <w:rFonts w:ascii="Calibri" w:cs="Calibri" w:eastAsia="Calibri" w:hAnsi="Calibri"/>
+          <w:color w:val="1F2937"/>
+          <w:sz w:val="20"/>
+          <w:szCs w:val="20"/>
+        </w:rPr>
+        <w:t xml:space="preserve">Scenario Selection (Base / Optimistic / Conservative / Custom)</w:t>
+      </w:r>
+    </w:p>
+    <w:p>
+      <w:pPr>
+        <w:pStyle w:val="ListParagraph"/>
+        <w:numPr>
+          <w:ilvl w:val="0"/>
+          <w:numId w:val="1"/>
+        </w:numPr>
+        <w:spacing w:after="40"/>
+      </w:pPr>
+      <w:r>
+        <w:rPr>
+          <w:rFonts w:ascii="Calibri" w:cs="Calibri" w:eastAsia="Calibri" w:hAnsi="Calibri"/>
+          <w:color w:val="1F2937"/>
+          <w:sz w:val="20"/>
+          <w:szCs w:val="20"/>
+        </w:rPr>
+        <w:t xml:space="preserve">All state managed centrally in the Zustand store</w:t>
+      </w:r>
+    </w:p>
+    <w:p>
+      <w:pPr>
+        <w:pStyle w:val="Heading3"/>
+        <w:spacing w:before="200" w:after="60"/>
+      </w:pPr>
+      <w:r>
+        <w:rPr>
+          <w:rFonts w:ascii="Calibri" w:cs="Calibri" w:eastAsia="Calibri" w:hAnsi="Calibri"/>
+          <w:b/>
+          <w:bCs/>
+          <w:color w:val="3B82F6"/>
+          <w:sz w:val="22"/>
+          <w:szCs w:val="22"/>
+        </w:rPr>
+        <w:t xml:space="preserve">Engine Layer</w:t>
+      </w:r>
+    </w:p>
+    <w:p>
+      <w:pPr>
+        <w:pStyle w:val="ListParagraph"/>
+        <w:numPr>
+          <w:ilvl w:val="0"/>
+          <w:numId w:val="1"/>
+        </w:numPr>
+        <w:spacing w:after="40"/>
+      </w:pPr>
+      <w:r>
+        <w:rPr>
+          <w:rFonts w:ascii="Calibri" w:cs="Calibri" w:eastAsia="Calibri" w:hAnsi="Calibri"/>
+          <w:color w:val="1F2937"/>
+          <w:sz w:val="20"/>
+          <w:szCs w:val="20"/>
+        </w:rPr>
+        <w:t xml:space="preserve">integrator.runFullModel() orchestrates the entire calculation</w:t>
+      </w:r>
+    </w:p>
+    <w:p>
+      <w:pPr>
+        <w:pStyle w:val="ListParagraph"/>
+        <w:numPr>
+          <w:ilvl w:val="0"/>
+          <w:numId w:val="1"/>
+        </w:numPr>
+        <w:spacing w:after="40"/>
+      </w:pPr>
+      <w:r>
+        <w:rPr>
+          <w:rFonts w:ascii="Calibri" w:cs="Calibri" w:eastAsia="Calibri" w:hAnsi="Calibri"/>
+          <w:color w:val="1F2937"/>
+          <w:sz w:val="20"/>
+          <w:szCs w:val="20"/>
+        </w:rPr>
+        <w:t xml:space="preserve">Builds historical IS/BS/CF from raw data</w:t>
+      </w:r>
+    </w:p>
+    <w:p>
+      <w:pPr>
+        <w:pStyle w:val="ListParagraph"/>
+        <w:numPr>
+          <w:ilvl w:val="0"/>
+          <w:numId w:val="1"/>
+        </w:numPr>
+        <w:spacing w:after="40"/>
+      </w:pPr>
+      <w:r>
+        <w:rPr>
+          <w:rFonts w:ascii="Calibri" w:cs="Calibri" w:eastAsia="Calibri" w:hAnsi="Calibri"/>
+          <w:color w:val="1F2937"/>
+          <w:sz w:val="20"/>
+          <w:szCs w:val="20"/>
+        </w:rPr>
+        <w:t xml:space="preserve">For each projection year: runs resolveCircularReferences() (up to 100 iterations per year)</w:t>
+      </w:r>
+    </w:p>
+    <w:p>
+      <w:pPr>
+        <w:pStyle w:val="ListParagraph"/>
+        <w:numPr>
+          <w:ilvl w:val="0"/>
+          <w:numId w:val="1"/>
+        </w:numPr>
+        <w:spacing w:after="40"/>
+      </w:pPr>
+      <w:r>
+        <w:rPr>
+          <w:rFonts w:ascii="Calibri" w:cs="Calibri" w:eastAsia="Calibri" w:hAnsi="Calibri"/>
+          <w:color w:val="1F2937"/>
+          <w:sz w:val="20"/>
+          <w:szCs w:val="20"/>
+        </w:rPr>
+        <w:t xml:space="preserve">Each iteration: IS → BS (cash=plug) → CF → check interest convergence</w:t>
+      </w:r>
+    </w:p>
+    <w:p>
+      <w:pPr>
+        <w:pStyle w:val="ListParagraph"/>
+        <w:numPr>
+          <w:ilvl w:val="0"/>
+          <w:numId w:val="1"/>
+        </w:numPr>
+        <w:spacing w:after="40"/>
+      </w:pPr>
+      <w:r>
+        <w:rPr>
+          <w:rFonts w:ascii="Calibri" w:cs="Calibri" w:eastAsia="Calibri" w:hAnsi="Calibri"/>
+          <w:color w:val="1F2937"/>
+          <w:sz w:val="20"/>
+          <w:szCs w:val="20"/>
+        </w:rPr>
+        <w:t xml:space="preserve">Validates integration with 16 cross-statement checks per year</w:t>
+      </w:r>
+    </w:p>
+    <w:p>
+      <w:pPr>
+        <w:pStyle w:val="ListParagraph"/>
+        <w:numPr>
+          <w:ilvl w:val="0"/>
+          <w:numId w:val="1"/>
+        </w:numPr>
+        <w:spacing w:after="40"/>
+      </w:pPr>
+      <w:r>
+        <w:rPr>
+          <w:rFonts w:ascii="Calibri" w:cs="Calibri" w:eastAsia="Calibri" w:hAnsi="Calibri"/>
+          <w:color w:val="1F2937"/>
+          <w:sz w:val="20"/>
+          <w:szCs w:val="20"/>
+        </w:rPr>
+        <w:t xml:space="preserve">Combines all periods and calculates 23 financial ratios</w:t>
+      </w:r>
+    </w:p>
+    <w:p>
+      <w:pPr>
+        <w:pStyle w:val="Heading3"/>
+        <w:spacing w:before="200" w:after="60"/>
+      </w:pPr>
+      <w:r>
+        <w:rPr>
+          <w:rFonts w:ascii="Calibri" w:cs="Calibri" w:eastAsia="Calibri" w:hAnsi="Calibri"/>
+          <w:b/>
+          <w:bCs/>
+          <w:color w:val="3B82F6"/>
+          <w:sz w:val="22"/>
+          <w:szCs w:val="22"/>
+        </w:rPr>
+        <w:t xml:space="preserve">Output Layer</w:t>
+      </w:r>
+    </w:p>
+    <w:p>
+      <w:pPr>
+        <w:pStyle w:val="ListParagraph"/>
+        <w:numPr>
+          <w:ilvl w:val="0"/>
+          <w:numId w:val="1"/>
+        </w:numPr>
+        <w:spacing w:after="40"/>
+      </w:pPr>
+      <w:r>
+        <w:rPr>
+          <w:rFonts w:ascii="Calibri" w:cs="Calibri" w:eastAsia="Calibri" w:hAnsi="Calibri"/>
+          <w:color w:val="1F2937"/>
+          <w:sz w:val="20"/>
+          <w:szCs w:val="20"/>
+        </w:rPr>
+        <w:t xml:space="preserve">UI Components — Dashboard, statement views, schedule pages, analysis charts</w:t>
+      </w:r>
+    </w:p>
+    <w:p>
+      <w:pPr>
+        <w:pStyle w:val="ListParagraph"/>
+        <w:numPr>
+          <w:ilvl w:val="0"/>
+          <w:numId w:val="1"/>
+        </w:numPr>
+        <w:spacing w:after="40"/>
+      </w:pPr>
+      <w:r>
+        <w:rPr>
+          <w:rFonts w:ascii="Calibri" w:cs="Calibri" w:eastAsia="Calibri" w:hAnsi="Calibri"/>
+          <w:color w:val="1F2937"/>
+          <w:sz w:val="20"/>
+          <w:szCs w:val="20"/>
+        </w:rPr>
+        <w:t xml:space="preserve">Excel Export — 9-tab workbook with 100% live formulas (no hard-coded values)</w:t>
+      </w:r>
+    </w:p>
+    <w:p>
+      <w:pPr>
+        <w:pStyle w:val="ListParagraph"/>
+        <w:numPr>
+          <w:ilvl w:val="0"/>
+          <w:numId w:val="1"/>
+        </w:numPr>
+        <w:spacing w:after="40"/>
+      </w:pPr>
+      <w:r>
+        <w:rPr>
+          <w:rFonts w:ascii="Calibri" w:cs="Calibri" w:eastAsia="Calibri" w:hAnsi="Calibri"/>
+          <w:color w:val="1F2937"/>
+          <w:sz w:val="20"/>
+          <w:szCs w:val="20"/>
+        </w:rPr>
+        <w:t xml:space="preserve">PDF Export — Multi-page professional report</w:t>
+      </w:r>
+    </w:p>
+    <w:p>
+      <w:pPr>
+        <w:pStyle w:val="ListParagraph"/>
+        <w:numPr>
+          <w:ilvl w:val="0"/>
+          <w:numId w:val="1"/>
+        </w:numPr>
+        <w:spacing w:after="40"/>
+      </w:pPr>
+      <w:r>
+        <w:rPr>
+          <w:rFonts w:ascii="Calibri" w:cs="Calibri" w:eastAsia="Calibri" w:hAnsi="Calibri"/>
+          <w:color w:val="1F2937"/>
+          <w:sz w:val="20"/>
+          <w:szCs w:val="20"/>
+        </w:rPr>
+        <w:t xml:space="preserve">CSV/JSON Export — Raw data for external tools</w:t>
+      </w:r>
+    </w:p>
+    <w:p>
+      <w:pPr>
+        <w:pStyle w:val="Heading3"/>
+        <w:spacing w:before="200" w:after="60"/>
+      </w:pPr>
+      <w:r>
+        <w:rPr>
+          <w:rFonts w:ascii="Calibri" w:cs="Calibri" w:eastAsia="Calibri" w:hAnsi="Calibri"/>
+          <w:b/>
+          <w:bCs/>
+          <w:color w:val="3B82F6"/>
+          <w:sz w:val="22"/>
+          <w:szCs w:val="22"/>
+        </w:rPr>
+        <w:t xml:space="preserve">Analysis &amp; Valuation Layer</w:t>
+      </w:r>
+    </w:p>
+    <w:p>
+      <w:pPr>
+        <w:pStyle w:val="ListParagraph"/>
+        <w:numPr>
+          <w:ilvl w:val="0"/>
+          <w:numId w:val="1"/>
+        </w:numPr>
+        <w:spacing w:after="40"/>
+      </w:pPr>
+      <w:r>
+        <w:rPr>
+          <w:rFonts w:ascii="Calibri" w:cs="Calibri" w:eastAsia="Calibri" w:hAnsi="Calibri"/>
+          <w:color w:val="1F2937"/>
+          <w:sz w:val="20"/>
+          <w:szCs w:val="20"/>
+        </w:rPr>
+        <w:t xml:space="preserve">Sensitivity Analysis — One-way and two-way parameter sweeps</w:t>
+      </w:r>
+    </w:p>
+    <w:p>
+      <w:pPr>
+        <w:pStyle w:val="ListParagraph"/>
+        <w:numPr>
+          <w:ilvl w:val="0"/>
+          <w:numId w:val="1"/>
+        </w:numPr>
+        <w:spacing w:after="40"/>
+      </w:pPr>
+      <w:r>
+        <w:rPr>
+          <w:rFonts w:ascii="Calibri" w:cs="Calibri" w:eastAsia="Calibri" w:hAnsi="Calibri"/>
+          <w:color w:val="1F2937"/>
+          <w:sz w:val="20"/>
+          <w:szCs w:val="20"/>
+        </w:rPr>
+        <w:t xml:space="preserve">Monte Carlo Simulation — 10,000 iterations with configurable distributions</w:t>
+      </w:r>
+    </w:p>
+    <w:p>
+      <w:pPr>
+        <w:pStyle w:val="ListParagraph"/>
+        <w:numPr>
+          <w:ilvl w:val="0"/>
+          <w:numId w:val="1"/>
+        </w:numPr>
+        <w:spacing w:after="40"/>
+      </w:pPr>
+      <w:r>
+        <w:rPr>
+          <w:rFonts w:ascii="Calibri" w:cs="Calibri" w:eastAsia="Calibri" w:hAnsi="Calibri"/>
+          <w:color w:val="1F2937"/>
+          <w:sz w:val="20"/>
+          <w:szCs w:val="20"/>
+        </w:rPr>
+        <w:t xml:space="preserve">Scenario Comparison — Side-by-side metric comparison across all scenarios</w:t>
+      </w:r>
+    </w:p>
+    <w:p>
+      <w:pPr>
+        <w:pStyle w:val="ListParagraph"/>
+        <w:numPr>
+          <w:ilvl w:val="0"/>
+          <w:numId w:val="1"/>
+        </w:numPr>
+        <w:spacing w:after="40"/>
+      </w:pPr>
+      <w:r>
+        <w:rPr>
+          <w:rFonts w:ascii="Calibri" w:cs="Calibri" w:eastAsia="Calibri" w:hAnsi="Calibri"/>
+          <w:color w:val="1F2937"/>
+          <w:sz w:val="20"/>
+          <w:szCs w:val="20"/>
+        </w:rPr>
+        <w:t xml:space="preserve">DCF Valuation — WACC (CAPM) → discounted FCFs → terminal value → implied share price</w:t>
+      </w:r>
+    </w:p>
+    <w:p>
+      <w:pPr>
+        <w:pStyle w:val="ListParagraph"/>
+        <w:numPr>
+          <w:ilvl w:val="0"/>
+          <w:numId w:val="1"/>
+        </w:numPr>
+        <w:spacing w:after="40"/>
+      </w:pPr>
+      <w:r>
+        <w:rPr>
+          <w:rFonts w:ascii="Calibri" w:cs="Calibri" w:eastAsia="Calibri" w:hAnsi="Calibri"/>
+          <w:color w:val="1F2937"/>
+          <w:sz w:val="20"/>
+          <w:szCs w:val="20"/>
+        </w:rPr>
+        <w:t xml:space="preserve">Trading Multiples — P/E, EV/EBITDA, P/B, FCF Yield, Dividend Yield vs EGX 30 benchmarks</w:t>
+      </w:r>
+    </w:p>
+    <w:p>
+      <w:pPr>
+        <w:pStyle w:val="ListParagraph"/>
+        <w:numPr>
+          <w:ilvl w:val="0"/>
+          <w:numId w:val="1"/>
+        </w:numPr>
+        <w:spacing w:after="40"/>
+      </w:pPr>
+      <w:r>
+        <w:rPr>
+          <w:rFonts w:ascii="Calibri" w:cs="Calibri" w:eastAsia="Calibri" w:hAnsi="Calibri"/>
+          <w:color w:val="1F2937"/>
+          <w:sz w:val="20"/>
+          <w:szCs w:val="20"/>
+        </w:rPr>
+        <w:t xml:space="preserve">CBE Regulatory Metrics — Debt/EBITDA, Interest Coverage, DSCR, Current Ratio, Net Debt/Equity</w:t>
+      </w:r>
+    </w:p>
+    <w:p>
+      <w:r>
+        <w:br w:type="page"/>
+      </w:r>
+    </w:p>
+    <w:p>
+      <w:pPr>
+        <w:pStyle w:val="Heading1"/>
+        <w:pBdr>
+          <w:bottom w:val="single" w:color="3B82F6" w:sz="3"/>
+        </w:pBdr>
+        <w:spacing w:before="360" w:after="120"/>
+      </w:pPr>
+      <w:r>
+        <w:rPr>
+          <w:rFonts w:ascii="Calibri" w:cs="Calibri" w:eastAsia="Calibri" w:hAnsi="Calibri"/>
+          <w:b/>
+          <w:bCs/>
+          <w:color w:val="1E3A8A"/>
+          <w:sz w:val="32"/>
+          <w:szCs w:val="32"/>
+        </w:rPr>
+        <w:t xml:space="preserve">15. AI Validation Agent (lib/agents/)</w:t>
+      </w:r>
+    </w:p>
+    <w:p>
+      <w:pPr>
+        <w:pBdr>
+          <w:left w:val="single" w:color="3B82F6" w:sz="6"/>
+        </w:pBdr>
+        <w:shd w:fill="EFF6FF" w:color="EFF6FF" w:val="solid"/>
+        <w:spacing w:before="120" w:after="120"/>
+        <w:ind w:left="120"/>
+      </w:pPr>
+      <w:r>
+        <w:rPr>
+          <w:rFonts w:ascii="Calibri" w:cs="Calibri" w:eastAsia="Calibri" w:hAnsi="Calibri"/>
+          <w:b/>
+          <w:bCs/>
+          <w:color w:val="3B82F6"/>
+          <w:sz w:val="20"/>
+          <w:szCs w:val="20"/>
+        </w:rPr>
+        <w:t xml:space="preserve">⚡ </w:t>
+      </w:r>
+      <w:r>
+        <w:rPr>
+          <w:rFonts w:ascii="Calibri" w:cs="Calibri" w:eastAsia="Calibri" w:hAnsi="Calibri"/>
+          <w:b/>
+          <w:bCs/>
+          <w:color w:val="1E3A8A"/>
+          <w:sz w:val="20"/>
+          <w:szCs w:val="20"/>
+        </w:rPr>
+        <w:t xml:space="preserve">A two-phase validation system: Phase 1 runs 19 deterministic rules (free, instant). Phase 2 optionally calls Claude API for deeper AI-powered analysis.</w:t>
+      </w:r>
+    </w:p>
+    <w:p>
+      <w:pPr>
+        <w:pStyle w:val="Heading2"/>
+        <w:spacing w:before="280" w:after="80"/>
+      </w:pPr>
+      <w:r>
+        <w:rPr>
+          <w:rFonts w:ascii="Calibri" w:cs="Calibri" w:eastAsia="Calibri" w:hAnsi="Calibri"/>
+          <w:b/>
+          <w:bCs/>
+          <w:color w:val="1E3A8A"/>
+          <w:sz w:val="26"/>
+          <w:szCs w:val="26"/>
+        </w:rPr>
+        <w:t xml:space="preserve">15.1 Architecture</w:t>
+      </w:r>
+    </w:p>
+    <w:p>
+      <w:pPr>
+        <w:spacing w:after="80"/>
+        <w:jc w:val="left"/>
+      </w:pPr>
+      <w:r>
+        <w:rPr>
+          <w:rFonts w:ascii="Calibri" w:cs="Calibri" w:eastAsia="Calibri" w:hAnsi="Calibri"/>
+          <w:b w:val="false"/>
+          <w:bCs w:val="false"/>
+          <w:i w:val="false"/>
+          <w:iCs w:val="false"/>
+          <w:color w:val="1F2937"/>
+          <w:sz w:val="20"/>
+          <w:szCs w:val="20"/>
+        </w:rPr>
+        <w:t xml:space="preserve">The FinancialValidationAgent class (validation-agent.ts) orchestrates validation with a configurable pipeline:</w:t>
+      </w:r>
+    </w:p>
+    <w:p>
+      <w:pPr>
+        <w:pStyle w:val="ListParagraph"/>
+        <w:numPr>
+          <w:ilvl w:val="0"/>
+          <w:numId w:val="1"/>
+        </w:numPr>
+        <w:spacing w:after="40"/>
+      </w:pPr>
+      <w:r>
+        <w:rPr>
+          <w:rFonts w:ascii="Calibri" w:cs="Calibri" w:eastAsia="Calibri" w:hAnsi="Calibri"/>
+          <w:color w:val="1F2937"/>
+          <w:sz w:val="20"/>
+          <w:szCs w:val="20"/>
+        </w:rPr>
+        <w:t xml:space="preserve">Phase 1 (Local): runAllLocalChecks() executes 19 deterministic validation rules instantly and for free</w:t>
+      </w:r>
+    </w:p>
+    <w:p>
+      <w:pPr>
+        <w:pStyle w:val="ListParagraph"/>
+        <w:numPr>
+          <w:ilvl w:val="0"/>
+          <w:numId w:val="1"/>
+        </w:numPr>
+        <w:spacing w:after="40"/>
+      </w:pPr>
+      <w:r>
+        <w:rPr>
+          <w:rFonts w:ascii="Calibri" w:cs="Calibri" w:eastAsia="Calibri" w:hAnsi="Calibri"/>
+          <w:color w:val="1F2937"/>
+          <w:sz w:val="20"/>
+          <w:szCs w:val="20"/>
+        </w:rPr>
+        <w:t xml:space="preserve">Phase 2 (AI): If local checks fail AND config.runAIChecks is true, sends model data to Claude API via /api/validate</w:t>
+      </w:r>
+    </w:p>
+    <w:p>
+      <w:pPr>
+        <w:pStyle w:val="ListParagraph"/>
+        <w:numPr>
+          <w:ilvl w:val="0"/>
+          <w:numId w:val="1"/>
+        </w:numPr>
+        <w:spacing w:after="40"/>
+      </w:pPr>
+      <w:r>
+        <w:rPr>
+          <w:rFonts w:ascii="Calibri" w:cs="Calibri" w:eastAsia="Calibri" w:hAnsi="Calibri"/>
+          <w:color w:val="1F2937"/>
+          <w:sz w:val="20"/>
+          <w:szCs w:val="20"/>
+        </w:rPr>
+        <w:t xml:space="preserve">Results are merged and deduplicated by rule+period+scenario+field key</w:t>
+      </w:r>
+    </w:p>
+    <w:p>
+      <w:pPr>
+        <w:pStyle w:val="ListParagraph"/>
+        <w:numPr>
+          <w:ilvl w:val="0"/>
+          <w:numId w:val="1"/>
+        </w:numPr>
+        <w:spacing w:after="40"/>
+      </w:pPr>
+      <w:r>
+        <w:rPr>
+          <w:rFonts w:ascii="Calibri" w:cs="Calibri" w:eastAsia="Calibri" w:hAnsi="Calibri"/>
+          <w:color w:val="1F2937"/>
+          <w:sz w:val="20"/>
+          <w:szCs w:val="20"/>
+        </w:rPr>
+        <w:t xml:space="preserve">Reports include: criticalErrors[], majorWarnings[], advisoryNotes[], statistics, egyptianLawCompliance</w:t>
+      </w:r>
+    </w:p>
+    <w:p>
+      <w:pPr>
+        <w:spacing w:after="40"/>
+      </w:pPr>
+    </w:p>
+    <w:p>
+      <w:pPr>
+        <w:pStyle w:val="Heading2"/>
+        <w:spacing w:before="280" w:after="80"/>
+      </w:pPr>
+      <w:r>
+        <w:rPr>
+          <w:rFonts w:ascii="Calibri" w:cs="Calibri" w:eastAsia="Calibri" w:hAnsi="Calibri"/>
+          <w:b/>
+          <w:bCs/>
+          <w:color w:val="1E3A8A"/>
+          <w:sz w:val="26"/>
+          <w:szCs w:val="26"/>
+        </w:rPr>
+        <w:t xml:space="preserve">15.2 Validation Configuration</w:t>
       </w:r>
     </w:p>
     <w:tbl>
@@ -26711,7 +26686,7 @@
         </w:trPr>
         <w:tc>
           <w:tcPr>
-            <w:tcW w:type="pct" w:w="8%"/>
+            <w:tcW w:type="pct" w:w="30%"/>
             <w:shd w:fill="1E3A8A" w:color="1E3A8A" w:val="solid"/>
             <w:tcMar>
               <w:top w:type="dxa" w:w="40"/>
@@ -26733,13 +26708,13 @@
                 <w:sz w:val="18"/>
                 <w:szCs w:val="18"/>
               </w:rPr>
-              <w:t xml:space="preserve">Rule</w:t>
-            </w:r>
-          </w:p>
-        </w:tc>
-        <w:tc>
-          <w:tcPr>
-            <w:tcW w:type="pct" w:w="28%"/>
+              <w:t xml:space="preserve">Config Option</w:t>
+            </w:r>
+          </w:p>
+        </w:tc>
+        <w:tc>
+          <w:tcPr>
+            <w:tcW w:type="pct" w:w="15%"/>
             <w:shd w:fill="1E3A8A" w:color="1E3A8A" w:val="solid"/>
             <w:tcMar>
               <w:top w:type="dxa" w:w="40"/>
@@ -26761,13 +26736,13 @@
                 <w:sz w:val="18"/>
                 <w:szCs w:val="18"/>
               </w:rPr>
-              <w:t xml:space="preserve">Name</w:t>
-            </w:r>
-          </w:p>
-        </w:tc>
-        <w:tc>
-          <w:tcPr>
-            <w:tcW w:type="pct" w:w="64%"/>
+              <w:t xml:space="preserve">Default</w:t>
+            </w:r>
+          </w:p>
+        </w:tc>
+        <w:tc>
+          <w:tcPr>
+            <w:tcW w:type="pct" w:w="55%"/>
             <w:shd w:fill="1E3A8A" w:color="1E3A8A" w:val="solid"/>
             <w:tcMar>
               <w:top w:type="dxa" w:w="40"/>
@@ -26789,7 +26764,7 @@
                 <w:sz w:val="18"/>
                 <w:szCs w:val="18"/>
               </w:rPr>
-              <w:t xml:space="preserve">Check Formula</w:t>
+              <w:t xml:space="preserve">Description</w:t>
             </w:r>
           </w:p>
         </w:tc>
@@ -26797,85 +26772,85 @@
       <w:tr>
         <w:tc>
           <w:tcPr>
-            <w:tcW w:type="pct" w:w="8%"/>
-            <w:shd w:fill="F3F4F6" w:color="F3F4F6" w:val="solid"/>
-            <w:tcMar>
-              <w:top w:type="dxa" w:w="40"/>
-              <w:left w:type="dxa" w:w="80"/>
-              <w:bottom w:type="dxa" w:w="40"/>
-              <w:right w:type="dxa" w:w="80"/>
-            </w:tcMar>
-          </w:tcPr>
-          <w:p>
-            <w:pPr>
-              <w:spacing w:after="0"/>
-            </w:pPr>
-            <w:r>
-              <w:rPr>
-                <w:rFonts w:ascii="Calibri" w:cs="Calibri" w:eastAsia="Calibri" w:hAnsi="Calibri"/>
-                <w:b w:val="false"/>
-                <w:bCs w:val="false"/>
-                <w:color w:val="1F2937"/>
-                <w:sz w:val="18"/>
-                <w:szCs w:val="18"/>
-              </w:rPr>
-              <w:t xml:space="preserve">1</w:t>
-            </w:r>
-          </w:p>
-        </w:tc>
-        <w:tc>
-          <w:tcPr>
-            <w:tcW w:type="pct" w:w="28%"/>
-            <w:shd w:fill="F3F4F6" w:color="F3F4F6" w:val="solid"/>
-            <w:tcMar>
-              <w:top w:type="dxa" w:w="40"/>
-              <w:left w:type="dxa" w:w="80"/>
-              <w:bottom w:type="dxa" w:w="40"/>
-              <w:right w:type="dxa" w:w="80"/>
-            </w:tcMar>
-          </w:tcPr>
-          <w:p>
-            <w:pPr>
-              <w:spacing w:after="0"/>
-            </w:pPr>
-            <w:r>
-              <w:rPr>
-                <w:rFonts w:ascii="Calibri" w:cs="Calibri" w:eastAsia="Calibri" w:hAnsi="Calibri"/>
-                <w:b w:val="false"/>
-                <w:bCs w:val="false"/>
-                <w:color w:val="1F2937"/>
-                <w:sz w:val="18"/>
-                <w:szCs w:val="18"/>
-              </w:rPr>
-              <w:t xml:space="preserve">Balance Sheet Balance</w:t>
-            </w:r>
-          </w:p>
-        </w:tc>
-        <w:tc>
-          <w:tcPr>
-            <w:tcW w:type="pct" w:w="64%"/>
-            <w:shd w:fill="F3F4F6" w:color="F3F4F6" w:val="solid"/>
-            <w:tcMar>
-              <w:top w:type="dxa" w:w="40"/>
-              <w:left w:type="dxa" w:w="80"/>
-              <w:bottom w:type="dxa" w:w="40"/>
-              <w:right w:type="dxa" w:w="80"/>
-            </w:tcMar>
-          </w:tcPr>
-          <w:p>
-            <w:pPr>
-              <w:spacing w:after="0"/>
-            </w:pPr>
-            <w:r>
-              <w:rPr>
-                <w:rFonts w:ascii="Calibri" w:cs="Calibri" w:eastAsia="Calibri" w:hAnsi="Calibri"/>
-                <w:b w:val="false"/>
-                <w:bCs w:val="false"/>
-                <w:color w:val="1F2937"/>
-                <w:sz w:val="18"/>
-                <w:szCs w:val="18"/>
-              </w:rPr>
-              <w:t xml:space="preserve">abs(totalAssets − totalL&amp;E) &lt; 0.01</w:t>
+            <w:tcW w:type="pct" w:w="30%"/>
+            <w:shd w:fill="F3F4F6" w:color="F3F4F6" w:val="solid"/>
+            <w:tcMar>
+              <w:top w:type="dxa" w:w="40"/>
+              <w:left w:type="dxa" w:w="80"/>
+              <w:bottom w:type="dxa" w:w="40"/>
+              <w:right w:type="dxa" w:w="80"/>
+            </w:tcMar>
+          </w:tcPr>
+          <w:p>
+            <w:pPr>
+              <w:spacing w:after="0"/>
+            </w:pPr>
+            <w:r>
+              <w:rPr>
+                <w:rFonts w:ascii="Calibri" w:cs="Calibri" w:eastAsia="Calibri" w:hAnsi="Calibri"/>
+                <w:b w:val="false"/>
+                <w:bCs w:val="false"/>
+                <w:color w:val="1F2937"/>
+                <w:sz w:val="18"/>
+                <w:szCs w:val="18"/>
+              </w:rPr>
+              <w:t xml:space="preserve">blockExportOnCritical</w:t>
+            </w:r>
+          </w:p>
+        </w:tc>
+        <w:tc>
+          <w:tcPr>
+            <w:tcW w:type="pct" w:w="15%"/>
+            <w:shd w:fill="F3F4F6" w:color="F3F4F6" w:val="solid"/>
+            <w:tcMar>
+              <w:top w:type="dxa" w:w="40"/>
+              <w:left w:type="dxa" w:w="80"/>
+              <w:bottom w:type="dxa" w:w="40"/>
+              <w:right w:type="dxa" w:w="80"/>
+            </w:tcMar>
+          </w:tcPr>
+          <w:p>
+            <w:pPr>
+              <w:spacing w:after="0"/>
+            </w:pPr>
+            <w:r>
+              <w:rPr>
+                <w:rFonts w:ascii="Calibri" w:cs="Calibri" w:eastAsia="Calibri" w:hAnsi="Calibri"/>
+                <w:b w:val="false"/>
+                <w:bCs w:val="false"/>
+                <w:color w:val="1F2937"/>
+                <w:sz w:val="18"/>
+                <w:szCs w:val="18"/>
+              </w:rPr>
+              <w:t xml:space="preserve">true</w:t>
+            </w:r>
+          </w:p>
+        </w:tc>
+        <w:tc>
+          <w:tcPr>
+            <w:tcW w:type="pct" w:w="55%"/>
+            <w:shd w:fill="F3F4F6" w:color="F3F4F6" w:val="solid"/>
+            <w:tcMar>
+              <w:top w:type="dxa" w:w="40"/>
+              <w:left w:type="dxa" w:w="80"/>
+              <w:bottom w:type="dxa" w:w="40"/>
+              <w:right w:type="dxa" w:w="80"/>
+            </w:tcMar>
+          </w:tcPr>
+          <w:p>
+            <w:pPr>
+              <w:spacing w:after="0"/>
+            </w:pPr>
+            <w:r>
+              <w:rPr>
+                <w:rFonts w:ascii="Calibri" w:cs="Calibri" w:eastAsia="Calibri" w:hAnsi="Calibri"/>
+                <w:b w:val="false"/>
+                <w:bCs w:val="false"/>
+                <w:color w:val="1F2937"/>
+                <w:sz w:val="18"/>
+                <w:szCs w:val="18"/>
+              </w:rPr>
+              <w:t xml:space="preserve">Prevent Excel/PDF export if critical errors exist</w:t>
             </w:r>
           </w:p>
         </w:tc>
@@ -26883,7 +26858,7 @@
       <w:tr>
         <w:tc>
           <w:tcPr>
-            <w:tcW w:type="pct" w:w="8%"/>
+            <w:tcW w:type="pct" w:w="30%"/>
             <w:shd w:fill="FFFFFF" w:color="FFFFFF" w:val="solid"/>
             <w:tcMar>
               <w:top w:type="dxa" w:w="40"/>
@@ -26905,13 +26880,13 @@
                 <w:sz w:val="18"/>
                 <w:szCs w:val="18"/>
               </w:rPr>
-              <w:t xml:space="preserve">2</w:t>
-            </w:r>
-          </w:p>
-        </w:tc>
-        <w:tc>
-          <w:tcPr>
-            <w:tcW w:type="pct" w:w="28%"/>
+              <w:t xml:space="preserve">runLocalChecksFirst</w:t>
+            </w:r>
+          </w:p>
+        </w:tc>
+        <w:tc>
+          <w:tcPr>
+            <w:tcW w:type="pct" w:w="15%"/>
             <w:shd w:fill="FFFFFF" w:color="FFFFFF" w:val="solid"/>
             <w:tcMar>
               <w:top w:type="dxa" w:w="40"/>
@@ -26933,13 +26908,13 @@
                 <w:sz w:val="18"/>
                 <w:szCs w:val="18"/>
               </w:rPr>
-              <w:t xml:space="preserve">CF Ending Cash = BS Cash</w:t>
-            </w:r>
-          </w:p>
-        </w:tc>
-        <w:tc>
-          <w:tcPr>
-            <w:tcW w:type="pct" w:w="64%"/>
+              <w:t xml:space="preserve">true</w:t>
+            </w:r>
+          </w:p>
+        </w:tc>
+        <w:tc>
+          <w:tcPr>
+            <w:tcW w:type="pct" w:w="55%"/>
             <w:shd w:fill="FFFFFF" w:color="FFFFFF" w:val="solid"/>
             <w:tcMar>
               <w:top w:type="dxa" w:w="40"/>
@@ -26961,7 +26936,7 @@
                 <w:sz w:val="18"/>
                 <w:szCs w:val="18"/>
               </w:rPr>
-              <w:t xml:space="preserve">abs(cf.endingCash − bs.cash) &lt; 0.01</w:t>
+              <w:t xml:space="preserve">Always run free deterministic checks first</w:t>
             </w:r>
           </w:p>
         </w:tc>
@@ -26969,85 +26944,85 @@
       <w:tr>
         <w:tc>
           <w:tcPr>
-            <w:tcW w:type="pct" w:w="8%"/>
-            <w:shd w:fill="F3F4F6" w:color="F3F4F6" w:val="solid"/>
-            <w:tcMar>
-              <w:top w:type="dxa" w:w="40"/>
-              <w:left w:type="dxa" w:w="80"/>
-              <w:bottom w:type="dxa" w:w="40"/>
-              <w:right w:type="dxa" w:w="80"/>
-            </w:tcMar>
-          </w:tcPr>
-          <w:p>
-            <w:pPr>
-              <w:spacing w:after="0"/>
-            </w:pPr>
-            <w:r>
-              <w:rPr>
-                <w:rFonts w:ascii="Calibri" w:cs="Calibri" w:eastAsia="Calibri" w:hAnsi="Calibri"/>
-                <w:b w:val="false"/>
-                <w:bCs w:val="false"/>
-                <w:color w:val="1F2937"/>
-                <w:sz w:val="18"/>
-                <w:szCs w:val="18"/>
-              </w:rPr>
-              <w:t xml:space="preserve">3</w:t>
-            </w:r>
-          </w:p>
-        </w:tc>
-        <w:tc>
-          <w:tcPr>
-            <w:tcW w:type="pct" w:w="28%"/>
-            <w:shd w:fill="F3F4F6" w:color="F3F4F6" w:val="solid"/>
-            <w:tcMar>
-              <w:top w:type="dxa" w:w="40"/>
-              <w:left w:type="dxa" w:w="80"/>
-              <w:bottom w:type="dxa" w:w="40"/>
-              <w:right w:type="dxa" w:w="80"/>
-            </w:tcMar>
-          </w:tcPr>
-          <w:p>
-            <w:pPr>
-              <w:spacing w:after="0"/>
-            </w:pPr>
-            <w:r>
-              <w:rPr>
-                <w:rFonts w:ascii="Calibri" w:cs="Calibri" w:eastAsia="Calibri" w:hAnsi="Calibri"/>
-                <w:b w:val="false"/>
-                <w:bCs w:val="false"/>
-                <w:color w:val="1F2937"/>
-                <w:sz w:val="18"/>
-                <w:szCs w:val="18"/>
-              </w:rPr>
-              <w:t xml:space="preserve">Revenue Chain Integrity</w:t>
-            </w:r>
-          </w:p>
-        </w:tc>
-        <w:tc>
-          <w:tcPr>
-            <w:tcW w:type="pct" w:w="64%"/>
-            <w:shd w:fill="F3F4F6" w:color="F3F4F6" w:val="solid"/>
-            <w:tcMar>
-              <w:top w:type="dxa" w:w="40"/>
-              <w:left w:type="dxa" w:w="80"/>
-              <w:bottom w:type="dxa" w:w="40"/>
-              <w:right w:type="dxa" w:w="80"/>
-            </w:tcMar>
-          </w:tcPr>
-          <w:p>
-            <w:pPr>
-              <w:spacing w:after="0"/>
-            </w:pPr>
-            <w:r>
-              <w:rPr>
-                <w:rFonts w:ascii="Calibri" w:cs="Calibri" w:eastAsia="Calibri" w:hAnsi="Calibri"/>
-                <w:b w:val="false"/>
-                <w:bCs w:val="false"/>
-                <w:color w:val="1F2937"/>
-                <w:sz w:val="18"/>
-                <w:szCs w:val="18"/>
-              </w:rPr>
-              <w:t xml:space="preserve">revenue_t = revenue_{t-1} × (1 + growthRate_t)</w:t>
+            <w:tcW w:type="pct" w:w="30%"/>
+            <w:shd w:fill="F3F4F6" w:color="F3F4F6" w:val="solid"/>
+            <w:tcMar>
+              <w:top w:type="dxa" w:w="40"/>
+              <w:left w:type="dxa" w:w="80"/>
+              <w:bottom w:type="dxa" w:w="40"/>
+              <w:right w:type="dxa" w:w="80"/>
+            </w:tcMar>
+          </w:tcPr>
+          <w:p>
+            <w:pPr>
+              <w:spacing w:after="0"/>
+            </w:pPr>
+            <w:r>
+              <w:rPr>
+                <w:rFonts w:ascii="Calibri" w:cs="Calibri" w:eastAsia="Calibri" w:hAnsi="Calibri"/>
+                <w:b w:val="false"/>
+                <w:bCs w:val="false"/>
+                <w:color w:val="1F2937"/>
+                <w:sz w:val="18"/>
+                <w:szCs w:val="18"/>
+              </w:rPr>
+              <w:t xml:space="preserve">runAIChecks</w:t>
+            </w:r>
+          </w:p>
+        </w:tc>
+        <w:tc>
+          <w:tcPr>
+            <w:tcW w:type="pct" w:w="15%"/>
+            <w:shd w:fill="F3F4F6" w:color="F3F4F6" w:val="solid"/>
+            <w:tcMar>
+              <w:top w:type="dxa" w:w="40"/>
+              <w:left w:type="dxa" w:w="80"/>
+              <w:bottom w:type="dxa" w:w="40"/>
+              <w:right w:type="dxa" w:w="80"/>
+            </w:tcMar>
+          </w:tcPr>
+          <w:p>
+            <w:pPr>
+              <w:spacing w:after="0"/>
+            </w:pPr>
+            <w:r>
+              <w:rPr>
+                <w:rFonts w:ascii="Calibri" w:cs="Calibri" w:eastAsia="Calibri" w:hAnsi="Calibri"/>
+                <w:b w:val="false"/>
+                <w:bCs w:val="false"/>
+                <w:color w:val="1F2937"/>
+                <w:sz w:val="18"/>
+                <w:szCs w:val="18"/>
+              </w:rPr>
+              <w:t xml:space="preserve">true</w:t>
+            </w:r>
+          </w:p>
+        </w:tc>
+        <w:tc>
+          <w:tcPr>
+            <w:tcW w:type="pct" w:w="55%"/>
+            <w:shd w:fill="F3F4F6" w:color="F3F4F6" w:val="solid"/>
+            <w:tcMar>
+              <w:top w:type="dxa" w:w="40"/>
+              <w:left w:type="dxa" w:w="80"/>
+              <w:bottom w:type="dxa" w:w="40"/>
+              <w:right w:type="dxa" w:w="80"/>
+            </w:tcMar>
+          </w:tcPr>
+          <w:p>
+            <w:pPr>
+              <w:spacing w:after="0"/>
+            </w:pPr>
+            <w:r>
+              <w:rPr>
+                <w:rFonts w:ascii="Calibri" w:cs="Calibri" w:eastAsia="Calibri" w:hAnsi="Calibri"/>
+                <w:b w:val="false"/>
+                <w:bCs w:val="false"/>
+                <w:color w:val="1F2937"/>
+                <w:sz w:val="18"/>
+                <w:szCs w:val="18"/>
+              </w:rPr>
+              <w:t xml:space="preserve">Enable Claude API deep analysis</w:t>
             </w:r>
           </w:p>
         </w:tc>
@@ -27055,7 +27030,7 @@
       <w:tr>
         <w:tc>
           <w:tcPr>
-            <w:tcW w:type="pct" w:w="8%"/>
+            <w:tcW w:type="pct" w:w="30%"/>
             <w:shd w:fill="FFFFFF" w:color="FFFFFF" w:val="solid"/>
             <w:tcMar>
               <w:top w:type="dxa" w:w="40"/>
@@ -27077,13 +27052,13 @@
                 <w:sz w:val="18"/>
                 <w:szCs w:val="18"/>
               </w:rPr>
-              <w:t xml:space="preserve">4</w:t>
-            </w:r>
-          </w:p>
-        </w:tc>
-        <w:tc>
-          <w:tcPr>
-            <w:tcW w:type="pct" w:w="28%"/>
+              <w:t xml:space="preserve">onlyRunAIIfLocalFails</w:t>
+            </w:r>
+          </w:p>
+        </w:tc>
+        <w:tc>
+          <w:tcPr>
+            <w:tcW w:type="pct" w:w="15%"/>
             <w:shd w:fill="FFFFFF" w:color="FFFFFF" w:val="solid"/>
             <w:tcMar>
               <w:top w:type="dxa" w:w="40"/>
@@ -27105,13 +27080,13 @@
                 <w:sz w:val="18"/>
                 <w:szCs w:val="18"/>
               </w:rPr>
-              <w:t xml:space="preserve">Net Income Math</w:t>
-            </w:r>
-          </w:p>
-        </w:tc>
-        <w:tc>
-          <w:tcPr>
-            <w:tcW w:type="pct" w:w="64%"/>
+              <w:t xml:space="preserve">true</w:t>
+            </w:r>
+          </w:p>
+        </w:tc>
+        <w:tc>
+          <w:tcPr>
+            <w:tcW w:type="pct" w:w="55%"/>
             <w:shd w:fill="FFFFFF" w:color="FFFFFF" w:val="solid"/>
             <w:tcMar>
               <w:top w:type="dxa" w:w="40"/>
@@ -27133,7 +27108,7 @@
                 <w:sz w:val="18"/>
                 <w:szCs w:val="18"/>
               </w:rPr>
-              <w:t xml:space="preserve">NI = EBT − Tax</w:t>
+              <w:t xml:space="preserve">Skip AI when local checks pass (saves cost)</w:t>
             </w:r>
           </w:p>
         </w:tc>
@@ -27141,85 +27116,85 @@
       <w:tr>
         <w:tc>
           <w:tcPr>
-            <w:tcW w:type="pct" w:w="8%"/>
-            <w:shd w:fill="F3F4F6" w:color="F3F4F6" w:val="solid"/>
-            <w:tcMar>
-              <w:top w:type="dxa" w:w="40"/>
-              <w:left w:type="dxa" w:w="80"/>
-              <w:bottom w:type="dxa" w:w="40"/>
-              <w:right w:type="dxa" w:w="80"/>
-            </w:tcMar>
-          </w:tcPr>
-          <w:p>
-            <w:pPr>
-              <w:spacing w:after="0"/>
-            </w:pPr>
-            <w:r>
-              <w:rPr>
-                <w:rFonts w:ascii="Calibri" w:cs="Calibri" w:eastAsia="Calibri" w:hAnsi="Calibri"/>
-                <w:b w:val="false"/>
-                <w:bCs w:val="false"/>
-                <w:color w:val="1F2937"/>
-                <w:sz w:val="18"/>
-                <w:szCs w:val="18"/>
-              </w:rPr>
-              <w:t xml:space="preserve">6-11</w:t>
-            </w:r>
-          </w:p>
-        </w:tc>
-        <w:tc>
-          <w:tcPr>
-            <w:tcW w:type="pct" w:w="28%"/>
-            <w:shd w:fill="F3F4F6" w:color="F3F4F6" w:val="solid"/>
-            <w:tcMar>
-              <w:top w:type="dxa" w:w="40"/>
-              <w:left w:type="dxa" w:w="80"/>
-              <w:bottom w:type="dxa" w:w="40"/>
-              <w:right w:type="dxa" w:w="80"/>
-            </w:tcMar>
-          </w:tcPr>
-          <w:p>
-            <w:pPr>
-              <w:spacing w:after="0"/>
-            </w:pPr>
-            <w:r>
-              <w:rPr>
-                <w:rFonts w:ascii="Calibri" w:cs="Calibri" w:eastAsia="Calibri" w:hAnsi="Calibri"/>
-                <w:b w:val="false"/>
-                <w:bCs w:val="false"/>
-                <w:color w:val="1F2937"/>
-                <w:sz w:val="18"/>
-                <w:szCs w:val="18"/>
-              </w:rPr>
-              <w:t xml:space="preserve">Egyptian Profit Appropriation</w:t>
-            </w:r>
-          </w:p>
-        </w:tc>
-        <w:tc>
-          <w:tcPr>
-            <w:tcW w:type="pct" w:w="64%"/>
-            <w:shd w:fill="F3F4F6" w:color="F3F4F6" w:val="solid"/>
-            <w:tcMar>
-              <w:top w:type="dxa" w:w="40"/>
-              <w:left w:type="dxa" w:w="80"/>
-              <w:bottom w:type="dxa" w:w="40"/>
-              <w:right w:type="dxa" w:w="80"/>
-            </w:tcMar>
-          </w:tcPr>
-          <w:p>
-            <w:pPr>
-              <w:spacing w:after="0"/>
-            </w:pPr>
-            <w:r>
-              <w:rPr>
-                <w:rFonts w:ascii="Calibri" w:cs="Calibri" w:eastAsia="Calibri" w:hAnsi="Calibri"/>
-                <w:b w:val="false"/>
-                <w:bCs w:val="false"/>
-                <w:color w:val="1F2937"/>
-                <w:sz w:val="18"/>
-                <w:szCs w:val="18"/>
-              </w:rPr>
-              <w:t xml:space="preserve">EPD, LR, Distributable, Dividends, WHT, Addition to RE (6 sub-rules)</w:t>
+            <w:tcW w:type="pct" w:w="30%"/>
+            <w:shd w:fill="F3F4F6" w:color="F3F4F6" w:val="solid"/>
+            <w:tcMar>
+              <w:top w:type="dxa" w:w="40"/>
+              <w:left w:type="dxa" w:w="80"/>
+              <w:bottom w:type="dxa" w:w="40"/>
+              <w:right w:type="dxa" w:w="80"/>
+            </w:tcMar>
+          </w:tcPr>
+          <w:p>
+            <w:pPr>
+              <w:spacing w:after="0"/>
+            </w:pPr>
+            <w:r>
+              <w:rPr>
+                <w:rFonts w:ascii="Calibri" w:cs="Calibri" w:eastAsia="Calibri" w:hAnsi="Calibri"/>
+                <w:b w:val="false"/>
+                <w:bCs w:val="false"/>
+                <w:color w:val="1F2937"/>
+                <w:sz w:val="18"/>
+                <w:szCs w:val="18"/>
+              </w:rPr>
+              <w:t xml:space="preserve">scenarios</w:t>
+            </w:r>
+          </w:p>
+        </w:tc>
+        <w:tc>
+          <w:tcPr>
+            <w:tcW w:type="pct" w:w="15%"/>
+            <w:shd w:fill="F3F4F6" w:color="F3F4F6" w:val="solid"/>
+            <w:tcMar>
+              <w:top w:type="dxa" w:w="40"/>
+              <w:left w:type="dxa" w:w="80"/>
+              <w:bottom w:type="dxa" w:w="40"/>
+              <w:right w:type="dxa" w:w="80"/>
+            </w:tcMar>
+          </w:tcPr>
+          <w:p>
+            <w:pPr>
+              <w:spacing w:after="0"/>
+            </w:pPr>
+            <w:r>
+              <w:rPr>
+                <w:rFonts w:ascii="Calibri" w:cs="Calibri" w:eastAsia="Calibri" w:hAnsi="Calibri"/>
+                <w:b w:val="false"/>
+                <w:bCs w:val="false"/>
+                <w:color w:val="1F2937"/>
+                <w:sz w:val="18"/>
+                <w:szCs w:val="18"/>
+              </w:rPr>
+              <w:t xml:space="preserve">[base, optimistic, conservative]</w:t>
+            </w:r>
+          </w:p>
+        </w:tc>
+        <w:tc>
+          <w:tcPr>
+            <w:tcW w:type="pct" w:w="55%"/>
+            <w:shd w:fill="F3F4F6" w:color="F3F4F6" w:val="solid"/>
+            <w:tcMar>
+              <w:top w:type="dxa" w:w="40"/>
+              <w:left w:type="dxa" w:w="80"/>
+              <w:bottom w:type="dxa" w:w="40"/>
+              <w:right w:type="dxa" w:w="80"/>
+            </w:tcMar>
+          </w:tcPr>
+          <w:p>
+            <w:pPr>
+              <w:spacing w:after="0"/>
+            </w:pPr>
+            <w:r>
+              <w:rPr>
+                <w:rFonts w:ascii="Calibri" w:cs="Calibri" w:eastAsia="Calibri" w:hAnsi="Calibri"/>
+                <w:b w:val="false"/>
+                <w:bCs w:val="false"/>
+                <w:color w:val="1F2937"/>
+                <w:sz w:val="18"/>
+                <w:szCs w:val="18"/>
+              </w:rPr>
+              <w:t xml:space="preserve">Which scenarios to validate</w:t>
             </w:r>
           </w:p>
         </w:tc>
@@ -27227,7 +27202,7 @@
       <w:tr>
         <w:tc>
           <w:tcPr>
-            <w:tcW w:type="pct" w:w="8%"/>
+            <w:tcW w:type="pct" w:w="30%"/>
             <w:shd w:fill="FFFFFF" w:color="FFFFFF" w:val="solid"/>
             <w:tcMar>
               <w:top w:type="dxa" w:w="40"/>
@@ -27249,13 +27224,13 @@
                 <w:sz w:val="18"/>
                 <w:szCs w:val="18"/>
               </w:rPr>
-              <w:t xml:space="preserve">12</w:t>
-            </w:r>
-          </w:p>
-        </w:tc>
-        <w:tc>
-          <w:tcPr>
-            <w:tcW w:type="pct" w:w="28%"/>
+              <w:t xml:space="preserve">tolerance</w:t>
+            </w:r>
+          </w:p>
+        </w:tc>
+        <w:tc>
+          <w:tcPr>
+            <w:tcW w:type="pct" w:w="15%"/>
             <w:shd w:fill="FFFFFF" w:color="FFFFFF" w:val="solid"/>
             <w:tcMar>
               <w:top w:type="dxa" w:w="40"/>
@@ -27277,13 +27252,13 @@
                 <w:sz w:val="18"/>
                 <w:szCs w:val="18"/>
               </w:rPr>
-              <w:t xml:space="preserve">RE Roll Forward</w:t>
-            </w:r>
-          </w:p>
-        </w:tc>
-        <w:tc>
-          <w:tcPr>
-            <w:tcW w:type="pct" w:w="64%"/>
+              <w:t xml:space="preserve">0.01</w:t>
+            </w:r>
+          </w:p>
+        </w:tc>
+        <w:tc>
+          <w:tcPr>
+            <w:tcW w:type="pct" w:w="55%"/>
             <w:shd w:fill="FFFFFF" w:color="FFFFFF" w:val="solid"/>
             <w:tcMar>
               <w:top w:type="dxa" w:w="40"/>
@@ -27305,270 +27280,53 @@
                 <w:sz w:val="18"/>
                 <w:szCs w:val="18"/>
               </w:rPr>
-              <w:t xml:space="preserve">RE_t = RE_{t-1} + additionToRE_t</w:t>
-            </w:r>
-          </w:p>
-        </w:tc>
-      </w:tr>
-      <w:tr>
-        <w:tc>
-          <w:tcPr>
-            <w:tcW w:type="pct" w:w="8%"/>
-            <w:shd w:fill="F3F4F6" w:color="F3F4F6" w:val="solid"/>
-            <w:tcMar>
-              <w:top w:type="dxa" w:w="40"/>
-              <w:left w:type="dxa" w:w="80"/>
-              <w:bottom w:type="dxa" w:w="40"/>
-              <w:right w:type="dxa" w:w="80"/>
-            </w:tcMar>
-          </w:tcPr>
-          <w:p>
-            <w:pPr>
-              <w:spacing w:after="0"/>
-            </w:pPr>
-            <w:r>
-              <w:rPr>
-                <w:rFonts w:ascii="Calibri" w:cs="Calibri" w:eastAsia="Calibri" w:hAnsi="Calibri"/>
-                <w:b w:val="false"/>
-                <w:bCs w:val="false"/>
-                <w:color w:val="1F2937"/>
-                <w:sz w:val="18"/>
-                <w:szCs w:val="18"/>
-              </w:rPr>
-              <w:t xml:space="preserve">13</w:t>
-            </w:r>
-          </w:p>
-        </w:tc>
-        <w:tc>
-          <w:tcPr>
-            <w:tcW w:type="pct" w:w="28%"/>
-            <w:shd w:fill="F3F4F6" w:color="F3F4F6" w:val="solid"/>
-            <w:tcMar>
-              <w:top w:type="dxa" w:w="40"/>
-              <w:left w:type="dxa" w:w="80"/>
-              <w:bottom w:type="dxa" w:w="40"/>
-              <w:right w:type="dxa" w:w="80"/>
-            </w:tcMar>
-          </w:tcPr>
-          <w:p>
-            <w:pPr>
-              <w:spacing w:after="0"/>
-            </w:pPr>
-            <w:r>
-              <w:rPr>
-                <w:rFonts w:ascii="Calibri" w:cs="Calibri" w:eastAsia="Calibri" w:hAnsi="Calibri"/>
-                <w:b w:val="false"/>
-                <w:bCs w:val="false"/>
-                <w:color w:val="1F2937"/>
-                <w:sz w:val="18"/>
-                <w:szCs w:val="18"/>
-              </w:rPr>
-              <w:t xml:space="preserve">Tax Calculation</w:t>
-            </w:r>
-          </w:p>
-        </w:tc>
-        <w:tc>
-          <w:tcPr>
-            <w:tcW w:type="pct" w:w="64%"/>
-            <w:shd w:fill="F3F4F6" w:color="F3F4F6" w:val="solid"/>
-            <w:tcMar>
-              <w:top w:type="dxa" w:w="40"/>
-              <w:left w:type="dxa" w:w="80"/>
-              <w:bottom w:type="dxa" w:w="40"/>
-              <w:right w:type="dxa" w:w="80"/>
-            </w:tcMar>
-          </w:tcPr>
-          <w:p>
-            <w:pPr>
-              <w:spacing w:after="0"/>
-            </w:pPr>
-            <w:r>
-              <w:rPr>
-                <w:rFonts w:ascii="Calibri" w:cs="Calibri" w:eastAsia="Calibri" w:hAnsi="Calibri"/>
-                <w:b w:val="false"/>
-                <w:bCs w:val="false"/>
-                <w:color w:val="1F2937"/>
-                <w:sz w:val="18"/>
-                <w:szCs w:val="18"/>
-              </w:rPr>
-              <w:t xml:space="preserve">tax = max(0, EBT × taxRate)</w:t>
-            </w:r>
-          </w:p>
-        </w:tc>
-      </w:tr>
-      <w:tr>
-        <w:tc>
-          <w:tcPr>
-            <w:tcW w:type="pct" w:w="8%"/>
-            <w:shd w:fill="FFFFFF" w:color="FFFFFF" w:val="solid"/>
-            <w:tcMar>
-              <w:top w:type="dxa" w:w="40"/>
-              <w:left w:type="dxa" w:w="80"/>
-              <w:bottom w:type="dxa" w:w="40"/>
-              <w:right w:type="dxa" w:w="80"/>
-            </w:tcMar>
-          </w:tcPr>
-          <w:p>
-            <w:pPr>
-              <w:spacing w:after="0"/>
-            </w:pPr>
-            <w:r>
-              <w:rPr>
-                <w:rFonts w:ascii="Calibri" w:cs="Calibri" w:eastAsia="Calibri" w:hAnsi="Calibri"/>
-                <w:b w:val="false"/>
-                <w:bCs w:val="false"/>
-                <w:color w:val="1F2937"/>
-                <w:sz w:val="18"/>
-                <w:szCs w:val="18"/>
-              </w:rPr>
-              <w:t xml:space="preserve">15</w:t>
-            </w:r>
-          </w:p>
-        </w:tc>
-        <w:tc>
-          <w:tcPr>
-            <w:tcW w:type="pct" w:w="28%"/>
-            <w:shd w:fill="FFFFFF" w:color="FFFFFF" w:val="solid"/>
-            <w:tcMar>
-              <w:top w:type="dxa" w:w="40"/>
-              <w:left w:type="dxa" w:w="80"/>
-              <w:bottom w:type="dxa" w:w="40"/>
-              <w:right w:type="dxa" w:w="80"/>
-            </w:tcMar>
-          </w:tcPr>
-          <w:p>
-            <w:pPr>
-              <w:spacing w:after="0"/>
-            </w:pPr>
-            <w:r>
-              <w:rPr>
-                <w:rFonts w:ascii="Calibri" w:cs="Calibri" w:eastAsia="Calibri" w:hAnsi="Calibri"/>
-                <w:b w:val="false"/>
-                <w:bCs w:val="false"/>
-                <w:color w:val="1F2937"/>
-                <w:sz w:val="18"/>
-                <w:szCs w:val="18"/>
-              </w:rPr>
-              <w:t xml:space="preserve">CF Net Change</w:t>
-            </w:r>
-          </w:p>
-        </w:tc>
-        <w:tc>
-          <w:tcPr>
-            <w:tcW w:type="pct" w:w="64%"/>
-            <w:shd w:fill="FFFFFF" w:color="FFFFFF" w:val="solid"/>
-            <w:tcMar>
-              <w:top w:type="dxa" w:w="40"/>
-              <w:left w:type="dxa" w:w="80"/>
-              <w:bottom w:type="dxa" w:w="40"/>
-              <w:right w:type="dxa" w:w="80"/>
-            </w:tcMar>
-          </w:tcPr>
-          <w:p>
-            <w:pPr>
-              <w:spacing w:after="0"/>
-            </w:pPr>
-            <w:r>
-              <w:rPr>
-                <w:rFonts w:ascii="Calibri" w:cs="Calibri" w:eastAsia="Calibri" w:hAnsi="Calibri"/>
-                <w:b w:val="false"/>
-                <w:bCs w:val="false"/>
-                <w:color w:val="1F2937"/>
-                <w:sz w:val="18"/>
-                <w:szCs w:val="18"/>
-              </w:rPr>
-              <w:t xml:space="preserve">netChange = CFO + CFI + CFF</w:t>
-            </w:r>
-          </w:p>
-        </w:tc>
-      </w:tr>
-      <w:tr>
-        <w:tc>
-          <w:tcPr>
-            <w:tcW w:type="pct" w:w="8%"/>
-            <w:shd w:fill="F3F4F6" w:color="F3F4F6" w:val="solid"/>
-            <w:tcMar>
-              <w:top w:type="dxa" w:w="40"/>
-              <w:left w:type="dxa" w:w="80"/>
-              <w:bottom w:type="dxa" w:w="40"/>
-              <w:right w:type="dxa" w:w="80"/>
-            </w:tcMar>
-          </w:tcPr>
-          <w:p>
-            <w:pPr>
-              <w:spacing w:after="0"/>
-            </w:pPr>
-            <w:r>
-              <w:rPr>
-                <w:rFonts w:ascii="Calibri" w:cs="Calibri" w:eastAsia="Calibri" w:hAnsi="Calibri"/>
-                <w:b w:val="false"/>
-                <w:bCs w:val="false"/>
-                <w:color w:val="1F2937"/>
-                <w:sz w:val="18"/>
-                <w:szCs w:val="18"/>
-              </w:rPr>
-              <w:t xml:space="preserve">16</w:t>
-            </w:r>
-          </w:p>
-        </w:tc>
-        <w:tc>
-          <w:tcPr>
-            <w:tcW w:type="pct" w:w="28%"/>
-            <w:shd w:fill="F3F4F6" w:color="F3F4F6" w:val="solid"/>
-            <w:tcMar>
-              <w:top w:type="dxa" w:w="40"/>
-              <w:left w:type="dxa" w:w="80"/>
-              <w:bottom w:type="dxa" w:w="40"/>
-              <w:right w:type="dxa" w:w="80"/>
-            </w:tcMar>
-          </w:tcPr>
-          <w:p>
-            <w:pPr>
-              <w:spacing w:after="0"/>
-            </w:pPr>
-            <w:r>
-              <w:rPr>
-                <w:rFonts w:ascii="Calibri" w:cs="Calibri" w:eastAsia="Calibri" w:hAnsi="Calibri"/>
-                <w:b w:val="false"/>
-                <w:bCs w:val="false"/>
-                <w:color w:val="1F2937"/>
-                <w:sz w:val="18"/>
-                <w:szCs w:val="18"/>
-              </w:rPr>
-              <w:t xml:space="preserve">Ending Cash Identity</w:t>
-            </w:r>
-          </w:p>
-        </w:tc>
-        <w:tc>
-          <w:tcPr>
-            <w:tcW w:type="pct" w:w="64%"/>
-            <w:shd w:fill="F3F4F6" w:color="F3F4F6" w:val="solid"/>
-            <w:tcMar>
-              <w:top w:type="dxa" w:w="40"/>
-              <w:left w:type="dxa" w:w="80"/>
-              <w:bottom w:type="dxa" w:w="40"/>
-              <w:right w:type="dxa" w:w="80"/>
-            </w:tcMar>
-          </w:tcPr>
-          <w:p>
-            <w:pPr>
-              <w:spacing w:after="0"/>
-            </w:pPr>
-            <w:r>
-              <w:rPr>
-                <w:rFonts w:ascii="Calibri" w:cs="Calibri" w:eastAsia="Calibri" w:hAnsi="Calibri"/>
-                <w:b w:val="false"/>
-                <w:bCs w:val="false"/>
-                <w:color w:val="1F2937"/>
-                <w:sz w:val="18"/>
-                <w:szCs w:val="18"/>
-              </w:rPr>
-              <w:t xml:space="preserve">endingCash = beginningCash + netChange</w:t>
+              <w:t xml:space="preserve">Monetary comparison tolerance</w:t>
             </w:r>
           </w:p>
         </w:tc>
       </w:tr>
     </w:tbl>
+    <w:p>
+      <w:pPr>
+        <w:spacing w:after="40"/>
+      </w:pPr>
+    </w:p>
+    <w:p>
+      <w:pPr>
+        <w:pStyle w:val="Heading2"/>
+        <w:spacing w:before="280" w:after="80"/>
+      </w:pPr>
+      <w:r>
+        <w:rPr>
+          <w:rFonts w:ascii="Calibri" w:cs="Calibri" w:eastAsia="Calibri" w:hAnsi="Calibri"/>
+          <w:b/>
+          <w:bCs/>
+          <w:color w:val="1E3A8A"/>
+          <w:sz w:val="26"/>
+          <w:szCs w:val="26"/>
+        </w:rPr>
+        <w:t xml:space="preserve">15.3 Deterministic Validation Rules (19 Rules)</w:t>
+      </w:r>
+    </w:p>
+    <w:p>
+      <w:pPr>
+        <w:spacing w:after="80"/>
+        <w:jc w:val="left"/>
+      </w:pPr>
+      <w:r>
+        <w:rPr>
+          <w:rFonts w:ascii="Calibri" w:cs="Calibri" w:eastAsia="Calibri" w:hAnsi="Calibri"/>
+          <w:b w:val="false"/>
+          <w:bCs w:val="false"/>
+          <w:i w:val="false"/>
+          <w:iCs w:val="false"/>
+          <w:color w:val="1F2937"/>
+          <w:sz w:val="20"/>
+          <w:szCs w:val="20"/>
+        </w:rPr>
+        <w:t xml:space="preserve">The rules are organized in 3 tiers of severity:</w:t>
+      </w:r>
+    </w:p>
     <w:p>
       <w:pPr>
         <w:pStyle w:val="Heading3"/>
@@ -27583,7 +27341,7 @@
           <w:sz w:val="22"/>
           <w:szCs w:val="22"/>
         </w:rPr>
-        <w:t xml:space="preserve">Tier 2 — Major (5 rules)</w:t>
+        <w:t xml:space="preserve">Tier 1 — Critical (9 rules)</w:t>
       </w:r>
     </w:p>
     <w:tbl>
@@ -27717,7 +27475,7 @@
                 <w:sz w:val="18"/>
                 <w:szCs w:val="18"/>
               </w:rPr>
-              <w:t xml:space="preserve">17</w:t>
+              <w:t xml:space="preserve">1</w:t>
             </w:r>
           </w:p>
         </w:tc>
@@ -27745,7 +27503,7 @@
                 <w:sz w:val="18"/>
                 <w:szCs w:val="18"/>
               </w:rPr>
-              <w:t xml:space="preserve">NOPAT Formula</w:t>
+              <w:t xml:space="preserve">Balance Sheet Balance</w:t>
             </w:r>
           </w:p>
         </w:tc>
@@ -27773,7 +27531,7 @@
                 <w:sz w:val="18"/>
                 <w:szCs w:val="18"/>
               </w:rPr>
-              <w:t xml:space="preserve">NOPAT = EBIT × (1 − taxRate)</w:t>
+              <w:t xml:space="preserve">abs(totalAssets − totalL&amp;E) &lt; 0.01</w:t>
             </w:r>
           </w:p>
         </w:tc>
@@ -27803,7 +27561,7 @@
                 <w:sz w:val="18"/>
                 <w:szCs w:val="18"/>
               </w:rPr>
-              <w:t xml:space="preserve">20</w:t>
+              <w:t xml:space="preserve">2</w:t>
             </w:r>
           </w:p>
         </w:tc>
@@ -27831,7 +27589,7 @@
                 <w:sz w:val="18"/>
                 <w:szCs w:val="18"/>
               </w:rPr>
-              <w:t xml:space="preserve">EBITDA Consistency</w:t>
+              <w:t xml:space="preserve">CF Ending Cash = BS Cash</w:t>
             </w:r>
           </w:p>
         </w:tc>
@@ -27859,7 +27617,7 @@
                 <w:sz w:val="18"/>
                 <w:szCs w:val="18"/>
               </w:rPr>
-              <w:t xml:space="preserve">EBITDA = EBIT + D + A</w:t>
+              <w:t xml:space="preserve">abs(cf.endingCash − bs.cash) &lt; 0.01</w:t>
             </w:r>
           </w:p>
         </w:tc>
@@ -27889,7 +27647,7 @@
                 <w:sz w:val="18"/>
                 <w:szCs w:val="18"/>
               </w:rPr>
-              <w:t xml:space="preserve">26</w:t>
+              <w:t xml:space="preserve">3</w:t>
             </w:r>
           </w:p>
         </w:tc>
@@ -27917,7 +27675,7 @@
                 <w:sz w:val="18"/>
                 <w:szCs w:val="18"/>
               </w:rPr>
-              <w:t xml:space="preserve">ROIC Formula</w:t>
+              <w:t xml:space="preserve">Revenue Chain Integrity</w:t>
             </w:r>
           </w:p>
         </w:tc>
@@ -27945,7 +27703,7 @@
                 <w:sz w:val="18"/>
                 <w:szCs w:val="18"/>
               </w:rPr>
-              <w:t xml:space="preserve">ROIC = NOPAT / (Equity + Total Debt)</w:t>
+              <w:t xml:space="preserve">revenue_t = revenue_{t-1} × (1 + growthRate_t)</w:t>
             </w:r>
           </w:p>
         </w:tc>
@@ -27975,7 +27733,7 @@
                 <w:sz w:val="18"/>
                 <w:szCs w:val="18"/>
               </w:rPr>
-              <w:t xml:space="preserve">27</w:t>
+              <w:t xml:space="preserve">4</w:t>
             </w:r>
           </w:p>
         </w:tc>
@@ -28003,7 +27761,7 @@
                 <w:sz w:val="18"/>
                 <w:szCs w:val="18"/>
               </w:rPr>
-              <w:t xml:space="preserve">ROE Formula</w:t>
+              <w:t xml:space="preserve">Net Income Math</w:t>
             </w:r>
           </w:p>
         </w:tc>
@@ -28031,7 +27789,7 @@
                 <w:sz w:val="18"/>
                 <w:szCs w:val="18"/>
               </w:rPr>
-              <w:t xml:space="preserve">ROE = NI / Total Equity</w:t>
+              <w:t xml:space="preserve">NI = EBT − Tax</w:t>
             </w:r>
           </w:p>
         </w:tc>
@@ -28061,7 +27819,7 @@
                 <w:sz w:val="18"/>
                 <w:szCs w:val="18"/>
               </w:rPr>
-              <w:t xml:space="preserve">28</w:t>
+              <w:t xml:space="preserve">6-11</w:t>
             </w:r>
           </w:p>
         </w:tc>
@@ -28089,7 +27847,7 @@
                 <w:sz w:val="18"/>
                 <w:szCs w:val="18"/>
               </w:rPr>
-              <w:t xml:space="preserve">ROA Formula</w:t>
+              <w:t xml:space="preserve">Egyptian Profit Appropriation</w:t>
             </w:r>
           </w:p>
         </w:tc>
@@ -28117,7 +27875,351 @@
                 <w:sz w:val="18"/>
                 <w:szCs w:val="18"/>
               </w:rPr>
-              <w:t xml:space="preserve">ROA = NI / Total Assets</w:t>
+              <w:t xml:space="preserve">EPD, LR, Distributable, Dividends, WHT, Addition to RE (6 sub-rules)</w:t>
+            </w:r>
+          </w:p>
+        </w:tc>
+      </w:tr>
+      <w:tr>
+        <w:tc>
+          <w:tcPr>
+            <w:tcW w:type="pct" w:w="8%"/>
+            <w:shd w:fill="FFFFFF" w:color="FFFFFF" w:val="solid"/>
+            <w:tcMar>
+              <w:top w:type="dxa" w:w="40"/>
+              <w:left w:type="dxa" w:w="80"/>
+              <w:bottom w:type="dxa" w:w="40"/>
+              <w:right w:type="dxa" w:w="80"/>
+            </w:tcMar>
+          </w:tcPr>
+          <w:p>
+            <w:pPr>
+              <w:spacing w:after="0"/>
+            </w:pPr>
+            <w:r>
+              <w:rPr>
+                <w:rFonts w:ascii="Calibri" w:cs="Calibri" w:eastAsia="Calibri" w:hAnsi="Calibri"/>
+                <w:b w:val="false"/>
+                <w:bCs w:val="false"/>
+                <w:color w:val="1F2937"/>
+                <w:sz w:val="18"/>
+                <w:szCs w:val="18"/>
+              </w:rPr>
+              <w:t xml:space="preserve">12</w:t>
+            </w:r>
+          </w:p>
+        </w:tc>
+        <w:tc>
+          <w:tcPr>
+            <w:tcW w:type="pct" w:w="28%"/>
+            <w:shd w:fill="FFFFFF" w:color="FFFFFF" w:val="solid"/>
+            <w:tcMar>
+              <w:top w:type="dxa" w:w="40"/>
+              <w:left w:type="dxa" w:w="80"/>
+              <w:bottom w:type="dxa" w:w="40"/>
+              <w:right w:type="dxa" w:w="80"/>
+            </w:tcMar>
+          </w:tcPr>
+          <w:p>
+            <w:pPr>
+              <w:spacing w:after="0"/>
+            </w:pPr>
+            <w:r>
+              <w:rPr>
+                <w:rFonts w:ascii="Calibri" w:cs="Calibri" w:eastAsia="Calibri" w:hAnsi="Calibri"/>
+                <w:b w:val="false"/>
+                <w:bCs w:val="false"/>
+                <w:color w:val="1F2937"/>
+                <w:sz w:val="18"/>
+                <w:szCs w:val="18"/>
+              </w:rPr>
+              <w:t xml:space="preserve">RE Roll Forward</w:t>
+            </w:r>
+          </w:p>
+        </w:tc>
+        <w:tc>
+          <w:tcPr>
+            <w:tcW w:type="pct" w:w="64%"/>
+            <w:shd w:fill="FFFFFF" w:color="FFFFFF" w:val="solid"/>
+            <w:tcMar>
+              <w:top w:type="dxa" w:w="40"/>
+              <w:left w:type="dxa" w:w="80"/>
+              <w:bottom w:type="dxa" w:w="40"/>
+              <w:right w:type="dxa" w:w="80"/>
+            </w:tcMar>
+          </w:tcPr>
+          <w:p>
+            <w:pPr>
+              <w:spacing w:after="0"/>
+            </w:pPr>
+            <w:r>
+              <w:rPr>
+                <w:rFonts w:ascii="Calibri" w:cs="Calibri" w:eastAsia="Calibri" w:hAnsi="Calibri"/>
+                <w:b w:val="false"/>
+                <w:bCs w:val="false"/>
+                <w:color w:val="1F2937"/>
+                <w:sz w:val="18"/>
+                <w:szCs w:val="18"/>
+              </w:rPr>
+              <w:t xml:space="preserve">RE_t = RE_{t-1} + additionToRE_t</w:t>
+            </w:r>
+          </w:p>
+        </w:tc>
+      </w:tr>
+      <w:tr>
+        <w:tc>
+          <w:tcPr>
+            <w:tcW w:type="pct" w:w="8%"/>
+            <w:shd w:fill="F3F4F6" w:color="F3F4F6" w:val="solid"/>
+            <w:tcMar>
+              <w:top w:type="dxa" w:w="40"/>
+              <w:left w:type="dxa" w:w="80"/>
+              <w:bottom w:type="dxa" w:w="40"/>
+              <w:right w:type="dxa" w:w="80"/>
+            </w:tcMar>
+          </w:tcPr>
+          <w:p>
+            <w:pPr>
+              <w:spacing w:after="0"/>
+            </w:pPr>
+            <w:r>
+              <w:rPr>
+                <w:rFonts w:ascii="Calibri" w:cs="Calibri" w:eastAsia="Calibri" w:hAnsi="Calibri"/>
+                <w:b w:val="false"/>
+                <w:bCs w:val="false"/>
+                <w:color w:val="1F2937"/>
+                <w:sz w:val="18"/>
+                <w:szCs w:val="18"/>
+              </w:rPr>
+              <w:t xml:space="preserve">13</w:t>
+            </w:r>
+          </w:p>
+        </w:tc>
+        <w:tc>
+          <w:tcPr>
+            <w:tcW w:type="pct" w:w="28%"/>
+            <w:shd w:fill="F3F4F6" w:color="F3F4F6" w:val="solid"/>
+            <w:tcMar>
+              <w:top w:type="dxa" w:w="40"/>
+              <w:left w:type="dxa" w:w="80"/>
+              <w:bottom w:type="dxa" w:w="40"/>
+              <w:right w:type="dxa" w:w="80"/>
+            </w:tcMar>
+          </w:tcPr>
+          <w:p>
+            <w:pPr>
+              <w:spacing w:after="0"/>
+            </w:pPr>
+            <w:r>
+              <w:rPr>
+                <w:rFonts w:ascii="Calibri" w:cs="Calibri" w:eastAsia="Calibri" w:hAnsi="Calibri"/>
+                <w:b w:val="false"/>
+                <w:bCs w:val="false"/>
+                <w:color w:val="1F2937"/>
+                <w:sz w:val="18"/>
+                <w:szCs w:val="18"/>
+              </w:rPr>
+              <w:t xml:space="preserve">Tax Calculation</w:t>
+            </w:r>
+          </w:p>
+        </w:tc>
+        <w:tc>
+          <w:tcPr>
+            <w:tcW w:type="pct" w:w="64%"/>
+            <w:shd w:fill="F3F4F6" w:color="F3F4F6" w:val="solid"/>
+            <w:tcMar>
+              <w:top w:type="dxa" w:w="40"/>
+              <w:left w:type="dxa" w:w="80"/>
+              <w:bottom w:type="dxa" w:w="40"/>
+              <w:right w:type="dxa" w:w="80"/>
+            </w:tcMar>
+          </w:tcPr>
+          <w:p>
+            <w:pPr>
+              <w:spacing w:after="0"/>
+            </w:pPr>
+            <w:r>
+              <w:rPr>
+                <w:rFonts w:ascii="Calibri" w:cs="Calibri" w:eastAsia="Calibri" w:hAnsi="Calibri"/>
+                <w:b w:val="false"/>
+                <w:bCs w:val="false"/>
+                <w:color w:val="1F2937"/>
+                <w:sz w:val="18"/>
+                <w:szCs w:val="18"/>
+              </w:rPr>
+              <w:t xml:space="preserve">tax = max(0, EBT × taxRate)</w:t>
+            </w:r>
+          </w:p>
+        </w:tc>
+      </w:tr>
+      <w:tr>
+        <w:tc>
+          <w:tcPr>
+            <w:tcW w:type="pct" w:w="8%"/>
+            <w:shd w:fill="FFFFFF" w:color="FFFFFF" w:val="solid"/>
+            <w:tcMar>
+              <w:top w:type="dxa" w:w="40"/>
+              <w:left w:type="dxa" w:w="80"/>
+              <w:bottom w:type="dxa" w:w="40"/>
+              <w:right w:type="dxa" w:w="80"/>
+            </w:tcMar>
+          </w:tcPr>
+          <w:p>
+            <w:pPr>
+              <w:spacing w:after="0"/>
+            </w:pPr>
+            <w:r>
+              <w:rPr>
+                <w:rFonts w:ascii="Calibri" w:cs="Calibri" w:eastAsia="Calibri" w:hAnsi="Calibri"/>
+                <w:b w:val="false"/>
+                <w:bCs w:val="false"/>
+                <w:color w:val="1F2937"/>
+                <w:sz w:val="18"/>
+                <w:szCs w:val="18"/>
+              </w:rPr>
+              <w:t xml:space="preserve">15</w:t>
+            </w:r>
+          </w:p>
+        </w:tc>
+        <w:tc>
+          <w:tcPr>
+            <w:tcW w:type="pct" w:w="28%"/>
+            <w:shd w:fill="FFFFFF" w:color="FFFFFF" w:val="solid"/>
+            <w:tcMar>
+              <w:top w:type="dxa" w:w="40"/>
+              <w:left w:type="dxa" w:w="80"/>
+              <w:bottom w:type="dxa" w:w="40"/>
+              <w:right w:type="dxa" w:w="80"/>
+            </w:tcMar>
+          </w:tcPr>
+          <w:p>
+            <w:pPr>
+              <w:spacing w:after="0"/>
+            </w:pPr>
+            <w:r>
+              <w:rPr>
+                <w:rFonts w:ascii="Calibri" w:cs="Calibri" w:eastAsia="Calibri" w:hAnsi="Calibri"/>
+                <w:b w:val="false"/>
+                <w:bCs w:val="false"/>
+                <w:color w:val="1F2937"/>
+                <w:sz w:val="18"/>
+                <w:szCs w:val="18"/>
+              </w:rPr>
+              <w:t xml:space="preserve">CF Net Change</w:t>
+            </w:r>
+          </w:p>
+        </w:tc>
+        <w:tc>
+          <w:tcPr>
+            <w:tcW w:type="pct" w:w="64%"/>
+            <w:shd w:fill="FFFFFF" w:color="FFFFFF" w:val="solid"/>
+            <w:tcMar>
+              <w:top w:type="dxa" w:w="40"/>
+              <w:left w:type="dxa" w:w="80"/>
+              <w:bottom w:type="dxa" w:w="40"/>
+              <w:right w:type="dxa" w:w="80"/>
+            </w:tcMar>
+          </w:tcPr>
+          <w:p>
+            <w:pPr>
+              <w:spacing w:after="0"/>
+            </w:pPr>
+            <w:r>
+              <w:rPr>
+                <w:rFonts w:ascii="Calibri" w:cs="Calibri" w:eastAsia="Calibri" w:hAnsi="Calibri"/>
+                <w:b w:val="false"/>
+                <w:bCs w:val="false"/>
+                <w:color w:val="1F2937"/>
+                <w:sz w:val="18"/>
+                <w:szCs w:val="18"/>
+              </w:rPr>
+              <w:t xml:space="preserve">netChange = CFO + CFI + CFF</w:t>
+            </w:r>
+          </w:p>
+        </w:tc>
+      </w:tr>
+      <w:tr>
+        <w:tc>
+          <w:tcPr>
+            <w:tcW w:type="pct" w:w="8%"/>
+            <w:shd w:fill="F3F4F6" w:color="F3F4F6" w:val="solid"/>
+            <w:tcMar>
+              <w:top w:type="dxa" w:w="40"/>
+              <w:left w:type="dxa" w:w="80"/>
+              <w:bottom w:type="dxa" w:w="40"/>
+              <w:right w:type="dxa" w:w="80"/>
+            </w:tcMar>
+          </w:tcPr>
+          <w:p>
+            <w:pPr>
+              <w:spacing w:after="0"/>
+            </w:pPr>
+            <w:r>
+              <w:rPr>
+                <w:rFonts w:ascii="Calibri" w:cs="Calibri" w:eastAsia="Calibri" w:hAnsi="Calibri"/>
+                <w:b w:val="false"/>
+                <w:bCs w:val="false"/>
+                <w:color w:val="1F2937"/>
+                <w:sz w:val="18"/>
+                <w:szCs w:val="18"/>
+              </w:rPr>
+              <w:t xml:space="preserve">16</w:t>
+            </w:r>
+          </w:p>
+        </w:tc>
+        <w:tc>
+          <w:tcPr>
+            <w:tcW w:type="pct" w:w="28%"/>
+            <w:shd w:fill="F3F4F6" w:color="F3F4F6" w:val="solid"/>
+            <w:tcMar>
+              <w:top w:type="dxa" w:w="40"/>
+              <w:left w:type="dxa" w:w="80"/>
+              <w:bottom w:type="dxa" w:w="40"/>
+              <w:right w:type="dxa" w:w="80"/>
+            </w:tcMar>
+          </w:tcPr>
+          <w:p>
+            <w:pPr>
+              <w:spacing w:after="0"/>
+            </w:pPr>
+            <w:r>
+              <w:rPr>
+                <w:rFonts w:ascii="Calibri" w:cs="Calibri" w:eastAsia="Calibri" w:hAnsi="Calibri"/>
+                <w:b w:val="false"/>
+                <w:bCs w:val="false"/>
+                <w:color w:val="1F2937"/>
+                <w:sz w:val="18"/>
+                <w:szCs w:val="18"/>
+              </w:rPr>
+              <w:t xml:space="preserve">Ending Cash Identity</w:t>
+            </w:r>
+          </w:p>
+        </w:tc>
+        <w:tc>
+          <w:tcPr>
+            <w:tcW w:type="pct" w:w="64%"/>
+            <w:shd w:fill="F3F4F6" w:color="F3F4F6" w:val="solid"/>
+            <w:tcMar>
+              <w:top w:type="dxa" w:w="40"/>
+              <w:left w:type="dxa" w:w="80"/>
+              <w:bottom w:type="dxa" w:w="40"/>
+              <w:right w:type="dxa" w:w="80"/>
+            </w:tcMar>
+          </w:tcPr>
+          <w:p>
+            <w:pPr>
+              <w:spacing w:after="0"/>
+            </w:pPr>
+            <w:r>
+              <w:rPr>
+                <w:rFonts w:ascii="Calibri" w:cs="Calibri" w:eastAsia="Calibri" w:hAnsi="Calibri"/>
+                <w:b w:val="false"/>
+                <w:bCs w:val="false"/>
+                <w:color w:val="1F2937"/>
+                <w:sz w:val="18"/>
+                <w:szCs w:val="18"/>
+              </w:rPr>
+              <w:t xml:space="preserve">endingCash = beginningCash + netChange</w:t>
             </w:r>
           </w:p>
         </w:tc>
@@ -28137,7 +28239,7 @@
           <w:sz w:val="22"/>
           <w:szCs w:val="22"/>
         </w:rPr>
-        <w:t xml:space="preserve">Tier 3 — Advisory (5 rules)</w:t>
+        <w:t xml:space="preserve">Tier 2 — Major (5 rules)</w:t>
       </w:r>
     </w:p>
     <w:tbl>
@@ -28271,6 +28373,560 @@
                 <w:sz w:val="18"/>
                 <w:szCs w:val="18"/>
               </w:rPr>
+              <w:t xml:space="preserve">17</w:t>
+            </w:r>
+          </w:p>
+        </w:tc>
+        <w:tc>
+          <w:tcPr>
+            <w:tcW w:type="pct" w:w="28%"/>
+            <w:shd w:fill="F3F4F6" w:color="F3F4F6" w:val="solid"/>
+            <w:tcMar>
+              <w:top w:type="dxa" w:w="40"/>
+              <w:left w:type="dxa" w:w="80"/>
+              <w:bottom w:type="dxa" w:w="40"/>
+              <w:right w:type="dxa" w:w="80"/>
+            </w:tcMar>
+          </w:tcPr>
+          <w:p>
+            <w:pPr>
+              <w:spacing w:after="0"/>
+            </w:pPr>
+            <w:r>
+              <w:rPr>
+                <w:rFonts w:ascii="Calibri" w:cs="Calibri" w:eastAsia="Calibri" w:hAnsi="Calibri"/>
+                <w:b w:val="false"/>
+                <w:bCs w:val="false"/>
+                <w:color w:val="1F2937"/>
+                <w:sz w:val="18"/>
+                <w:szCs w:val="18"/>
+              </w:rPr>
+              <w:t xml:space="preserve">NOPAT Formula</w:t>
+            </w:r>
+          </w:p>
+        </w:tc>
+        <w:tc>
+          <w:tcPr>
+            <w:tcW w:type="pct" w:w="64%"/>
+            <w:shd w:fill="F3F4F6" w:color="F3F4F6" w:val="solid"/>
+            <w:tcMar>
+              <w:top w:type="dxa" w:w="40"/>
+              <w:left w:type="dxa" w:w="80"/>
+              <w:bottom w:type="dxa" w:w="40"/>
+              <w:right w:type="dxa" w:w="80"/>
+            </w:tcMar>
+          </w:tcPr>
+          <w:p>
+            <w:pPr>
+              <w:spacing w:after="0"/>
+            </w:pPr>
+            <w:r>
+              <w:rPr>
+                <w:rFonts w:ascii="Calibri" w:cs="Calibri" w:eastAsia="Calibri" w:hAnsi="Calibri"/>
+                <w:b w:val="false"/>
+                <w:bCs w:val="false"/>
+                <w:color w:val="1F2937"/>
+                <w:sz w:val="18"/>
+                <w:szCs w:val="18"/>
+              </w:rPr>
+              <w:t xml:space="preserve">NOPAT = EBIT × (1 − taxRate)</w:t>
+            </w:r>
+          </w:p>
+        </w:tc>
+      </w:tr>
+      <w:tr>
+        <w:tc>
+          <w:tcPr>
+            <w:tcW w:type="pct" w:w="8%"/>
+            <w:shd w:fill="FFFFFF" w:color="FFFFFF" w:val="solid"/>
+            <w:tcMar>
+              <w:top w:type="dxa" w:w="40"/>
+              <w:left w:type="dxa" w:w="80"/>
+              <w:bottom w:type="dxa" w:w="40"/>
+              <w:right w:type="dxa" w:w="80"/>
+            </w:tcMar>
+          </w:tcPr>
+          <w:p>
+            <w:pPr>
+              <w:spacing w:after="0"/>
+            </w:pPr>
+            <w:r>
+              <w:rPr>
+                <w:rFonts w:ascii="Calibri" w:cs="Calibri" w:eastAsia="Calibri" w:hAnsi="Calibri"/>
+                <w:b w:val="false"/>
+                <w:bCs w:val="false"/>
+                <w:color w:val="1F2937"/>
+                <w:sz w:val="18"/>
+                <w:szCs w:val="18"/>
+              </w:rPr>
+              <w:t xml:space="preserve">20</w:t>
+            </w:r>
+          </w:p>
+        </w:tc>
+        <w:tc>
+          <w:tcPr>
+            <w:tcW w:type="pct" w:w="28%"/>
+            <w:shd w:fill="FFFFFF" w:color="FFFFFF" w:val="solid"/>
+            <w:tcMar>
+              <w:top w:type="dxa" w:w="40"/>
+              <w:left w:type="dxa" w:w="80"/>
+              <w:bottom w:type="dxa" w:w="40"/>
+              <w:right w:type="dxa" w:w="80"/>
+            </w:tcMar>
+          </w:tcPr>
+          <w:p>
+            <w:pPr>
+              <w:spacing w:after="0"/>
+            </w:pPr>
+            <w:r>
+              <w:rPr>
+                <w:rFonts w:ascii="Calibri" w:cs="Calibri" w:eastAsia="Calibri" w:hAnsi="Calibri"/>
+                <w:b w:val="false"/>
+                <w:bCs w:val="false"/>
+                <w:color w:val="1F2937"/>
+                <w:sz w:val="18"/>
+                <w:szCs w:val="18"/>
+              </w:rPr>
+              <w:t xml:space="preserve">EBITDA Consistency</w:t>
+            </w:r>
+          </w:p>
+        </w:tc>
+        <w:tc>
+          <w:tcPr>
+            <w:tcW w:type="pct" w:w="64%"/>
+            <w:shd w:fill="FFFFFF" w:color="FFFFFF" w:val="solid"/>
+            <w:tcMar>
+              <w:top w:type="dxa" w:w="40"/>
+              <w:left w:type="dxa" w:w="80"/>
+              <w:bottom w:type="dxa" w:w="40"/>
+              <w:right w:type="dxa" w:w="80"/>
+            </w:tcMar>
+          </w:tcPr>
+          <w:p>
+            <w:pPr>
+              <w:spacing w:after="0"/>
+            </w:pPr>
+            <w:r>
+              <w:rPr>
+                <w:rFonts w:ascii="Calibri" w:cs="Calibri" w:eastAsia="Calibri" w:hAnsi="Calibri"/>
+                <w:b w:val="false"/>
+                <w:bCs w:val="false"/>
+                <w:color w:val="1F2937"/>
+                <w:sz w:val="18"/>
+                <w:szCs w:val="18"/>
+              </w:rPr>
+              <w:t xml:space="preserve">EBITDA = EBIT + D + A</w:t>
+            </w:r>
+          </w:p>
+        </w:tc>
+      </w:tr>
+      <w:tr>
+        <w:tc>
+          <w:tcPr>
+            <w:tcW w:type="pct" w:w="8%"/>
+            <w:shd w:fill="F3F4F6" w:color="F3F4F6" w:val="solid"/>
+            <w:tcMar>
+              <w:top w:type="dxa" w:w="40"/>
+              <w:left w:type="dxa" w:w="80"/>
+              <w:bottom w:type="dxa" w:w="40"/>
+              <w:right w:type="dxa" w:w="80"/>
+            </w:tcMar>
+          </w:tcPr>
+          <w:p>
+            <w:pPr>
+              <w:spacing w:after="0"/>
+            </w:pPr>
+            <w:r>
+              <w:rPr>
+                <w:rFonts w:ascii="Calibri" w:cs="Calibri" w:eastAsia="Calibri" w:hAnsi="Calibri"/>
+                <w:b w:val="false"/>
+                <w:bCs w:val="false"/>
+                <w:color w:val="1F2937"/>
+                <w:sz w:val="18"/>
+                <w:szCs w:val="18"/>
+              </w:rPr>
+              <w:t xml:space="preserve">26</w:t>
+            </w:r>
+          </w:p>
+        </w:tc>
+        <w:tc>
+          <w:tcPr>
+            <w:tcW w:type="pct" w:w="28%"/>
+            <w:shd w:fill="F3F4F6" w:color="F3F4F6" w:val="solid"/>
+            <w:tcMar>
+              <w:top w:type="dxa" w:w="40"/>
+              <w:left w:type="dxa" w:w="80"/>
+              <w:bottom w:type="dxa" w:w="40"/>
+              <w:right w:type="dxa" w:w="80"/>
+            </w:tcMar>
+          </w:tcPr>
+          <w:p>
+            <w:pPr>
+              <w:spacing w:after="0"/>
+            </w:pPr>
+            <w:r>
+              <w:rPr>
+                <w:rFonts w:ascii="Calibri" w:cs="Calibri" w:eastAsia="Calibri" w:hAnsi="Calibri"/>
+                <w:b w:val="false"/>
+                <w:bCs w:val="false"/>
+                <w:color w:val="1F2937"/>
+                <w:sz w:val="18"/>
+                <w:szCs w:val="18"/>
+              </w:rPr>
+              <w:t xml:space="preserve">ROIC Formula</w:t>
+            </w:r>
+          </w:p>
+        </w:tc>
+        <w:tc>
+          <w:tcPr>
+            <w:tcW w:type="pct" w:w="64%"/>
+            <w:shd w:fill="F3F4F6" w:color="F3F4F6" w:val="solid"/>
+            <w:tcMar>
+              <w:top w:type="dxa" w:w="40"/>
+              <w:left w:type="dxa" w:w="80"/>
+              <w:bottom w:type="dxa" w:w="40"/>
+              <w:right w:type="dxa" w:w="80"/>
+            </w:tcMar>
+          </w:tcPr>
+          <w:p>
+            <w:pPr>
+              <w:spacing w:after="0"/>
+            </w:pPr>
+            <w:r>
+              <w:rPr>
+                <w:rFonts w:ascii="Calibri" w:cs="Calibri" w:eastAsia="Calibri" w:hAnsi="Calibri"/>
+                <w:b w:val="false"/>
+                <w:bCs w:val="false"/>
+                <w:color w:val="1F2937"/>
+                <w:sz w:val="18"/>
+                <w:szCs w:val="18"/>
+              </w:rPr>
+              <w:t xml:space="preserve">ROIC = NOPAT / (Equity + Total Debt)</w:t>
+            </w:r>
+          </w:p>
+        </w:tc>
+      </w:tr>
+      <w:tr>
+        <w:tc>
+          <w:tcPr>
+            <w:tcW w:type="pct" w:w="8%"/>
+            <w:shd w:fill="FFFFFF" w:color="FFFFFF" w:val="solid"/>
+            <w:tcMar>
+              <w:top w:type="dxa" w:w="40"/>
+              <w:left w:type="dxa" w:w="80"/>
+              <w:bottom w:type="dxa" w:w="40"/>
+              <w:right w:type="dxa" w:w="80"/>
+            </w:tcMar>
+          </w:tcPr>
+          <w:p>
+            <w:pPr>
+              <w:spacing w:after="0"/>
+            </w:pPr>
+            <w:r>
+              <w:rPr>
+                <w:rFonts w:ascii="Calibri" w:cs="Calibri" w:eastAsia="Calibri" w:hAnsi="Calibri"/>
+                <w:b w:val="false"/>
+                <w:bCs w:val="false"/>
+                <w:color w:val="1F2937"/>
+                <w:sz w:val="18"/>
+                <w:szCs w:val="18"/>
+              </w:rPr>
+              <w:t xml:space="preserve">27</w:t>
+            </w:r>
+          </w:p>
+        </w:tc>
+        <w:tc>
+          <w:tcPr>
+            <w:tcW w:type="pct" w:w="28%"/>
+            <w:shd w:fill="FFFFFF" w:color="FFFFFF" w:val="solid"/>
+            <w:tcMar>
+              <w:top w:type="dxa" w:w="40"/>
+              <w:left w:type="dxa" w:w="80"/>
+              <w:bottom w:type="dxa" w:w="40"/>
+              <w:right w:type="dxa" w:w="80"/>
+            </w:tcMar>
+          </w:tcPr>
+          <w:p>
+            <w:pPr>
+              <w:spacing w:after="0"/>
+            </w:pPr>
+            <w:r>
+              <w:rPr>
+                <w:rFonts w:ascii="Calibri" w:cs="Calibri" w:eastAsia="Calibri" w:hAnsi="Calibri"/>
+                <w:b w:val="false"/>
+                <w:bCs w:val="false"/>
+                <w:color w:val="1F2937"/>
+                <w:sz w:val="18"/>
+                <w:szCs w:val="18"/>
+              </w:rPr>
+              <w:t xml:space="preserve">ROE Formula</w:t>
+            </w:r>
+          </w:p>
+        </w:tc>
+        <w:tc>
+          <w:tcPr>
+            <w:tcW w:type="pct" w:w="64%"/>
+            <w:shd w:fill="FFFFFF" w:color="FFFFFF" w:val="solid"/>
+            <w:tcMar>
+              <w:top w:type="dxa" w:w="40"/>
+              <w:left w:type="dxa" w:w="80"/>
+              <w:bottom w:type="dxa" w:w="40"/>
+              <w:right w:type="dxa" w:w="80"/>
+            </w:tcMar>
+          </w:tcPr>
+          <w:p>
+            <w:pPr>
+              <w:spacing w:after="0"/>
+            </w:pPr>
+            <w:r>
+              <w:rPr>
+                <w:rFonts w:ascii="Calibri" w:cs="Calibri" w:eastAsia="Calibri" w:hAnsi="Calibri"/>
+                <w:b w:val="false"/>
+                <w:bCs w:val="false"/>
+                <w:color w:val="1F2937"/>
+                <w:sz w:val="18"/>
+                <w:szCs w:val="18"/>
+              </w:rPr>
+              <w:t xml:space="preserve">ROE = NI / Total Equity</w:t>
+            </w:r>
+          </w:p>
+        </w:tc>
+      </w:tr>
+      <w:tr>
+        <w:tc>
+          <w:tcPr>
+            <w:tcW w:type="pct" w:w="8%"/>
+            <w:shd w:fill="F3F4F6" w:color="F3F4F6" w:val="solid"/>
+            <w:tcMar>
+              <w:top w:type="dxa" w:w="40"/>
+              <w:left w:type="dxa" w:w="80"/>
+              <w:bottom w:type="dxa" w:w="40"/>
+              <w:right w:type="dxa" w:w="80"/>
+            </w:tcMar>
+          </w:tcPr>
+          <w:p>
+            <w:pPr>
+              <w:spacing w:after="0"/>
+            </w:pPr>
+            <w:r>
+              <w:rPr>
+                <w:rFonts w:ascii="Calibri" w:cs="Calibri" w:eastAsia="Calibri" w:hAnsi="Calibri"/>
+                <w:b w:val="false"/>
+                <w:bCs w:val="false"/>
+                <w:color w:val="1F2937"/>
+                <w:sz w:val="18"/>
+                <w:szCs w:val="18"/>
+              </w:rPr>
+              <w:t xml:space="preserve">28</w:t>
+            </w:r>
+          </w:p>
+        </w:tc>
+        <w:tc>
+          <w:tcPr>
+            <w:tcW w:type="pct" w:w="28%"/>
+            <w:shd w:fill="F3F4F6" w:color="F3F4F6" w:val="solid"/>
+            <w:tcMar>
+              <w:top w:type="dxa" w:w="40"/>
+              <w:left w:type="dxa" w:w="80"/>
+              <w:bottom w:type="dxa" w:w="40"/>
+              <w:right w:type="dxa" w:w="80"/>
+            </w:tcMar>
+          </w:tcPr>
+          <w:p>
+            <w:pPr>
+              <w:spacing w:after="0"/>
+            </w:pPr>
+            <w:r>
+              <w:rPr>
+                <w:rFonts w:ascii="Calibri" w:cs="Calibri" w:eastAsia="Calibri" w:hAnsi="Calibri"/>
+                <w:b w:val="false"/>
+                <w:bCs w:val="false"/>
+                <w:color w:val="1F2937"/>
+                <w:sz w:val="18"/>
+                <w:szCs w:val="18"/>
+              </w:rPr>
+              <w:t xml:space="preserve">ROA Formula</w:t>
+            </w:r>
+          </w:p>
+        </w:tc>
+        <w:tc>
+          <w:tcPr>
+            <w:tcW w:type="pct" w:w="64%"/>
+            <w:shd w:fill="F3F4F6" w:color="F3F4F6" w:val="solid"/>
+            <w:tcMar>
+              <w:top w:type="dxa" w:w="40"/>
+              <w:left w:type="dxa" w:w="80"/>
+              <w:bottom w:type="dxa" w:w="40"/>
+              <w:right w:type="dxa" w:w="80"/>
+            </w:tcMar>
+          </w:tcPr>
+          <w:p>
+            <w:pPr>
+              <w:spacing w:after="0"/>
+            </w:pPr>
+            <w:r>
+              <w:rPr>
+                <w:rFonts w:ascii="Calibri" w:cs="Calibri" w:eastAsia="Calibri" w:hAnsi="Calibri"/>
+                <w:b w:val="false"/>
+                <w:bCs w:val="false"/>
+                <w:color w:val="1F2937"/>
+                <w:sz w:val="18"/>
+                <w:szCs w:val="18"/>
+              </w:rPr>
+              <w:t xml:space="preserve">ROA = NI / Total Assets</w:t>
+            </w:r>
+          </w:p>
+        </w:tc>
+      </w:tr>
+    </w:tbl>
+    <w:p>
+      <w:pPr>
+        <w:pStyle w:val="Heading3"/>
+        <w:spacing w:before="200" w:after="60"/>
+      </w:pPr>
+      <w:r>
+        <w:rPr>
+          <w:rFonts w:ascii="Calibri" w:cs="Calibri" w:eastAsia="Calibri" w:hAnsi="Calibri"/>
+          <w:b/>
+          <w:bCs/>
+          <w:color w:val="3B82F6"/>
+          <w:sz w:val="22"/>
+          <w:szCs w:val="22"/>
+        </w:rPr>
+        <w:t xml:space="preserve">Tier 3 — Advisory (5 rules)</w:t>
+      </w:r>
+    </w:p>
+    <w:tbl>
+      <w:tblPr>
+        <w:tblW w:type="pct" w:w="100%"/>
+        <w:tblBorders>
+          <w:top w:val="single" w:color="auto" w:sz="4"/>
+          <w:left w:val="single" w:color="auto" w:sz="4"/>
+          <w:bottom w:val="single" w:color="auto" w:sz="4"/>
+          <w:right w:val="single" w:color="auto" w:sz="4"/>
+          <w:insideH w:val="single" w:color="auto" w:sz="4"/>
+          <w:insideV w:val="single" w:color="auto" w:sz="4"/>
+        </w:tblBorders>
+      </w:tblPr>
+      <w:tblGrid>
+        <w:gridCol w:w="100"/>
+        <w:gridCol w:w="100"/>
+        <w:gridCol w:w="100"/>
+      </w:tblGrid>
+      <w:tr>
+        <w:trPr>
+          <w:tblHeader/>
+        </w:trPr>
+        <w:tc>
+          <w:tcPr>
+            <w:tcW w:type="pct" w:w="8%"/>
+            <w:shd w:fill="1E3A8A" w:color="1E3A8A" w:val="solid"/>
+            <w:tcMar>
+              <w:top w:type="dxa" w:w="40"/>
+              <w:left w:type="dxa" w:w="80"/>
+              <w:bottom w:type="dxa" w:w="40"/>
+              <w:right w:type="dxa" w:w="80"/>
+            </w:tcMar>
+          </w:tcPr>
+          <w:p>
+            <w:pPr>
+              <w:spacing w:after="0"/>
+            </w:pPr>
+            <w:r>
+              <w:rPr>
+                <w:rFonts w:ascii="Calibri" w:cs="Calibri" w:eastAsia="Calibri" w:hAnsi="Calibri"/>
+                <w:b/>
+                <w:bCs/>
+                <w:color w:val="FFFFFF"/>
+                <w:sz w:val="18"/>
+                <w:szCs w:val="18"/>
+              </w:rPr>
+              <w:t xml:space="preserve">Rule</w:t>
+            </w:r>
+          </w:p>
+        </w:tc>
+        <w:tc>
+          <w:tcPr>
+            <w:tcW w:type="pct" w:w="28%"/>
+            <w:shd w:fill="1E3A8A" w:color="1E3A8A" w:val="solid"/>
+            <w:tcMar>
+              <w:top w:type="dxa" w:w="40"/>
+              <w:left w:type="dxa" w:w="80"/>
+              <w:bottom w:type="dxa" w:w="40"/>
+              <w:right w:type="dxa" w:w="80"/>
+            </w:tcMar>
+          </w:tcPr>
+          <w:p>
+            <w:pPr>
+              <w:spacing w:after="0"/>
+            </w:pPr>
+            <w:r>
+              <w:rPr>
+                <w:rFonts w:ascii="Calibri" w:cs="Calibri" w:eastAsia="Calibri" w:hAnsi="Calibri"/>
+                <w:b/>
+                <w:bCs/>
+                <w:color w:val="FFFFFF"/>
+                <w:sz w:val="18"/>
+                <w:szCs w:val="18"/>
+              </w:rPr>
+              <w:t xml:space="preserve">Name</w:t>
+            </w:r>
+          </w:p>
+        </w:tc>
+        <w:tc>
+          <w:tcPr>
+            <w:tcW w:type="pct" w:w="64%"/>
+            <w:shd w:fill="1E3A8A" w:color="1E3A8A" w:val="solid"/>
+            <w:tcMar>
+              <w:top w:type="dxa" w:w="40"/>
+              <w:left w:type="dxa" w:w="80"/>
+              <w:bottom w:type="dxa" w:w="40"/>
+              <w:right w:type="dxa" w:w="80"/>
+            </w:tcMar>
+          </w:tcPr>
+          <w:p>
+            <w:pPr>
+              <w:spacing w:after="0"/>
+            </w:pPr>
+            <w:r>
+              <w:rPr>
+                <w:rFonts w:ascii="Calibri" w:cs="Calibri" w:eastAsia="Calibri" w:hAnsi="Calibri"/>
+                <w:b/>
+                <w:bCs/>
+                <w:color w:val="FFFFFF"/>
+                <w:sz w:val="18"/>
+                <w:szCs w:val="18"/>
+              </w:rPr>
+              <w:t xml:space="preserve">Check Formula</w:t>
+            </w:r>
+          </w:p>
+        </w:tc>
+      </w:tr>
+      <w:tr>
+        <w:tc>
+          <w:tcPr>
+            <w:tcW w:type="pct" w:w="8%"/>
+            <w:shd w:fill="F3F4F6" w:color="F3F4F6" w:val="solid"/>
+            <w:tcMar>
+              <w:top w:type="dxa" w:w="40"/>
+              <w:left w:type="dxa" w:w="80"/>
+              <w:bottom w:type="dxa" w:w="40"/>
+              <w:right w:type="dxa" w:w="80"/>
+            </w:tcMar>
+          </w:tcPr>
+          <w:p>
+            <w:pPr>
+              <w:spacing w:after="0"/>
+            </w:pPr>
+            <w:r>
+              <w:rPr>
+                <w:rFonts w:ascii="Calibri" w:cs="Calibri" w:eastAsia="Calibri" w:hAnsi="Calibri"/>
+                <w:b w:val="false"/>
+                <w:bCs w:val="false"/>
+                <w:color w:val="1F2937"/>
+                <w:sz w:val="18"/>
+                <w:szCs w:val="18"/>
+              </w:rPr>
               <w:t xml:space="preserve">31</w:t>
             </w:r>
           </w:p>
@@ -29285,13 +29941,17 @@
           <w:sz w:val="32"/>
           <w:szCs w:val="32"/>
         </w:rPr>
-        <w:t xml:space="preserve">16. Key Design Decisions</w:t>
-      </w:r>
-    </w:p>
-    <w:p>
-      <w:pPr>
-        <w:pStyle w:val="Heading3"/>
-        <w:spacing w:before="200" w:after="60"/>
+        <w:t xml:space="preserve">16. AI Chat Analyst (lib/services/analyst.ts)</w:t>
+      </w:r>
+    </w:p>
+    <w:p>
+      <w:pPr>
+        <w:pBdr>
+          <w:left w:val="single" w:color="3B82F6" w:sz="6"/>
+        </w:pBdr>
+        <w:shd w:fill="EFF6FF" w:color="EFF6FF" w:val="solid"/>
+        <w:spacing w:before="120" w:after="120"/>
+        <w:ind w:left="120"/>
       </w:pPr>
       <w:r>
         <w:rPr>
@@ -29299,10 +29959,155 @@
           <w:b/>
           <w:bCs/>
           <w:color w:val="3B82F6"/>
-          <w:sz w:val="22"/>
-          <w:szCs w:val="22"/>
-        </w:rPr>
-        <w:t xml:space="preserve">1. Cash as Plug</w:t>
+          <w:sz w:val="20"/>
+          <w:szCs w:val="20"/>
+        </w:rPr>
+        <w:t xml:space="preserve">⚡ </w:t>
+      </w:r>
+      <w:r>
+        <w:rPr>
+          <w:rFonts w:ascii="Calibri" w:cs="Calibri" w:eastAsia="Calibri" w:hAnsi="Calibri"/>
+          <w:b/>
+          <w:bCs/>
+          <w:color w:val="1E3A8A"/>
+          <w:sz w:val="20"/>
+          <w:szCs w:val="20"/>
+        </w:rPr>
+        <w:t xml:space="preserve">A real-time conversational AI analyst powered by Groq (Llama 3.1 8B Instant), separate from the validation agent. Users can ask questions and get CFA-grade audit responses.</w:t>
+      </w:r>
+    </w:p>
+    <w:p>
+      <w:pPr>
+        <w:pStyle w:val="Heading2"/>
+        <w:spacing w:before="280" w:after="80"/>
+      </w:pPr>
+      <w:r>
+        <w:rPr>
+          <w:rFonts w:ascii="Calibri" w:cs="Calibri" w:eastAsia="Calibri" w:hAnsi="Calibri"/>
+          <w:b/>
+          <w:bCs/>
+          <w:color w:val="1E3A8A"/>
+          <w:sz w:val="26"/>
+          <w:szCs w:val="26"/>
+        </w:rPr>
+        <w:t xml:space="preserve">16.1 Architecture</w:t>
+      </w:r>
+    </w:p>
+    <w:p>
+      <w:pPr>
+        <w:pStyle w:val="ListParagraph"/>
+        <w:numPr>
+          <w:ilvl w:val="0"/>
+          <w:numId w:val="1"/>
+        </w:numPr>
+        <w:spacing w:after="40"/>
+      </w:pPr>
+      <w:r>
+        <w:rPr>
+          <w:rFonts w:ascii="Calibri" w:cs="Calibri" w:eastAsia="Calibri" w:hAnsi="Calibri"/>
+          <w:color w:val="1F2937"/>
+          <w:sz w:val="20"/>
+          <w:szCs w:val="20"/>
+        </w:rPr>
+        <w:t xml:space="preserve">Backend: callAnalyst(userMessage, modelData, history) → Groq API (llama-3.1-8b-instant, temperature 0.1)</w:t>
+      </w:r>
+    </w:p>
+    <w:p>
+      <w:pPr>
+        <w:pStyle w:val="ListParagraph"/>
+        <w:numPr>
+          <w:ilvl w:val="0"/>
+          <w:numId w:val="1"/>
+        </w:numPr>
+        <w:spacing w:after="40"/>
+      </w:pPr>
+      <w:r>
+        <w:rPr>
+          <w:rFonts w:ascii="Calibri" w:cs="Calibri" w:eastAsia="Calibri" w:hAnsi="Calibri"/>
+          <w:color w:val="1F2937"/>
+          <w:sz w:val="20"/>
+          <w:szCs w:val="20"/>
+        </w:rPr>
+        <w:t xml:space="preserve">Frontend: AnalystPanel.tsx — 420px slide-in panel fixed to right side of screen</w:t>
+      </w:r>
+    </w:p>
+    <w:p>
+      <w:pPr>
+        <w:pStyle w:val="ListParagraph"/>
+        <w:numPr>
+          <w:ilvl w:val="0"/>
+          <w:numId w:val="1"/>
+        </w:numPr>
+        <w:spacing w:after="40"/>
+      </w:pPr>
+      <w:r>
+        <w:rPr>
+          <w:rFonts w:ascii="Calibri" w:cs="Calibri" w:eastAsia="Calibri" w:hAnsi="Calibri"/>
+          <w:color w:val="1F2937"/>
+          <w:sz w:val="20"/>
+          <w:szCs w:val="20"/>
+        </w:rPr>
+        <w:t xml:space="preserve">API Key: NEXT_PUBLIC_GROQ_API_KEY in .env.local (client-side for simplicity)</w:t>
+      </w:r>
+    </w:p>
+    <w:p>
+      <w:pPr>
+        <w:pStyle w:val="ListParagraph"/>
+        <w:numPr>
+          <w:ilvl w:val="0"/>
+          <w:numId w:val="1"/>
+        </w:numPr>
+        <w:spacing w:after="40"/>
+      </w:pPr>
+      <w:r>
+        <w:rPr>
+          <w:rFonts w:ascii="Calibri" w:cs="Calibri" w:eastAsia="Calibri" w:hAnsi="Calibri"/>
+          <w:color w:val="1F2937"/>
+          <w:sz w:val="20"/>
+          <w:szCs w:val="20"/>
+        </w:rPr>
+        <w:t xml:space="preserve">Context: buildCompactSummary() sends a formatted text summary of IS, BS, CF, Egyptian waterfall, RE roll-forward, CF reconciliation, and convergence status</w:t>
+      </w:r>
+    </w:p>
+    <w:p>
+      <w:pPr>
+        <w:pStyle w:val="ListParagraph"/>
+        <w:numPr>
+          <w:ilvl w:val="0"/>
+          <w:numId w:val="1"/>
+        </w:numPr>
+        <w:spacing w:after="40"/>
+      </w:pPr>
+      <w:r>
+        <w:rPr>
+          <w:rFonts w:ascii="Calibri" w:cs="Calibri" w:eastAsia="Calibri" w:hAnsi="Calibri"/>
+          <w:color w:val="1F2937"/>
+          <w:sz w:val="20"/>
+          <w:szCs w:val="20"/>
+        </w:rPr>
+        <w:t xml:space="preserve">History: last 4 messages maintained for conversational context</w:t>
+      </w:r>
+    </w:p>
+    <w:p>
+      <w:pPr>
+        <w:spacing w:after="40"/>
+      </w:pPr>
+    </w:p>
+    <w:p>
+      <w:pPr>
+        <w:pStyle w:val="Heading2"/>
+        <w:spacing w:before="280" w:after="80"/>
+      </w:pPr>
+      <w:r>
+        <w:rPr>
+          <w:rFonts w:ascii="Calibri" w:cs="Calibri" w:eastAsia="Calibri" w:hAnsi="Calibri"/>
+          <w:b/>
+          <w:bCs/>
+          <w:color w:val="1E3A8A"/>
+          <w:sz w:val="26"/>
+          <w:szCs w:val="26"/>
+        </w:rPr>
+        <w:t xml:space="preserve">16.2 Model Summary Format</w:t>
       </w:r>
     </w:p>
     <w:p>
@@ -29321,24 +30126,386 @@
           <w:sz w:val="20"/>
           <w:szCs w:val="20"/>
         </w:rPr>
-        <w:t xml:space="preserve">Cash is the balancing item on the balance sheet: Cash = Total L+E − all other assets. This guarantees A = L+E always holds, which is critical for the iterative solver to work correctly.</w:t>
-      </w:r>
-    </w:p>
-    <w:p>
-      <w:pPr>
-        <w:pStyle w:val="Heading3"/>
-        <w:spacing w:before="200" w:after="60"/>
+        <w:t xml:space="preserve">The analyst receives a compact ASCII table summary of the model data:</w:t>
+      </w:r>
+    </w:p>
+    <w:p>
+      <w:pPr>
+        <w:shd w:fill="F8F9FA" w:color="F8F9FA" w:val="solid"/>
+        <w:spacing w:after="20"/>
+        <w:ind w:left="360"/>
+      </w:pPr>
+      <w:r>
+        <w:rPr>
+          <w:rFonts w:ascii="Consolas" w:cs="Consolas" w:eastAsia="Consolas" w:hAnsi="Consolas"/>
+          <w:color w:val="3B82F6"/>
+          <w:sz w:val="18"/>
+          <w:szCs w:val="18"/>
+        </w:rPr>
+        <w:t xml:space="preserve">=== INCOME STATEMENT ===</w:t>
+      </w:r>
+    </w:p>
+    <w:p>
+      <w:pPr>
+        <w:shd w:fill="F8F9FA" w:color="F8F9FA" w:val="solid"/>
+        <w:spacing w:after="20"/>
+        <w:ind w:left="360"/>
+      </w:pPr>
+      <w:r>
+        <w:rPr>
+          <w:rFonts w:ascii="Consolas" w:cs="Consolas" w:eastAsia="Consolas" w:hAnsi="Consolas"/>
+          <w:color w:val="3B82F6"/>
+          <w:sz w:val="18"/>
+          <w:szCs w:val="18"/>
+        </w:rPr>
+        <w:t xml:space="preserve">Period       | Revenue    | EBIT       | Net Income | FCFF       | EPS</w:t>
+      </w:r>
+    </w:p>
+    <w:p>
+      <w:pPr>
+        <w:shd w:fill="F8F9FA" w:color="F8F9FA" w:val="solid"/>
+        <w:spacing w:after="20"/>
+        <w:ind w:left="360"/>
+      </w:pPr>
+      <w:r>
+        <w:rPr>
+          <w:rFonts w:ascii="Consolas" w:cs="Consolas" w:eastAsia="Consolas" w:hAnsi="Consolas"/>
+          <w:color w:val="3B82F6"/>
+          <w:sz w:val="18"/>
+          <w:szCs w:val="18"/>
+        </w:rPr>
+        <w:t xml:space="preserve">2024         |    850,000 |    120,000 |     80,625 |     90,625 | 0.8063</w:t>
+      </w:r>
+    </w:p>
+    <w:p>
+      <w:pPr>
+        <w:shd w:fill="F8F9FA" w:color="F8F9FA" w:val="solid"/>
+        <w:spacing w:after="20"/>
+        <w:ind w:left="360"/>
+      </w:pPr>
+      <w:r>
+        <w:rPr>
+          <w:rFonts w:ascii="Consolas" w:cs="Consolas" w:eastAsia="Consolas" w:hAnsi="Consolas"/>
+          <w:color w:val="3B82F6"/>
+          <w:sz w:val="18"/>
+          <w:szCs w:val="18"/>
+        </w:rPr>
+        <w:t xml:space="preserve"/>
+      </w:r>
+    </w:p>
+    <w:p>
+      <w:pPr>
+        <w:shd w:fill="F8F9FA" w:color="F8F9FA" w:val="solid"/>
+        <w:spacing w:after="20"/>
+        <w:ind w:left="360"/>
+      </w:pPr>
+      <w:r>
+        <w:rPr>
+          <w:rFonts w:ascii="Consolas" w:cs="Consolas" w:eastAsia="Consolas" w:hAnsi="Consolas"/>
+          <w:color w:val="3B82F6"/>
+          <w:sz w:val="18"/>
+          <w:szCs w:val="18"/>
+        </w:rPr>
+        <w:t xml:space="preserve">=== EGYPTIAN PROFIT WATERFALL ===</w:t>
+      </w:r>
+    </w:p>
+    <w:p>
+      <w:pPr>
+        <w:shd w:fill="F8F9FA" w:color="F8F9FA" w:val="solid"/>
+        <w:spacing w:after="20"/>
+        <w:ind w:left="360"/>
+      </w:pPr>
+      <w:r>
+        <w:rPr>
+          <w:rFonts w:ascii="Consolas" w:cs="Consolas" w:eastAsia="Consolas" w:hAnsi="Consolas"/>
+          <w:color w:val="3B82F6"/>
+          <w:sz w:val="18"/>
+          <w:szCs w:val="18"/>
+        </w:rPr>
+        <w:t xml:space="preserve">Period       | NI         | EPD        | Leg.Res.   | Distribut. | Gr.Divs    | AddToRE</w:t>
+      </w:r>
+    </w:p>
+    <w:p>
+      <w:pPr>
+        <w:shd w:fill="F8F9FA" w:color="F8F9FA" w:val="solid"/>
+        <w:spacing w:after="20"/>
+        <w:ind w:left="360"/>
+      </w:pPr>
+      <w:r>
+        <w:rPr>
+          <w:rFonts w:ascii="Consolas" w:cs="Consolas" w:eastAsia="Consolas" w:hAnsi="Consolas"/>
+          <w:color w:val="3B82F6"/>
+          <w:sz w:val="18"/>
+          <w:szCs w:val="18"/>
+        </w:rPr>
+        <w:t xml:space="preserve"/>
+      </w:r>
+    </w:p>
+    <w:p>
+      <w:pPr>
+        <w:shd w:fill="F8F9FA" w:color="F8F9FA" w:val="solid"/>
+        <w:spacing w:after="20"/>
+        <w:ind w:left="360"/>
+      </w:pPr>
+      <w:r>
+        <w:rPr>
+          <w:rFonts w:ascii="Consolas" w:cs="Consolas" w:eastAsia="Consolas" w:hAnsi="Consolas"/>
+          <w:color w:val="3B82F6"/>
+          <w:sz w:val="18"/>
+          <w:szCs w:val="18"/>
+        </w:rPr>
+        <w:t xml:space="preserve">=== BALANCE SHEET ===</w:t>
+      </w:r>
+    </w:p>
+    <w:p>
+      <w:pPr>
+        <w:shd w:fill="F8F9FA" w:color="F8F9FA" w:val="solid"/>
+        <w:spacing w:after="20"/>
+        <w:ind w:left="360"/>
+      </w:pPr>
+      <w:r>
+        <w:rPr>
+          <w:rFonts w:ascii="Consolas" w:cs="Consolas" w:eastAsia="Consolas" w:hAnsi="Consolas"/>
+          <w:color w:val="3B82F6"/>
+          <w:sz w:val="18"/>
+          <w:szCs w:val="18"/>
+        </w:rPr>
+        <w:t xml:space="preserve">Period       | Cash       | Tot.Assets | Tot.Liab   | Tot.Equity | Balanced?</w:t>
+      </w:r>
+    </w:p>
+    <w:p>
+      <w:pPr>
+        <w:shd w:fill="F8F9FA" w:color="F8F9FA" w:val="solid"/>
+        <w:spacing w:after="20"/>
+        <w:ind w:left="360"/>
+      </w:pPr>
+      <w:r>
+        <w:rPr>
+          <w:rFonts w:ascii="Consolas" w:cs="Consolas" w:eastAsia="Consolas" w:hAnsi="Consolas"/>
+          <w:color w:val="3B82F6"/>
+          <w:sz w:val="18"/>
+          <w:szCs w:val="18"/>
+        </w:rPr>
+        <w:t xml:space="preserve"/>
+      </w:r>
+    </w:p>
+    <w:p>
+      <w:pPr>
+        <w:shd w:fill="F8F9FA" w:color="F8F9FA" w:val="solid"/>
+        <w:spacing w:after="20"/>
+        <w:ind w:left="360"/>
+      </w:pPr>
+      <w:r>
+        <w:rPr>
+          <w:rFonts w:ascii="Consolas" w:cs="Consolas" w:eastAsia="Consolas" w:hAnsi="Consolas"/>
+          <w:color w:val="3B82F6"/>
+          <w:sz w:val="18"/>
+          <w:szCs w:val="18"/>
+        </w:rPr>
+        <w:t xml:space="preserve">=== RE ROLL-FORWARD ===</w:t>
+      </w:r>
+    </w:p>
+    <w:p>
+      <w:pPr>
+        <w:shd w:fill="F8F9FA" w:color="F8F9FA" w:val="solid"/>
+        <w:spacing w:after="20"/>
+        <w:ind w:left="360"/>
+      </w:pPr>
+      <w:r>
+        <w:rPr>
+          <w:rFonts w:ascii="Consolas" w:cs="Consolas" w:eastAsia="Consolas" w:hAnsi="Consolas"/>
+          <w:color w:val="3B82F6"/>
+          <w:sz w:val="18"/>
+          <w:szCs w:val="18"/>
+        </w:rPr>
+        <w:t xml:space="preserve">Period       | RE(open)   | AddToRE    | RE(calc)   | RE(BS)     | Match?</w:t>
+      </w:r>
+    </w:p>
+    <w:p>
+      <w:pPr>
+        <w:shd w:fill="F8F9FA" w:color="F8F9FA" w:val="solid"/>
+        <w:spacing w:after="20"/>
+        <w:ind w:left="360"/>
+      </w:pPr>
+      <w:r>
+        <w:rPr>
+          <w:rFonts w:ascii="Consolas" w:cs="Consolas" w:eastAsia="Consolas" w:hAnsi="Consolas"/>
+          <w:color w:val="3B82F6"/>
+          <w:sz w:val="18"/>
+          <w:szCs w:val="18"/>
+        </w:rPr>
+        <w:t xml:space="preserve"/>
+      </w:r>
+    </w:p>
+    <w:p>
+      <w:pPr>
+        <w:shd w:fill="F8F9FA" w:color="F8F9FA" w:val="solid"/>
+        <w:spacing w:after="20"/>
+        <w:ind w:left="360"/>
+      </w:pPr>
+      <w:r>
+        <w:rPr>
+          <w:rFonts w:ascii="Consolas" w:cs="Consolas" w:eastAsia="Consolas" w:hAnsi="Consolas"/>
+          <w:color w:val="3B82F6"/>
+          <w:sz w:val="18"/>
+          <w:szCs w:val="18"/>
+        </w:rPr>
+        <w:t xml:space="preserve">=== CASH FLOW RECONCILIATION ===</w:t>
+      </w:r>
+    </w:p>
+    <w:p>
+      <w:pPr>
+        <w:shd w:fill="F8F9FA" w:color="F8F9FA" w:val="solid"/>
+        <w:spacing w:after="20"/>
+        <w:ind w:left="360"/>
+      </w:pPr>
+      <w:r>
+        <w:rPr>
+          <w:rFonts w:ascii="Consolas" w:cs="Consolas" w:eastAsia="Consolas" w:hAnsi="Consolas"/>
+          <w:color w:val="3B82F6"/>
+          <w:sz w:val="18"/>
+          <w:szCs w:val="18"/>
+        </w:rPr>
+        <w:t xml:space="preserve">Period       | CFO        | CFI        | CFF        | EndCash(CF)| Cash(BS)   | Match?</w:t>
+      </w:r>
+    </w:p>
+    <w:p>
+      <w:pPr>
+        <w:spacing w:after="40"/>
+      </w:pPr>
+    </w:p>
+    <w:p>
+      <w:pPr>
+        <w:pStyle w:val="Heading2"/>
+        <w:spacing w:before="280" w:after="80"/>
       </w:pPr>
       <w:r>
         <w:rPr>
           <w:rFonts w:ascii="Calibri" w:cs="Calibri" w:eastAsia="Calibri" w:hAnsi="Calibri"/>
           <w:b/>
           <w:bCs/>
-          <w:color w:val="3B82F6"/>
-          <w:sz w:val="22"/>
-          <w:szCs w:val="22"/>
-        </w:rPr>
-        <w:t xml:space="preserve">2. Iterative Circular Resolution</w:t>
+          <w:color w:val="1E3A8A"/>
+          <w:sz w:val="26"/>
+          <w:szCs w:val="26"/>
+        </w:rPr>
+        <w:t xml:space="preserve">16.3 Preset Questions</w:t>
+      </w:r>
+    </w:p>
+    <w:p>
+      <w:pPr>
+        <w:pStyle w:val="ListParagraph"/>
+        <w:numPr>
+          <w:ilvl w:val="0"/>
+          <w:numId w:val="1"/>
+        </w:numPr>
+        <w:spacing w:after="40"/>
+      </w:pPr>
+      <w:r>
+        <w:rPr>
+          <w:rFonts w:ascii="Calibri" w:cs="Calibri" w:eastAsia="Calibri" w:hAnsi="Calibri"/>
+          <w:color w:val="1F2937"/>
+          <w:sz w:val="20"/>
+          <w:szCs w:val="20"/>
+        </w:rPr>
+        <w:t xml:space="preserve">"Does the balance sheet balance?"</w:t>
+      </w:r>
+    </w:p>
+    <w:p>
+      <w:pPr>
+        <w:pStyle w:val="ListParagraph"/>
+        <w:numPr>
+          <w:ilvl w:val="0"/>
+          <w:numId w:val="1"/>
+        </w:numPr>
+        <w:spacing w:after="40"/>
+      </w:pPr>
+      <w:r>
+        <w:rPr>
+          <w:rFonts w:ascii="Calibri" w:cs="Calibri" w:eastAsia="Calibri" w:hAnsi="Calibri"/>
+          <w:color w:val="1F2937"/>
+          <w:sz w:val="20"/>
+          <w:szCs w:val="20"/>
+        </w:rPr>
+        <w:t xml:space="preserve">"Explain the Egyptian profit waterfall"</w:t>
+      </w:r>
+    </w:p>
+    <w:p>
+      <w:pPr>
+        <w:pStyle w:val="ListParagraph"/>
+        <w:numPr>
+          <w:ilvl w:val="0"/>
+          <w:numId w:val="1"/>
+        </w:numPr>
+        <w:spacing w:after="40"/>
+      </w:pPr>
+      <w:r>
+        <w:rPr>
+          <w:rFonts w:ascii="Calibri" w:cs="Calibri" w:eastAsia="Calibri" w:hAnsi="Calibri"/>
+          <w:color w:val="1F2937"/>
+          <w:sz w:val="20"/>
+          <w:szCs w:val="20"/>
+        </w:rPr>
+        <w:t xml:space="preserve">"Why is FCFF different from FCF?"</w:t>
+      </w:r>
+    </w:p>
+    <w:p>
+      <w:pPr>
+        <w:pStyle w:val="ListParagraph"/>
+        <w:numPr>
+          <w:ilvl w:val="0"/>
+          <w:numId w:val="1"/>
+        </w:numPr>
+        <w:spacing w:after="40"/>
+      </w:pPr>
+      <w:r>
+        <w:rPr>
+          <w:rFonts w:ascii="Calibri" w:cs="Calibri" w:eastAsia="Calibri" w:hAnsi="Calibri"/>
+          <w:color w:val="1F2937"/>
+          <w:sz w:val="20"/>
+          <w:szCs w:val="20"/>
+        </w:rPr>
+        <w:t xml:space="preserve">"Check the 2026E retained earnings roll"</w:t>
+      </w:r>
+    </w:p>
+    <w:p>
+      <w:pPr>
+        <w:pStyle w:val="ListParagraph"/>
+        <w:numPr>
+          <w:ilvl w:val="0"/>
+          <w:numId w:val="1"/>
+        </w:numPr>
+        <w:spacing w:after="40"/>
+      </w:pPr>
+      <w:r>
+        <w:rPr>
+          <w:rFonts w:ascii="Calibri" w:cs="Calibri" w:eastAsia="Calibri" w:hAnsi="Calibri"/>
+          <w:color w:val="1F2937"/>
+          <w:sz w:val="20"/>
+          <w:szCs w:val="20"/>
+        </w:rPr>
+        <w:t xml:space="preserve">"Verify All Statements" — comprehensive 6-point audit covering BS balance, CF reconciliation, IS flow, Egyptian waterfall, RE roll-forward, and integration checks</w:t>
+      </w:r>
+    </w:p>
+    <w:p>
+      <w:pPr>
+        <w:spacing w:after="40"/>
+      </w:pPr>
+    </w:p>
+    <w:p>
+      <w:pPr>
+        <w:pStyle w:val="Heading2"/>
+        <w:spacing w:before="280" w:after="80"/>
+      </w:pPr>
+      <w:r>
+        <w:rPr>
+          <w:rFonts w:ascii="Calibri" w:cs="Calibri" w:eastAsia="Calibri" w:hAnsi="Calibri"/>
+          <w:b/>
+          <w:bCs/>
+          <w:color w:val="1E3A8A"/>
+          <w:sz w:val="26"/>
+          <w:szCs w:val="26"/>
+        </w:rPr>
+        <w:t xml:space="preserve">16.4 System Prompt</w:t>
       </w:r>
     </w:p>
     <w:p>
@@ -29357,7 +30524,127 @@
           <w:sz w:val="20"/>
           <w:szCs w:val="20"/>
         </w:rPr>
-        <w:t xml:space="preserve">The fundamental circular dependency (Interest → Net Income → Cash → CF → Interest) is resolved via iteration. The solver runs up to 100 rounds with a tolerance of 0.01 for interest values. This approach is simpler and more robust than algebraic solutions.</w:t>
+        <w:t xml:space="preserve">The analyst is configured as a "CFA-grade financial analyst embedded in a 3-Statement Financial Model Engine for the Egyptian market" with expertise in:</w:t>
+      </w:r>
+    </w:p>
+    <w:p>
+      <w:pPr>
+        <w:pStyle w:val="ListParagraph"/>
+        <w:numPr>
+          <w:ilvl w:val="0"/>
+          <w:numId w:val="1"/>
+        </w:numPr>
+        <w:spacing w:after="40"/>
+      </w:pPr>
+      <w:r>
+        <w:rPr>
+          <w:rFonts w:ascii="Calibri" w:cs="Calibri" w:eastAsia="Calibri" w:hAnsi="Calibri"/>
+          <w:color w:val="1F2937"/>
+          <w:sz w:val="20"/>
+          <w:szCs w:val="20"/>
+        </w:rPr>
+        <w:t xml:space="preserve">Egyptian Company Law 159/1981 (EPD, Legal Reserve)</w:t>
+      </w:r>
+    </w:p>
+    <w:p>
+      <w:pPr>
+        <w:pStyle w:val="ListParagraph"/>
+        <w:numPr>
+          <w:ilvl w:val="0"/>
+          <w:numId w:val="1"/>
+        </w:numPr>
+        <w:spacing w:after="40"/>
+      </w:pPr>
+      <w:r>
+        <w:rPr>
+          <w:rFonts w:ascii="Calibri" w:cs="Calibri" w:eastAsia="Calibri" w:hAnsi="Calibri"/>
+          <w:color w:val="1F2937"/>
+          <w:sz w:val="20"/>
+          <w:szCs w:val="20"/>
+        </w:rPr>
+        <w:t xml:space="preserve">Egyptian Tax Law (corporate tax 22.5%, dividend WHT 10%)</w:t>
+      </w:r>
+    </w:p>
+    <w:p>
+      <w:pPr>
+        <w:pStyle w:val="ListParagraph"/>
+        <w:numPr>
+          <w:ilvl w:val="0"/>
+          <w:numId w:val="1"/>
+        </w:numPr>
+        <w:spacing w:after="40"/>
+      </w:pPr>
+      <w:r>
+        <w:rPr>
+          <w:rFonts w:ascii="Calibri" w:cs="Calibri" w:eastAsia="Calibri" w:hAnsi="Calibri"/>
+          <w:color w:val="1F2937"/>
+          <w:sz w:val="20"/>
+          <w:szCs w:val="20"/>
+        </w:rPr>
+        <w:t xml:space="preserve">3-statement model integration (IS → BS → CF circular dependency)</w:t>
+      </w:r>
+    </w:p>
+    <w:p>
+      <w:pPr>
+        <w:pStyle w:val="ListParagraph"/>
+        <w:numPr>
+          <w:ilvl w:val="0"/>
+          <w:numId w:val="1"/>
+        </w:numPr>
+        <w:spacing w:after="40"/>
+      </w:pPr>
+      <w:r>
+        <w:rPr>
+          <w:rFonts w:ascii="Calibri" w:cs="Calibri" w:eastAsia="Calibri" w:hAnsi="Calibri"/>
+          <w:color w:val="1F2937"/>
+          <w:sz w:val="20"/>
+          <w:szCs w:val="20"/>
+        </w:rPr>
+        <w:t xml:space="preserve">CBE banking metrics</w:t>
+      </w:r>
+    </w:p>
+    <w:p>
+      <w:pPr>
+        <w:pStyle w:val="ListParagraph"/>
+        <w:numPr>
+          <w:ilvl w:val="0"/>
+          <w:numId w:val="1"/>
+        </w:numPr>
+        <w:spacing w:after="40"/>
+      </w:pPr>
+      <w:r>
+        <w:rPr>
+          <w:rFonts w:ascii="Calibri" w:cs="Calibri" w:eastAsia="Calibri" w:hAnsi="Calibri"/>
+          <w:color w:val="1F2937"/>
+          <w:sz w:val="20"/>
+          <w:szCs w:val="20"/>
+        </w:rPr>
+        <w:t xml:space="preserve">Output format: ✅ / ⚠️ / ❌ [Check] — [Status] with Expected vs Actual vs Match</w:t>
+      </w:r>
+    </w:p>
+    <w:p>
+      <w:r>
+        <w:br w:type="page"/>
+      </w:r>
+    </w:p>
+    <w:p>
+      <w:pPr>
+        <w:pStyle w:val="Heading1"/>
+        <w:pBdr>
+          <w:bottom w:val="single" w:color="3B82F6" w:sz="3"/>
+        </w:pBdr>
+        <w:spacing w:before="360" w:after="120"/>
+      </w:pPr>
+      <w:r>
+        <w:rPr>
+          <w:rFonts w:ascii="Calibri" w:cs="Calibri" w:eastAsia="Calibri" w:hAnsi="Calibri"/>
+          <w:b/>
+          <w:bCs/>
+          <w:color w:val="1E3A8A"/>
+          <w:sz w:val="32"/>
+          <w:szCs w:val="32"/>
+        </w:rPr>
+        <w:t xml:space="preserve">17. Key Design Decisions</w:t>
       </w:r>
     </w:p>
     <w:p>
@@ -29374,7 +30661,7 @@
           <w:sz w:val="22"/>
           <w:szCs w:val="22"/>
         </w:rPr>
-        <w:t xml:space="preserve">3. Revenue Chain</w:t>
+        <w:t xml:space="preserve">1. Cash as Plug</w:t>
       </w:r>
     </w:p>
     <w:p>
@@ -29393,7 +30680,7 @@
           <w:sz w:val="20"/>
           <w:szCs w:val="20"/>
         </w:rPr>
-        <w:t xml:space="preserve">Revenue ALWAYS chains from previousRevenue × (1 + growthRate). There is no separate base for projections — the first projected year grows from the last historical revenue. This ensures consistency across the IS.</w:t>
+        <w:t xml:space="preserve">Cash is the balancing item on the balance sheet: Cash = Total L+E − all other assets. This guarantees A = L+E always holds, which is critical for the iterative solver to work correctly.</w:t>
       </w:r>
     </w:p>
     <w:p>
@@ -29410,7 +30697,7 @@
           <w:sz w:val="22"/>
           <w:szCs w:val="22"/>
         </w:rPr>
-        <w:t xml:space="preserve">4. Average Balances for Interest</w:t>
+        <w:t xml:space="preserve">2. Iterative Circular Resolution</w:t>
       </w:r>
     </w:p>
     <w:p>
@@ -29429,7 +30716,7 @@
           <w:sz w:val="20"/>
           <w:szCs w:val="20"/>
         </w:rPr>
-        <w:t xml:space="preserve">Interest expense = average(beginning, ending) total debt × interest rate. Interest income = average(beginning, ending) cash × interest income rate. This is standard financial modeling practice.</w:t>
+        <w:t xml:space="preserve">The fundamental circular dependency (Interest → Net Income → Cash → CF → Interest) is resolved via iteration. The solver runs up to 100 rounds with a tolerance of 0.01 for interest values. This approach is simpler and more robust than algebraic solutions.</w:t>
       </w:r>
     </w:p>
     <w:p>
@@ -29446,7 +30733,7 @@
           <w:sz w:val="22"/>
           <w:szCs w:val="22"/>
         </w:rPr>
-        <w:t xml:space="preserve">5. Back-Computed Historical Assumptions</w:t>
+        <w:t xml:space="preserve">3. Revenue Chain</w:t>
       </w:r>
     </w:p>
     <w:p>
@@ -29465,7 +30752,7 @@
           <w:sz w:val="20"/>
           <w:szCs w:val="20"/>
         </w:rPr>
-        <w:t xml:space="preserve">For the Excel export, historical-period DSO, DIO, DPO, and other metrics are reverse-calculated from actual data. This allows every cell in the Excel to have a formula, even for historical periods.</w:t>
+        <w:t xml:space="preserve">Revenue ALWAYS chains from previousRevenue × (1 + growthRate). There is no separate base for projections — the first projected year grows from the last historical revenue. This ensures consistency across the IS.</w:t>
       </w:r>
     </w:p>
     <w:p>
@@ -29482,7 +30769,7 @@
           <w:sz w:val="22"/>
           <w:szCs w:val="22"/>
         </w:rPr>
-        <w:t xml:space="preserve">6. Egyptian Localization</w:t>
+        <w:t xml:space="preserve">4. Average Balances for Interest</w:t>
       </w:r>
     </w:p>
     <w:p>
@@ -29501,7 +30788,7 @@
           <w:sz w:val="20"/>
           <w:szCs w:val="20"/>
         </w:rPr>
-        <w:t xml:space="preserve">Full support for the Egyptian market: 22.5% corporate tax rate, 14% VAT, 5 asset-class depreciation with legal rate ranges, bilingual English/Arabic labels, and Egyptian government fiscal year (July-June) support.</w:t>
+        <w:t xml:space="preserve">Interest expense = average(beginning, ending) total debt × interest rate. Interest income = average(beginning, ending) cash × interest income rate. This is standard financial modeling practice.</w:t>
       </w:r>
     </w:p>
     <w:p>
@@ -29518,7 +30805,7 @@
           <w:sz w:val="22"/>
           <w:szCs w:val="22"/>
         </w:rPr>
-        <w:t xml:space="preserve">7. Zustand + localStorage</w:t>
+        <w:t xml:space="preserve">5. Back-Computed Historical Assumptions</w:t>
       </w:r>
     </w:p>
     <w:p>
@@ -29537,6 +30824,78 @@
           <w:sz w:val="20"/>
           <w:szCs w:val="20"/>
         </w:rPr>
+        <w:t xml:space="preserve">For the Excel export, historical-period DSO, DIO, DPO, and other metrics are reverse-calculated from actual data. This allows every cell in the Excel to have a formula, even for historical periods.</w:t>
+      </w:r>
+    </w:p>
+    <w:p>
+      <w:pPr>
+        <w:pStyle w:val="Heading3"/>
+        <w:spacing w:before="200" w:after="60"/>
+      </w:pPr>
+      <w:r>
+        <w:rPr>
+          <w:rFonts w:ascii="Calibri" w:cs="Calibri" w:eastAsia="Calibri" w:hAnsi="Calibri"/>
+          <w:b/>
+          <w:bCs/>
+          <w:color w:val="3B82F6"/>
+          <w:sz w:val="22"/>
+          <w:szCs w:val="22"/>
+        </w:rPr>
+        <w:t xml:space="preserve">6. Egyptian Localization</w:t>
+      </w:r>
+    </w:p>
+    <w:p>
+      <w:pPr>
+        <w:spacing w:after="80"/>
+        <w:jc w:val="left"/>
+      </w:pPr>
+      <w:r>
+        <w:rPr>
+          <w:rFonts w:ascii="Calibri" w:cs="Calibri" w:eastAsia="Calibri" w:hAnsi="Calibri"/>
+          <w:b w:val="false"/>
+          <w:bCs w:val="false"/>
+          <w:i w:val="false"/>
+          <w:iCs w:val="false"/>
+          <w:color w:val="1F2937"/>
+          <w:sz w:val="20"/>
+          <w:szCs w:val="20"/>
+        </w:rPr>
+        <w:t xml:space="preserve">Full support for the Egyptian market: 22.5% corporate tax rate, 14% VAT, 5 asset-class depreciation with legal rate ranges, bilingual English/Arabic labels, and Egyptian government fiscal year (July-June) support.</w:t>
+      </w:r>
+    </w:p>
+    <w:p>
+      <w:pPr>
+        <w:pStyle w:val="Heading3"/>
+        <w:spacing w:before="200" w:after="60"/>
+      </w:pPr>
+      <w:r>
+        <w:rPr>
+          <w:rFonts w:ascii="Calibri" w:cs="Calibri" w:eastAsia="Calibri" w:hAnsi="Calibri"/>
+          <w:b/>
+          <w:bCs/>
+          <w:color w:val="3B82F6"/>
+          <w:sz w:val="22"/>
+          <w:szCs w:val="22"/>
+        </w:rPr>
+        <w:t xml:space="preserve">7. Zustand + localStorage</w:t>
+      </w:r>
+    </w:p>
+    <w:p>
+      <w:pPr>
+        <w:spacing w:after="80"/>
+        <w:jc w:val="left"/>
+      </w:pPr>
+      <w:r>
+        <w:rPr>
+          <w:rFonts w:ascii="Calibri" w:cs="Calibri" w:eastAsia="Calibri" w:hAnsi="Calibri"/>
+          <w:b w:val="false"/>
+          <w:bCs w:val="false"/>
+          <w:i w:val="false"/>
+          <w:iCs w:val="false"/>
+          <w:color w:val="1F2937"/>
+          <w:sz w:val="20"/>
+          <w:szCs w:val="20"/>
+        </w:rPr>
         <w:t xml:space="preserve">State persists across browser refreshes via the zustand/middleware/persist module. Only essential fields are persisted (via partialize), while computed results and UI state are excluded.</w:t>
       </w:r>
     </w:p>
@@ -29557,7 +30916,7 @@
           <w:sz w:val="32"/>
           <w:szCs w:val="32"/>
         </w:rPr>
-        <w:t xml:space="preserve">17. Known Limitations</w:t>
+        <w:t xml:space="preserve">18. Known Limitations</w:t>
       </w:r>
     </w:p>
     <w:tbl>
